--- a/zht/docx/075.content.docx
+++ b/zht/docx/075.content.docx
@@ -19,7 +19,7 @@
         <w:rPr>
           <w:lang w:val="zh_TW" w:bidi="zh_TW"/>
         </w:rPr>
-        <w:t>Resource: 聖經詞典 (Tyndale)</w:t>
+        <w:t>Resource: Tyndale Open Bible Dictionary</w:t>
       </w:r>
       <w:r>
         <w:rPr>
@@ -112,7 +112,7 @@
         <w:rPr>
           <w:lang w:val="zh_TW" w:bidi="zh_TW"/>
         </w:rPr>
-        <w:t>聖經詞典 (Tyndale)</w:t>
+        <w:t>Tyndale Open Bible Dictionary</w:t>
       </w:r>
     </w:p>
     <w:p>
@@ -149,7 +149,7 @@
         <w:rPr>
           <w:lang w:val="zh_TW" w:bidi="zh_TW"/>
         </w:rPr>
-        <w:t>la</w:t>
+        <w:t>kong</w:t>
       </w:r>
       <w:r>
         <w:rPr>
@@ -212,7 +212,7 @@
         <w:rPr>
           <w:lang w:val="zh_TW" w:bidi="zh_TW"/>
         </w:rPr>
-        <w:t>拉比</w:t>
+        <w:t>恐懼</w:t>
       </w:r>
       <w:r>
         <w:rPr>
@@ -231,7 +231,7 @@
         <w:rPr>
           <w:lang w:val="zh_TW" w:bidi="zh_TW"/>
         </w:rPr>
-        <w:t>一種尊稱，意思是「我的大人」或「在我之上者」。猶太人在耶穌的時代用這個稱號來稱呼他們的宗教教師。</w:t>
+        <w:t>對未來可能發生的壞事所產生的焦慮或害怕的情緒。有些人認為恐懼會使人尋求宗教信仰，但真正的信仰包括親近神的渴望，而不只是恐懼。一般說來，人不會想親近自己所恐懼的人或事物。</w:t>
       </w:r>
     </w:p>
     <w:p>
@@ -245,7 +245,21 @@
         <w:rPr>
           <w:lang w:val="zh_TW" w:bidi="zh_TW"/>
         </w:rPr>
-        <w:t>根據</w:t>
+        <w:t>在聖經裡，恐懼不僅指害怕或驚懼。這確實是恐懼的一部分，特別是談論對神的敬畏時，但這個詞語也包含對神的懼怕與深深的尊崇。</w:t>
+      </w:r>
+    </w:p>
+    <w:p>
+      <w:pPr/>
+      <w:r>
+        <w:rPr>
+          <w:lang w:val="zh_TW" w:bidi="zh_TW"/>
+        </w:rPr>
+      </w:r>
+      <w:r>
+        <w:rPr>
+          <w:lang w:val="zh_TW" w:bidi="zh_TW"/>
+        </w:rPr>
+        <w:t>恐懼作是焦慮或擔憂的情緒，的確有其存在價值，尤其當這種情緒與神相關時。聖經說：「落在永生神的手裡，真是可怕的」（</w:t>
       </w:r>
       <w:hyperlink r:id="rId13">
         <w:r>
@@ -256,14 +270,260 @@
             <w:color w:val="0000EE"/>
             <w:u w:val="single"/>
           </w:rPr>
-          <w:t>馬太福音二十三章7節</w:t>
+          <w:t>來10:31</w:t>
         </w:r>
       </w:hyperlink>
       <w:r>
         <w:rPr>
           <w:lang w:val="zh_TW" w:bidi="zh_TW"/>
         </w:rPr>
-        <w:t>，「拉比」是用於稱呼猶太文士和法利賽人的頭銜。然而，在新約聖經中，當其他人對耶穌說話時，它最常用作尊稱。在福音書中的許多故事中，人們都稱呼耶穌為「拉比」。比如：</w:t>
+        <w:t>）。耶穌教導我們應當敬畏神，因為祂有能力懲罰罪，也能完全滅絕人（</w:t>
+      </w:r>
+      <w:hyperlink r:id="rId14">
+        <w:r>
+          <w:rPr>
+            <w:lang w:val="zh_TW" w:bidi="zh_TW"/>
+          </w:rPr>
+          <w:rPr>
+            <w:color w:val="0000EE"/>
+            <w:u w:val="single"/>
+          </w:rPr>
+          <w:t>路12:4–5</w:t>
+        </w:r>
+      </w:hyperlink>
+      <w:r>
+        <w:rPr>
+          <w:lang w:val="zh_TW" w:bidi="zh_TW"/>
+        </w:rPr>
+        <w:t>）。</w:t>
+      </w:r>
+    </w:p>
+    <w:p>
+      <w:pPr/>
+      <w:r>
+        <w:rPr>
+          <w:lang w:val="zh_TW" w:bidi="zh_TW"/>
+        </w:rPr>
+      </w:r>
+      <w:r>
+        <w:rPr>
+          <w:lang w:val="zh_TW" w:bidi="zh_TW"/>
+        </w:rPr>
+        <w:t>恐懼可以幫助人們理解他們的內心充滿缺陷，看見自己何等需要神的饒恕。這種恐懼的最早例子可見於</w:t>
+      </w:r>
+      <w:hyperlink r:id="rId15">
+        <w:r>
+          <w:rPr>
+            <w:lang w:val="zh_TW" w:bidi="zh_TW"/>
+          </w:rPr>
+          <w:rPr>
+            <w:color w:val="0000EE"/>
+            <w:u w:val="single"/>
+          </w:rPr>
+          <w:t>創世記三章</w:t>
+        </w:r>
+      </w:hyperlink>
+      <w:r>
+        <w:rPr>
+          <w:lang w:val="zh_TW" w:bidi="zh_TW"/>
+        </w:rPr>
+        <w:t>，經文記載當亞當和夏娃違背神以後，就躲藏起來。他們的恐懼是有原因的，因為他們知道自己所作的該受審判。恐懼自然隨著罪而來（</w:t>
+      </w:r>
+      <w:hyperlink r:id="rId16">
+        <w:r>
+          <w:rPr>
+            <w:lang w:val="zh_TW" w:bidi="zh_TW"/>
+          </w:rPr>
+          <w:rPr>
+            <w:color w:val="0000EE"/>
+            <w:u w:val="single"/>
+          </w:rPr>
+          <w:t>創3:10，</w:t>
+        </w:r>
+      </w:hyperlink>
+      <w:hyperlink r:id="rId17">
+        <w:r>
+          <w:rPr>
+            <w:lang w:val="zh_TW" w:bidi="zh_TW"/>
+          </w:rPr>
+          <w:rPr>
+            <w:color w:val="0000EE"/>
+            <w:u w:val="single"/>
+          </w:rPr>
+          <w:t>4:13–14</w:t>
+        </w:r>
+      </w:hyperlink>
+      <w:r>
+        <w:rPr>
+          <w:lang w:val="zh_TW" w:bidi="zh_TW"/>
+        </w:rPr>
+        <w:t>；</w:t>
+      </w:r>
+      <w:hyperlink r:id="rId18">
+        <w:r>
+          <w:rPr>
+            <w:lang w:val="zh_TW" w:bidi="zh_TW"/>
+          </w:rPr>
+          <w:rPr>
+            <w:color w:val="0000EE"/>
+            <w:u w:val="single"/>
+          </w:rPr>
+          <w:t>箴28:1</w:t>
+        </w:r>
+      </w:hyperlink>
+      <w:r>
+        <w:rPr>
+          <w:lang w:val="zh_TW" w:bidi="zh_TW"/>
+        </w:rPr>
+        <w:t>）。</w:t>
+      </w:r>
+    </w:p>
+    <w:p>
+      <w:pPr/>
+      <w:r>
+        <w:rPr>
+          <w:lang w:val="zh_TW" w:bidi="zh_TW"/>
+        </w:rPr>
+      </w:r>
+      <w:r>
+        <w:rPr>
+          <w:lang w:val="zh_TW" w:bidi="zh_TW"/>
+        </w:rPr>
+        <w:t>聖經記載許多極度焦慮的人，例如該隱、掃羅、亞哈斯和彼拉多。</w:t>
+      </w:r>
+      <w:r>
+        <w:rPr>
+          <w:lang w:val="zh_TW" w:bidi="zh_TW"/>
+        </w:rPr>
+        <w:t>急難困苦的人</w:t>
+      </w:r>
+      <w:r>
+        <w:rPr>
+          <w:lang w:val="zh_TW" w:bidi="zh_TW"/>
+        </w:rPr>
+        <w:t>（</w:t>
+      </w:r>
+      <w:hyperlink r:id="rId19">
+        <w:r>
+          <w:rPr>
+            <w:lang w:val="zh_TW" w:bidi="zh_TW"/>
+          </w:rPr>
+          <w:rPr>
+            <w:color w:val="0000EE"/>
+            <w:u w:val="single"/>
+          </w:rPr>
+          <w:t>伯15:24</w:t>
+        </w:r>
+      </w:hyperlink>
+      <w:r>
+        <w:rPr>
+          <w:lang w:val="zh_TW" w:bidi="zh_TW"/>
+        </w:rPr>
+        <w:t>）、恐懼抓住惡人、驚嚇臨到假冒為善的人（</w:t>
+      </w:r>
+      <w:hyperlink r:id="rId20">
+        <w:r>
+          <w:rPr>
+            <w:lang w:val="zh_TW" w:bidi="zh_TW"/>
+          </w:rPr>
+          <w:rPr>
+            <w:color w:val="0000EE"/>
+            <w:u w:val="single"/>
+          </w:rPr>
+          <w:t>賽33:14</w:t>
+        </w:r>
+      </w:hyperlink>
+      <w:r>
+        <w:rPr>
+          <w:lang w:val="zh_TW" w:bidi="zh_TW"/>
+        </w:rPr>
+        <w:t>），也使作惡的人驚惶滅亡（</w:t>
+      </w:r>
+      <w:hyperlink r:id="rId21">
+        <w:r>
+          <w:rPr>
+            <w:lang w:val="zh_TW" w:bidi="zh_TW"/>
+          </w:rPr>
+          <w:rPr>
+            <w:color w:val="0000EE"/>
+            <w:u w:val="single"/>
+          </w:rPr>
+          <w:t>詩73:19</w:t>
+        </w:r>
+      </w:hyperlink>
+      <w:r>
+        <w:rPr>
+          <w:lang w:val="zh_TW" w:bidi="zh_TW"/>
+        </w:rPr>
+        <w:t>）。他們的生命缺乏信心，因此充滿恐懼（</w:t>
+      </w:r>
+      <w:hyperlink r:id="rId22">
+        <w:r>
+          <w:rPr>
+            <w:lang w:val="zh_TW" w:bidi="zh_TW"/>
+          </w:rPr>
+          <w:rPr>
+            <w:color w:val="0000EE"/>
+            <w:u w:val="single"/>
+          </w:rPr>
+          <w:t>啟21:8</w:t>
+        </w:r>
+      </w:hyperlink>
+      <w:r>
+        <w:rPr>
+          <w:lang w:val="zh_TW" w:bidi="zh_TW"/>
+        </w:rPr>
+        <w:t>）。當神攻擊法老的軍隊時，他們因恐懼而不能行動（</w:t>
+      </w:r>
+      <w:hyperlink r:id="rId23">
+        <w:r>
+          <w:rPr>
+            <w:lang w:val="zh_TW" w:bidi="zh_TW"/>
+          </w:rPr>
+          <w:rPr>
+            <w:color w:val="0000EE"/>
+            <w:u w:val="single"/>
+          </w:rPr>
+          <w:t>出15:16</w:t>
+        </w:r>
+      </w:hyperlink>
+      <w:r>
+        <w:rPr>
+          <w:lang w:val="zh_TW" w:bidi="zh_TW"/>
+        </w:rPr>
+        <w:t>）。約伯的朋友比勒達描述，人們在神的審判下被迫跪倒在地（</w:t>
+      </w:r>
+      <w:hyperlink r:id="rId24">
+        <w:r>
+          <w:rPr>
+            <w:lang w:val="zh_TW" w:bidi="zh_TW"/>
+          </w:rPr>
+          <w:rPr>
+            <w:color w:val="0000EE"/>
+            <w:u w:val="single"/>
+          </w:rPr>
+          <w:t>伯18:11</w:t>
+        </w:r>
+      </w:hyperlink>
+      <w:r>
+        <w:rPr>
+          <w:lang w:val="zh_TW" w:bidi="zh_TW"/>
+        </w:rPr>
+        <w:t>）。</w:t>
+      </w:r>
+    </w:p>
+    <w:p>
+      <w:pPr/>
+      <w:r>
+        <w:rPr>
+          <w:lang w:val="zh_TW" w:bidi="zh_TW"/>
+        </w:rPr>
+      </w:r>
+      <w:r>
+        <w:rPr>
+          <w:lang w:val="zh_TW" w:bidi="zh_TW"/>
+        </w:rPr>
+        <w:t>恐懼有時會使人停步不前，或迫使他們做出與平日截然不同的行為。這尤其常見於沒有完全委身於神的人。</w:t>
       </w:r>
     </w:p>
     <w:p>
@@ -277,7 +537,13 @@
           <w:lang w:val="zh_TW" w:bidi="zh_TW"/>
         </w:rPr>
       </w:r>
-      <w:hyperlink r:id="rId14">
+      <w:r>
+        <w:rPr>
+          <w:lang w:val="zh_TW" w:bidi="zh_TW"/>
+        </w:rPr>
+        <w:t>掃羅因為害怕百姓的反應而不順服神（</w:t>
+      </w:r>
+      <w:hyperlink r:id="rId25">
         <w:r>
           <w:rPr>
             <w:lang w:val="zh_TW" w:bidi="zh_TW"/>
@@ -286,14 +552,14 @@
             <w:color w:val="0000EE"/>
             <w:u w:val="single"/>
           </w:rPr>
-          <w:t>約翰福音一章49節</w:t>
+          <w:t>撒上15:24</w:t>
         </w:r>
       </w:hyperlink>
       <w:r>
         <w:rPr>
           <w:lang w:val="zh_TW" w:bidi="zh_TW"/>
         </w:rPr>
-        <w:t>中的拿但業</w:t>
+        <w:t>）</w:t>
       </w:r>
     </w:p>
     <w:p>
@@ -307,7 +573,13 @@
           <w:lang w:val="zh_TW" w:bidi="zh_TW"/>
         </w:rPr>
       </w:r>
-      <w:hyperlink r:id="rId15">
+      <w:r>
+        <w:rPr>
+          <w:lang w:val="zh_TW" w:bidi="zh_TW"/>
+        </w:rPr>
+        <w:t>瞎子得到耶穌醫治，其父母卻因為害怕猶太人的官長，所以不敢為耶穌作見證（</w:t>
+      </w:r>
+      <w:hyperlink r:id="rId26">
         <w:r>
           <w:rPr>
             <w:lang w:val="zh_TW" w:bidi="zh_TW"/>
@@ -316,14 +588,14 @@
             <w:color w:val="0000EE"/>
             <w:u w:val="single"/>
           </w:rPr>
-          <w:t>約翰福音一章38節</w:t>
+          <w:t>約9:22</w:t>
         </w:r>
       </w:hyperlink>
       <w:r>
         <w:rPr>
           <w:lang w:val="zh_TW" w:bidi="zh_TW"/>
         </w:rPr>
-        <w:t>中的彼得和安得烈</w:t>
+        <w:t>）</w:t>
       </w:r>
     </w:p>
     <w:p>
@@ -337,7 +609,13 @@
           <w:lang w:val="zh_TW" w:bidi="zh_TW"/>
         </w:rPr>
       </w:r>
-      <w:hyperlink r:id="rId16">
+      <w:r>
+        <w:rPr>
+          <w:lang w:val="zh_TW" w:bidi="zh_TW"/>
+        </w:rPr>
+        <w:t>在「才幹」的比喻裡，有人因為恐懼而沒有盡本分（</w:t>
+      </w:r>
+      <w:hyperlink r:id="rId27">
         <w:r>
           <w:rPr>
             <w:lang w:val="zh_TW" w:bidi="zh_TW"/>
@@ -346,14 +624,344 @@
             <w:color w:val="0000EE"/>
             <w:u w:val="single"/>
           </w:rPr>
-          <w:t>約翰福音三章2節</w:t>
+          <w:t>太25:25</w:t>
         </w:r>
       </w:hyperlink>
       <w:r>
         <w:rPr>
           <w:lang w:val="zh_TW" w:bidi="zh_TW"/>
         </w:rPr>
-        <w:t>中的尼哥德慕</w:t>
+        <w:t>）</w:t>
+      </w:r>
+    </w:p>
+    <w:p>
+      <w:pPr/>
+      <w:r>
+        <w:rPr>
+          <w:lang w:val="zh_TW" w:bidi="zh_TW"/>
+        </w:rPr>
+      </w:r>
+      <w:r>
+        <w:rPr>
+          <w:lang w:val="zh_TW" w:bidi="zh_TW"/>
+        </w:rPr>
+        <w:t>耶穌基督藉著祂的死、復活，以及在天上為信徒不斷工作，使人從恐懼中得釋放。使徒保羅告訴羅馬的信徒（</w:t>
+      </w:r>
+      <w:hyperlink r:id="rId28">
+        <w:r>
+          <w:rPr>
+            <w:lang w:val="zh_TW" w:bidi="zh_TW"/>
+          </w:rPr>
+          <w:rPr>
+            <w:color w:val="0000EE"/>
+            <w:u w:val="single"/>
+          </w:rPr>
+          <w:t>羅8:15</w:t>
+        </w:r>
+      </w:hyperlink>
+      <w:r>
+        <w:rPr>
+          <w:lang w:val="zh_TW" w:bidi="zh_TW"/>
+        </w:rPr>
+        <w:t>），當他們成為基督徒時，所領受的不是奴僕的心，使人仍舊害怕，乃是兒子的心。這表示他們可以叫神為「阿爸」（猶太孩子用來稱呼父親的亞蘭文詞語）。這是耶穌用來稱呼父神的同一個詞語，基督徒既屬於神的家，也能在向神說話時使用這個詞語（</w:t>
+      </w:r>
+      <w:hyperlink r:id="rId29">
+        <w:r>
+          <w:rPr>
+            <w:lang w:val="zh_TW" w:bidi="zh_TW"/>
+          </w:rPr>
+          <w:rPr>
+            <w:color w:val="0000EE"/>
+            <w:u w:val="single"/>
+          </w:rPr>
+          <w:t>加4:6</w:t>
+        </w:r>
+      </w:hyperlink>
+      <w:r>
+        <w:rPr>
+          <w:lang w:val="zh_TW" w:bidi="zh_TW"/>
+        </w:rPr>
+        <w:t>）。人領受神的愛，就能夠靠著這愛的大能驅散恐懼（</w:t>
+      </w:r>
+      <w:hyperlink r:id="rId30">
+        <w:r>
+          <w:rPr>
+            <w:lang w:val="zh_TW" w:bidi="zh_TW"/>
+          </w:rPr>
+          <w:rPr>
+            <w:color w:val="0000EE"/>
+            <w:u w:val="single"/>
+          </w:rPr>
+          <w:t>約一4:18</w:t>
+        </w:r>
+      </w:hyperlink>
+      <w:r>
+        <w:rPr>
+          <w:lang w:val="zh_TW" w:bidi="zh_TW"/>
+        </w:rPr>
+        <w:t>）。</w:t>
+      </w:r>
+    </w:p>
+    <w:p>
+      <w:pPr/>
+      <w:r>
+        <w:rPr>
+          <w:lang w:val="zh_TW" w:bidi="zh_TW"/>
+        </w:rPr>
+      </w:r>
+      <w:r>
+        <w:rPr>
+          <w:lang w:val="zh_TW" w:bidi="zh_TW"/>
+        </w:rPr>
+        <w:t>不必要的恐懼會損害神子民所作的工。神警告耶利米不要怕那些攻擊他的人（</w:t>
+      </w:r>
+      <w:hyperlink r:id="rId31">
+        <w:r>
+          <w:rPr>
+            <w:lang w:val="zh_TW" w:bidi="zh_TW"/>
+          </w:rPr>
+          <w:rPr>
+            <w:color w:val="0000EE"/>
+            <w:u w:val="single"/>
+          </w:rPr>
+          <w:t>耶1:8</w:t>
+        </w:r>
+      </w:hyperlink>
+      <w:r>
+        <w:rPr>
+          <w:lang w:val="zh_TW" w:bidi="zh_TW"/>
+        </w:rPr>
+        <w:t>），因為如果他向恐懼屈服，神就會使災禍臨到他（</w:t>
+      </w:r>
+      <w:hyperlink r:id="rId32">
+        <w:r>
+          <w:rPr>
+            <w:lang w:val="zh_TW" w:bidi="zh_TW"/>
+          </w:rPr>
+          <w:rPr>
+            <w:color w:val="0000EE"/>
+            <w:u w:val="single"/>
+          </w:rPr>
+          <w:t>耶1:17</w:t>
+        </w:r>
+      </w:hyperlink>
+      <w:r>
+        <w:rPr>
+          <w:lang w:val="zh_TW" w:bidi="zh_TW"/>
+        </w:rPr>
+        <w:t>）。神勸勉以西結——與耶利米同時代的人，以及其他人，要他們剛強（</w:t>
+      </w:r>
+      <w:hyperlink r:id="rId33">
+        <w:r>
+          <w:rPr>
+            <w:lang w:val="zh_TW" w:bidi="zh_TW"/>
+          </w:rPr>
+          <w:rPr>
+            <w:color w:val="0000EE"/>
+            <w:u w:val="single"/>
+          </w:rPr>
+          <w:t>書1:7–9</w:t>
+        </w:r>
+      </w:hyperlink>
+      <w:r>
+        <w:rPr>
+          <w:lang w:val="zh_TW" w:bidi="zh_TW"/>
+        </w:rPr>
+        <w:t>；</w:t>
+      </w:r>
+      <w:hyperlink r:id="rId34">
+        <w:r>
+          <w:rPr>
+            <w:lang w:val="zh_TW" w:bidi="zh_TW"/>
+          </w:rPr>
+          <w:rPr>
+            <w:color w:val="0000EE"/>
+            <w:u w:val="single"/>
+          </w:rPr>
+          <w:t>結2:6</w:t>
+        </w:r>
+      </w:hyperlink>
+      <w:r>
+        <w:rPr>
+          <w:lang w:val="zh_TW" w:bidi="zh_TW"/>
+        </w:rPr>
+        <w:t>）。即使敬虔的人也會受到恐懼的試探，有時甚至感到難以承受（</w:t>
+      </w:r>
+      <w:hyperlink r:id="rId35">
+        <w:r>
+          <w:rPr>
+            <w:lang w:val="zh_TW" w:bidi="zh_TW"/>
+          </w:rPr>
+          <w:rPr>
+            <w:color w:val="0000EE"/>
+            <w:u w:val="single"/>
+          </w:rPr>
+          <w:t>詩55:5</w:t>
+        </w:r>
+      </w:hyperlink>
+      <w:r>
+        <w:rPr>
+          <w:lang w:val="zh_TW" w:bidi="zh_TW"/>
+        </w:rPr>
+        <w:t>）。正因如此，神常常吩咐祂的子民不要向恐懼屈服（</w:t>
+      </w:r>
+      <w:hyperlink r:id="rId36">
+        <w:r>
+          <w:rPr>
+            <w:lang w:val="zh_TW" w:bidi="zh_TW"/>
+          </w:rPr>
+          <w:rPr>
+            <w:color w:val="0000EE"/>
+            <w:u w:val="single"/>
+          </w:rPr>
+          <w:t>賽8:12</w:t>
+        </w:r>
+      </w:hyperlink>
+      <w:r>
+        <w:rPr>
+          <w:lang w:val="zh_TW" w:bidi="zh_TW"/>
+        </w:rPr>
+        <w:t>；</w:t>
+      </w:r>
+      <w:hyperlink r:id="rId37">
+        <w:r>
+          <w:rPr>
+            <w:lang w:val="zh_TW" w:bidi="zh_TW"/>
+          </w:rPr>
+          <w:rPr>
+            <w:color w:val="0000EE"/>
+            <w:u w:val="single"/>
+          </w:rPr>
+          <w:t>約14:1、27</w:t>
+        </w:r>
+      </w:hyperlink>
+      <w:r>
+        <w:rPr>
+          <w:lang w:val="zh_TW" w:bidi="zh_TW"/>
+        </w:rPr>
+        <w:t>）。相反，祂鼓勵他們把憂慮交託救贖主的手裡，因為祂深切關心祂的子民（</w:t>
+      </w:r>
+      <w:hyperlink r:id="rId38">
+        <w:r>
+          <w:rPr>
+            <w:lang w:val="zh_TW" w:bidi="zh_TW"/>
+          </w:rPr>
+          <w:rPr>
+            <w:color w:val="0000EE"/>
+            <w:u w:val="single"/>
+          </w:rPr>
+          <w:t>彼前5:7</w:t>
+        </w:r>
+      </w:hyperlink>
+      <w:r>
+        <w:rPr>
+          <w:lang w:val="zh_TW" w:bidi="zh_TW"/>
+        </w:rPr>
+        <w:t>）。信心是戰勝恐懼的關鍵，正如以賽亞所說：「堅心倚賴你的，你必保守他十分平安，因為他倚靠你。」（</w:t>
+      </w:r>
+      <w:hyperlink r:id="rId39">
+        <w:r>
+          <w:rPr>
+            <w:lang w:val="zh_TW" w:bidi="zh_TW"/>
+          </w:rPr>
+          <w:rPr>
+            <w:color w:val="0000EE"/>
+            <w:u w:val="single"/>
+          </w:rPr>
+          <w:t>賽26:3</w:t>
+        </w:r>
+      </w:hyperlink>
+      <w:r>
+        <w:rPr>
+          <w:lang w:val="zh_TW" w:bidi="zh_TW"/>
+        </w:rPr>
+        <w:t>）詩篇的作者也強調信心對戰勝恐懼的作用（</w:t>
+      </w:r>
+      <w:hyperlink r:id="rId40">
+        <w:r>
+          <w:rPr>
+            <w:lang w:val="zh_TW" w:bidi="zh_TW"/>
+          </w:rPr>
+          <w:rPr>
+            <w:color w:val="0000EE"/>
+            <w:u w:val="single"/>
+          </w:rPr>
+          <w:t>詩37:1，</w:t>
+        </w:r>
+      </w:hyperlink>
+      <w:hyperlink r:id="rId41">
+        <w:r>
+          <w:rPr>
+            <w:lang w:val="zh_TW" w:bidi="zh_TW"/>
+          </w:rPr>
+          <w:rPr>
+            <w:color w:val="0000EE"/>
+            <w:u w:val="single"/>
+          </w:rPr>
+          <w:t>46:2，</w:t>
+        </w:r>
+      </w:hyperlink>
+      <w:hyperlink r:id="rId42">
+        <w:r>
+          <w:rPr>
+            <w:lang w:val="zh_TW" w:bidi="zh_TW"/>
+          </w:rPr>
+          <w:rPr>
+            <w:color w:val="0000EE"/>
+            <w:u w:val="single"/>
+          </w:rPr>
+          <w:t>112:7</w:t>
+        </w:r>
+      </w:hyperlink>
+      <w:r>
+        <w:rPr>
+          <w:lang w:val="zh_TW" w:bidi="zh_TW"/>
+        </w:rPr>
+        <w:t>）。</w:t>
+      </w:r>
+    </w:p>
+    <w:p>
+      <w:pPr/>
+      <w:r>
+        <w:rPr>
+          <w:lang w:val="zh_TW" w:bidi="zh_TW"/>
+        </w:rPr>
+      </w:r>
+      <w:r>
+        <w:rPr>
+          <w:lang w:val="zh_TW" w:bidi="zh_TW"/>
+        </w:rPr>
+        <w:t>真正的信心包含對神深深的敬畏，聖經稱之為「敬畏神」。認識神的大能是建立堅固信心的關鍵（</w:t>
+      </w:r>
+      <w:hyperlink r:id="rId43">
+        <w:r>
+          <w:rPr>
+            <w:lang w:val="zh_TW" w:bidi="zh_TW"/>
+          </w:rPr>
+          <w:rPr>
+            <w:color w:val="0000EE"/>
+            <w:u w:val="single"/>
+          </w:rPr>
+          <w:t>詩5:7，</w:t>
+        </w:r>
+      </w:hyperlink>
+      <w:hyperlink r:id="rId44">
+        <w:r>
+          <w:rPr>
+            <w:lang w:val="zh_TW" w:bidi="zh_TW"/>
+          </w:rPr>
+          <w:rPr>
+            <w:color w:val="0000EE"/>
+            <w:u w:val="single"/>
+          </w:rPr>
+          <w:t>89:7</w:t>
+        </w:r>
+      </w:hyperlink>
+      <w:r>
+        <w:rPr>
+          <w:lang w:val="zh_TW" w:bidi="zh_TW"/>
+        </w:rPr>
+        <w:t>）。基督徒不再需要懼怕：</w:t>
       </w:r>
     </w:p>
     <w:p>
@@ -367,7 +975,13 @@
           <w:lang w:val="zh_TW" w:bidi="zh_TW"/>
         </w:rPr>
       </w:r>
-      <w:hyperlink r:id="rId17">
+      <w:r>
+        <w:rPr>
+          <w:lang w:val="zh_TW" w:bidi="zh_TW"/>
+        </w:rPr>
+        <w:t>人（</w:t>
+      </w:r>
+      <w:hyperlink r:id="rId45">
         <w:r>
           <w:rPr>
             <w:lang w:val="zh_TW" w:bidi="zh_TW"/>
@@ -376,32 +990,14 @@
             <w:color w:val="0000EE"/>
             <w:u w:val="single"/>
           </w:rPr>
-          <w:t>約翰福音九章2節</w:t>
+          <w:t>來13:6</w:t>
         </w:r>
       </w:hyperlink>
       <w:r>
         <w:rPr>
           <w:lang w:val="zh_TW" w:bidi="zh_TW"/>
         </w:rPr>
-        <w:t>，</w:t>
-      </w:r>
-      <w:hyperlink r:id="rId18">
-        <w:r>
-          <w:rPr>
-            <w:lang w:val="zh_TW" w:bidi="zh_TW"/>
-          </w:rPr>
-          <w:rPr>
-            <w:color w:val="0000EE"/>
-            <w:u w:val="single"/>
-          </w:rPr>
-          <w:t>十一章8節</w:t>
-        </w:r>
-      </w:hyperlink>
-      <w:r>
-        <w:rPr>
-          <w:lang w:val="zh_TW" w:bidi="zh_TW"/>
-        </w:rPr>
-        <w:t>中的門徒（群體）</w:t>
+        <w:t>）</w:t>
       </w:r>
     </w:p>
     <w:p>
@@ -415,7 +1011,13 @@
           <w:lang w:val="zh_TW" w:bidi="zh_TW"/>
         </w:rPr>
       </w:r>
-      <w:hyperlink r:id="rId19">
+      <w:r>
+        <w:rPr>
+          <w:lang w:val="zh_TW" w:bidi="zh_TW"/>
+        </w:rPr>
+        <w:t>死亡（</w:t>
+      </w:r>
+      <w:hyperlink r:id="rId46">
         <w:r>
           <w:rPr>
             <w:lang w:val="zh_TW" w:bidi="zh_TW"/>
@@ -424,14 +1026,50 @@
             <w:color w:val="0000EE"/>
             <w:u w:val="single"/>
           </w:rPr>
-          <w:t>約翰福音六章25節</w:t>
+          <w:t>2:15</w:t>
         </w:r>
       </w:hyperlink>
       <w:r>
         <w:rPr>
           <w:lang w:val="zh_TW" w:bidi="zh_TW"/>
         </w:rPr>
-        <w:t>中的群眾</w:t>
+        <w:t>）</w:t>
+      </w:r>
+    </w:p>
+    <w:p>
+      <w:pPr>
+        <w:pStyle w:val="ListBullet"/>
+        <w:spacing w:line="240" w:lineRule="auto"/>
+        <w:ind w:left="720"/>
+      </w:pPr>
+      <w:r>
+        <w:rPr>
+          <w:lang w:val="zh_TW" w:bidi="zh_TW"/>
+        </w:rPr>
+      </w:r>
+      <w:r>
+        <w:rPr>
+          <w:lang w:val="zh_TW" w:bidi="zh_TW"/>
+        </w:rPr>
+        <w:t>人生中的各樣境遇（</w:t>
+      </w:r>
+      <w:hyperlink r:id="rId47">
+        <w:r>
+          <w:rPr>
+            <w:lang w:val="zh_TW" w:bidi="zh_TW"/>
+          </w:rPr>
+          <w:rPr>
+            <w:color w:val="0000EE"/>
+            <w:u w:val="single"/>
+          </w:rPr>
+          <w:t>提後1:6–7</w:t>
+        </w:r>
+      </w:hyperlink>
+      <w:r>
+        <w:rPr>
+          <w:lang w:val="zh_TW" w:bidi="zh_TW"/>
+        </w:rPr>
+        <w:t>）</w:t>
       </w:r>
     </w:p>
     <w:p>
@@ -445,9 +1083,9 @@
         <w:rPr>
           <w:lang w:val="zh_TW" w:bidi="zh_TW"/>
         </w:rPr>
-        <w:t>抹大拉的馬利亞和盲人巴底買都使用較長的形式「拉波尼」來直接稱呼耶穌（</w:t>
-      </w:r>
-      <w:hyperlink r:id="rId20">
+        <w:t>然而，信徒始終要尊崇神。這樣的敬畏會帶來智慧（</w:t>
+      </w:r>
+      <w:hyperlink r:id="rId48">
         <w:r>
           <w:rPr>
             <w:lang w:val="zh_TW" w:bidi="zh_TW"/>
@@ -456,16 +1094,16 @@
             <w:color w:val="0000EE"/>
             <w:u w:val="single"/>
           </w:rPr>
-          <w:t>馬可福音10:51</w:t>
+          <w:t>詩111:10</w:t>
         </w:r>
       </w:hyperlink>
       <w:r>
         <w:rPr>
           <w:lang w:val="zh_TW" w:bidi="zh_TW"/>
         </w:rPr>
-        <w:t>；</w:t>
-      </w:r>
-      <w:hyperlink r:id="rId21">
+        <w:t>）和引導（</w:t>
+      </w:r>
+      <w:hyperlink r:id="rId49">
         <w:r>
           <w:rPr>
             <w:lang w:val="zh_TW" w:bidi="zh_TW"/>
@@ -474,16 +1112,16 @@
             <w:color w:val="0000EE"/>
             <w:u w:val="single"/>
           </w:rPr>
-          <w:t>約翰福音20:16</w:t>
+          <w:t>弗5:21</w:t>
         </w:r>
       </w:hyperlink>
       <w:r>
         <w:rPr>
           <w:lang w:val="zh_TW" w:bidi="zh_TW"/>
         </w:rPr>
-        <w:t>）。這比使用較短的稱呼「拉比」更表現出深刻的尊敬。在約翰福音書寫成的時候，「拉比」這個稱呼的意思是「老師」。約翰在</w:t>
-      </w:r>
-      <w:hyperlink r:id="rId15">
+        <w:t>；</w:t>
+      </w:r>
+      <w:hyperlink r:id="rId50">
         <w:r>
           <w:rPr>
             <w:lang w:val="zh_TW" w:bidi="zh_TW"/>
@@ -492,16 +1130,16 @@
             <w:color w:val="0000EE"/>
             <w:u w:val="single"/>
           </w:rPr>
-          <w:t>一章38節</w:t>
+          <w:t>腓2:12</w:t>
         </w:r>
       </w:hyperlink>
       <w:r>
         <w:rPr>
           <w:lang w:val="zh_TW" w:bidi="zh_TW"/>
         </w:rPr>
-        <w:t>中明確指出這一點，並在</w:t>
-      </w:r>
-      <w:hyperlink r:id="rId16">
+        <w:t>）。透過研讀聖經而生出的愛神之心，也會帶來這種敬畏（</w:t>
+      </w:r>
+      <w:hyperlink r:id="rId51">
         <w:r>
           <w:rPr>
             <w:lang w:val="zh_TW" w:bidi="zh_TW"/>
@@ -510,14 +1148,14 @@
             <w:color w:val="0000EE"/>
             <w:u w:val="single"/>
           </w:rPr>
-          <w:t>三章2節</w:t>
+          <w:t>箴2:3–5</w:t>
         </w:r>
       </w:hyperlink>
       <w:r>
         <w:rPr>
           <w:lang w:val="zh_TW" w:bidi="zh_TW"/>
         </w:rPr>
-        <w:t>中暗示了這一點。</w:t>
+        <w:t>）。</w:t>
       </w:r>
     </w:p>
     <w:p>
@@ -531,9 +1169,9 @@
         <w:rPr>
           <w:lang w:val="zh_TW" w:bidi="zh_TW"/>
         </w:rPr>
-        <w:t>耶穌譴責文士和法利賽人因這個稱呼而驕傲，他們堅持人們在公共場合稱呼他們「拉比」（</w:t>
-      </w:r>
-      <w:hyperlink r:id="rId22">
+        <w:t>古代以色列人藉著遵行神的誡命來表達他們的敬畏（</w:t>
+      </w:r>
+      <w:hyperlink r:id="rId52">
         <w:r>
           <w:rPr>
             <w:lang w:val="zh_TW" w:bidi="zh_TW"/>
@@ -542,89 +1180,16 @@
             <w:color w:val="0000EE"/>
             <w:u w:val="single"/>
           </w:rPr>
-          <w:t>馬太福音23:7–8</w:t>
+          <w:t>申6:2</w:t>
         </w:r>
       </w:hyperlink>
       <w:r>
         <w:rPr>
           <w:lang w:val="zh_TW" w:bidi="zh_TW"/>
         </w:rPr>
-        <w:t>）。耶穌禁止他的門徒使用這個稱呼，說：「</w:t>
-      </w:r>
-      <w:r>
-        <w:rPr>
-          <w:lang w:val="zh_TW" w:bidi="zh_TW"/>
-        </w:rPr>
-        <w:t>你們不要受拉比的稱呼</w:t>
-      </w:r>
-      <w:r>
-        <w:rPr>
-          <w:lang w:val="zh_TW" w:bidi="zh_TW"/>
-        </w:rPr>
-        <w:t>。」耶穌並未禁止合理使用這個稱呼，但拒絕驕傲地尋求與之相關的榮譽。當人們以敬畏的方式使用耶穌的稱呼時，並未受到責備。</w:t>
-      </w:r>
-      <w:r>
-        <w:rPr>
-          <w:lang w:val="zh_TW" w:bidi="zh_TW"/>
-        </w:rPr>
-      </w:r>
-      <w:r>
-        <w:rPr>
-          <w:lang w:val="zh_TW" w:bidi="zh_TW"/>
-        </w:rPr>
-      </w:r>
-    </w:p>
-    <w:p>
-      <w:pPr/>
-      <w:r>
-        <w:rPr>
-          <w:lang w:val="zh_TW" w:bidi="zh_TW"/>
-        </w:rPr>
-      </w:r>
-    </w:p>
-    <w:p>
-      <w:pPr>
-        <w:pStyle w:val="Heading2"/>
-      </w:pPr>
-      <w:r>
-        <w:rPr>
-          <w:lang w:val="zh_TW" w:bidi="zh_TW"/>
-        </w:rPr>
-        <w:t>拉波尼</w:t>
-      </w:r>
-      <w:r>
-        <w:rPr>
-          <w:lang w:val="zh_TW" w:bidi="zh_TW"/>
-        </w:rPr>
-      </w:r>
-    </w:p>
-    <w:p>
-      <w:pPr/>
-      <w:r>
-        <w:rPr>
-          <w:lang w:val="zh_TW" w:bidi="zh_TW"/>
-        </w:rPr>
-      </w:r>
-      <w:r>
-        <w:rPr>
-          <w:lang w:val="zh_TW" w:bidi="zh_TW"/>
-        </w:rPr>
-        <w:t>尊稱</w:t>
-      </w:r>
-      <w:r>
-        <w:rPr>
-          <w:i/>
-          <w:lang w:val="zh_TW" w:bidi="zh_TW"/>
-        </w:rPr>
-        <w:t>拉比</w:t>
-      </w:r>
-      <w:r>
-        <w:rPr>
-          <w:lang w:val="zh_TW" w:bidi="zh_TW"/>
-        </w:rPr>
-        <w:t>的變體，意思是「我偉大的那一位」或「我至上的那一位」。這個稱謂是用來稱呼老師的。拉波尼僅用於</w:t>
-      </w:r>
-      <w:hyperlink r:id="rId20">
+        <w:t>）。哥尼流和他的全家因為敬畏神，被稱為「敬畏神的人」（</w:t>
+      </w:r>
+      <w:hyperlink r:id="rId53">
         <w:r>
           <w:rPr>
             <w:lang w:val="zh_TW" w:bidi="zh_TW"/>
@@ -633,16 +1198,16 @@
             <w:color w:val="0000EE"/>
             <w:u w:val="single"/>
           </w:rPr>
-          <w:t>馬可福音十章51節</w:t>
+          <w:t>徒10:2</w:t>
         </w:r>
       </w:hyperlink>
       <w:r>
         <w:rPr>
           <w:lang w:val="zh_TW" w:bidi="zh_TW"/>
         </w:rPr>
-        <w:t>和</w:t>
-      </w:r>
-      <w:hyperlink r:id="rId21">
+        <w:t>）。真正的敬畏會使人過著善行和聖潔的生活（</w:t>
+      </w:r>
+      <w:hyperlink r:id="rId54">
         <w:r>
           <w:rPr>
             <w:lang w:val="zh_TW" w:bidi="zh_TW"/>
@@ -651,184 +1216,16 @@
             <w:color w:val="0000EE"/>
             <w:u w:val="single"/>
           </w:rPr>
-          <w:t>約翰福音二十章16節</w:t>
+          <w:t>林後7:1</w:t>
         </w:r>
       </w:hyperlink>
       <w:r>
         <w:rPr>
           <w:lang w:val="zh_TW" w:bidi="zh_TW"/>
         </w:rPr>
-        <w:t>。</w:t>
-      </w:r>
-      <w:r>
-        <w:rPr>
-          <w:i/>
-          <w:lang w:val="zh_TW" w:bidi="zh_TW"/>
-        </w:rPr>
-        <w:t>見</w:t>
-      </w:r>
-      <w:r>
-        <w:rPr>
-          <w:lang w:val="zh_TW" w:bidi="zh_TW"/>
-        </w:rPr>
-        <w:t>拉比</w:t>
-      </w:r>
-      <w:r>
-        <w:rPr>
-          <w:lang w:val="zh_TW" w:bidi="zh_TW"/>
-        </w:rPr>
-        <w:t>。</w:t>
-      </w:r>
-      <w:r>
-        <w:rPr>
-          <w:lang w:val="zh_TW" w:bidi="zh_TW"/>
-        </w:rPr>
-      </w:r>
-      <w:r>
-        <w:rPr>
-          <w:lang w:val="zh_TW" w:bidi="zh_TW"/>
-        </w:rPr>
-      </w:r>
-    </w:p>
-    <w:p>
-      <w:pPr/>
-      <w:r>
-        <w:rPr>
-          <w:lang w:val="zh_TW" w:bidi="zh_TW"/>
-        </w:rPr>
-      </w:r>
-    </w:p>
-    <w:p>
-      <w:pPr>
-        <w:pStyle w:val="Heading2"/>
-      </w:pPr>
-      <w:r>
-        <w:rPr>
-          <w:lang w:val="zh_TW" w:bidi="zh_TW"/>
-        </w:rPr>
-        <w:t>拉麥</w:t>
-      </w:r>
-      <w:r>
-        <w:rPr>
-          <w:lang w:val="zh_TW" w:bidi="zh_TW"/>
-        </w:rPr>
-      </w:r>
-    </w:p>
-    <w:p>
-      <w:pPr>
-        <w:pStyle w:val="ListNumber"/>
-        <w:numPr>
-          <w:ilvl w:val="0"/>
-          <w:numId w:val="14"/>
-        </w:numPr>
-        <w:spacing w:line="240" w:lineRule="auto"/>
-        <w:ind w:left="720"/>
-      </w:pPr>
-      <w:r>
-        <w:rPr>
-          <w:lang w:val="zh_TW" w:bidi="zh_TW"/>
-        </w:rPr>
-      </w:r>
-      <w:r>
-        <w:rPr>
-          <w:lang w:val="zh_TW" w:bidi="zh_TW"/>
-        </w:rPr>
-        <w:t>瑪土撒利的兒子，該隱的後裔，亞大和洗拉的丈夫。</w:t>
-        <w:br/>
-      </w:r>
-      <w:r>
-        <w:rPr>
-          <w:lang w:val="zh_TW" w:bidi="zh_TW"/>
-        </w:rPr>
-        <w:t>拉麥與亞大所生的兒子是：</w:t>
-      </w:r>
-    </w:p>
-    <w:p>
-      <w:pPr>
-        <w:pStyle w:val="ListBullet"/>
-        <w:spacing w:line="240" w:lineRule="auto"/>
-        <w:ind w:left="1440"/>
-      </w:pPr>
-      <w:r>
-        <w:rPr>
-          <w:lang w:val="zh_TW" w:bidi="zh_TW"/>
-        </w:rPr>
-      </w:r>
-      <w:r>
-        <w:rPr>
-          <w:lang w:val="zh_TW" w:bidi="zh_TW"/>
-        </w:rPr>
-        <w:t>雅八，「住帳棚、牧養牲畜之人的祖師」</w:t>
-      </w:r>
-    </w:p>
-    <w:p>
-      <w:pPr>
-        <w:pStyle w:val="ListBullet"/>
-        <w:spacing w:line="240" w:lineRule="auto"/>
-        <w:ind w:left="1440"/>
-      </w:pPr>
-      <w:r>
-        <w:rPr>
-          <w:lang w:val="zh_TW" w:bidi="zh_TW"/>
-        </w:rPr>
-      </w:r>
-      <w:r>
-        <w:rPr>
-          <w:lang w:val="zh_TW" w:bidi="zh_TW"/>
-        </w:rPr>
-        <w:t>猶八，「一切彈琴吹簫之人的祖師」</w:t>
-      </w:r>
-    </w:p>
-    <w:p>
-      <w:pPr/>
-      <w:r>
-        <w:rPr>
-          <w:lang w:val="zh_TW" w:bidi="zh_TW"/>
-        </w:rPr>
-      </w:r>
-      <w:r>
-        <w:rPr>
-          <w:lang w:val="zh_TW" w:bidi="zh_TW"/>
-        </w:rPr>
-        <w:t>他與洗拉所生的兒女是：</w:t>
-      </w:r>
-    </w:p>
-    <w:p>
-      <w:pPr>
-        <w:pStyle w:val="ListBullet"/>
-        <w:spacing w:line="240" w:lineRule="auto"/>
-        <w:ind w:left="1440"/>
-      </w:pPr>
-      <w:r>
-        <w:rPr>
-          <w:lang w:val="zh_TW" w:bidi="zh_TW"/>
-        </w:rPr>
-      </w:r>
-      <w:r>
-        <w:rPr>
-          <w:lang w:val="zh_TW" w:bidi="zh_TW"/>
-        </w:rPr>
-        <w:t>土八‧該隱，「打造各樣銅鐵利器的」</w:t>
-      </w:r>
-    </w:p>
-    <w:p>
-      <w:pPr>
-        <w:pStyle w:val="ListBullet"/>
-        <w:spacing w:line="240" w:lineRule="auto"/>
-        <w:ind w:left="1440"/>
-      </w:pPr>
-      <w:r>
-        <w:rPr>
-          <w:lang w:val="zh_TW" w:bidi="zh_TW"/>
-        </w:rPr>
-      </w:r>
-      <w:r>
-        <w:rPr>
-          <w:lang w:val="zh_TW" w:bidi="zh_TW"/>
-        </w:rPr>
-        <w:t>拿瑪（</w:t>
-      </w:r>
-      <w:hyperlink r:id="rId23">
+        <w:t>），這種敬畏帶來喜樂（</w:t>
+      </w:r>
+      <w:hyperlink r:id="rId55">
         <w:r>
           <w:rPr>
             <w:lang w:val="zh_TW" w:bidi="zh_TW"/>
@@ -837,30 +1234,16 @@
             <w:color w:val="0000EE"/>
             <w:u w:val="single"/>
           </w:rPr>
-          <w:t>創4:18–22</w:t>
+          <w:t>詩2:11</w:t>
         </w:r>
       </w:hyperlink>
       <w:r>
         <w:rPr>
           <w:lang w:val="zh_TW" w:bidi="zh_TW"/>
         </w:rPr>
-        <w:t>）</w:t>
-      </w:r>
-    </w:p>
-    <w:p>
-      <w:pPr/>
-      <w:r>
-        <w:rPr>
-          <w:lang w:val="zh_TW" w:bidi="zh_TW"/>
-        </w:rPr>
-      </w:r>
-      <w:r>
-        <w:rPr>
-          <w:lang w:val="zh_TW" w:bidi="zh_TW"/>
-        </w:rPr>
-        <w:t>創世記較早的章節記載，拉麥的兒女象徵畜牧、音樂與金屬工藝的起源。拉麥的歌（</w:t>
-      </w:r>
-      <w:hyperlink r:id="rId24">
+        <w:t>）和生命（</w:t>
+      </w:r>
+      <w:hyperlink r:id="rId56">
         <w:r>
           <w:rPr>
             <w:lang w:val="zh_TW" w:bidi="zh_TW"/>
@@ -869,16 +1252,16 @@
             <w:color w:val="0000EE"/>
             <w:u w:val="single"/>
           </w:rPr>
-          <w:t>創4:23–24</w:t>
+          <w:t>箴14:27</w:t>
         </w:r>
       </w:hyperlink>
       <w:r>
         <w:rPr>
           <w:lang w:val="zh_TW" w:bidi="zh_TW"/>
         </w:rPr>
-        <w:t>）是希伯來詩歌的早期例子。在這首歌裡，拉麥誇口自己殺了一個傷害他的人，把自己的報復與該隱殺亞伯相比（</w:t>
-      </w:r>
-      <w:hyperlink r:id="rId25">
+        <w:t>），也比財富更寶貴（</w:t>
+      </w:r>
+      <w:hyperlink r:id="rId57">
         <w:r>
           <w:rPr>
             <w:lang w:val="zh_TW" w:bidi="zh_TW"/>
@@ -887,16 +1270,16 @@
             <w:color w:val="0000EE"/>
             <w:u w:val="single"/>
           </w:rPr>
-          <w:t>創4:8–12</w:t>
+          <w:t>箴15:16</w:t>
         </w:r>
       </w:hyperlink>
       <w:r>
         <w:rPr>
           <w:lang w:val="zh_TW" w:bidi="zh_TW"/>
         </w:rPr>
-        <w:t>）。他說：「若殺該隱，遭報七倍，殺拉麥，必遭報七十七倍。」這首歌顯示，隨著文明發展，驕傲與暴力也隨之增長，這與耶穌關於饒恕的教導形成強烈對比──耶穌教導門徒要饒恕「七十個七次」（</w:t>
-      </w:r>
-      <w:hyperlink r:id="rId26">
+        <w:t>）。神喜悅那些敬畏祂的人（</w:t>
+      </w:r>
+      <w:hyperlink r:id="rId58">
         <w:r>
           <w:rPr>
             <w:lang w:val="zh_TW" w:bidi="zh_TW"/>
@@ -905,7 +1288,7 @@
             <w:color w:val="0000EE"/>
             <w:u w:val="single"/>
           </w:rPr>
-          <w:t>太18:22</w:t>
+          <w:t>詩147:11</w:t>
         </w:r>
       </w:hyperlink>
       <w:r>
@@ -913,138 +1296,6 @@
           <w:lang w:val="zh_TW" w:bidi="zh_TW"/>
         </w:rPr>
         <w:t>）。</w:t>
-      </w:r>
-    </w:p>
-    <w:p>
-      <w:pPr>
-        <w:pStyle w:val="ListNumber"/>
-        <w:numPr>
-          <w:ilvl w:val="0"/>
-          <w:numId w:val="15"/>
-        </w:numPr>
-        <w:spacing w:line="240" w:lineRule="auto"/>
-        <w:ind w:left="720"/>
-      </w:pPr>
-      <w:r>
-        <w:rPr>
-          <w:lang w:val="zh_TW" w:bidi="zh_TW"/>
-        </w:rPr>
-      </w:r>
-      <w:r>
-        <w:rPr>
-          <w:lang w:val="zh_TW" w:bidi="zh_TW"/>
-        </w:rPr>
-        <w:t>瑪土撒拉的兒子，挪亞的父親（</w:t>
-      </w:r>
-      <w:hyperlink r:id="rId27">
-        <w:r>
-          <w:rPr>
-            <w:lang w:val="zh_TW" w:bidi="zh_TW"/>
-          </w:rPr>
-          <w:rPr>
-            <w:color w:val="0000EE"/>
-            <w:u w:val="single"/>
-          </w:rPr>
-          <w:t>創5:25–31</w:t>
-        </w:r>
-      </w:hyperlink>
-      <w:r>
-        <w:rPr>
-          <w:lang w:val="zh_TW" w:bidi="zh_TW"/>
-        </w:rPr>
-        <w:t>；</w:t>
-      </w:r>
-      <w:hyperlink r:id="rId28">
-        <w:r>
-          <w:rPr>
-            <w:lang w:val="zh_TW" w:bidi="zh_TW"/>
-          </w:rPr>
-          <w:rPr>
-            <w:color w:val="0000EE"/>
-            <w:u w:val="single"/>
-          </w:rPr>
-          <w:t>代上1:3</w:t>
-        </w:r>
-      </w:hyperlink>
-      <w:r>
-        <w:rPr>
-          <w:lang w:val="zh_TW" w:bidi="zh_TW"/>
-        </w:rPr>
-        <w:t>）。挪亞出生時，拉麥盼望這孩子能使人類從降在亞當身上的咒詛中得著安慰（</w:t>
-      </w:r>
-      <w:hyperlink r:id="rId29">
-        <w:r>
-          <w:rPr>
-            <w:lang w:val="zh_TW" w:bidi="zh_TW"/>
-          </w:rPr>
-          <w:rPr>
-            <w:color w:val="0000EE"/>
-            <w:u w:val="single"/>
-          </w:rPr>
-          <w:t>創5:29</w:t>
-        </w:r>
-      </w:hyperlink>
-      <w:r>
-        <w:rPr>
-          <w:lang w:val="zh_TW" w:bidi="zh_TW"/>
-        </w:rPr>
-        <w:t>；參</w:t>
-      </w:r>
-      <w:hyperlink r:id="rId30">
-        <w:r>
-          <w:rPr>
-            <w:lang w:val="zh_TW" w:bidi="zh_TW"/>
-          </w:rPr>
-          <w:rPr>
-            <w:color w:val="0000EE"/>
-            <w:u w:val="single"/>
-          </w:rPr>
-          <w:t>創3:17</w:t>
-        </w:r>
-      </w:hyperlink>
-      <w:r>
-        <w:rPr>
-          <w:lang w:val="zh_TW" w:bidi="zh_TW"/>
-        </w:rPr>
-        <w:t>）。他活到777歲，是洪水發生前壽命最長的人之一。死海古卷記載拉麥與他父親瑪土撒拉之間的長篇對話。記載於</w:t>
-      </w:r>
-      <w:hyperlink r:id="rId31">
-        <w:r>
-          <w:rPr>
-            <w:lang w:val="zh_TW" w:bidi="zh_TW"/>
-          </w:rPr>
-          <w:rPr>
-            <w:color w:val="0000EE"/>
-            <w:u w:val="single"/>
-          </w:rPr>
-          <w:t>路加福音三章36節</w:t>
-        </w:r>
-      </w:hyperlink>
-      <w:r>
-        <w:rPr>
-          <w:lang w:val="zh_TW" w:bidi="zh_TW"/>
-        </w:rPr>
-        <w:t>的家譜將拉麥列為耶穌的先祖。</w:t>
-        <w:br/>
-      </w:r>
-      <w:r>
-        <w:rPr>
-          <w:i/>
-          <w:lang w:val="zh_TW" w:bidi="zh_TW"/>
-        </w:rPr>
-        <w:t>另見</w:t>
-      </w:r>
-      <w:r>
-        <w:rPr>
-          <w:lang w:val="zh_TW" w:bidi="zh_TW"/>
-        </w:rPr>
-        <w:t>耶穌基督的家譜</w:t>
-      </w:r>
-      <w:r>
-        <w:rPr>
-          <w:lang w:val="zh_TW" w:bidi="zh_TW"/>
-        </w:rPr>
-        <w:t>。</w:t>
       </w:r>
       <w:r>
         <w:rPr>
@@ -2946,18 +3197,6 @@
   </w:num>
   <w:num w:numId="13" w16cid:durableId="592781308">
     <w:abstractNumId w:val="11"/>
-  </w:num>
-  <w:num w:numId="14">
-    <w:abstractNumId w:val="3"/>
-    <w:lvlOverride w:ilvl="0">
-      <w:startOverride w:val="1"/>
-    </w:lvlOverride>
-  </w:num>
-  <w:num w:numId="15">
-    <w:abstractNumId w:val="3"/>
-    <w:lvlOverride w:ilvl="0">
-      <w:startOverride w:val="1"/>
-    </w:lvlOverride>
   </w:num>
   <w:numIdMacAtCleanup w:val="10"/>
 </w:numbering>

--- a/zht/docx/075.content.docx
+++ b/zht/docx/075.content.docx
@@ -149,7 +149,7 @@
         <w:rPr>
           <w:lang w:val="zh_TW" w:bidi="zh_TW"/>
         </w:rPr>
-        <w:t>kong</w:t>
+        <w:t>ke</w:t>
       </w:r>
       <w:r>
         <w:rPr>
@@ -212,7 +212,7 @@
         <w:rPr>
           <w:lang w:val="zh_TW" w:bidi="zh_TW"/>
         </w:rPr>
-        <w:t>恐懼</w:t>
+        <w:t>克里特</w:t>
       </w:r>
       <w:r>
         <w:rPr>
@@ -231,7 +231,7 @@
         <w:rPr>
           <w:lang w:val="zh_TW" w:bidi="zh_TW"/>
         </w:rPr>
-        <w:t>對未來可能發生的壞事所產生的焦慮或害怕的情緒。有些人認為恐懼會使人尋求宗教信仰，但真正的信仰包括親近神的渴望，而不只是恐懼。一般說來，人不會想親近自己所恐懼的人或事物。</w:t>
+        <w:t>地中海第四大島嶼，位於希臘東南約60英里（或97公里），土耳其西南約110英里（或177公里）處。它從東到西全長160英里（或257.4公里）。寬度約36英里（或58公里），面積為3,200平方英里（或5,149平方公里）。島上有一條山脈，中央是神聖的伊達山（海拔9,000英尺或2,742米）。這些山脈陡峭地延伸到南海岸，因此大多數居民居住在較為平緩的北坡上。</w:t>
       </w:r>
     </w:p>
     <w:p>
@@ -245,21 +245,7 @@
         <w:rPr>
           <w:lang w:val="zh_TW" w:bidi="zh_TW"/>
         </w:rPr>
-        <w:t>在聖經裡，恐懼不僅指害怕或驚懼。這確實是恐懼的一部分，特別是談論對神的敬畏時，但這個詞語也包含對神的懼怕與深深的尊崇。</w:t>
-      </w:r>
-    </w:p>
-    <w:p>
-      <w:pPr/>
-      <w:r>
-        <w:rPr>
-          <w:lang w:val="zh_TW" w:bidi="zh_TW"/>
-        </w:rPr>
-      </w:r>
-      <w:r>
-        <w:rPr>
-          <w:lang w:val="zh_TW" w:bidi="zh_TW"/>
-        </w:rPr>
-        <w:t>恐懼作是焦慮或擔憂的情緒，的確有其存在價值，尤其當這種情緒與神相關時。聖經說：「落在永生神的手裡，真是可怕的」（</w:t>
+        <w:t>克里特島在基督教會的歷史上具有重要意義。當保羅作為囚犯前往羅馬時，船在佳澳避風港避風（</w:t>
       </w:r>
       <w:hyperlink r:id="rId13">
         <w:r>
@@ -270,14 +256,14 @@
             <w:color w:val="0000EE"/>
             <w:u w:val="single"/>
           </w:rPr>
-          <w:t>來10:31</w:t>
+          <w:t>徒27:8</w:t>
         </w:r>
       </w:hyperlink>
       <w:r>
         <w:rPr>
           <w:lang w:val="zh_TW" w:bidi="zh_TW"/>
         </w:rPr>
-        <w:t>）。耶穌教導我們應當敬畏神，因為祂有能力懲罰罪，也能完全滅絕人（</w:t>
+        <w:t>）。船試圖到達更大的港口菲尼基（</w:t>
       </w:r>
       <w:hyperlink r:id="rId14">
         <w:r>
@@ -288,28 +274,14 @@
             <w:color w:val="0000EE"/>
             <w:u w:val="single"/>
           </w:rPr>
-          <w:t>路12:4–5</w:t>
+          <w:t>12</w:t>
         </w:r>
       </w:hyperlink>
       <w:r>
         <w:rPr>
           <w:lang w:val="zh_TW" w:bidi="zh_TW"/>
         </w:rPr>
-        <w:t>）。</w:t>
-      </w:r>
-    </w:p>
-    <w:p>
-      <w:pPr/>
-      <w:r>
-        <w:rPr>
-          <w:lang w:val="zh_TW" w:bidi="zh_TW"/>
-        </w:rPr>
-      </w:r>
-      <w:r>
-        <w:rPr>
-          <w:lang w:val="zh_TW" w:bidi="zh_TW"/>
-        </w:rPr>
-        <w:t>恐懼可以幫助人們理解他們的內心充滿缺陷，看見自己何等需要神的饒恕。這種恐懼的最早例子可見於</w:t>
+        <w:t>節），但被暴風吹離航線，並在克里特西南海岸的一個名為高大島的地方避風（</w:t>
       </w:r>
       <w:hyperlink r:id="rId15">
         <w:r>
@@ -320,14 +292,14 @@
             <w:color w:val="0000EE"/>
             <w:u w:val="single"/>
           </w:rPr>
-          <w:t>創世記三章</w:t>
+          <w:t>16</w:t>
         </w:r>
       </w:hyperlink>
       <w:r>
         <w:rPr>
           <w:lang w:val="zh_TW" w:bidi="zh_TW"/>
         </w:rPr>
-        <w:t>，經文記載當亞當和夏娃違背神以後，就躲藏起來。他們的恐懼是有原因的，因為他們知道自己所作的該受審判。恐懼自然隨著罪而來（</w:t>
+        <w:t>節）。保羅在羅馬監禁後可能到訪過克里特島，因為他在給提多的信中說：「我從前留你在克里特」（</w:t>
       </w:r>
       <w:hyperlink r:id="rId16">
         <w:r>
@@ -338,9 +310,15 @@
             <w:color w:val="0000EE"/>
             <w:u w:val="single"/>
           </w:rPr>
-          <w:t>創3:10，</w:t>
+          <w:t>多1:5</w:t>
         </w:r>
       </w:hyperlink>
+      <w:r>
+        <w:rPr>
+          <w:lang w:val="zh_TW" w:bidi="zh_TW"/>
+        </w:rPr>
+        <w:t>）。基於此和其他證據，許多學者認為保羅在第二次監禁及處決之前已獲釋，並有一段長期的事工（</w:t>
+      </w:r>
       <w:hyperlink r:id="rId17">
         <w:r>
           <w:rPr>
@@ -350,14 +328,14 @@
             <w:color w:val="0000EE"/>
             <w:u w:val="single"/>
           </w:rPr>
-          <w:t>4:13–14</w:t>
+          <w:t>提後4:6</w:t>
         </w:r>
       </w:hyperlink>
       <w:r>
         <w:rPr>
           <w:lang w:val="zh_TW" w:bidi="zh_TW"/>
         </w:rPr>
-        <w:t>；</w:t>
+        <w:t>）。保羅對克里特島的人評價不高，他引用他們自己的一位詩人說他們是「常說謊話，乃是惡獸，又饞又懶。」（</w:t>
       </w:r>
       <w:hyperlink r:id="rId18">
         <w:r>
@@ -368,14 +346,14 @@
             <w:color w:val="0000EE"/>
             <w:u w:val="single"/>
           </w:rPr>
-          <w:t>箴28:1</w:t>
+          <w:t>提1:12</w:t>
         </w:r>
       </w:hyperlink>
       <w:r>
         <w:rPr>
           <w:lang w:val="zh_TW" w:bidi="zh_TW"/>
         </w:rPr>
-        <w:t>）。</w:t>
+        <w:t>）。但福音在那裡必定產生了相當大的影響，因為今天提多的名字在當地許多村莊、教堂和修道院中備受尊崇。</w:t>
       </w:r>
     </w:p>
     <w:p>
@@ -389,19 +367,80 @@
         <w:rPr>
           <w:lang w:val="zh_TW" w:bidi="zh_TW"/>
         </w:rPr>
-        <w:t>聖經記載許多極度焦慮的人，例如該隱、掃羅、亞哈斯和彼拉多。</w:t>
-      </w:r>
-      <w:r>
-        <w:rPr>
-          <w:lang w:val="zh_TW" w:bidi="zh_TW"/>
-        </w:rPr>
-        <w:t>急難困苦的人</w:t>
-      </w:r>
-      <w:r>
-        <w:rPr>
-          <w:lang w:val="zh_TW" w:bidi="zh_TW"/>
-        </w:rPr>
-        <w:t>（</w:t>
+        <w:t>由於其地理位置和土地相對肥沃，克里特島在戰爭和商業上具有重要價值。該島於公元前67年被羅馬征服，成為一個獨立的省份。居民在羅馬人和後來的希臘基督徒（拜占庭人）統治下繁榮昌盛。撒拉遜人（穆斯林）佔領該島超過一個世紀（公元823–960年）。經歷了數個世紀的基督徒領導後，它被土耳其蘇丹征服，文明逐漸衰退（公元1669–1898年）。在公元20世紀，克里特島一直是希臘的一部分，僅在第二次世界大戰期間被德國佔領過一段時間。</w:t>
+      </w:r>
+      <w:r>
+        <w:rPr>
+          <w:lang w:val="zh_TW" w:bidi="zh_TW"/>
+        </w:rPr>
+      </w:r>
+      <w:r>
+        <w:rPr>
+          <w:lang w:val="zh_TW" w:bidi="zh_TW"/>
+        </w:rPr>
+      </w:r>
+    </w:p>
+    <w:p>
+      <w:pPr/>
+      <w:r>
+        <w:rPr>
+          <w:lang w:val="zh_TW" w:bidi="zh_TW"/>
+        </w:rPr>
+      </w:r>
+    </w:p>
+    <w:p>
+      <w:pPr>
+        <w:pStyle w:val="Heading2"/>
+      </w:pPr>
+      <w:r>
+        <w:rPr>
+          <w:lang w:val="zh_TW" w:bidi="zh_TW"/>
+        </w:rPr>
+        <w:t>客店</w:t>
+      </w:r>
+      <w:r>
+        <w:rPr>
+          <w:lang w:val="zh_TW" w:bidi="zh_TW"/>
+        </w:rPr>
+      </w:r>
+    </w:p>
+    <w:p>
+      <w:pPr/>
+      <w:r>
+        <w:rPr>
+          <w:lang w:val="zh_TW" w:bidi="zh_TW"/>
+        </w:rPr>
+      </w:r>
+      <w:r>
+        <w:rPr>
+          <w:lang w:val="zh_TW" w:bidi="zh_TW"/>
+        </w:rPr>
+        <w:t>客店是供旅人行程中過夜歇息的地方。後來，客店的形式有所改變，從簡單的避身之所，逐漸發展成較接近今日旅館的場所。</w:t>
+      </w:r>
+    </w:p>
+    <w:p>
+      <w:pPr>
+        <w:pStyle w:val="Heading3"/>
+      </w:pPr>
+      <w:r>
+        <w:rPr>
+          <w:lang w:val="zh_TW" w:bidi="zh_TW"/>
+        </w:rPr>
+        <w:t>舊約聖經中的客店</w:t>
+      </w:r>
+    </w:p>
+    <w:p>
+      <w:pPr/>
+      <w:r>
+        <w:rPr>
+          <w:lang w:val="zh_TW" w:bidi="zh_TW"/>
+        </w:rPr>
+      </w:r>
+      <w:r>
+        <w:rPr>
+          <w:lang w:val="zh_TW" w:bidi="zh_TW"/>
+        </w:rPr>
+        <w:t>在較早期的英文聖經譯本中，客店（inn）一詞在舊約聖經裡出現三次。其中兩次是記載約瑟的兄弟在往返埃及與迦南的途中，於夜間歇息（</w:t>
       </w:r>
       <w:hyperlink r:id="rId19">
         <w:r>
@@ -412,14 +451,14 @@
             <w:color w:val="0000EE"/>
             <w:u w:val="single"/>
           </w:rPr>
-          <w:t>伯15:24</w:t>
+          <w:t>創42:27</w:t>
         </w:r>
       </w:hyperlink>
       <w:r>
         <w:rPr>
           <w:lang w:val="zh_TW" w:bidi="zh_TW"/>
         </w:rPr>
-        <w:t>）、恐懼抓住惡人、驚嚇臨到假冒為善的人（</w:t>
+        <w:t>，</w:t>
       </w:r>
       <w:hyperlink r:id="rId20">
         <w:r>
@@ -430,14 +469,14 @@
             <w:color w:val="0000EE"/>
             <w:u w:val="single"/>
           </w:rPr>
-          <w:t>賽33:14</w:t>
+          <w:t>43:21</w:t>
         </w:r>
       </w:hyperlink>
       <w:r>
         <w:rPr>
           <w:lang w:val="zh_TW" w:bidi="zh_TW"/>
         </w:rPr>
-        <w:t>），也使作惡的人驚惶滅亡（</w:t>
+        <w:t>；譯註：和合本譯為「住宿的地方」）。第三次出現是在摩西從米甸返回埃及、要帶領以色列的百姓時（</w:t>
       </w:r>
       <w:hyperlink r:id="rId21">
         <w:r>
@@ -448,14 +487,42 @@
             <w:color w:val="0000EE"/>
             <w:u w:val="single"/>
           </w:rPr>
-          <w:t>詩73:19</w:t>
+          <w:t>出4:24</w:t>
         </w:r>
       </w:hyperlink>
       <w:r>
         <w:rPr>
           <w:lang w:val="zh_TW" w:bidi="zh_TW"/>
         </w:rPr>
-        <w:t>）。他們的生命缺乏信心，因此充滿恐懼（</w:t>
+        <w:t>；譯註：和合本譯為「住宿的地方」）。</w:t>
+      </w:r>
+    </w:p>
+    <w:p>
+      <w:pPr/>
+      <w:r>
+        <w:rPr>
+          <w:lang w:val="zh_TW" w:bidi="zh_TW"/>
+        </w:rPr>
+      </w:r>
+      <w:r>
+        <w:rPr>
+          <w:lang w:val="zh_TW" w:bidi="zh_TW"/>
+        </w:rPr>
+        <w:t>有些英文譯本將這些經文全都譯為住宿的地方（lodging place）。在亞伯拉罕與摩西的時代，近東地區並沒有我們今日所理解的客店。我們對客店的概念是指旅人可以付費住宿的公共場所。</w:t>
+      </w:r>
+    </w:p>
+    <w:p>
+      <w:pPr/>
+      <w:r>
+        <w:rPr>
+          <w:lang w:val="zh_TW" w:bidi="zh_TW"/>
+        </w:rPr>
+      </w:r>
+      <w:r>
+        <w:rPr>
+          <w:lang w:val="zh_TW" w:bidi="zh_TW"/>
+        </w:rPr>
+        <w:t>在有人定居的地區，旅人通常可以期待當地居民接待他們、提供住宿之處。在整個近東，為旅人提供住宿是一項重要的責任（見</w:t>
       </w:r>
       <w:hyperlink r:id="rId22">
         <w:r>
@@ -466,14 +533,14 @@
             <w:color w:val="0000EE"/>
             <w:u w:val="single"/>
           </w:rPr>
-          <w:t>啟21:8</w:t>
+          <w:t>創19:1–3</w:t>
         </w:r>
       </w:hyperlink>
       <w:r>
         <w:rPr>
           <w:lang w:val="zh_TW" w:bidi="zh_TW"/>
         </w:rPr>
-        <w:t>）。當神攻擊法老的軍隊時，他們因恐懼而不能行動（</w:t>
+        <w:t>；</w:t>
       </w:r>
       <w:hyperlink r:id="rId23">
         <w:r>
@@ -484,14 +551,14 @@
             <w:color w:val="0000EE"/>
             <w:u w:val="single"/>
           </w:rPr>
-          <w:t>出15:16</w:t>
+          <w:t>士19:15–21</w:t>
         </w:r>
       </w:hyperlink>
       <w:r>
         <w:rPr>
           <w:lang w:val="zh_TW" w:bidi="zh_TW"/>
         </w:rPr>
-        <w:t>）。約伯的朋友比勒達描述，人們在神的審判下被迫跪倒在地（</w:t>
+        <w:t>）。在荒涼無人的地方，旅人就自己搭建住處（</w:t>
       </w:r>
       <w:hyperlink r:id="rId24">
         <w:r>
@@ -502,46 +569,14 @@
             <w:color w:val="0000EE"/>
             <w:u w:val="single"/>
           </w:rPr>
-          <w:t>伯18:11</w:t>
+          <w:t>創28:11</w:t>
         </w:r>
       </w:hyperlink>
       <w:r>
         <w:rPr>
           <w:lang w:val="zh_TW" w:bidi="zh_TW"/>
         </w:rPr>
-        <w:t>）。</w:t>
-      </w:r>
-    </w:p>
-    <w:p>
-      <w:pPr/>
-      <w:r>
-        <w:rPr>
-          <w:lang w:val="zh_TW" w:bidi="zh_TW"/>
-        </w:rPr>
-      </w:r>
-      <w:r>
-        <w:rPr>
-          <w:lang w:val="zh_TW" w:bidi="zh_TW"/>
-        </w:rPr>
-        <w:t>恐懼有時會使人停步不前，或迫使他們做出與平日截然不同的行為。這尤其常見於沒有完全委身於神的人。</w:t>
-      </w:r>
-    </w:p>
-    <w:p>
-      <w:pPr>
-        <w:pStyle w:val="ListBullet"/>
-        <w:spacing w:line="240" w:lineRule="auto"/>
-        <w:ind w:left="720"/>
-      </w:pPr>
-      <w:r>
-        <w:rPr>
-          <w:lang w:val="zh_TW" w:bidi="zh_TW"/>
-        </w:rPr>
-      </w:r>
-      <w:r>
-        <w:rPr>
-          <w:lang w:val="zh_TW" w:bidi="zh_TW"/>
-        </w:rPr>
-        <w:t>掃羅因為害怕百姓的反應而不順服神（</w:t>
+        <w:t>），也會自行攜帶食物（</w:t>
       </w:r>
       <w:hyperlink r:id="rId25">
         <w:r>
@@ -552,32 +587,41 @@
             <w:color w:val="0000EE"/>
             <w:u w:val="single"/>
           </w:rPr>
-          <w:t>撒上15:24</w:t>
+          <w:t>書9:11–13</w:t>
         </w:r>
       </w:hyperlink>
       <w:r>
         <w:rPr>
           <w:lang w:val="zh_TW" w:bidi="zh_TW"/>
         </w:rPr>
-        <w:t>）</w:t>
+        <w:t>）。</w:t>
       </w:r>
     </w:p>
     <w:p>
-      <w:pPr>
-        <w:pStyle w:val="ListBullet"/>
-        <w:spacing w:line="240" w:lineRule="auto"/>
-        <w:ind w:left="720"/>
-      </w:pPr>
-      <w:r>
-        <w:rPr>
-          <w:lang w:val="zh_TW" w:bidi="zh_TW"/>
-        </w:rPr>
-      </w:r>
-      <w:r>
-        <w:rPr>
-          <w:lang w:val="zh_TW" w:bidi="zh_TW"/>
-        </w:rPr>
-        <w:t>瞎子得到耶穌醫治，其父母卻因為害怕猶太人的官長，所以不敢為耶穌作見證（</w:t>
+      <w:pPr/>
+      <w:r>
+        <w:rPr>
+          <w:lang w:val="zh_TW" w:bidi="zh_TW"/>
+        </w:rPr>
+      </w:r>
+      <w:r>
+        <w:rPr>
+          <w:lang w:val="zh_TW" w:bidi="zh_TW"/>
+        </w:rPr>
+        <w:t>我們不確定真正的客店何時在巴勒斯坦出現。有些人認為客店的概念來自外地，因為猶太人用來表示「客店」的詞語源自希臘文與拉丁文。較早的文獻，如他爾根（Targum）和約瑟夫（Josephus，</w:t>
+      </w:r>
+      <w:r>
+        <w:rPr>
+          <w:i/>
+          <w:lang w:val="zh_TW" w:bidi="zh_TW"/>
+        </w:rPr>
+        <w:t>猶太古史記</w:t>
+      </w:r>
+      <w:r>
+        <w:rPr>
+          <w:lang w:val="zh_TW" w:bidi="zh_TW"/>
+        </w:rPr>
+        <w:t xml:space="preserve"> 5.1.12）都將喇合稱為開客店的人（</w:t>
       </w:r>
       <w:hyperlink r:id="rId26">
         <w:r>
@@ -588,32 +632,53 @@
             <w:color w:val="0000EE"/>
             <w:u w:val="single"/>
           </w:rPr>
-          <w:t>約9:22</w:t>
+          <w:t>書2:1</w:t>
         </w:r>
       </w:hyperlink>
       <w:r>
         <w:rPr>
           <w:lang w:val="zh_TW" w:bidi="zh_TW"/>
         </w:rPr>
-        <w:t>）</w:t>
+        <w:t>）。不過，在約書亞的時代，很可能尚未存在真正意義上的客店。然而，在近東地區可以找到相似的例子，有些婦女經營某種場所，為旅人同時提供住宿與性服務。</w:t>
       </w:r>
     </w:p>
     <w:p>
       <w:pPr>
-        <w:pStyle w:val="ListBullet"/>
-        <w:spacing w:line="240" w:lineRule="auto"/>
-        <w:ind w:left="720"/>
-      </w:pPr>
-      <w:r>
-        <w:rPr>
-          <w:lang w:val="zh_TW" w:bidi="zh_TW"/>
-        </w:rPr>
-      </w:r>
-      <w:r>
-        <w:rPr>
-          <w:lang w:val="zh_TW" w:bidi="zh_TW"/>
-        </w:rPr>
-        <w:t>在「才幹」的比喻裡，有人因為恐懼而沒有盡本分（</w:t>
+        <w:pStyle w:val="Heading3"/>
+      </w:pPr>
+      <w:r>
+        <w:rPr>
+          <w:lang w:val="zh_TW" w:bidi="zh_TW"/>
+        </w:rPr>
+        <w:t>新約聖經中的客店</w:t>
+      </w:r>
+    </w:p>
+    <w:p>
+      <w:pPr/>
+      <w:r>
+        <w:rPr>
+          <w:lang w:val="zh_TW" w:bidi="zh_TW"/>
+        </w:rPr>
+      </w:r>
+      <w:r>
+        <w:rPr>
+          <w:lang w:val="zh_TW" w:bidi="zh_TW"/>
+        </w:rPr>
+        <w:t>我們知道，希臘式的客店早在公元前5世紀就已存在，並且在受希臘文化影響的地區逐漸普及。這類客店通常環境不太舒適，也缺乏安全保障。</w:t>
+      </w:r>
+    </w:p>
+    <w:p>
+      <w:pPr/>
+      <w:r>
+        <w:rPr>
+          <w:lang w:val="zh_TW" w:bidi="zh_TW"/>
+        </w:rPr>
+      </w:r>
+      <w:r>
+        <w:rPr>
+          <w:lang w:val="zh_TW" w:bidi="zh_TW"/>
+        </w:rPr>
+        <w:t>這種有「店主」的「客店」，正是好撒馬利亞人將遭搶劫的人帶去的地方（</w:t>
       </w:r>
       <w:hyperlink r:id="rId27">
         <w:r>
@@ -624,14 +689,14 @@
             <w:color w:val="0000EE"/>
             <w:u w:val="single"/>
           </w:rPr>
-          <w:t>太25:25</w:t>
+          <w:t>路10:34–35</w:t>
         </w:r>
       </w:hyperlink>
       <w:r>
         <w:rPr>
           <w:lang w:val="zh_TW" w:bidi="zh_TW"/>
         </w:rPr>
-        <w:t>）</w:t>
+        <w:t>）。這類客店很可能類似汗舍（khan，城內的小型客店）或商隊驛站（caravansary，位於城的邊緣、特別設在貿易路線旁的較大型客店）。這些設施可見於敘利亞一帶的貿易路線上，長期以來都相當常見。</w:t>
       </w:r>
     </w:p>
     <w:p>
@@ -645,7 +710,35 @@
         <w:rPr>
           <w:lang w:val="zh_TW" w:bidi="zh_TW"/>
         </w:rPr>
-        <w:t>耶穌基督藉著祂的死、復活，以及在天上為信徒不斷工作，使人從恐懼中得釋放。使徒保羅告訴羅馬的信徒（</w:t>
+        <w:t>這些客店多半是方形建築，中間設有露天的院子，提供水源與遮蔽之處，但旅人通常自備食物，有時也會帶著自己的鋪蓋。好撒馬利亞人顯然期待店主照顧那位受傷的人。至於這種作法是否屬於常態，或只是因為情況緊急而採取的特例，則不容易判斷。</w:t>
+      </w:r>
+    </w:p>
+    <w:p>
+      <w:pPr/>
+      <w:r>
+        <w:rPr>
+          <w:lang w:val="zh_TW" w:bidi="zh_TW"/>
+        </w:rPr>
+      </w:r>
+      <w:r>
+        <w:rPr>
+          <w:lang w:val="zh_TW" w:bidi="zh_TW"/>
+        </w:rPr>
+        <w:t>耶穌在好撒馬利亞人的比喻中所提到的那間客店，人們長久以來認為它就是哈特魯爾汗舍（Khan Hathrur）。它位於耶路撒冷與耶利哥之間的中途位置。不過，現今所見的建築，很可能只是在同一地點先後興建的多座建築之一。</w:t>
+      </w:r>
+    </w:p>
+    <w:p>
+      <w:pPr/>
+      <w:r>
+        <w:rPr>
+          <w:lang w:val="zh_TW" w:bidi="zh_TW"/>
+        </w:rPr>
+      </w:r>
+      <w:r>
+        <w:rPr>
+          <w:lang w:val="zh_TW" w:bidi="zh_TW"/>
+        </w:rPr>
+        <w:t>新約聖經中還有兩處著名的經文，提到不同類型的住宿之處。第一，來自羅馬的基督徒在三館這個歇腳之處迎接身為囚犯的保羅，三館距離羅馬約53公里（33英里），是兩條道路交會的地方（</w:t>
       </w:r>
       <w:hyperlink r:id="rId28">
         <w:r>
@@ -656,14 +749,14 @@
             <w:color w:val="0000EE"/>
             <w:u w:val="single"/>
           </w:rPr>
-          <w:t>羅8:15</w:t>
+          <w:t>徒28:15</w:t>
         </w:r>
       </w:hyperlink>
       <w:r>
         <w:rPr>
           <w:lang w:val="zh_TW" w:bidi="zh_TW"/>
         </w:rPr>
-        <w:t>），當他們成為基督徒時，所領受的不是奴僕的心，使人仍舊害怕，乃是兒子的心。這表示他們可以叫神為「阿爸」（猶太孩子用來稱呼父親的亞蘭文詞語）。這是耶穌用來稱呼父神的同一個詞語，基督徒既屬於神的家，也能在向神說話時使用這個詞語（</w:t>
+        <w:t>）。第二，是那間沒有地方接待約瑟和馬利亞的「客店」（</w:t>
       </w:r>
       <w:hyperlink r:id="rId29">
         <w:r>
@@ -674,14 +767,14 @@
             <w:color w:val="0000EE"/>
             <w:u w:val="single"/>
           </w:rPr>
-          <w:t>加4:6</w:t>
+          <w:t>路2:7</w:t>
         </w:r>
       </w:hyperlink>
       <w:r>
         <w:rPr>
           <w:lang w:val="zh_TW" w:bidi="zh_TW"/>
         </w:rPr>
-        <w:t>）。人領受神的愛，就能夠靠著這愛的大能驅散恐懼（</w:t>
+        <w:t>）。這個詞語在某些英文譯本中譯為客房（guestchamber），而另一些譯本則譯為客房（guest room）（</w:t>
       </w:r>
       <w:hyperlink r:id="rId30">
         <w:r>
@@ -692,28 +785,14 @@
             <w:color w:val="0000EE"/>
             <w:u w:val="single"/>
           </w:rPr>
-          <w:t>約一4:18</w:t>
+          <w:t>可14:14</w:t>
         </w:r>
       </w:hyperlink>
       <w:r>
         <w:rPr>
           <w:lang w:val="zh_TW" w:bidi="zh_TW"/>
         </w:rPr>
-        <w:t>）。</w:t>
-      </w:r>
-    </w:p>
-    <w:p>
-      <w:pPr/>
-      <w:r>
-        <w:rPr>
-          <w:lang w:val="zh_TW" w:bidi="zh_TW"/>
-        </w:rPr>
-      </w:r>
-      <w:r>
-        <w:rPr>
-          <w:lang w:val="zh_TW" w:bidi="zh_TW"/>
-        </w:rPr>
-        <w:t>不必要的恐懼會損害神子民所作的工。神警告耶利米不要怕那些攻擊他的人（</w:t>
+        <w:t>；</w:t>
       </w:r>
       <w:hyperlink r:id="rId31">
         <w:r>
@@ -724,14 +803,28 @@
             <w:color w:val="0000EE"/>
             <w:u w:val="single"/>
           </w:rPr>
-          <w:t>耶1:8</w:t>
+          <w:t>路22:11</w:t>
         </w:r>
       </w:hyperlink>
       <w:r>
         <w:rPr>
           <w:lang w:val="zh_TW" w:bidi="zh_TW"/>
         </w:rPr>
-        <w:t>），因為如果他向恐懼屈服，神就會使災禍臨到他（</w:t>
+        <w:t>）。</w:t>
+      </w:r>
+    </w:p>
+    <w:p>
+      <w:pPr/>
+      <w:r>
+        <w:rPr>
+          <w:lang w:val="zh_TW" w:bidi="zh_TW"/>
+        </w:rPr>
+      </w:r>
+      <w:r>
+        <w:rPr>
+          <w:lang w:val="zh_TW" w:bidi="zh_TW"/>
+        </w:rPr>
+        <w:t>耶路撒冷的猶太人以能夠為所有前來守逾越節的訪客提供足夠的客房而感到自豪。而前來守五旬節的人群同樣能獲得接待（</w:t>
       </w:r>
       <w:hyperlink r:id="rId32">
         <w:r>
@@ -742,182 +835,14 @@
             <w:color w:val="0000EE"/>
             <w:u w:val="single"/>
           </w:rPr>
-          <w:t>耶1:17</w:t>
+          <w:t>徒2:6–11</w:t>
         </w:r>
       </w:hyperlink>
       <w:r>
         <w:rPr>
           <w:lang w:val="zh_TW" w:bidi="zh_TW"/>
         </w:rPr>
-        <w:t>）。神勸勉以西結——與耶利米同時代的人，以及其他人，要他們剛強（</w:t>
-      </w:r>
-      <w:hyperlink r:id="rId33">
-        <w:r>
-          <w:rPr>
-            <w:lang w:val="zh_TW" w:bidi="zh_TW"/>
-          </w:rPr>
-          <w:rPr>
-            <w:color w:val="0000EE"/>
-            <w:u w:val="single"/>
-          </w:rPr>
-          <w:t>書1:7–9</w:t>
-        </w:r>
-      </w:hyperlink>
-      <w:r>
-        <w:rPr>
-          <w:lang w:val="zh_TW" w:bidi="zh_TW"/>
-        </w:rPr>
-        <w:t>；</w:t>
-      </w:r>
-      <w:hyperlink r:id="rId34">
-        <w:r>
-          <w:rPr>
-            <w:lang w:val="zh_TW" w:bidi="zh_TW"/>
-          </w:rPr>
-          <w:rPr>
-            <w:color w:val="0000EE"/>
-            <w:u w:val="single"/>
-          </w:rPr>
-          <w:t>結2:6</w:t>
-        </w:r>
-      </w:hyperlink>
-      <w:r>
-        <w:rPr>
-          <w:lang w:val="zh_TW" w:bidi="zh_TW"/>
-        </w:rPr>
-        <w:t>）。即使敬虔的人也會受到恐懼的試探，有時甚至感到難以承受（</w:t>
-      </w:r>
-      <w:hyperlink r:id="rId35">
-        <w:r>
-          <w:rPr>
-            <w:lang w:val="zh_TW" w:bidi="zh_TW"/>
-          </w:rPr>
-          <w:rPr>
-            <w:color w:val="0000EE"/>
-            <w:u w:val="single"/>
-          </w:rPr>
-          <w:t>詩55:5</w:t>
-        </w:r>
-      </w:hyperlink>
-      <w:r>
-        <w:rPr>
-          <w:lang w:val="zh_TW" w:bidi="zh_TW"/>
-        </w:rPr>
-        <w:t>）。正因如此，神常常吩咐祂的子民不要向恐懼屈服（</w:t>
-      </w:r>
-      <w:hyperlink r:id="rId36">
-        <w:r>
-          <w:rPr>
-            <w:lang w:val="zh_TW" w:bidi="zh_TW"/>
-          </w:rPr>
-          <w:rPr>
-            <w:color w:val="0000EE"/>
-            <w:u w:val="single"/>
-          </w:rPr>
-          <w:t>賽8:12</w:t>
-        </w:r>
-      </w:hyperlink>
-      <w:r>
-        <w:rPr>
-          <w:lang w:val="zh_TW" w:bidi="zh_TW"/>
-        </w:rPr>
-        <w:t>；</w:t>
-      </w:r>
-      <w:hyperlink r:id="rId37">
-        <w:r>
-          <w:rPr>
-            <w:lang w:val="zh_TW" w:bidi="zh_TW"/>
-          </w:rPr>
-          <w:rPr>
-            <w:color w:val="0000EE"/>
-            <w:u w:val="single"/>
-          </w:rPr>
-          <w:t>約14:1、27</w:t>
-        </w:r>
-      </w:hyperlink>
-      <w:r>
-        <w:rPr>
-          <w:lang w:val="zh_TW" w:bidi="zh_TW"/>
-        </w:rPr>
-        <w:t>）。相反，祂鼓勵他們把憂慮交託救贖主的手裡，因為祂深切關心祂的子民（</w:t>
-      </w:r>
-      <w:hyperlink r:id="rId38">
-        <w:r>
-          <w:rPr>
-            <w:lang w:val="zh_TW" w:bidi="zh_TW"/>
-          </w:rPr>
-          <w:rPr>
-            <w:color w:val="0000EE"/>
-            <w:u w:val="single"/>
-          </w:rPr>
-          <w:t>彼前5:7</w:t>
-        </w:r>
-      </w:hyperlink>
-      <w:r>
-        <w:rPr>
-          <w:lang w:val="zh_TW" w:bidi="zh_TW"/>
-        </w:rPr>
-        <w:t>）。信心是戰勝恐懼的關鍵，正如以賽亞所說：「堅心倚賴你的，你必保守他十分平安，因為他倚靠你。」（</w:t>
-      </w:r>
-      <w:hyperlink r:id="rId39">
-        <w:r>
-          <w:rPr>
-            <w:lang w:val="zh_TW" w:bidi="zh_TW"/>
-          </w:rPr>
-          <w:rPr>
-            <w:color w:val="0000EE"/>
-            <w:u w:val="single"/>
-          </w:rPr>
-          <w:t>賽26:3</w:t>
-        </w:r>
-      </w:hyperlink>
-      <w:r>
-        <w:rPr>
-          <w:lang w:val="zh_TW" w:bidi="zh_TW"/>
-        </w:rPr>
-        <w:t>）詩篇的作者也強調信心對戰勝恐懼的作用（</w:t>
-      </w:r>
-      <w:hyperlink r:id="rId40">
-        <w:r>
-          <w:rPr>
-            <w:lang w:val="zh_TW" w:bidi="zh_TW"/>
-          </w:rPr>
-          <w:rPr>
-            <w:color w:val="0000EE"/>
-            <w:u w:val="single"/>
-          </w:rPr>
-          <w:t>詩37:1，</w:t>
-        </w:r>
-      </w:hyperlink>
-      <w:hyperlink r:id="rId41">
-        <w:r>
-          <w:rPr>
-            <w:lang w:val="zh_TW" w:bidi="zh_TW"/>
-          </w:rPr>
-          <w:rPr>
-            <w:color w:val="0000EE"/>
-            <w:u w:val="single"/>
-          </w:rPr>
-          <w:t>46:2，</w:t>
-        </w:r>
-      </w:hyperlink>
-      <w:hyperlink r:id="rId42">
-        <w:r>
-          <w:rPr>
-            <w:lang w:val="zh_TW" w:bidi="zh_TW"/>
-          </w:rPr>
-          <w:rPr>
-            <w:color w:val="0000EE"/>
-            <w:u w:val="single"/>
-          </w:rPr>
-          <w:t>112:7</w:t>
-        </w:r>
-      </w:hyperlink>
-      <w:r>
-        <w:rPr>
-          <w:lang w:val="zh_TW" w:bidi="zh_TW"/>
-        </w:rPr>
-        <w:t>）。</w:t>
+        <w:t>）。看來，約瑟和馬利亞為了數點人數來到伯利恆時，也期望能找到這樣的住宿之處，但所有客房都已經客滿。</w:t>
       </w:r>
     </w:p>
     <w:p>
@@ -929,373 +854,22 @@
       </w:r>
       <w:r>
         <w:rPr>
-          <w:lang w:val="zh_TW" w:bidi="zh_TW"/>
-        </w:rPr>
-        <w:t>真正的信心包含對神深深的敬畏，聖經稱之為「敬畏神」。認識神的大能是建立堅固信心的關鍵（</w:t>
-      </w:r>
-      <w:hyperlink r:id="rId43">
-        <w:r>
-          <w:rPr>
-            <w:lang w:val="zh_TW" w:bidi="zh_TW"/>
-          </w:rPr>
-          <w:rPr>
-            <w:color w:val="0000EE"/>
-            <w:u w:val="single"/>
-          </w:rPr>
-          <w:t>詩5:7，</w:t>
-        </w:r>
-      </w:hyperlink>
-      <w:hyperlink r:id="rId44">
-        <w:r>
-          <w:rPr>
-            <w:lang w:val="zh_TW" w:bidi="zh_TW"/>
-          </w:rPr>
-          <w:rPr>
-            <w:color w:val="0000EE"/>
-            <w:u w:val="single"/>
-          </w:rPr>
-          <w:t>89:7</w:t>
-        </w:r>
-      </w:hyperlink>
-      <w:r>
-        <w:rPr>
-          <w:lang w:val="zh_TW" w:bidi="zh_TW"/>
-        </w:rPr>
-        <w:t>）。基督徒不再需要懼怕：</w:t>
-      </w:r>
-    </w:p>
-    <w:p>
-      <w:pPr>
-        <w:pStyle w:val="ListBullet"/>
-        <w:spacing w:line="240" w:lineRule="auto"/>
-        <w:ind w:left="720"/>
-      </w:pPr>
-      <w:r>
-        <w:rPr>
-          <w:lang w:val="zh_TW" w:bidi="zh_TW"/>
-        </w:rPr>
-      </w:r>
-      <w:r>
-        <w:rPr>
-          <w:lang w:val="zh_TW" w:bidi="zh_TW"/>
-        </w:rPr>
-        <w:t>人（</w:t>
-      </w:r>
-      <w:hyperlink r:id="rId45">
-        <w:r>
-          <w:rPr>
-            <w:lang w:val="zh_TW" w:bidi="zh_TW"/>
-          </w:rPr>
-          <w:rPr>
-            <w:color w:val="0000EE"/>
-            <w:u w:val="single"/>
-          </w:rPr>
-          <w:t>來13:6</w:t>
-        </w:r>
-      </w:hyperlink>
-      <w:r>
-        <w:rPr>
-          <w:lang w:val="zh_TW" w:bidi="zh_TW"/>
-        </w:rPr>
-        <w:t>）</w:t>
-      </w:r>
-    </w:p>
-    <w:p>
-      <w:pPr>
-        <w:pStyle w:val="ListBullet"/>
-        <w:spacing w:line="240" w:lineRule="auto"/>
-        <w:ind w:left="720"/>
-      </w:pPr>
-      <w:r>
-        <w:rPr>
-          <w:lang w:val="zh_TW" w:bidi="zh_TW"/>
-        </w:rPr>
-      </w:r>
-      <w:r>
-        <w:rPr>
-          <w:lang w:val="zh_TW" w:bidi="zh_TW"/>
-        </w:rPr>
-        <w:t>死亡（</w:t>
-      </w:r>
-      <w:hyperlink r:id="rId46">
-        <w:r>
-          <w:rPr>
-            <w:lang w:val="zh_TW" w:bidi="zh_TW"/>
-          </w:rPr>
-          <w:rPr>
-            <w:color w:val="0000EE"/>
-            <w:u w:val="single"/>
-          </w:rPr>
-          <w:t>2:15</w:t>
-        </w:r>
-      </w:hyperlink>
-      <w:r>
-        <w:rPr>
-          <w:lang w:val="zh_TW" w:bidi="zh_TW"/>
-        </w:rPr>
-        <w:t>）</w:t>
-      </w:r>
-    </w:p>
-    <w:p>
-      <w:pPr>
-        <w:pStyle w:val="ListBullet"/>
-        <w:spacing w:line="240" w:lineRule="auto"/>
-        <w:ind w:left="720"/>
-      </w:pPr>
-      <w:r>
-        <w:rPr>
-          <w:lang w:val="zh_TW" w:bidi="zh_TW"/>
-        </w:rPr>
-      </w:r>
-      <w:r>
-        <w:rPr>
-          <w:lang w:val="zh_TW" w:bidi="zh_TW"/>
-        </w:rPr>
-        <w:t>人生中的各樣境遇（</w:t>
-      </w:r>
-      <w:hyperlink r:id="rId47">
-        <w:r>
-          <w:rPr>
-            <w:lang w:val="zh_TW" w:bidi="zh_TW"/>
-          </w:rPr>
-          <w:rPr>
-            <w:color w:val="0000EE"/>
-            <w:u w:val="single"/>
-          </w:rPr>
-          <w:t>提後1:6–7</w:t>
-        </w:r>
-      </w:hyperlink>
-      <w:r>
-        <w:rPr>
-          <w:lang w:val="zh_TW" w:bidi="zh_TW"/>
-        </w:rPr>
-        <w:t>）</w:t>
-      </w:r>
-    </w:p>
-    <w:p>
-      <w:pPr/>
-      <w:r>
-        <w:rPr>
-          <w:lang w:val="zh_TW" w:bidi="zh_TW"/>
-        </w:rPr>
-      </w:r>
-      <w:r>
-        <w:rPr>
-          <w:lang w:val="zh_TW" w:bidi="zh_TW"/>
-        </w:rPr>
-        <w:t>然而，信徒始終要尊崇神。這樣的敬畏會帶來智慧（</w:t>
-      </w:r>
-      <w:hyperlink r:id="rId48">
-        <w:r>
-          <w:rPr>
-            <w:lang w:val="zh_TW" w:bidi="zh_TW"/>
-          </w:rPr>
-          <w:rPr>
-            <w:color w:val="0000EE"/>
-            <w:u w:val="single"/>
-          </w:rPr>
-          <w:t>詩111:10</w:t>
-        </w:r>
-      </w:hyperlink>
-      <w:r>
-        <w:rPr>
-          <w:lang w:val="zh_TW" w:bidi="zh_TW"/>
-        </w:rPr>
-        <w:t>）和引導（</w:t>
-      </w:r>
-      <w:hyperlink r:id="rId49">
-        <w:r>
-          <w:rPr>
-            <w:lang w:val="zh_TW" w:bidi="zh_TW"/>
-          </w:rPr>
-          <w:rPr>
-            <w:color w:val="0000EE"/>
-            <w:u w:val="single"/>
-          </w:rPr>
-          <w:t>弗5:21</w:t>
-        </w:r>
-      </w:hyperlink>
-      <w:r>
-        <w:rPr>
-          <w:lang w:val="zh_TW" w:bidi="zh_TW"/>
-        </w:rPr>
-        <w:t>；</w:t>
-      </w:r>
-      <w:hyperlink r:id="rId50">
-        <w:r>
-          <w:rPr>
-            <w:lang w:val="zh_TW" w:bidi="zh_TW"/>
-          </w:rPr>
-          <w:rPr>
-            <w:color w:val="0000EE"/>
-            <w:u w:val="single"/>
-          </w:rPr>
-          <w:t>腓2:12</w:t>
-        </w:r>
-      </w:hyperlink>
-      <w:r>
-        <w:rPr>
-          <w:lang w:val="zh_TW" w:bidi="zh_TW"/>
-        </w:rPr>
-        <w:t>）。透過研讀聖經而生出的愛神之心，也會帶來這種敬畏（</w:t>
-      </w:r>
-      <w:hyperlink r:id="rId51">
-        <w:r>
-          <w:rPr>
-            <w:lang w:val="zh_TW" w:bidi="zh_TW"/>
-          </w:rPr>
-          <w:rPr>
-            <w:color w:val="0000EE"/>
-            <w:u w:val="single"/>
-          </w:rPr>
-          <w:t>箴2:3–5</w:t>
-        </w:r>
-      </w:hyperlink>
-      <w:r>
-        <w:rPr>
-          <w:lang w:val="zh_TW" w:bidi="zh_TW"/>
-        </w:rPr>
-        <w:t>）。</w:t>
-      </w:r>
-    </w:p>
-    <w:p>
-      <w:pPr/>
-      <w:r>
-        <w:rPr>
-          <w:lang w:val="zh_TW" w:bidi="zh_TW"/>
-        </w:rPr>
-      </w:r>
-      <w:r>
-        <w:rPr>
-          <w:lang w:val="zh_TW" w:bidi="zh_TW"/>
-        </w:rPr>
-        <w:t>古代以色列人藉著遵行神的誡命來表達他們的敬畏（</w:t>
-      </w:r>
-      <w:hyperlink r:id="rId52">
-        <w:r>
-          <w:rPr>
-            <w:lang w:val="zh_TW" w:bidi="zh_TW"/>
-          </w:rPr>
-          <w:rPr>
-            <w:color w:val="0000EE"/>
-            <w:u w:val="single"/>
-          </w:rPr>
-          <w:t>申6:2</w:t>
-        </w:r>
-      </w:hyperlink>
-      <w:r>
-        <w:rPr>
-          <w:lang w:val="zh_TW" w:bidi="zh_TW"/>
-        </w:rPr>
-        <w:t>）。哥尼流和他的全家因為敬畏神，被稱為「敬畏神的人」（</w:t>
-      </w:r>
-      <w:hyperlink r:id="rId53">
-        <w:r>
-          <w:rPr>
-            <w:lang w:val="zh_TW" w:bidi="zh_TW"/>
-          </w:rPr>
-          <w:rPr>
-            <w:color w:val="0000EE"/>
-            <w:u w:val="single"/>
-          </w:rPr>
-          <w:t>徒10:2</w:t>
-        </w:r>
-      </w:hyperlink>
-      <w:r>
-        <w:rPr>
-          <w:lang w:val="zh_TW" w:bidi="zh_TW"/>
-        </w:rPr>
-        <w:t>）。真正的敬畏會使人過著善行和聖潔的生活（</w:t>
-      </w:r>
-      <w:hyperlink r:id="rId54">
-        <w:r>
-          <w:rPr>
-            <w:lang w:val="zh_TW" w:bidi="zh_TW"/>
-          </w:rPr>
-          <w:rPr>
-            <w:color w:val="0000EE"/>
-            <w:u w:val="single"/>
-          </w:rPr>
-          <w:t>林後7:1</w:t>
-        </w:r>
-      </w:hyperlink>
-      <w:r>
-        <w:rPr>
-          <w:lang w:val="zh_TW" w:bidi="zh_TW"/>
-        </w:rPr>
-        <w:t>），這種敬畏帶來喜樂（</w:t>
-      </w:r>
-      <w:hyperlink r:id="rId55">
-        <w:r>
-          <w:rPr>
-            <w:lang w:val="zh_TW" w:bidi="zh_TW"/>
-          </w:rPr>
-          <w:rPr>
-            <w:color w:val="0000EE"/>
-            <w:u w:val="single"/>
-          </w:rPr>
-          <w:t>詩2:11</w:t>
-        </w:r>
-      </w:hyperlink>
-      <w:r>
-        <w:rPr>
-          <w:lang w:val="zh_TW" w:bidi="zh_TW"/>
-        </w:rPr>
-        <w:t>）和生命（</w:t>
-      </w:r>
-      <w:hyperlink r:id="rId56">
-        <w:r>
-          <w:rPr>
-            <w:lang w:val="zh_TW" w:bidi="zh_TW"/>
-          </w:rPr>
-          <w:rPr>
-            <w:color w:val="0000EE"/>
-            <w:u w:val="single"/>
-          </w:rPr>
-          <w:t>箴14:27</w:t>
-        </w:r>
-      </w:hyperlink>
-      <w:r>
-        <w:rPr>
-          <w:lang w:val="zh_TW" w:bidi="zh_TW"/>
-        </w:rPr>
-        <w:t>），也比財富更寶貴（</w:t>
-      </w:r>
-      <w:hyperlink r:id="rId57">
-        <w:r>
-          <w:rPr>
-            <w:lang w:val="zh_TW" w:bidi="zh_TW"/>
-          </w:rPr>
-          <w:rPr>
-            <w:color w:val="0000EE"/>
-            <w:u w:val="single"/>
-          </w:rPr>
-          <w:t>箴15:16</w:t>
-        </w:r>
-      </w:hyperlink>
-      <w:r>
-        <w:rPr>
-          <w:lang w:val="zh_TW" w:bidi="zh_TW"/>
-        </w:rPr>
-        <w:t>）。神喜悅那些敬畏祂的人（</w:t>
-      </w:r>
-      <w:hyperlink r:id="rId58">
-        <w:r>
-          <w:rPr>
-            <w:lang w:val="zh_TW" w:bidi="zh_TW"/>
-          </w:rPr>
-          <w:rPr>
-            <w:color w:val="0000EE"/>
-            <w:u w:val="single"/>
-          </w:rPr>
-          <w:t>詩147:11</w:t>
-        </w:r>
-      </w:hyperlink>
-      <w:r>
-        <w:rPr>
-          <w:lang w:val="zh_TW" w:bidi="zh_TW"/>
-        </w:rPr>
-        <w:t>）。</w:t>
+          <w:i/>
+          <w:lang w:val="zh_TW" w:bidi="zh_TW"/>
+        </w:rPr>
+        <w:t>另見</w:t>
+      </w:r>
+      <w:r>
+        <w:rPr>
+          <w:lang w:val="zh_TW" w:bidi="zh_TW"/>
+        </w:rPr>
+        <w:t>旅行</w:t>
+      </w:r>
+      <w:r>
+        <w:rPr>
+          <w:lang w:val="zh_TW" w:bidi="zh_TW"/>
+        </w:rPr>
+        <w:t>。</w:t>
       </w:r>
       <w:r>
         <w:rPr>

--- a/zht/docx/075.content.docx
+++ b/zht/docx/075.content.docx
@@ -149,7 +149,7 @@
         <w:rPr>
           <w:lang w:val="zh_TW" w:bidi="zh_TW"/>
         </w:rPr>
-        <w:t>ke</w:t>
+        <w:t>kai</w:t>
       </w:r>
       <w:r>
         <w:rPr>
@@ -212,7 +212,7 @@
         <w:rPr>
           <w:lang w:val="zh_TW" w:bidi="zh_TW"/>
         </w:rPr>
-        <w:t>克里特</w:t>
+        <w:t>凱撒利亞‧腓立比</w:t>
       </w:r>
       <w:r>
         <w:rPr>
@@ -231,7 +231,7 @@
         <w:rPr>
           <w:lang w:val="zh_TW" w:bidi="zh_TW"/>
         </w:rPr>
-        <w:t>地中海第四大島嶼，位於希臘東南約60英里（或97公里），土耳其西南約110英里（或177公里）處。它從東到西全長160英里（或257.4公里）。寬度約36英里（或58公里），面積為3,200平方英里（或5,149平方公里）。島上有一條山脈，中央是神聖的伊達山（海拔9,000英尺或2,742米）。這些山脈陡峭地延伸到南海岸，因此大多數居民居住在較為平緩的北坡上。</w:t>
+        <w:t>位於巴勒斯坦北端的城，位於黑門山南坡，靠近古城但。凱撒利亞‧腓立比位於一個美麗的地區，位於約旦河三大源頭之一的瓦迪巴尼亞斯（Wadi Banias）。</w:t>
       </w:r>
     </w:p>
     <w:p>
@@ -245,7 +245,134 @@
         <w:rPr>
           <w:lang w:val="zh_TW" w:bidi="zh_TW"/>
         </w:rPr>
-        <w:t>克里特島在基督教會的歷史上具有重要意義。當保羅作為囚犯前往羅馬時，船在佳澳避風港避風（</w:t>
+        <w:t>在公元前二世紀，這個地方被稱為潘尼翁（Panion），因為希臘神潘（Pan）在那裡的一個洞穴中受到崇拜。希臘歷史學家</w:t>
+      </w:r>
+      <w:r>
+        <w:rPr>
+          <w:lang w:val="zh_TW" w:bidi="zh_TW"/>
+        </w:rPr>
+        <w:t>波利比烏斯（</w:t>
+      </w:r>
+      <w:r>
+        <w:rPr>
+          <w:lang w:val="zh_TW" w:bidi="zh_TW"/>
+        </w:rPr>
+        <w:t>Polybius</w:t>
+      </w:r>
+      <w:r>
+        <w:rPr>
+          <w:lang w:val="zh_TW" w:bidi="zh_TW"/>
+        </w:rPr>
+        <w:t>）</w:t>
+      </w:r>
+      <w:r>
+        <w:rPr>
+          <w:lang w:val="zh_TW" w:bidi="zh_TW"/>
+        </w:rPr>
+        <w:t>提到，這是敘利亞王</w:t>
+      </w:r>
+      <w:r>
+        <w:rPr>
+          <w:lang w:val="zh_TW" w:bidi="zh_TW"/>
+        </w:rPr>
+        <w:t>安提阿古</w:t>
+      </w:r>
+      <w:r>
+        <w:rPr>
+          <w:lang w:val="zh_TW" w:bidi="zh_TW"/>
+        </w:rPr>
+        <w:t>三世（Antiochus III）在大約公元前200年擊敗埃及托勒密王朝的一場重要戰役的地點。猶太歷史學家約瑟夫（Josephus，</w:t>
+      </w:r>
+      <w:r>
+        <w:rPr>
+          <w:i/>
+          <w:lang w:val="zh_TW" w:bidi="zh_TW"/>
+        </w:rPr>
+        <w:t>猶太古史記</w:t>
+      </w:r>
+      <w:r>
+        <w:rPr>
+          <w:lang w:val="zh_TW" w:bidi="zh_TW"/>
+        </w:rPr>
+        <w:t xml:space="preserve"> 15.10.3）記載：「潘尼翁（Panium）」由西納德勒斯（Zenodorus）治理；其宗教崇拜地點「是一個非常精美的山洞，洞穴之下有一個巨大的地底空穴，洞穴深邃且陡峭，裡面充滿靜止的水；洞上懸掛著一座大山，洞穴下湧出約旦河的泉水。」</w:t>
+      </w:r>
+    </w:p>
+    <w:p>
+      <w:pPr/>
+      <w:r>
+        <w:rPr>
+          <w:lang w:val="zh_TW" w:bidi="zh_TW"/>
+        </w:rPr>
+      </w:r>
+      <w:r>
+        <w:rPr>
+          <w:lang w:val="zh_TW" w:bidi="zh_TW"/>
+        </w:rPr>
+        <w:t>在西納德勒斯去世後，凱撒奧古斯都將這城賜給大希律。約瑟夫記載，大希律「裝飾了這個已經非常有名的地方」，並用「最潔白的石頭建造了一座非常美麗的神廟」。當希律在公元前4年去世後，他的兒子腓力接管了潘尼翁周圍的地區，這個地區被稱為潘尼亞斯（Paneas）。約瑟夫（</w:t>
+      </w:r>
+      <w:r>
+        <w:rPr>
+          <w:i/>
+          <w:lang w:val="zh_TW" w:bidi="zh_TW"/>
+        </w:rPr>
+        <w:t>猶太戰史</w:t>
+      </w:r>
+      <w:r>
+        <w:rPr>
+          <w:lang w:val="zh_TW" w:bidi="zh_TW"/>
+        </w:rPr>
+        <w:t xml:space="preserve"> 2.9.1）記載：「腓力在約旦河的源頭和潘尼亞斯地區建造了一座城，名為凱撒利亞。」腓力將其作為首都，以羅馬皇帝凱撒提庇留和自己的名字命名為凱撒利亞‧腓立比，以區別於地中海沿岸更大的凱撒利亞港。約瑟夫（</w:t>
+      </w:r>
+      <w:r>
+        <w:rPr>
+          <w:i/>
+          <w:lang w:val="zh_TW" w:bidi="zh_TW"/>
+        </w:rPr>
+        <w:t>猶太戰史</w:t>
+      </w:r>
+      <w:r>
+        <w:rPr>
+          <w:lang w:val="zh_TW" w:bidi="zh_TW"/>
+        </w:rPr>
+        <w:t xml:space="preserve"> 3.9.7）還記載，皇帝</w:t>
+      </w:r>
+      <w:r>
+        <w:rPr>
+          <w:lang w:val="zh_TW" w:bidi="zh_TW"/>
+        </w:rPr>
+        <w:t>維斯帕先（</w:t>
+      </w:r>
+      <w:r>
+        <w:rPr>
+          <w:lang w:val="zh_TW" w:bidi="zh_TW"/>
+        </w:rPr>
+        <w:t>Vespasian</w:t>
+      </w:r>
+      <w:r>
+        <w:rPr>
+          <w:lang w:val="zh_TW" w:bidi="zh_TW"/>
+        </w:rPr>
+        <w:t>）</w:t>
+      </w:r>
+      <w:r>
+        <w:rPr>
+          <w:lang w:val="zh_TW" w:bidi="zh_TW"/>
+        </w:rPr>
+        <w:t>和提多都「從靠近海邊的凱撒利亞出發，來到名為凱撒利亞‧腓立比的地方。」</w:t>
+      </w:r>
+    </w:p>
+    <w:p>
+      <w:pPr/>
+      <w:r>
+        <w:rPr>
+          <w:lang w:val="zh_TW" w:bidi="zh_TW"/>
+        </w:rPr>
+      </w:r>
+      <w:r>
+        <w:rPr>
+          <w:lang w:val="zh_TW" w:bidi="zh_TW"/>
+        </w:rPr>
+        <w:t>使徒彼得在凱撒利亞‧腓立比承認耶穌是「基督，是永生神的兒子」（</w:t>
       </w:r>
       <w:hyperlink r:id="rId13">
         <w:r>
@@ -256,14 +383,14 @@
             <w:color w:val="0000EE"/>
             <w:u w:val="single"/>
           </w:rPr>
-          <w:t>徒27:8</w:t>
+          <w:t>太16:13–16</w:t>
         </w:r>
       </w:hyperlink>
       <w:r>
         <w:rPr>
           <w:lang w:val="zh_TW" w:bidi="zh_TW"/>
         </w:rPr>
-        <w:t>）。船試圖到達更大的港口菲尼基（</w:t>
+        <w:t>；</w:t>
       </w:r>
       <w:hyperlink r:id="rId14">
         <w:r>
@@ -274,86 +401,14 @@
             <w:color w:val="0000EE"/>
             <w:u w:val="single"/>
           </w:rPr>
-          <w:t>12</w:t>
+          <w:t>可8:27–29</w:t>
         </w:r>
       </w:hyperlink>
       <w:r>
         <w:rPr>
           <w:lang w:val="zh_TW" w:bidi="zh_TW"/>
         </w:rPr>
-        <w:t>節），但被暴風吹離航線，並在克里特西南海岸的一個名為高大島的地方避風（</w:t>
-      </w:r>
-      <w:hyperlink r:id="rId15">
-        <w:r>
-          <w:rPr>
-            <w:lang w:val="zh_TW" w:bidi="zh_TW"/>
-          </w:rPr>
-          <w:rPr>
-            <w:color w:val="0000EE"/>
-            <w:u w:val="single"/>
-          </w:rPr>
-          <w:t>16</w:t>
-        </w:r>
-      </w:hyperlink>
-      <w:r>
-        <w:rPr>
-          <w:lang w:val="zh_TW" w:bidi="zh_TW"/>
-        </w:rPr>
-        <w:t>節）。保羅在羅馬監禁後可能到訪過克里特島，因為他在給提多的信中說：「我從前留你在克里特」（</w:t>
-      </w:r>
-      <w:hyperlink r:id="rId16">
-        <w:r>
-          <w:rPr>
-            <w:lang w:val="zh_TW" w:bidi="zh_TW"/>
-          </w:rPr>
-          <w:rPr>
-            <w:color w:val="0000EE"/>
-            <w:u w:val="single"/>
-          </w:rPr>
-          <w:t>多1:5</w:t>
-        </w:r>
-      </w:hyperlink>
-      <w:r>
-        <w:rPr>
-          <w:lang w:val="zh_TW" w:bidi="zh_TW"/>
-        </w:rPr>
-        <w:t>）。基於此和其他證據，許多學者認為保羅在第二次監禁及處決之前已獲釋，並有一段長期的事工（</w:t>
-      </w:r>
-      <w:hyperlink r:id="rId17">
-        <w:r>
-          <w:rPr>
-            <w:lang w:val="zh_TW" w:bidi="zh_TW"/>
-          </w:rPr>
-          <w:rPr>
-            <w:color w:val="0000EE"/>
-            <w:u w:val="single"/>
-          </w:rPr>
-          <w:t>提後4:6</w:t>
-        </w:r>
-      </w:hyperlink>
-      <w:r>
-        <w:rPr>
-          <w:lang w:val="zh_TW" w:bidi="zh_TW"/>
-        </w:rPr>
-        <w:t>）。保羅對克里特島的人評價不高，他引用他們自己的一位詩人說他們是「常說謊話，乃是惡獸，又饞又懶。」（</w:t>
-      </w:r>
-      <w:hyperlink r:id="rId18">
-        <w:r>
-          <w:rPr>
-            <w:lang w:val="zh_TW" w:bidi="zh_TW"/>
-          </w:rPr>
-          <w:rPr>
-            <w:color w:val="0000EE"/>
-            <w:u w:val="single"/>
-          </w:rPr>
-          <w:t>提1:12</w:t>
-        </w:r>
-      </w:hyperlink>
-      <w:r>
-        <w:rPr>
-          <w:lang w:val="zh_TW" w:bidi="zh_TW"/>
-        </w:rPr>
-        <w:t>）。但福音在那裡必定產生了相當大的影響，因為今天提多的名字在當地許多村莊、教堂和修道院中備受尊崇。</w:t>
+        <w:t>）。</w:t>
       </w:r>
     </w:p>
     <w:p>
@@ -367,509 +422,31 @@
         <w:rPr>
           <w:lang w:val="zh_TW" w:bidi="zh_TW"/>
         </w:rPr>
-        <w:t>由於其地理位置和土地相對肥沃，克里特島在戰爭和商業上具有重要價值。該島於公元前67年被羅馬征服，成為一個獨立的省份。居民在羅馬人和後來的希臘基督徒（拜占庭人）統治下繁榮昌盛。撒拉遜人（穆斯林）佔領該島超過一個世紀（公元823–960年）。經歷了數個世紀的基督徒領導後，它被土耳其蘇丹征服，文明逐漸衰退（公元1669–1898年）。在公元20世紀，克里特島一直是希臘的一部分，僅在第二次世界大戰期間被德國佔領過一段時間。</w:t>
-      </w:r>
-      <w:r>
-        <w:rPr>
-          <w:lang w:val="zh_TW" w:bidi="zh_TW"/>
-        </w:rPr>
-      </w:r>
-      <w:r>
-        <w:rPr>
-          <w:lang w:val="zh_TW" w:bidi="zh_TW"/>
-        </w:rPr>
-      </w:r>
-    </w:p>
-    <w:p>
-      <w:pPr/>
-      <w:r>
-        <w:rPr>
-          <w:lang w:val="zh_TW" w:bidi="zh_TW"/>
-        </w:rPr>
-      </w:r>
-    </w:p>
-    <w:p>
-      <w:pPr>
-        <w:pStyle w:val="Heading2"/>
-      </w:pPr>
-      <w:r>
-        <w:rPr>
-          <w:lang w:val="zh_TW" w:bidi="zh_TW"/>
-        </w:rPr>
-        <w:t>客店</w:t>
-      </w:r>
-      <w:r>
-        <w:rPr>
-          <w:lang w:val="zh_TW" w:bidi="zh_TW"/>
-        </w:rPr>
-      </w:r>
-    </w:p>
-    <w:p>
-      <w:pPr/>
-      <w:r>
-        <w:rPr>
-          <w:lang w:val="zh_TW" w:bidi="zh_TW"/>
-        </w:rPr>
-      </w:r>
-      <w:r>
-        <w:rPr>
-          <w:lang w:val="zh_TW" w:bidi="zh_TW"/>
-        </w:rPr>
-        <w:t>客店是供旅人行程中過夜歇息的地方。後來，客店的形式有所改變，從簡單的避身之所，逐漸發展成較接近今日旅館的場所。</w:t>
-      </w:r>
-    </w:p>
-    <w:p>
-      <w:pPr>
-        <w:pStyle w:val="Heading3"/>
-      </w:pPr>
-      <w:r>
-        <w:rPr>
-          <w:lang w:val="zh_TW" w:bidi="zh_TW"/>
-        </w:rPr>
-        <w:t>舊約聖經中的客店</w:t>
-      </w:r>
-    </w:p>
-    <w:p>
-      <w:pPr/>
-      <w:r>
-        <w:rPr>
-          <w:lang w:val="zh_TW" w:bidi="zh_TW"/>
-        </w:rPr>
-      </w:r>
-      <w:r>
-        <w:rPr>
-          <w:lang w:val="zh_TW" w:bidi="zh_TW"/>
-        </w:rPr>
-        <w:t>在較早期的英文聖經譯本中，客店（inn）一詞在舊約聖經裡出現三次。其中兩次是記載約瑟的兄弟在往返埃及與迦南的途中，於夜間歇息（</w:t>
-      </w:r>
-      <w:hyperlink r:id="rId19">
-        <w:r>
-          <w:rPr>
-            <w:lang w:val="zh_TW" w:bidi="zh_TW"/>
-          </w:rPr>
-          <w:rPr>
-            <w:color w:val="0000EE"/>
-            <w:u w:val="single"/>
-          </w:rPr>
-          <w:t>創42:27</w:t>
-        </w:r>
-      </w:hyperlink>
-      <w:r>
-        <w:rPr>
-          <w:lang w:val="zh_TW" w:bidi="zh_TW"/>
-        </w:rPr>
-        <w:t>，</w:t>
-      </w:r>
-      <w:hyperlink r:id="rId20">
-        <w:r>
-          <w:rPr>
-            <w:lang w:val="zh_TW" w:bidi="zh_TW"/>
-          </w:rPr>
-          <w:rPr>
-            <w:color w:val="0000EE"/>
-            <w:u w:val="single"/>
-          </w:rPr>
-          <w:t>43:21</w:t>
-        </w:r>
-      </w:hyperlink>
-      <w:r>
-        <w:rPr>
-          <w:lang w:val="zh_TW" w:bidi="zh_TW"/>
-        </w:rPr>
-        <w:t>；譯註：和合本譯為「住宿的地方」）。第三次出現是在摩西從米甸返回埃及、要帶領以色列的百姓時（</w:t>
-      </w:r>
-      <w:hyperlink r:id="rId21">
-        <w:r>
-          <w:rPr>
-            <w:lang w:val="zh_TW" w:bidi="zh_TW"/>
-          </w:rPr>
-          <w:rPr>
-            <w:color w:val="0000EE"/>
-            <w:u w:val="single"/>
-          </w:rPr>
-          <w:t>出4:24</w:t>
-        </w:r>
-      </w:hyperlink>
-      <w:r>
-        <w:rPr>
-          <w:lang w:val="zh_TW" w:bidi="zh_TW"/>
-        </w:rPr>
-        <w:t>；譯註：和合本譯為「住宿的地方」）。</w:t>
-      </w:r>
-    </w:p>
-    <w:p>
-      <w:pPr/>
-      <w:r>
-        <w:rPr>
-          <w:lang w:val="zh_TW" w:bidi="zh_TW"/>
-        </w:rPr>
-      </w:r>
-      <w:r>
-        <w:rPr>
-          <w:lang w:val="zh_TW" w:bidi="zh_TW"/>
-        </w:rPr>
-        <w:t>有些英文譯本將這些經文全都譯為住宿的地方（lodging place）。在亞伯拉罕與摩西的時代，近東地區並沒有我們今日所理解的客店。我們對客店的概念是指旅人可以付費住宿的公共場所。</w:t>
-      </w:r>
-    </w:p>
-    <w:p>
-      <w:pPr/>
-      <w:r>
-        <w:rPr>
-          <w:lang w:val="zh_TW" w:bidi="zh_TW"/>
-        </w:rPr>
-      </w:r>
-      <w:r>
-        <w:rPr>
-          <w:lang w:val="zh_TW" w:bidi="zh_TW"/>
-        </w:rPr>
-        <w:t>在有人定居的地區，旅人通常可以期待當地居民接待他們、提供住宿之處。在整個近東，為旅人提供住宿是一項重要的責任（見</w:t>
-      </w:r>
-      <w:hyperlink r:id="rId22">
-        <w:r>
-          <w:rPr>
-            <w:lang w:val="zh_TW" w:bidi="zh_TW"/>
-          </w:rPr>
-          <w:rPr>
-            <w:color w:val="0000EE"/>
-            <w:u w:val="single"/>
-          </w:rPr>
-          <w:t>創19:1–3</w:t>
-        </w:r>
-      </w:hyperlink>
-      <w:r>
-        <w:rPr>
-          <w:lang w:val="zh_TW" w:bidi="zh_TW"/>
-        </w:rPr>
-        <w:t>；</w:t>
-      </w:r>
-      <w:hyperlink r:id="rId23">
-        <w:r>
-          <w:rPr>
-            <w:lang w:val="zh_TW" w:bidi="zh_TW"/>
-          </w:rPr>
-          <w:rPr>
-            <w:color w:val="0000EE"/>
-            <w:u w:val="single"/>
-          </w:rPr>
-          <w:t>士19:15–21</w:t>
-        </w:r>
-      </w:hyperlink>
-      <w:r>
-        <w:rPr>
-          <w:lang w:val="zh_TW" w:bidi="zh_TW"/>
-        </w:rPr>
-        <w:t>）。在荒涼無人的地方，旅人就自己搭建住處（</w:t>
-      </w:r>
-      <w:hyperlink r:id="rId24">
-        <w:r>
-          <w:rPr>
-            <w:lang w:val="zh_TW" w:bidi="zh_TW"/>
-          </w:rPr>
-          <w:rPr>
-            <w:color w:val="0000EE"/>
-            <w:u w:val="single"/>
-          </w:rPr>
-          <w:t>創28:11</w:t>
-        </w:r>
-      </w:hyperlink>
-      <w:r>
-        <w:rPr>
-          <w:lang w:val="zh_TW" w:bidi="zh_TW"/>
-        </w:rPr>
-        <w:t>），也會自行攜帶食物（</w:t>
-      </w:r>
-      <w:hyperlink r:id="rId25">
-        <w:r>
-          <w:rPr>
-            <w:lang w:val="zh_TW" w:bidi="zh_TW"/>
-          </w:rPr>
-          <w:rPr>
-            <w:color w:val="0000EE"/>
-            <w:u w:val="single"/>
-          </w:rPr>
-          <w:t>書9:11–13</w:t>
-        </w:r>
-      </w:hyperlink>
-      <w:r>
-        <w:rPr>
-          <w:lang w:val="zh_TW" w:bidi="zh_TW"/>
-        </w:rPr>
-        <w:t>）。</w:t>
-      </w:r>
-    </w:p>
-    <w:p>
-      <w:pPr/>
-      <w:r>
-        <w:rPr>
-          <w:lang w:val="zh_TW" w:bidi="zh_TW"/>
-        </w:rPr>
-      </w:r>
-      <w:r>
-        <w:rPr>
-          <w:lang w:val="zh_TW" w:bidi="zh_TW"/>
-        </w:rPr>
-        <w:t>我們不確定真正的客店何時在巴勒斯坦出現。有些人認為客店的概念來自外地，因為猶太人用來表示「客店」的詞語源自希臘文與拉丁文。較早的文獻，如他爾根（Targum）和約瑟夫（Josephus，</w:t>
-      </w:r>
-      <w:r>
-        <w:rPr>
-          <w:i/>
-          <w:lang w:val="zh_TW" w:bidi="zh_TW"/>
-        </w:rPr>
-        <w:t>猶太古史記</w:t>
-      </w:r>
-      <w:r>
-        <w:rPr>
-          <w:lang w:val="zh_TW" w:bidi="zh_TW"/>
-        </w:rPr>
-        <w:t xml:space="preserve"> 5.1.12）都將喇合稱為開客店的人（</w:t>
-      </w:r>
-      <w:hyperlink r:id="rId26">
-        <w:r>
-          <w:rPr>
-            <w:lang w:val="zh_TW" w:bidi="zh_TW"/>
-          </w:rPr>
-          <w:rPr>
-            <w:color w:val="0000EE"/>
-            <w:u w:val="single"/>
-          </w:rPr>
-          <w:t>書2:1</w:t>
-        </w:r>
-      </w:hyperlink>
-      <w:r>
-        <w:rPr>
-          <w:lang w:val="zh_TW" w:bidi="zh_TW"/>
-        </w:rPr>
-        <w:t>）。不過，在約書亞的時代，很可能尚未存在真正意義上的客店。然而，在近東地區可以找到相似的例子，有些婦女經營某種場所，為旅人同時提供住宿與性服務。</w:t>
-      </w:r>
-    </w:p>
-    <w:p>
-      <w:pPr>
-        <w:pStyle w:val="Heading3"/>
-      </w:pPr>
-      <w:r>
-        <w:rPr>
-          <w:lang w:val="zh_TW" w:bidi="zh_TW"/>
-        </w:rPr>
-        <w:t>新約聖經中的客店</w:t>
-      </w:r>
-    </w:p>
-    <w:p>
-      <w:pPr/>
-      <w:r>
-        <w:rPr>
-          <w:lang w:val="zh_TW" w:bidi="zh_TW"/>
-        </w:rPr>
-      </w:r>
-      <w:r>
-        <w:rPr>
-          <w:lang w:val="zh_TW" w:bidi="zh_TW"/>
-        </w:rPr>
-        <w:t>我們知道，希臘式的客店早在公元前5世紀就已存在，並且在受希臘文化影響的地區逐漸普及。這類客店通常環境不太舒適，也缺乏安全保障。</w:t>
-      </w:r>
-    </w:p>
-    <w:p>
-      <w:pPr/>
-      <w:r>
-        <w:rPr>
-          <w:lang w:val="zh_TW" w:bidi="zh_TW"/>
-        </w:rPr>
-      </w:r>
-      <w:r>
-        <w:rPr>
-          <w:lang w:val="zh_TW" w:bidi="zh_TW"/>
-        </w:rPr>
-        <w:t>這種有「店主」的「客店」，正是好撒馬利亞人將遭搶劫的人帶去的地方（</w:t>
-      </w:r>
-      <w:hyperlink r:id="rId27">
-        <w:r>
-          <w:rPr>
-            <w:lang w:val="zh_TW" w:bidi="zh_TW"/>
-          </w:rPr>
-          <w:rPr>
-            <w:color w:val="0000EE"/>
-            <w:u w:val="single"/>
-          </w:rPr>
-          <w:t>路10:34–35</w:t>
-        </w:r>
-      </w:hyperlink>
-      <w:r>
-        <w:rPr>
-          <w:lang w:val="zh_TW" w:bidi="zh_TW"/>
-        </w:rPr>
-        <w:t>）。這類客店很可能類似汗舍（khan，城內的小型客店）或商隊驛站（caravansary，位於城的邊緣、特別設在貿易路線旁的較大型客店）。這些設施可見於敘利亞一帶的貿易路線上，長期以來都相當常見。</w:t>
-      </w:r>
-    </w:p>
-    <w:p>
-      <w:pPr/>
-      <w:r>
-        <w:rPr>
-          <w:lang w:val="zh_TW" w:bidi="zh_TW"/>
-        </w:rPr>
-      </w:r>
-      <w:r>
-        <w:rPr>
-          <w:lang w:val="zh_TW" w:bidi="zh_TW"/>
-        </w:rPr>
-        <w:t>這些客店多半是方形建築，中間設有露天的院子，提供水源與遮蔽之處，但旅人通常自備食物，有時也會帶著自己的鋪蓋。好撒馬利亞人顯然期待店主照顧那位受傷的人。至於這種作法是否屬於常態，或只是因為情況緊急而採取的特例，則不容易判斷。</w:t>
-      </w:r>
-    </w:p>
-    <w:p>
-      <w:pPr/>
-      <w:r>
-        <w:rPr>
-          <w:lang w:val="zh_TW" w:bidi="zh_TW"/>
-        </w:rPr>
-      </w:r>
-      <w:r>
-        <w:rPr>
-          <w:lang w:val="zh_TW" w:bidi="zh_TW"/>
-        </w:rPr>
-        <w:t>耶穌在好撒馬利亞人的比喻中所提到的那間客店，人們長久以來認為它就是哈特魯爾汗舍（Khan Hathrur）。它位於耶路撒冷與耶利哥之間的中途位置。不過，現今所見的建築，很可能只是在同一地點先後興建的多座建築之一。</w:t>
-      </w:r>
-    </w:p>
-    <w:p>
-      <w:pPr/>
-      <w:r>
-        <w:rPr>
-          <w:lang w:val="zh_TW" w:bidi="zh_TW"/>
-        </w:rPr>
-      </w:r>
-      <w:r>
-        <w:rPr>
-          <w:lang w:val="zh_TW" w:bidi="zh_TW"/>
-        </w:rPr>
-        <w:t>新約聖經中還有兩處著名的經文，提到不同類型的住宿之處。第一，來自羅馬的基督徒在三館這個歇腳之處迎接身為囚犯的保羅，三館距離羅馬約53公里（33英里），是兩條道路交會的地方（</w:t>
-      </w:r>
-      <w:hyperlink r:id="rId28">
-        <w:r>
-          <w:rPr>
-            <w:lang w:val="zh_TW" w:bidi="zh_TW"/>
-          </w:rPr>
-          <w:rPr>
-            <w:color w:val="0000EE"/>
-            <w:u w:val="single"/>
-          </w:rPr>
-          <w:t>徒28:15</w:t>
-        </w:r>
-      </w:hyperlink>
-      <w:r>
-        <w:rPr>
-          <w:lang w:val="zh_TW" w:bidi="zh_TW"/>
-        </w:rPr>
-        <w:t>）。第二，是那間沒有地方接待約瑟和馬利亞的「客店」（</w:t>
-      </w:r>
-      <w:hyperlink r:id="rId29">
-        <w:r>
-          <w:rPr>
-            <w:lang w:val="zh_TW" w:bidi="zh_TW"/>
-          </w:rPr>
-          <w:rPr>
-            <w:color w:val="0000EE"/>
-            <w:u w:val="single"/>
-          </w:rPr>
-          <w:t>路2:7</w:t>
-        </w:r>
-      </w:hyperlink>
-      <w:r>
-        <w:rPr>
-          <w:lang w:val="zh_TW" w:bidi="zh_TW"/>
-        </w:rPr>
-        <w:t>）。這個詞語在某些英文譯本中譯為客房（guestchamber），而另一些譯本則譯為客房（guest room）（</w:t>
-      </w:r>
-      <w:hyperlink r:id="rId30">
-        <w:r>
-          <w:rPr>
-            <w:lang w:val="zh_TW" w:bidi="zh_TW"/>
-          </w:rPr>
-          <w:rPr>
-            <w:color w:val="0000EE"/>
-            <w:u w:val="single"/>
-          </w:rPr>
-          <w:t>可14:14</w:t>
-        </w:r>
-      </w:hyperlink>
-      <w:r>
-        <w:rPr>
-          <w:lang w:val="zh_TW" w:bidi="zh_TW"/>
-        </w:rPr>
-        <w:t>；</w:t>
-      </w:r>
-      <w:hyperlink r:id="rId31">
-        <w:r>
-          <w:rPr>
-            <w:lang w:val="zh_TW" w:bidi="zh_TW"/>
-          </w:rPr>
-          <w:rPr>
-            <w:color w:val="0000EE"/>
-            <w:u w:val="single"/>
-          </w:rPr>
-          <w:t>路22:11</w:t>
-        </w:r>
-      </w:hyperlink>
-      <w:r>
-        <w:rPr>
-          <w:lang w:val="zh_TW" w:bidi="zh_TW"/>
-        </w:rPr>
-        <w:t>）。</w:t>
-      </w:r>
-    </w:p>
-    <w:p>
-      <w:pPr/>
-      <w:r>
-        <w:rPr>
-          <w:lang w:val="zh_TW" w:bidi="zh_TW"/>
-        </w:rPr>
-      </w:r>
-      <w:r>
-        <w:rPr>
-          <w:lang w:val="zh_TW" w:bidi="zh_TW"/>
-        </w:rPr>
-        <w:t>耶路撒冷的猶太人以能夠為所有前來守逾越節的訪客提供足夠的客房而感到自豪。而前來守五旬節的人群同樣能獲得接待（</w:t>
-      </w:r>
-      <w:hyperlink r:id="rId32">
-        <w:r>
-          <w:rPr>
-            <w:lang w:val="zh_TW" w:bidi="zh_TW"/>
-          </w:rPr>
-          <w:rPr>
-            <w:color w:val="0000EE"/>
-            <w:u w:val="single"/>
-          </w:rPr>
-          <w:t>徒2:6–11</w:t>
-        </w:r>
-      </w:hyperlink>
-      <w:r>
-        <w:rPr>
-          <w:lang w:val="zh_TW" w:bidi="zh_TW"/>
-        </w:rPr>
-        <w:t>）。看來，約瑟和馬利亞為了數點人數來到伯利恆時，也期望能找到這樣的住宿之處，但所有客房都已經客滿。</w:t>
-      </w:r>
-    </w:p>
-    <w:p>
-      <w:pPr/>
-      <w:r>
-        <w:rPr>
-          <w:lang w:val="zh_TW" w:bidi="zh_TW"/>
-        </w:rPr>
-      </w:r>
-      <w:r>
-        <w:rPr>
-          <w:i/>
-          <w:lang w:val="zh_TW" w:bidi="zh_TW"/>
-        </w:rPr>
-        <w:t>另見</w:t>
-      </w:r>
-      <w:r>
-        <w:rPr>
-          <w:lang w:val="zh_TW" w:bidi="zh_TW"/>
-        </w:rPr>
-        <w:t>旅行</w:t>
-      </w:r>
-      <w:r>
-        <w:rPr>
-          <w:lang w:val="zh_TW" w:bidi="zh_TW"/>
-        </w:rPr>
-        <w:t>。</w:t>
+        <w:t>約公元50年，亞基帕二世（Agrippa II）擴建了凱撒利亞‧腓立比，並以尼祿（Nero）皇帝的名義將其命名為</w:t>
+      </w:r>
+      <w:r>
+        <w:rPr>
+          <w:lang w:val="zh_TW" w:bidi="zh_TW"/>
+        </w:rPr>
+        <w:t>尼祿尼亞（</w:t>
+      </w:r>
+      <w:r>
+        <w:rPr>
+          <w:lang w:val="zh_TW" w:bidi="zh_TW"/>
+        </w:rPr>
+        <w:t>Neronias）。現代的名字</w:t>
+      </w:r>
+      <w:r>
+        <w:rPr>
+          <w:lang w:val="zh_TW" w:bidi="zh_TW"/>
+        </w:rPr>
+        <w:t>巴尼亞斯（</w:t>
+      </w:r>
+      <w:r>
+        <w:rPr>
+          <w:lang w:val="zh_TW" w:bidi="zh_TW"/>
+        </w:rPr>
+        <w:t>Banias）源於阿拉伯文對潘尼亞斯的發音困難而來。</w:t>
       </w:r>
       <w:r>
         <w:rPr>

--- a/zht/docx/075.content.docx
+++ b/zht/docx/075.content.docx
@@ -19,7 +19,7 @@
         <w:rPr>
           <w:lang w:val="zh_TW" w:bidi="zh_TW"/>
         </w:rPr>
-        <w:t>Resource: Tyndale Open Bible Dictionary</w:t>
+        <w:t>Resource: Aquifer Open Bible Dictionary</w:t>
       </w:r>
       <w:r>
         <w:rPr>
@@ -112,7 +112,7 @@
         <w:rPr>
           <w:lang w:val="zh_TW" w:bidi="zh_TW"/>
         </w:rPr>
-        <w:t>Tyndale Open Bible Dictionary</w:t>
+        <w:t>Aquifer Open Bible Dictionary</w:t>
       </w:r>
     </w:p>
     <w:p>

--- a/zht/docx/075.content.docx
+++ b/zht/docx/075.content.docx
@@ -149,7 +149,7 @@
         <w:rPr>
           <w:lang w:val="zh_TW" w:bidi="zh_TW"/>
         </w:rPr>
-        <w:t>kai</w:t>
+        <w:t>ju</w:t>
       </w:r>
       <w:r>
         <w:rPr>
@@ -212,7 +212,7 @@
         <w:rPr>
           <w:lang w:val="zh_TW" w:bidi="zh_TW"/>
         </w:rPr>
-        <w:t>凱撒利亞‧腓立比</w:t>
+        <w:t>聚餐（餐食）的重要性</w:t>
       </w:r>
       <w:r>
         <w:rPr>
@@ -231,7 +231,18 @@
         <w:rPr>
           <w:lang w:val="zh_TW" w:bidi="zh_TW"/>
         </w:rPr>
-        <w:t>位於巴勒斯坦北端的城，位於黑門山南坡，靠近古城但。凱撒利亞‧腓立比位於一個美麗的地區，位於約旦河三大源頭之一的瓦迪巴尼亞斯（Wadi Banias）。</w:t>
+        <w:t>聚餐在家庭、社會和宗教生活中都扮演著重要的角色。晚餐是所有家人聚在一起的時候，因此對於增進彼此感情非常重要。為旅客提供膳食更是一種社會和宗教責任。朋友們會來探訪，與一家人一起用餐，並討論日常的問題。聚餐對猶太教和基督教來說，亦有舉足輕重的意義，他們會分別慶祝逾越節和聖餐。</w:t>
+      </w:r>
+    </w:p>
+    <w:p>
+      <w:pPr>
+        <w:pStyle w:val="Heading4"/>
+      </w:pPr>
+      <w:r>
+        <w:rPr>
+          <w:lang w:val="zh_TW" w:bidi="zh_TW"/>
+        </w:rPr>
+        <w:t>餐食的種類</w:t>
       </w:r>
     </w:p>
     <w:p>
@@ -245,134 +256,7 @@
         <w:rPr>
           <w:lang w:val="zh_TW" w:bidi="zh_TW"/>
         </w:rPr>
-        <w:t>在公元前二世紀，這個地方被稱為潘尼翁（Panion），因為希臘神潘（Pan）在那裡的一個洞穴中受到崇拜。希臘歷史學家</w:t>
-      </w:r>
-      <w:r>
-        <w:rPr>
-          <w:lang w:val="zh_TW" w:bidi="zh_TW"/>
-        </w:rPr>
-        <w:t>波利比烏斯（</w:t>
-      </w:r>
-      <w:r>
-        <w:rPr>
-          <w:lang w:val="zh_TW" w:bidi="zh_TW"/>
-        </w:rPr>
-        <w:t>Polybius</w:t>
-      </w:r>
-      <w:r>
-        <w:rPr>
-          <w:lang w:val="zh_TW" w:bidi="zh_TW"/>
-        </w:rPr>
-        <w:t>）</w:t>
-      </w:r>
-      <w:r>
-        <w:rPr>
-          <w:lang w:val="zh_TW" w:bidi="zh_TW"/>
-        </w:rPr>
-        <w:t>提到，這是敘利亞王</w:t>
-      </w:r>
-      <w:r>
-        <w:rPr>
-          <w:lang w:val="zh_TW" w:bidi="zh_TW"/>
-        </w:rPr>
-        <w:t>安提阿古</w:t>
-      </w:r>
-      <w:r>
-        <w:rPr>
-          <w:lang w:val="zh_TW" w:bidi="zh_TW"/>
-        </w:rPr>
-        <w:t>三世（Antiochus III）在大約公元前200年擊敗埃及托勒密王朝的一場重要戰役的地點。猶太歷史學家約瑟夫（Josephus，</w:t>
-      </w:r>
-      <w:r>
-        <w:rPr>
-          <w:i/>
-          <w:lang w:val="zh_TW" w:bidi="zh_TW"/>
-        </w:rPr>
-        <w:t>猶太古史記</w:t>
-      </w:r>
-      <w:r>
-        <w:rPr>
-          <w:lang w:val="zh_TW" w:bidi="zh_TW"/>
-        </w:rPr>
-        <w:t xml:space="preserve"> 15.10.3）記載：「潘尼翁（Panium）」由西納德勒斯（Zenodorus）治理；其宗教崇拜地點「是一個非常精美的山洞，洞穴之下有一個巨大的地底空穴，洞穴深邃且陡峭，裡面充滿靜止的水；洞上懸掛著一座大山，洞穴下湧出約旦河的泉水。」</w:t>
-      </w:r>
-    </w:p>
-    <w:p>
-      <w:pPr/>
-      <w:r>
-        <w:rPr>
-          <w:lang w:val="zh_TW" w:bidi="zh_TW"/>
-        </w:rPr>
-      </w:r>
-      <w:r>
-        <w:rPr>
-          <w:lang w:val="zh_TW" w:bidi="zh_TW"/>
-        </w:rPr>
-        <w:t>在西納德勒斯去世後，凱撒奧古斯都將這城賜給大希律。約瑟夫記載，大希律「裝飾了這個已經非常有名的地方」，並用「最潔白的石頭建造了一座非常美麗的神廟」。當希律在公元前4年去世後，他的兒子腓力接管了潘尼翁周圍的地區，這個地區被稱為潘尼亞斯（Paneas）。約瑟夫（</w:t>
-      </w:r>
-      <w:r>
-        <w:rPr>
-          <w:i/>
-          <w:lang w:val="zh_TW" w:bidi="zh_TW"/>
-        </w:rPr>
-        <w:t>猶太戰史</w:t>
-      </w:r>
-      <w:r>
-        <w:rPr>
-          <w:lang w:val="zh_TW" w:bidi="zh_TW"/>
-        </w:rPr>
-        <w:t xml:space="preserve"> 2.9.1）記載：「腓力在約旦河的源頭和潘尼亞斯地區建造了一座城，名為凱撒利亞。」腓力將其作為首都，以羅馬皇帝凱撒提庇留和自己的名字命名為凱撒利亞‧腓立比，以區別於地中海沿岸更大的凱撒利亞港。約瑟夫（</w:t>
-      </w:r>
-      <w:r>
-        <w:rPr>
-          <w:i/>
-          <w:lang w:val="zh_TW" w:bidi="zh_TW"/>
-        </w:rPr>
-        <w:t>猶太戰史</w:t>
-      </w:r>
-      <w:r>
-        <w:rPr>
-          <w:lang w:val="zh_TW" w:bidi="zh_TW"/>
-        </w:rPr>
-        <w:t xml:space="preserve"> 3.9.7）還記載，皇帝</w:t>
-      </w:r>
-      <w:r>
-        <w:rPr>
-          <w:lang w:val="zh_TW" w:bidi="zh_TW"/>
-        </w:rPr>
-        <w:t>維斯帕先（</w:t>
-      </w:r>
-      <w:r>
-        <w:rPr>
-          <w:lang w:val="zh_TW" w:bidi="zh_TW"/>
-        </w:rPr>
-        <w:t>Vespasian</w:t>
-      </w:r>
-      <w:r>
-        <w:rPr>
-          <w:lang w:val="zh_TW" w:bidi="zh_TW"/>
-        </w:rPr>
-        <w:t>）</w:t>
-      </w:r>
-      <w:r>
-        <w:rPr>
-          <w:lang w:val="zh_TW" w:bidi="zh_TW"/>
-        </w:rPr>
-        <w:t>和提多都「從靠近海邊的凱撒利亞出發，來到名為凱撒利亞‧腓立比的地方。」</w:t>
-      </w:r>
-    </w:p>
-    <w:p>
-      <w:pPr/>
-      <w:r>
-        <w:rPr>
-          <w:lang w:val="zh_TW" w:bidi="zh_TW"/>
-        </w:rPr>
-      </w:r>
-      <w:r>
-        <w:rPr>
-          <w:lang w:val="zh_TW" w:bidi="zh_TW"/>
-        </w:rPr>
-        <w:t>使徒彼得在凱撒利亞‧腓立比承認耶穌是「基督，是永生神的兒子」（</w:t>
+        <w:t>在古代近東，人們一天只吃兩頓飯。第一頓是工人在中午於田間吃的，這頓飯有小糕點、小麵包、無花果、橄欖，可能還有山羊起司（芝士）或凝乳，其份量不大，是在炎熱和工作期間休息時所吃的（</w:t>
       </w:r>
       <w:hyperlink r:id="rId13">
         <w:r>
@@ -383,14 +267,14 @@
             <w:color w:val="0000EE"/>
             <w:u w:val="single"/>
           </w:rPr>
-          <w:t>太16:13–16</w:t>
+          <w:t>得2:14</w:t>
         </w:r>
       </w:hyperlink>
       <w:r>
         <w:rPr>
           <w:lang w:val="zh_TW" w:bidi="zh_TW"/>
         </w:rPr>
-        <w:t>；</w:t>
+        <w:t>）。聖經時代的人通常不吃早餐。聖經中只有幾次提到早上用餐（</w:t>
       </w:r>
       <w:hyperlink r:id="rId14">
         <w:r>
@@ -401,7 +285,25 @@
             <w:color w:val="0000EE"/>
             <w:u w:val="single"/>
           </w:rPr>
-          <w:t>可8:27–29</w:t>
+          <w:t>士19:5</w:t>
+        </w:r>
+      </w:hyperlink>
+      <w:r>
+        <w:rPr>
+          <w:lang w:val="zh_TW" w:bidi="zh_TW"/>
+        </w:rPr>
+        <w:t>；</w:t>
+      </w:r>
+      <w:hyperlink r:id="rId15">
+        <w:r>
+          <w:rPr>
+            <w:lang w:val="zh_TW" w:bidi="zh_TW"/>
+          </w:rPr>
+          <w:rPr>
+            <w:color w:val="0000EE"/>
+            <w:u w:val="single"/>
+          </w:rPr>
+          <w:t>約21:12</w:t>
         </w:r>
       </w:hyperlink>
       <w:r>
@@ -422,31 +324,602 @@
         <w:rPr>
           <w:lang w:val="zh_TW" w:bidi="zh_TW"/>
         </w:rPr>
-        <w:t>約公元50年，亞基帕二世（Agrippa II）擴建了凱撒利亞‧腓立比，並以尼祿（Nero）皇帝的名義將其命名為</w:t>
-      </w:r>
-      <w:r>
-        <w:rPr>
-          <w:lang w:val="zh_TW" w:bidi="zh_TW"/>
-        </w:rPr>
-        <w:t>尼祿尼亞（</w:t>
-      </w:r>
-      <w:r>
-        <w:rPr>
-          <w:lang w:val="zh_TW" w:bidi="zh_TW"/>
-        </w:rPr>
-        <w:t>Neronias）。現代的名字</w:t>
-      </w:r>
-      <w:r>
-        <w:rPr>
-          <w:lang w:val="zh_TW" w:bidi="zh_TW"/>
-        </w:rPr>
-        <w:t>巴尼亞斯（</w:t>
-      </w:r>
-      <w:r>
-        <w:rPr>
-          <w:lang w:val="zh_TW" w:bidi="zh_TW"/>
-        </w:rPr>
-        <w:t>Banias）源於阿拉伯文對潘尼亞斯的發音困難而來。</w:t>
+        <w:t>在以色列中，晚餐是整天最重要的社交活動。工人回家放鬆，與家人共享晚餐。這頓飯通常在日落時分開始，因為那時天色已暗，無法工作。</w:t>
+      </w:r>
+    </w:p>
+    <w:p>
+      <w:pPr>
+        <w:pStyle w:val="Heading4"/>
+      </w:pPr>
+      <w:r>
+        <w:rPr>
+          <w:lang w:val="zh_TW" w:bidi="zh_TW"/>
+        </w:rPr>
+        <w:t>食物</w:t>
+      </w:r>
+    </w:p>
+    <w:p>
+      <w:pPr/>
+      <w:r>
+        <w:rPr>
+          <w:lang w:val="zh_TW" w:bidi="zh_TW"/>
+        </w:rPr>
+      </w:r>
+      <w:r>
+        <w:rPr>
+          <w:lang w:val="zh_TW" w:bidi="zh_TW"/>
+        </w:rPr>
+        <w:t>一般的晚餐包括手磨穀物製成的餅或蛋糕、山羊芝士或凝乳，以及豆類、扁豆、韭蔥、豌豆、無花果、橄欖、葡萄乾和棗等等的蔬菜。市面有供應肉類，但對大多數人來說卻比較奢侈。人們會用橄欖油烹調食物，並用蜜糖調味。</w:t>
+      </w:r>
+    </w:p>
+    <w:p>
+      <w:pPr>
+        <w:pStyle w:val="Heading4"/>
+      </w:pPr>
+      <w:r>
+        <w:rPr>
+          <w:lang w:val="zh_TW" w:bidi="zh_TW"/>
+        </w:rPr>
+        <w:t>如何進食</w:t>
+      </w:r>
+    </w:p>
+    <w:p>
+      <w:pPr/>
+      <w:r>
+        <w:rPr>
+          <w:lang w:val="zh_TW" w:bidi="zh_TW"/>
+        </w:rPr>
+      </w:r>
+      <w:r>
+        <w:rPr>
+          <w:lang w:val="zh_TW" w:bidi="zh_TW"/>
+        </w:rPr>
+        <w:t>一般家庭通常坐在地板上一起用餐，以</w:t>
+      </w:r>
+      <w:r>
+        <w:rPr>
+          <w:lang w:val="zh_TW" w:bidi="zh_TW"/>
+        </w:rPr>
+        <w:t>毛毯</w:t>
+      </w:r>
+      <w:r>
+        <w:rPr>
+          <w:lang w:val="zh_TW" w:bidi="zh_TW"/>
+        </w:rPr>
+        <w:t>為飯桌（</w:t>
+      </w:r>
+      <w:hyperlink r:id="rId16">
+        <w:r>
+          <w:rPr>
+            <w:lang w:val="zh_TW" w:bidi="zh_TW"/>
+          </w:rPr>
+          <w:rPr>
+            <w:color w:val="0000EE"/>
+            <w:u w:val="single"/>
+          </w:rPr>
+          <w:t>創37:25</w:t>
+        </w:r>
+      </w:hyperlink>
+      <w:r>
+        <w:rPr>
+          <w:lang w:val="zh_TW" w:bidi="zh_TW"/>
+        </w:rPr>
+        <w:t>）。後來，他們按照迦南風俗，使用椅子和飯桌（</w:t>
+      </w:r>
+      <w:hyperlink r:id="rId17">
+        <w:r>
+          <w:rPr>
+            <w:lang w:val="zh_TW" w:bidi="zh_TW"/>
+          </w:rPr>
+          <w:rPr>
+            <w:color w:val="0000EE"/>
+            <w:u w:val="single"/>
+          </w:rPr>
+          <w:t>王上13:20</w:t>
+        </w:r>
+      </w:hyperlink>
+      <w:r>
+        <w:rPr>
+          <w:lang w:val="zh_TW" w:bidi="zh_TW"/>
+        </w:rPr>
+        <w:t>；</w:t>
+      </w:r>
+      <w:hyperlink r:id="rId18">
+        <w:r>
+          <w:rPr>
+            <w:lang w:val="zh_TW" w:bidi="zh_TW"/>
+          </w:rPr>
+          <w:rPr>
+            <w:color w:val="0000EE"/>
+            <w:u w:val="single"/>
+          </w:rPr>
+          <w:t>詩23:5</w:t>
+        </w:r>
+      </w:hyperlink>
+      <w:r>
+        <w:rPr>
+          <w:lang w:val="zh_TW" w:bidi="zh_TW"/>
+        </w:rPr>
+        <w:t>；</w:t>
+      </w:r>
+      <w:hyperlink r:id="rId19">
+        <w:r>
+          <w:rPr>
+            <w:lang w:val="zh_TW" w:bidi="zh_TW"/>
+          </w:rPr>
+          <w:rPr>
+            <w:color w:val="0000EE"/>
+            <w:u w:val="single"/>
+          </w:rPr>
+          <w:t>結23:41</w:t>
+        </w:r>
+      </w:hyperlink>
+      <w:r>
+        <w:rPr>
+          <w:lang w:val="zh_TW" w:bidi="zh_TW"/>
+        </w:rPr>
+        <w:t>）。埃及人躺著吃飯的習俗變得流行，直至羅馬時期。在特殊場合中，他們也會為家人和客人提供音樂、舞蹈和謎語。</w:t>
+      </w:r>
+    </w:p>
+    <w:p>
+      <w:pPr/>
+      <w:r>
+        <w:rPr>
+          <w:lang w:val="zh_TW" w:bidi="zh_TW"/>
+        </w:rPr>
+      </w:r>
+      <w:r>
+        <w:rPr>
+          <w:lang w:val="zh_TW" w:bidi="zh_TW"/>
+        </w:rPr>
+        <w:t>及至新約時期，人們有時會在樓上設置獨立房間，作飯廳之用。客人倚臥左肘，吃飯和交談。在重要的聚餐場合，人們會依照固定的順序就座——從最尊貴的人到地位較低的人（參</w:t>
+      </w:r>
+      <w:hyperlink r:id="rId20">
+        <w:r>
+          <w:rPr>
+            <w:lang w:val="zh_TW" w:bidi="zh_TW"/>
+          </w:rPr>
+          <w:rPr>
+            <w:color w:val="0000EE"/>
+            <w:u w:val="single"/>
+          </w:rPr>
+          <w:t>創43:33</w:t>
+        </w:r>
+      </w:hyperlink>
+      <w:r>
+        <w:rPr>
+          <w:lang w:val="zh_TW" w:bidi="zh_TW"/>
+        </w:rPr>
+        <w:t>；</w:t>
+      </w:r>
+      <w:hyperlink r:id="rId21">
+        <w:r>
+          <w:rPr>
+            <w:lang w:val="zh_TW" w:bidi="zh_TW"/>
+          </w:rPr>
+          <w:rPr>
+            <w:color w:val="0000EE"/>
+            <w:u w:val="single"/>
+          </w:rPr>
+          <w:t>撒上9:22</w:t>
+        </w:r>
+      </w:hyperlink>
+      <w:r>
+        <w:rPr>
+          <w:lang w:val="zh_TW" w:bidi="zh_TW"/>
+        </w:rPr>
+        <w:t>；</w:t>
+      </w:r>
+      <w:hyperlink r:id="rId22">
+        <w:r>
+          <w:rPr>
+            <w:lang w:val="zh_TW" w:bidi="zh_TW"/>
+          </w:rPr>
+          <w:rPr>
+            <w:color w:val="0000EE"/>
+            <w:u w:val="single"/>
+          </w:rPr>
+          <w:t>太23:6</w:t>
+        </w:r>
+      </w:hyperlink>
+      <w:r>
+        <w:rPr>
+          <w:lang w:val="zh_TW" w:bidi="zh_TW"/>
+        </w:rPr>
+        <w:t>；</w:t>
+      </w:r>
+      <w:hyperlink r:id="rId23">
+        <w:r>
+          <w:rPr>
+            <w:lang w:val="zh_TW" w:bidi="zh_TW"/>
+          </w:rPr>
+          <w:rPr>
+            <w:color w:val="0000EE"/>
+            <w:u w:val="single"/>
+          </w:rPr>
+          <w:t>可12:39</w:t>
+        </w:r>
+      </w:hyperlink>
+      <w:r>
+        <w:rPr>
+          <w:lang w:val="zh_TW" w:bidi="zh_TW"/>
+        </w:rPr>
+        <w:t>；</w:t>
+      </w:r>
+      <w:hyperlink r:id="rId24">
+        <w:r>
+          <w:rPr>
+            <w:lang w:val="zh_TW" w:bidi="zh_TW"/>
+          </w:rPr>
+          <w:rPr>
+            <w:color w:val="0000EE"/>
+            <w:u w:val="single"/>
+          </w:rPr>
+          <w:t>路14:8</w:t>
+        </w:r>
+      </w:hyperlink>
+      <w:r>
+        <w:rPr>
+          <w:lang w:val="zh_TW" w:bidi="zh_TW"/>
+        </w:rPr>
+        <w:t>）。當客人進入房間時，尊貴的位置通常位於僕人的右側，而地位最低的位置則在僕人的左側。</w:t>
+      </w:r>
+    </w:p>
+    <w:p>
+      <w:pPr/>
+      <w:r>
+        <w:rPr>
+          <w:lang w:val="zh_TW" w:bidi="zh_TW"/>
+        </w:rPr>
+      </w:r>
+      <w:r>
+        <w:rPr>
+          <w:lang w:val="zh_TW" w:bidi="zh_TW"/>
+        </w:rPr>
+        <w:t>客人在用餐前後都會洗手。燉菜放在</w:t>
+      </w:r>
+      <w:r>
+        <w:rPr>
+          <w:lang w:val="zh_TW" w:bidi="zh_TW"/>
+        </w:rPr>
+        <w:t>砂鍋</w:t>
+      </w:r>
+      <w:r>
+        <w:rPr>
+          <w:lang w:val="zh_TW" w:bidi="zh_TW"/>
+        </w:rPr>
+        <w:t>，包括肉、蔬菜或兩者兼有，人們會用餅來舀取鍋中的燉菜。晚餐通常只有一道主菜，因此廚師可以與客人一起享用。</w:t>
+      </w:r>
+    </w:p>
+    <w:p>
+      <w:pPr>
+        <w:pStyle w:val="Heading4"/>
+      </w:pPr>
+      <w:r>
+        <w:rPr>
+          <w:lang w:val="zh_TW" w:bidi="zh_TW"/>
+        </w:rPr>
+        <w:t>新約聖經中的聚餐</w:t>
+      </w:r>
+    </w:p>
+    <w:p>
+      <w:pPr/>
+      <w:r>
+        <w:rPr>
+          <w:lang w:val="zh_TW" w:bidi="zh_TW"/>
+        </w:rPr>
+      </w:r>
+      <w:r>
+        <w:rPr>
+          <w:lang w:val="zh_TW" w:bidi="zh_TW"/>
+        </w:rPr>
+        <w:t>耶穌經常與祂的門徒和朋友聚餐。耶穌和祂的追隨者曾是加利利迦拿婚宴的客人（</w:t>
+      </w:r>
+      <w:hyperlink r:id="rId25">
+        <w:r>
+          <w:rPr>
+            <w:lang w:val="zh_TW" w:bidi="zh_TW"/>
+          </w:rPr>
+          <w:rPr>
+            <w:color w:val="0000EE"/>
+            <w:u w:val="single"/>
+          </w:rPr>
+          <w:t>約2:1–10</w:t>
+        </w:r>
+      </w:hyperlink>
+      <w:r>
+        <w:rPr>
+          <w:lang w:val="zh_TW" w:bidi="zh_TW"/>
+        </w:rPr>
+        <w:t>），也曾參加由馬太舉辦的晚宴（</w:t>
+      </w:r>
+      <w:hyperlink r:id="rId26">
+        <w:r>
+          <w:rPr>
+            <w:lang w:val="zh_TW" w:bidi="zh_TW"/>
+          </w:rPr>
+          <w:rPr>
+            <w:color w:val="0000EE"/>
+            <w:u w:val="single"/>
+          </w:rPr>
+          <w:t>太9:10</w:t>
+        </w:r>
+      </w:hyperlink>
+      <w:r>
+        <w:rPr>
+          <w:lang w:val="zh_TW" w:bidi="zh_TW"/>
+        </w:rPr>
+        <w:t>）。他們亦是法利賽人西門舉辦另一場晚宴的客人（</w:t>
+      </w:r>
+      <w:hyperlink r:id="rId27">
+        <w:r>
+          <w:rPr>
+            <w:lang w:val="zh_TW" w:bidi="zh_TW"/>
+          </w:rPr>
+          <w:rPr>
+            <w:color w:val="0000EE"/>
+            <w:u w:val="single"/>
+          </w:rPr>
+          <w:t>路7:36–50</w:t>
+        </w:r>
+      </w:hyperlink>
+      <w:r>
+        <w:rPr>
+          <w:lang w:val="zh_TW" w:bidi="zh_TW"/>
+        </w:rPr>
+        <w:t>）。耶穌還曾在撒該的晚宴上，受到熱烈款待（</w:t>
+      </w:r>
+      <w:hyperlink r:id="rId28">
+        <w:r>
+          <w:rPr>
+            <w:lang w:val="zh_TW" w:bidi="zh_TW"/>
+          </w:rPr>
+          <w:rPr>
+            <w:color w:val="0000EE"/>
+            <w:u w:val="single"/>
+          </w:rPr>
+          <w:t>路19:6–7</w:t>
+        </w:r>
+      </w:hyperlink>
+      <w:r>
+        <w:rPr>
+          <w:lang w:val="zh_TW" w:bidi="zh_TW"/>
+        </w:rPr>
+        <w:t>）。耶穌也曾有幾次，成為馬大、馬利亞和拉撒路在伯大尼家庭聚會的客人（</w:t>
+      </w:r>
+      <w:hyperlink r:id="rId29">
+        <w:r>
+          <w:rPr>
+            <w:lang w:val="zh_TW" w:bidi="zh_TW"/>
+          </w:rPr>
+          <w:rPr>
+            <w:color w:val="0000EE"/>
+            <w:u w:val="single"/>
+          </w:rPr>
+          <w:t>路10:38–42</w:t>
+        </w:r>
+      </w:hyperlink>
+      <w:r>
+        <w:rPr>
+          <w:lang w:val="zh_TW" w:bidi="zh_TW"/>
+        </w:rPr>
+        <w:t>；</w:t>
+      </w:r>
+      <w:hyperlink r:id="rId30">
+        <w:r>
+          <w:rPr>
+            <w:lang w:val="zh_TW" w:bidi="zh_TW"/>
+          </w:rPr>
+          <w:rPr>
+            <w:color w:val="0000EE"/>
+            <w:u w:val="single"/>
+          </w:rPr>
+          <w:t>約12:2</w:t>
+        </w:r>
+      </w:hyperlink>
+      <w:r>
+        <w:rPr>
+          <w:lang w:val="zh_TW" w:bidi="zh_TW"/>
+        </w:rPr>
+        <w:t>）。根據小城鎮和村莊的習俗，路過的人很可能會進來向耶穌問候，或許還會與其他客人交談。</w:t>
+      </w:r>
+    </w:p>
+    <w:p>
+      <w:pPr>
+        <w:pStyle w:val="Heading4"/>
+      </w:pPr>
+      <w:r>
+        <w:rPr>
+          <w:lang w:val="zh_TW" w:bidi="zh_TW"/>
+        </w:rPr>
+        <w:t>重要的宗教聚餐</w:t>
+      </w:r>
+    </w:p>
+    <w:p>
+      <w:pPr/>
+      <w:r>
+        <w:rPr>
+          <w:lang w:val="zh_TW" w:bidi="zh_TW"/>
+        </w:rPr>
+      </w:r>
+      <w:r>
+        <w:rPr>
+          <w:lang w:val="zh_TW" w:bidi="zh_TW"/>
+        </w:rPr>
+        <w:t>聖經描述了兩個重要的宴席，一個涉及舊約，另一個涉及新約（約是神與祂子民之間的承諾），這兩個筵席對神的子民都有救贖的意義。第一個是逾越節的設立，發生在以色列人跟隨摩西離開埃及的時候（</w:t>
+      </w:r>
+      <w:hyperlink r:id="rId31">
+        <w:r>
+          <w:rPr>
+            <w:lang w:val="zh_TW" w:bidi="zh_TW"/>
+          </w:rPr>
+          <w:rPr>
+            <w:color w:val="0000EE"/>
+            <w:u w:val="single"/>
+          </w:rPr>
+          <w:t>出12</w:t>
+        </w:r>
+      </w:hyperlink>
+      <w:r>
+        <w:rPr>
+          <w:lang w:val="zh_TW" w:bidi="zh_TW"/>
+        </w:rPr>
+        <w:t>）。第二個是聖餐的設立。這兩者的細節，分別見於不同的文章。</w:t>
+      </w:r>
+    </w:p>
+    <w:p>
+      <w:pPr/>
+      <w:r>
+        <w:rPr>
+          <w:lang w:val="zh_TW" w:bidi="zh_TW"/>
+        </w:rPr>
+      </w:r>
+      <w:r>
+        <w:rPr>
+          <w:lang w:val="zh_TW" w:bidi="zh_TW"/>
+        </w:rPr>
+        <w:t>聖經中還有其它重要的餐食記錄。舉例來說，以色列人在獻祭時常吃飯來慶祝神（</w:t>
+      </w:r>
+      <w:hyperlink r:id="rId32">
+        <w:r>
+          <w:rPr>
+            <w:lang w:val="zh_TW" w:bidi="zh_TW"/>
+          </w:rPr>
+          <w:rPr>
+            <w:color w:val="0000EE"/>
+            <w:u w:val="single"/>
+          </w:rPr>
+          <w:t>申14:24–26</w:t>
+        </w:r>
+      </w:hyperlink>
+      <w:r>
+        <w:rPr>
+          <w:lang w:val="zh_TW" w:bidi="zh_TW"/>
+        </w:rPr>
+        <w:t>）。聖經也提到有一天在神的國裡會有大筵席（</w:t>
+      </w:r>
+      <w:hyperlink r:id="rId33">
+        <w:r>
+          <w:rPr>
+            <w:lang w:val="zh_TW" w:bidi="zh_TW"/>
+          </w:rPr>
+          <w:rPr>
+            <w:color w:val="0000EE"/>
+            <w:u w:val="single"/>
+          </w:rPr>
+          <w:t>賽25:6</w:t>
+        </w:r>
+      </w:hyperlink>
+      <w:r>
+        <w:rPr>
+          <w:lang w:val="zh_TW" w:bidi="zh_TW"/>
+        </w:rPr>
+        <w:t>；</w:t>
+      </w:r>
+      <w:hyperlink r:id="rId34">
+        <w:r>
+          <w:rPr>
+            <w:lang w:val="zh_TW" w:bidi="zh_TW"/>
+          </w:rPr>
+          <w:rPr>
+            <w:color w:val="0000EE"/>
+            <w:u w:val="single"/>
+          </w:rPr>
+          <w:t>路14:25</w:t>
+        </w:r>
+      </w:hyperlink>
+      <w:r>
+        <w:rPr>
+          <w:lang w:val="zh_TW" w:bidi="zh_TW"/>
+        </w:rPr>
+        <w:t>；</w:t>
+      </w:r>
+      <w:hyperlink r:id="rId35">
+        <w:r>
+          <w:rPr>
+            <w:lang w:val="zh_TW" w:bidi="zh_TW"/>
+          </w:rPr>
+          <w:rPr>
+            <w:color w:val="0000EE"/>
+            <w:u w:val="single"/>
+          </w:rPr>
+          <w:t>啟19:9</w:t>
+        </w:r>
+      </w:hyperlink>
+      <w:r>
+        <w:rPr>
+          <w:lang w:val="zh_TW" w:bidi="zh_TW"/>
+        </w:rPr>
+        <w:t>）。</w:t>
+      </w:r>
+    </w:p>
+    <w:p>
+      <w:pPr/>
+      <w:r>
+        <w:rPr>
+          <w:lang w:val="zh_TW" w:bidi="zh_TW"/>
+        </w:rPr>
+      </w:r>
+      <w:r>
+        <w:rPr>
+          <w:i/>
+          <w:lang w:val="zh_TW" w:bidi="zh_TW"/>
+        </w:rPr>
+        <w:t>另見</w:t>
+      </w:r>
+      <w:r>
+        <w:rPr>
+          <w:lang w:val="zh_TW" w:bidi="zh_TW"/>
+        </w:rPr>
+        <w:t xml:space="preserve"> </w:t>
+      </w:r>
+      <w:r>
+        <w:rPr>
+          <w:lang w:val="zh_TW" w:bidi="zh_TW"/>
+        </w:rPr>
+        <w:t>食物和食物準備</w:t>
+      </w:r>
+      <w:r>
+        <w:rPr>
+          <w:lang w:val="zh_TW" w:bidi="zh_TW"/>
+        </w:rPr>
+        <w:t>；</w:t>
+      </w:r>
+      <w:r>
+        <w:rPr>
+          <w:lang w:val="zh_TW" w:bidi="zh_TW"/>
+        </w:rPr>
+        <w:t>以色列的節期和節日</w:t>
+      </w:r>
+      <w:r>
+        <w:rPr>
+          <w:lang w:val="zh_TW" w:bidi="zh_TW"/>
+        </w:rPr>
+        <w:t>；</w:t>
+      </w:r>
+      <w:r>
+        <w:rPr>
+          <w:lang w:val="zh_TW" w:bidi="zh_TW"/>
+        </w:rPr>
+        <w:t>主的晚餐</w:t>
+      </w:r>
+      <w:r>
+        <w:rPr>
+          <w:lang w:val="zh_TW" w:bidi="zh_TW"/>
+        </w:rPr>
+        <w:t>；</w:t>
+      </w:r>
+      <w:r>
+        <w:rPr>
+          <w:lang w:val="zh_TW" w:bidi="zh_TW"/>
+        </w:rPr>
+        <w:t>逾越節</w:t>
+      </w:r>
+      <w:r>
+        <w:rPr>
+          <w:lang w:val="zh_TW" w:bidi="zh_TW"/>
+        </w:rPr>
+        <w:t>。</w:t>
       </w:r>
       <w:r>
         <w:rPr>

--- a/zht/docx/075.content.docx
+++ b/zht/docx/075.content.docx
@@ -149,7 +149,7 @@
         <w:rPr>
           <w:lang w:val="zh_TW" w:bidi="zh_TW"/>
         </w:rPr>
-        <w:t>ju</w:t>
+        <w:t>jing</w:t>
       </w:r>
       <w:r>
         <w:rPr>
@@ -212,7 +212,7 @@
         <w:rPr>
           <w:lang w:val="zh_TW" w:bidi="zh_TW"/>
         </w:rPr>
-        <w:t>聚餐（餐食）的重要性</w:t>
+        <w:t>荊棘</w:t>
       </w:r>
       <w:r>
         <w:rPr>
@@ -231,18 +231,7 @@
         <w:rPr>
           <w:lang w:val="zh_TW" w:bidi="zh_TW"/>
         </w:rPr>
-        <w:t>聚餐在家庭、社會和宗教生活中都扮演著重要的角色。晚餐是所有家人聚在一起的時候，因此對於增進彼此感情非常重要。為旅客提供膳食更是一種社會和宗教責任。朋友們會來探訪，與一家人一起用餐，並討論日常的問題。聚餐對猶太教和基督教來說，亦有舉足輕重的意義，他們會分別慶祝逾越節和聖餐。</w:t>
-      </w:r>
-    </w:p>
-    <w:p>
-      <w:pPr>
-        <w:pStyle w:val="Heading4"/>
-      </w:pPr>
-      <w:r>
-        <w:rPr>
-          <w:lang w:val="zh_TW" w:bidi="zh_TW"/>
-        </w:rPr>
-        <w:t>餐食的種類</w:t>
+        <w:t>荊棘是生長在植物莖或枝上的銳利尖刺。荊棘可能會刺傷觸碰它們的人或動物。有些植物會長出荊棘以自我保護。</w:t>
       </w:r>
     </w:p>
     <w:p>
@@ -256,7 +245,7 @@
         <w:rPr>
           <w:lang w:val="zh_TW" w:bidi="zh_TW"/>
         </w:rPr>
-        <w:t>在古代近東，人們一天只吃兩頓飯。第一頓是工人在中午於田間吃的，這頓飯有小糕點、小麵包、無花果、橄欖，可能還有山羊起司（芝士）或凝乳，其份量不大，是在炎熱和工作期間休息時所吃的（</w:t>
+        <w:t>聖經經常提到荊棘。它們可以是土地上自然生長的植物的一部分，也可以象徵痛苦、困難或懲罰。例如，在亞當與夏娃犯罪之後，神說土地要長出荊棘和蒺藜（</w:t>
       </w:r>
       <w:hyperlink r:id="rId13">
         <w:r>
@@ -267,43 +256,7 @@
             <w:color w:val="0000EE"/>
             <w:u w:val="single"/>
           </w:rPr>
-          <w:t>得2:14</w:t>
-        </w:r>
-      </w:hyperlink>
-      <w:r>
-        <w:rPr>
-          <w:lang w:val="zh_TW" w:bidi="zh_TW"/>
-        </w:rPr>
-        <w:t>）。聖經時代的人通常不吃早餐。聖經中只有幾次提到早上用餐（</w:t>
-      </w:r>
-      <w:hyperlink r:id="rId14">
-        <w:r>
-          <w:rPr>
-            <w:lang w:val="zh_TW" w:bidi="zh_TW"/>
-          </w:rPr>
-          <w:rPr>
-            <w:color w:val="0000EE"/>
-            <w:u w:val="single"/>
-          </w:rPr>
-          <w:t>士19:5</w:t>
-        </w:r>
-      </w:hyperlink>
-      <w:r>
-        <w:rPr>
-          <w:lang w:val="zh_TW" w:bidi="zh_TW"/>
-        </w:rPr>
-        <w:t>；</w:t>
-      </w:r>
-      <w:hyperlink r:id="rId15">
-        <w:r>
-          <w:rPr>
-            <w:lang w:val="zh_TW" w:bidi="zh_TW"/>
-          </w:rPr>
-          <w:rPr>
-            <w:color w:val="0000EE"/>
-            <w:u w:val="single"/>
-          </w:rPr>
-          <w:t>約21:12</w:t>
+          <w:t>創3:18</w:t>
         </w:r>
       </w:hyperlink>
       <w:r>
@@ -324,18 +277,25 @@
         <w:rPr>
           <w:lang w:val="zh_TW" w:bidi="zh_TW"/>
         </w:rPr>
-        <w:t>在以色列中，晚餐是整天最重要的社交活動。工人回家放鬆，與家人共享晚餐。這頓飯通常在日落時分開始，因為那時天色已暗，無法工作。</w:t>
-      </w:r>
-    </w:p>
-    <w:p>
-      <w:pPr>
-        <w:pStyle w:val="Heading4"/>
-      </w:pPr>
-      <w:r>
-        <w:rPr>
-          <w:lang w:val="zh_TW" w:bidi="zh_TW"/>
-        </w:rPr>
-        <w:t>食物</w:t>
+        <w:t>人們曾在耶穌死前，用荊棘做成冠冕，放在耶穌的頭上嘲弄他（</w:t>
+      </w:r>
+      <w:hyperlink r:id="rId14">
+        <w:r>
+          <w:rPr>
+            <w:lang w:val="zh_TW" w:bidi="zh_TW"/>
+          </w:rPr>
+          <w:rPr>
+            <w:color w:val="0000EE"/>
+            <w:u w:val="single"/>
+          </w:rPr>
+          <w:t>太27:29</w:t>
+        </w:r>
+      </w:hyperlink>
+      <w:r>
+        <w:rPr>
+          <w:lang w:val="zh_TW" w:bidi="zh_TW"/>
+        </w:rPr>
+        <w:t>）。</w:t>
       </w:r>
     </w:p>
     <w:p>
@@ -347,20 +307,44 @@
       </w:r>
       <w:r>
         <w:rPr>
-          <w:lang w:val="zh_TW" w:bidi="zh_TW"/>
-        </w:rPr>
-        <w:t>一般的晚餐包括手磨穀物製成的餅或蛋糕、山羊芝士或凝乳，以及豆類、扁豆、韭蔥、豌豆、無花果、橄欖、葡萄乾和棗等等的蔬菜。市面有供應肉類，但對大多數人來說卻比較奢侈。人們會用橄欖油烹調食物，並用蜜糖調味。</w:t>
-      </w:r>
-    </w:p>
-    <w:p>
-      <w:pPr>
-        <w:pStyle w:val="Heading4"/>
-      </w:pPr>
-      <w:r>
-        <w:rPr>
-          <w:lang w:val="zh_TW" w:bidi="zh_TW"/>
-        </w:rPr>
-        <w:t>如何進食</w:t>
+          <w:i/>
+          <w:lang w:val="zh_TW" w:bidi="zh_TW"/>
+        </w:rPr>
+        <w:t>見</w:t>
+      </w:r>
+      <w:r>
+        <w:rPr>
+          <w:lang w:val="zh_TW" w:bidi="zh_TW"/>
+        </w:rPr>
+        <w:t>蒺藜</w:t>
+      </w:r>
+      <w:r>
+        <w:rPr>
+          <w:lang w:val="zh_TW" w:bidi="zh_TW"/>
+        </w:rPr>
+        <w:t>，</w:t>
+      </w:r>
+      <w:r>
+        <w:rPr>
+          <w:lang w:val="zh_TW" w:bidi="zh_TW"/>
+        </w:rPr>
+        <w:t>荊棘</w:t>
+      </w:r>
+      <w:r>
+        <w:rPr>
+          <w:lang w:val="zh_TW" w:bidi="zh_TW"/>
+        </w:rPr>
+        <w:t>。</w:t>
+      </w:r>
+      <w:r>
+        <w:rPr>
+          <w:lang w:val="zh_TW" w:bidi="zh_TW"/>
+        </w:rPr>
+      </w:r>
+      <w:r>
+        <w:rPr>
+          <w:lang w:val="zh_TW" w:bidi="zh_TW"/>
+        </w:rPr>
       </w:r>
     </w:p>
     <w:p>
@@ -370,95 +354,21 @@
           <w:lang w:val="zh_TW" w:bidi="zh_TW"/>
         </w:rPr>
       </w:r>
-      <w:r>
-        <w:rPr>
-          <w:lang w:val="zh_TW" w:bidi="zh_TW"/>
-        </w:rPr>
-        <w:t>一般家庭通常坐在地板上一起用餐，以</w:t>
-      </w:r>
-      <w:r>
-        <w:rPr>
-          <w:lang w:val="zh_TW" w:bidi="zh_TW"/>
-        </w:rPr>
-        <w:t>毛毯</w:t>
-      </w:r>
-      <w:r>
-        <w:rPr>
-          <w:lang w:val="zh_TW" w:bidi="zh_TW"/>
-        </w:rPr>
-        <w:t>為飯桌（</w:t>
-      </w:r>
-      <w:hyperlink r:id="rId16">
-        <w:r>
-          <w:rPr>
-            <w:lang w:val="zh_TW" w:bidi="zh_TW"/>
-          </w:rPr>
-          <w:rPr>
-            <w:color w:val="0000EE"/>
-            <w:u w:val="single"/>
-          </w:rPr>
-          <w:t>創37:25</w:t>
-        </w:r>
-      </w:hyperlink>
-      <w:r>
-        <w:rPr>
-          <w:lang w:val="zh_TW" w:bidi="zh_TW"/>
-        </w:rPr>
-        <w:t>）。後來，他們按照迦南風俗，使用椅子和飯桌（</w:t>
-      </w:r>
-      <w:hyperlink r:id="rId17">
-        <w:r>
-          <w:rPr>
-            <w:lang w:val="zh_TW" w:bidi="zh_TW"/>
-          </w:rPr>
-          <w:rPr>
-            <w:color w:val="0000EE"/>
-            <w:u w:val="single"/>
-          </w:rPr>
-          <w:t>王上13:20</w:t>
-        </w:r>
-      </w:hyperlink>
-      <w:r>
-        <w:rPr>
-          <w:lang w:val="zh_TW" w:bidi="zh_TW"/>
-        </w:rPr>
-        <w:t>；</w:t>
-      </w:r>
-      <w:hyperlink r:id="rId18">
-        <w:r>
-          <w:rPr>
-            <w:lang w:val="zh_TW" w:bidi="zh_TW"/>
-          </w:rPr>
-          <w:rPr>
-            <w:color w:val="0000EE"/>
-            <w:u w:val="single"/>
-          </w:rPr>
-          <w:t>詩23:5</w:t>
-        </w:r>
-      </w:hyperlink>
-      <w:r>
-        <w:rPr>
-          <w:lang w:val="zh_TW" w:bidi="zh_TW"/>
-        </w:rPr>
-        <w:t>；</w:t>
-      </w:r>
-      <w:hyperlink r:id="rId19">
-        <w:r>
-          <w:rPr>
-            <w:lang w:val="zh_TW" w:bidi="zh_TW"/>
-          </w:rPr>
-          <w:rPr>
-            <w:color w:val="0000EE"/>
-            <w:u w:val="single"/>
-          </w:rPr>
-          <w:t>結23:41</w:t>
-        </w:r>
-      </w:hyperlink>
-      <w:r>
-        <w:rPr>
-          <w:lang w:val="zh_TW" w:bidi="zh_TW"/>
-        </w:rPr>
-        <w:t>）。埃及人躺著吃飯的習俗變得流行，直至羅馬時期。在特殊場合中，他們也會為家人和客人提供音樂、舞蹈和謎語。</w:t>
+    </w:p>
+    <w:p>
+      <w:pPr>
+        <w:pStyle w:val="Heading2"/>
+      </w:pPr>
+      <w:r>
+        <w:rPr>
+          <w:lang w:val="zh_TW" w:bidi="zh_TW"/>
+        </w:rPr>
+        <w:t>井</w:t>
+      </w:r>
+      <w:r>
+        <w:rPr>
+          <w:lang w:val="zh_TW" w:bidi="zh_TW"/>
+        </w:rPr>
       </w:r>
     </w:p>
     <w:p>
@@ -472,7 +382,115 @@
         <w:rPr>
           <w:lang w:val="zh_TW" w:bidi="zh_TW"/>
         </w:rPr>
-        <w:t>及至新約時期，人們有時會在樓上設置獨立房間，作飯廳之用。客人倚臥左肘，吃飯和交談。在重要的聚餐場合，人們會依照固定的順序就座——從最尊貴的人到地位較低的人（參</w:t>
+        <w:t>人工的蓄水處所，水源來自地下泉水或雨水供應。由於聖經世界大部分地區地處乾旱到半乾旱區，因此井是人、牲畜和農作物灌溉的重要水源。不幸的是，大多數井並不能提供可靠的水源，因為它們依賴於稀少的降雨或間歇性的泉水（</w:t>
+      </w:r>
+      <w:hyperlink r:id="rId15">
+        <w:r>
+          <w:rPr>
+            <w:lang w:val="zh_TW" w:bidi="zh_TW"/>
+          </w:rPr>
+          <w:rPr>
+            <w:color w:val="0000EE"/>
+            <w:u w:val="single"/>
+          </w:rPr>
+          <w:t>箴25:26</w:t>
+        </w:r>
+      </w:hyperlink>
+      <w:r>
+        <w:rPr>
+          <w:lang w:val="zh_TW" w:bidi="zh_TW"/>
+        </w:rPr>
+        <w:t>）。因此，發現可靠的水源是值得慶祝的原因（</w:t>
+      </w:r>
+      <w:hyperlink r:id="rId16">
+        <w:r>
+          <w:rPr>
+            <w:lang w:val="zh_TW" w:bidi="zh_TW"/>
+          </w:rPr>
+          <w:rPr>
+            <w:color w:val="0000EE"/>
+            <w:u w:val="single"/>
+          </w:rPr>
+          <w:t>民21:17–18</w:t>
+        </w:r>
+      </w:hyperlink>
+      <w:r>
+        <w:rPr>
+          <w:lang w:val="zh_TW" w:bidi="zh_TW"/>
+        </w:rPr>
+        <w:t>），並且經常引發衝突（</w:t>
+      </w:r>
+      <w:hyperlink r:id="rId17">
+        <w:r>
+          <w:rPr>
+            <w:lang w:val="zh_TW" w:bidi="zh_TW"/>
+          </w:rPr>
+          <w:rPr>
+            <w:color w:val="0000EE"/>
+            <w:u w:val="single"/>
+          </w:rPr>
+          <w:t>創21:25–30</w:t>
+        </w:r>
+      </w:hyperlink>
+      <w:r>
+        <w:rPr>
+          <w:lang w:val="zh_TW" w:bidi="zh_TW"/>
+        </w:rPr>
+        <w:t>，</w:t>
+      </w:r>
+      <w:hyperlink r:id="rId18">
+        <w:r>
+          <w:rPr>
+            <w:lang w:val="zh_TW" w:bidi="zh_TW"/>
+          </w:rPr>
+          <w:rPr>
+            <w:color w:val="0000EE"/>
+            <w:u w:val="single"/>
+          </w:rPr>
+          <w:t>26:19–22</w:t>
+        </w:r>
+      </w:hyperlink>
+      <w:r>
+        <w:rPr>
+          <w:lang w:val="zh_TW" w:bidi="zh_TW"/>
+        </w:rPr>
+        <w:t>；</w:t>
+      </w:r>
+      <w:hyperlink r:id="rId19">
+        <w:r>
+          <w:rPr>
+            <w:lang w:val="zh_TW" w:bidi="zh_TW"/>
+          </w:rPr>
+          <w:rPr>
+            <w:color w:val="0000EE"/>
+            <w:u w:val="single"/>
+          </w:rPr>
+          <w:t>王下3:19</w:t>
+        </w:r>
+      </w:hyperlink>
+      <w:r>
+        <w:rPr>
+          <w:lang w:val="zh_TW" w:bidi="zh_TW"/>
+        </w:rPr>
+        <w:t>）。成功挖出水井並保護自己的飲水權通常是確定財產權的重要因素（</w:t>
+      </w:r>
+      <w:hyperlink r:id="rId17">
+        <w:r>
+          <w:rPr>
+            <w:lang w:val="zh_TW" w:bidi="zh_TW"/>
+          </w:rPr>
+          <w:rPr>
+            <w:color w:val="0000EE"/>
+            <w:u w:val="single"/>
+          </w:rPr>
+          <w:t>創21:25–30</w:t>
+        </w:r>
+      </w:hyperlink>
+      <w:r>
+        <w:rPr>
+          <w:lang w:val="zh_TW" w:bidi="zh_TW"/>
+        </w:rPr>
+        <w:t>，</w:t>
       </w:r>
       <w:hyperlink r:id="rId20">
         <w:r>
@@ -483,86 +501,14 @@
             <w:color w:val="0000EE"/>
             <w:u w:val="single"/>
           </w:rPr>
-          <w:t>創43:33</w:t>
-        </w:r>
-      </w:hyperlink>
-      <w:r>
-        <w:rPr>
-          <w:lang w:val="zh_TW" w:bidi="zh_TW"/>
-        </w:rPr>
-        <w:t>；</w:t>
-      </w:r>
-      <w:hyperlink r:id="rId21">
-        <w:r>
-          <w:rPr>
-            <w:lang w:val="zh_TW" w:bidi="zh_TW"/>
-          </w:rPr>
-          <w:rPr>
-            <w:color w:val="0000EE"/>
-            <w:u w:val="single"/>
-          </w:rPr>
-          <w:t>撒上9:22</w:t>
-        </w:r>
-      </w:hyperlink>
-      <w:r>
-        <w:rPr>
-          <w:lang w:val="zh_TW" w:bidi="zh_TW"/>
-        </w:rPr>
-        <w:t>；</w:t>
-      </w:r>
-      <w:hyperlink r:id="rId22">
-        <w:r>
-          <w:rPr>
-            <w:lang w:val="zh_TW" w:bidi="zh_TW"/>
-          </w:rPr>
-          <w:rPr>
-            <w:color w:val="0000EE"/>
-            <w:u w:val="single"/>
-          </w:rPr>
-          <w:t>太23:6</w:t>
-        </w:r>
-      </w:hyperlink>
-      <w:r>
-        <w:rPr>
-          <w:lang w:val="zh_TW" w:bidi="zh_TW"/>
-        </w:rPr>
-        <w:t>；</w:t>
-      </w:r>
-      <w:hyperlink r:id="rId23">
-        <w:r>
-          <w:rPr>
-            <w:lang w:val="zh_TW" w:bidi="zh_TW"/>
-          </w:rPr>
-          <w:rPr>
-            <w:color w:val="0000EE"/>
-            <w:u w:val="single"/>
-          </w:rPr>
-          <w:t>可12:39</w:t>
-        </w:r>
-      </w:hyperlink>
-      <w:r>
-        <w:rPr>
-          <w:lang w:val="zh_TW" w:bidi="zh_TW"/>
-        </w:rPr>
-        <w:t>；</w:t>
-      </w:r>
-      <w:hyperlink r:id="rId24">
-        <w:r>
-          <w:rPr>
-            <w:lang w:val="zh_TW" w:bidi="zh_TW"/>
-          </w:rPr>
-          <w:rPr>
-            <w:color w:val="0000EE"/>
-            <w:u w:val="single"/>
-          </w:rPr>
-          <w:t>路14:8</w:t>
-        </w:r>
-      </w:hyperlink>
-      <w:r>
-        <w:rPr>
-          <w:lang w:val="zh_TW" w:bidi="zh_TW"/>
-        </w:rPr>
-        <w:t>）。當客人進入房間時，尊貴的位置通常位於僕人的右側，而地位最低的位置則在僕人的左側。</w:t>
+          <w:t>29:2–3</w:t>
+        </w:r>
+      </w:hyperlink>
+      <w:r>
+        <w:rPr>
+          <w:lang w:val="zh_TW" w:bidi="zh_TW"/>
+        </w:rPr>
+        <w:t>）。</w:t>
       </w:r>
     </w:p>
     <w:p>
@@ -576,30 +522,115 @@
         <w:rPr>
           <w:lang w:val="zh_TW" w:bidi="zh_TW"/>
         </w:rPr>
-        <w:t>客人在用餐前後都會洗手。燉菜放在</w:t>
-      </w:r>
-      <w:r>
-        <w:rPr>
-          <w:lang w:val="zh_TW" w:bidi="zh_TW"/>
-        </w:rPr>
-        <w:t>砂鍋</w:t>
-      </w:r>
-      <w:r>
-        <w:rPr>
-          <w:lang w:val="zh_TW" w:bidi="zh_TW"/>
-        </w:rPr>
-        <w:t>，包括肉、蔬菜或兩者兼有，人們會用餅來舀取鍋中的燉菜。晚餐通常只有一道主菜，因此廚師可以與客人一起享用。</w:t>
-      </w:r>
-    </w:p>
-    <w:p>
-      <w:pPr>
-        <w:pStyle w:val="Heading4"/>
-      </w:pPr>
-      <w:r>
-        <w:rPr>
-          <w:lang w:val="zh_TW" w:bidi="zh_TW"/>
-        </w:rPr>
-        <w:t>新約聖經中的聚餐</w:t>
+        <w:t>好的水井通常被認為是神攝理的象徵（</w:t>
+      </w:r>
+      <w:hyperlink r:id="rId21">
+        <w:r>
+          <w:rPr>
+            <w:lang w:val="zh_TW" w:bidi="zh_TW"/>
+          </w:rPr>
+          <w:rPr>
+            <w:color w:val="0000EE"/>
+            <w:u w:val="single"/>
+          </w:rPr>
+          <w:t>創16:14</w:t>
+        </w:r>
+      </w:hyperlink>
+      <w:r>
+        <w:rPr>
+          <w:lang w:val="zh_TW" w:bidi="zh_TW"/>
+        </w:rPr>
+        <w:t>，</w:t>
+      </w:r>
+      <w:hyperlink r:id="rId22">
+        <w:r>
+          <w:rPr>
+            <w:lang w:val="zh_TW" w:bidi="zh_TW"/>
+          </w:rPr>
+          <w:rPr>
+            <w:color w:val="0000EE"/>
+            <w:u w:val="single"/>
+          </w:rPr>
+          <w:t>21:19</w:t>
+        </w:r>
+      </w:hyperlink>
+      <w:r>
+        <w:rPr>
+          <w:lang w:val="zh_TW" w:bidi="zh_TW"/>
+        </w:rPr>
+        <w:t>；</w:t>
+      </w:r>
+      <w:hyperlink r:id="rId23">
+        <w:r>
+          <w:rPr>
+            <w:lang w:val="zh_TW" w:bidi="zh_TW"/>
+          </w:rPr>
+          <w:rPr>
+            <w:color w:val="0000EE"/>
+            <w:u w:val="single"/>
+          </w:rPr>
+          <w:t>民21:16–18</w:t>
+        </w:r>
+      </w:hyperlink>
+      <w:r>
+        <w:rPr>
+          <w:lang w:val="zh_TW" w:bidi="zh_TW"/>
+        </w:rPr>
+        <w:t>）。因此，聖經作者將泉水井的水比喻為神為祂子民所提供的救恩（</w:t>
+      </w:r>
+      <w:hyperlink r:id="rId24">
+        <w:r>
+          <w:rPr>
+            <w:lang w:val="zh_TW" w:bidi="zh_TW"/>
+          </w:rPr>
+          <w:rPr>
+            <w:color w:val="0000EE"/>
+            <w:u w:val="single"/>
+          </w:rPr>
+          <w:t>賽12:3</w:t>
+        </w:r>
+      </w:hyperlink>
+      <w:r>
+        <w:rPr>
+          <w:lang w:val="zh_TW" w:bidi="zh_TW"/>
+        </w:rPr>
+        <w:t>；</w:t>
+      </w:r>
+      <w:hyperlink r:id="rId25">
+        <w:r>
+          <w:rPr>
+            <w:lang w:val="zh_TW" w:bidi="zh_TW"/>
+          </w:rPr>
+          <w:rPr>
+            <w:color w:val="0000EE"/>
+            <w:u w:val="single"/>
+          </w:rPr>
+          <w:t>約4:14</w:t>
+        </w:r>
+      </w:hyperlink>
+      <w:r>
+        <w:rPr>
+          <w:lang w:val="zh_TW" w:bidi="zh_TW"/>
+        </w:rPr>
+        <w:t>）。蓄水池中所收集的雨水的水質相對較差，而那些可以汲取「活」水（即流動的水）的水井水質較好，這一區別有助於澄清耶穌向撒馬利亞婦人說提供「活水」時的對話（</w:t>
+      </w:r>
+      <w:hyperlink r:id="rId26">
+        <w:r>
+          <w:rPr>
+            <w:lang w:val="zh_TW" w:bidi="zh_TW"/>
+          </w:rPr>
+          <w:rPr>
+            <w:color w:val="0000EE"/>
+            <w:u w:val="single"/>
+          </w:rPr>
+          <w:t>約4:10–15</w:t>
+        </w:r>
+      </w:hyperlink>
+      <w:r>
+        <w:rPr>
+          <w:lang w:val="zh_TW" w:bidi="zh_TW"/>
+        </w:rPr>
+        <w:t>）。</w:t>
       </w:r>
     </w:p>
     <w:p>
@@ -611,128 +642,44 @@
       </w:r>
       <w:r>
         <w:rPr>
-          <w:lang w:val="zh_TW" w:bidi="zh_TW"/>
-        </w:rPr>
-        <w:t>耶穌經常與祂的門徒和朋友聚餐。耶穌和祂的追隨者曾是加利利迦拿婚宴的客人（</w:t>
-      </w:r>
-      <w:hyperlink r:id="rId25">
-        <w:r>
-          <w:rPr>
-            <w:lang w:val="zh_TW" w:bidi="zh_TW"/>
-          </w:rPr>
-          <w:rPr>
-            <w:color w:val="0000EE"/>
-            <w:u w:val="single"/>
-          </w:rPr>
-          <w:t>約2:1–10</w:t>
-        </w:r>
-      </w:hyperlink>
-      <w:r>
-        <w:rPr>
-          <w:lang w:val="zh_TW" w:bidi="zh_TW"/>
-        </w:rPr>
-        <w:t>），也曾參加由馬太舉辦的晚宴（</w:t>
-      </w:r>
-      <w:hyperlink r:id="rId26">
-        <w:r>
-          <w:rPr>
-            <w:lang w:val="zh_TW" w:bidi="zh_TW"/>
-          </w:rPr>
-          <w:rPr>
-            <w:color w:val="0000EE"/>
-            <w:u w:val="single"/>
-          </w:rPr>
-          <w:t>太9:10</w:t>
-        </w:r>
-      </w:hyperlink>
-      <w:r>
-        <w:rPr>
-          <w:lang w:val="zh_TW" w:bidi="zh_TW"/>
-        </w:rPr>
-        <w:t>）。他們亦是法利賽人西門舉辦另一場晚宴的客人（</w:t>
-      </w:r>
-      <w:hyperlink r:id="rId27">
-        <w:r>
-          <w:rPr>
-            <w:lang w:val="zh_TW" w:bidi="zh_TW"/>
-          </w:rPr>
-          <w:rPr>
-            <w:color w:val="0000EE"/>
-            <w:u w:val="single"/>
-          </w:rPr>
-          <w:t>路7:36–50</w:t>
-        </w:r>
-      </w:hyperlink>
-      <w:r>
-        <w:rPr>
-          <w:lang w:val="zh_TW" w:bidi="zh_TW"/>
-        </w:rPr>
-        <w:t>）。耶穌還曾在撒該的晚宴上，受到熱烈款待（</w:t>
-      </w:r>
-      <w:hyperlink r:id="rId28">
-        <w:r>
-          <w:rPr>
-            <w:lang w:val="zh_TW" w:bidi="zh_TW"/>
-          </w:rPr>
-          <w:rPr>
-            <w:color w:val="0000EE"/>
-            <w:u w:val="single"/>
-          </w:rPr>
-          <w:t>路19:6–7</w:t>
-        </w:r>
-      </w:hyperlink>
-      <w:r>
-        <w:rPr>
-          <w:lang w:val="zh_TW" w:bidi="zh_TW"/>
-        </w:rPr>
-        <w:t>）。耶穌也曾有幾次，成為馬大、馬利亞和拉撒路在伯大尼家庭聚會的客人（</w:t>
-      </w:r>
-      <w:hyperlink r:id="rId29">
-        <w:r>
-          <w:rPr>
-            <w:lang w:val="zh_TW" w:bidi="zh_TW"/>
-          </w:rPr>
-          <w:rPr>
-            <w:color w:val="0000EE"/>
-            <w:u w:val="single"/>
-          </w:rPr>
-          <w:t>路10:38–42</w:t>
-        </w:r>
-      </w:hyperlink>
+          <w:i/>
+          <w:lang w:val="zh_TW" w:bidi="zh_TW"/>
+        </w:rPr>
+        <w:t xml:space="preserve">另見 </w:t>
+      </w:r>
+      <w:r>
+        <w:rPr>
+          <w:lang w:val="zh_TW" w:bidi="zh_TW"/>
+        </w:rPr>
+        <w:t>蓄水池</w:t>
+      </w:r>
       <w:r>
         <w:rPr>
           <w:lang w:val="zh_TW" w:bidi="zh_TW"/>
         </w:rPr>
         <w:t>；</w:t>
       </w:r>
-      <w:hyperlink r:id="rId30">
-        <w:r>
-          <w:rPr>
-            <w:lang w:val="zh_TW" w:bidi="zh_TW"/>
-          </w:rPr>
-          <w:rPr>
-            <w:color w:val="0000EE"/>
-            <w:u w:val="single"/>
-          </w:rPr>
-          <w:t>約12:2</w:t>
-        </w:r>
-      </w:hyperlink>
-      <w:r>
-        <w:rPr>
-          <w:lang w:val="zh_TW" w:bidi="zh_TW"/>
-        </w:rPr>
-        <w:t>）。根據小城鎮和村莊的習俗，路過的人很可能會進來向耶穌問候，或許還會與其他客人交談。</w:t>
-      </w:r>
-    </w:p>
-    <w:p>
-      <w:pPr>
-        <w:pStyle w:val="Heading4"/>
-      </w:pPr>
-      <w:r>
-        <w:rPr>
-          <w:lang w:val="zh_TW" w:bidi="zh_TW"/>
-        </w:rPr>
-        <w:t>重要的宗教聚餐</w:t>
+      <w:r>
+        <w:rPr>
+          <w:lang w:val="zh_TW" w:bidi="zh_TW"/>
+        </w:rPr>
+        <w:t>雅各井</w:t>
+      </w:r>
+      <w:r>
+        <w:rPr>
+          <w:lang w:val="zh_TW" w:bidi="zh_TW"/>
+        </w:rPr>
+        <w:t>。</w:t>
+      </w:r>
+      <w:r>
+        <w:rPr>
+          <w:lang w:val="zh_TW" w:bidi="zh_TW"/>
+        </w:rPr>
+      </w:r>
+      <w:r>
+        <w:rPr>
+          <w:lang w:val="zh_TW" w:bidi="zh_TW"/>
+        </w:rPr>
       </w:r>
     </w:p>
     <w:p>
@@ -742,29 +689,21 @@
           <w:lang w:val="zh_TW" w:bidi="zh_TW"/>
         </w:rPr>
       </w:r>
-      <w:r>
-        <w:rPr>
-          <w:lang w:val="zh_TW" w:bidi="zh_TW"/>
-        </w:rPr>
-        <w:t>聖經描述了兩個重要的宴席，一個涉及舊約，另一個涉及新約（約是神與祂子民之間的承諾），這兩個筵席對神的子民都有救贖的意義。第一個是逾越節的設立，發生在以色列人跟隨摩西離開埃及的時候（</w:t>
-      </w:r>
-      <w:hyperlink r:id="rId31">
-        <w:r>
-          <w:rPr>
-            <w:lang w:val="zh_TW" w:bidi="zh_TW"/>
-          </w:rPr>
-          <w:rPr>
-            <w:color w:val="0000EE"/>
-            <w:u w:val="single"/>
-          </w:rPr>
-          <w:t>出12</w:t>
-        </w:r>
-      </w:hyperlink>
-      <w:r>
-        <w:rPr>
-          <w:lang w:val="zh_TW" w:bidi="zh_TW"/>
-        </w:rPr>
-        <w:t>）。第二個是聖餐的設立。這兩者的細節，分別見於不同的文章。</w:t>
+    </w:p>
+    <w:p>
+      <w:pPr>
+        <w:pStyle w:val="Heading2"/>
+      </w:pPr>
+      <w:r>
+        <w:rPr>
+          <w:lang w:val="zh_TW" w:bidi="zh_TW"/>
+        </w:rPr>
+        <w:t>敬拜</w:t>
+      </w:r>
+      <w:r>
+        <w:rPr>
+          <w:lang w:val="zh_TW" w:bidi="zh_TW"/>
+        </w:rPr>
       </w:r>
     </w:p>
     <w:p>
@@ -778,79 +717,18 @@
         <w:rPr>
           <w:lang w:val="zh_TW" w:bidi="zh_TW"/>
         </w:rPr>
-        <w:t>聖經中還有其它重要的餐食記錄。舉例來說，以色列人在獻祭時常吃飯來慶祝神（</w:t>
-      </w:r>
-      <w:hyperlink r:id="rId32">
-        <w:r>
-          <w:rPr>
-            <w:lang w:val="zh_TW" w:bidi="zh_TW"/>
-          </w:rPr>
-          <w:rPr>
-            <w:color w:val="0000EE"/>
-            <w:u w:val="single"/>
-          </w:rPr>
-          <w:t>申14:24–26</w:t>
-        </w:r>
-      </w:hyperlink>
-      <w:r>
-        <w:rPr>
-          <w:lang w:val="zh_TW" w:bidi="zh_TW"/>
-        </w:rPr>
-        <w:t>）。聖經也提到有一天在神的國裡會有大筵席（</w:t>
-      </w:r>
-      <w:hyperlink r:id="rId33">
-        <w:r>
-          <w:rPr>
-            <w:lang w:val="zh_TW" w:bidi="zh_TW"/>
-          </w:rPr>
-          <w:rPr>
-            <w:color w:val="0000EE"/>
-            <w:u w:val="single"/>
-          </w:rPr>
-          <w:t>賽25:6</w:t>
-        </w:r>
-      </w:hyperlink>
-      <w:r>
-        <w:rPr>
-          <w:lang w:val="zh_TW" w:bidi="zh_TW"/>
-        </w:rPr>
-        <w:t>；</w:t>
-      </w:r>
-      <w:hyperlink r:id="rId34">
-        <w:r>
-          <w:rPr>
-            <w:lang w:val="zh_TW" w:bidi="zh_TW"/>
-          </w:rPr>
-          <w:rPr>
-            <w:color w:val="0000EE"/>
-            <w:u w:val="single"/>
-          </w:rPr>
-          <w:t>路14:25</w:t>
-        </w:r>
-      </w:hyperlink>
-      <w:r>
-        <w:rPr>
-          <w:lang w:val="zh_TW" w:bidi="zh_TW"/>
-        </w:rPr>
-        <w:t>；</w:t>
-      </w:r>
-      <w:hyperlink r:id="rId35">
-        <w:r>
-          <w:rPr>
-            <w:lang w:val="zh_TW" w:bidi="zh_TW"/>
-          </w:rPr>
-          <w:rPr>
-            <w:color w:val="0000EE"/>
-            <w:u w:val="single"/>
-          </w:rPr>
-          <w:t>啟19:9</w:t>
-        </w:r>
-      </w:hyperlink>
-      <w:r>
-        <w:rPr>
-          <w:lang w:val="zh_TW" w:bidi="zh_TW"/>
-        </w:rPr>
-        <w:t>）。</w:t>
+        <w:t>向神表達尊崇與敬愛。</w:t>
+      </w:r>
+    </w:p>
+    <w:p>
+      <w:pPr>
+        <w:pStyle w:val="Heading3"/>
+      </w:pPr>
+      <w:r>
+        <w:rPr>
+          <w:lang w:val="zh_TW" w:bidi="zh_TW"/>
+        </w:rPr>
+        <w:t>舊約聖經中的敬拜</w:t>
       </w:r>
     </w:p>
     <w:p>
@@ -862,6 +740,1493 @@
       </w:r>
       <w:r>
         <w:rPr>
+          <w:lang w:val="zh_TW" w:bidi="zh_TW"/>
+        </w:rPr>
+        <w:t>從亞伯拉罕到以斯拉的約1,500年間（約公元前1900–450年），古代以色列的敬拜形式經歷了許多重大變化。亞伯拉罕過著遊牧生活，每當神向他顯現，他就築壇獻祭。到了摩西時代，會幕成為可移動的聖所，供在曠野行進的以色列各支派使用。所羅門在耶路撒冷建造聖殿，這座聖殿屹立了三個多世紀，直到公元前586年被巴比倫人毀壞。猶太人從被擄之地歸回後，又重建了一座聖殿，後來大希律（Herod the Great）進一步修建和擴建。雖然羅馬人在公元70年毀掉了整個聖殿建築群，但其地基仍然保留下來。直到今天，猶太人仍在西牆（Western Wall，又稱哭牆〔Wailing Wall〕）禱告。</w:t>
+      </w:r>
+    </w:p>
+    <w:p>
+      <w:pPr/>
+      <w:r>
+        <w:rPr>
+          <w:lang w:val="zh_TW" w:bidi="zh_TW"/>
+        </w:rPr>
+      </w:r>
+      <w:r>
+        <w:rPr>
+          <w:lang w:val="zh_TW" w:bidi="zh_TW"/>
+        </w:rPr>
+        <w:t>雖然敬拜的形式隨著時代和處境而改變，但敬拜的核心始終沒有改變。神向亞伯拉罕顯現，應許把迦南地賜給他的後裔。亞伯拉罕則藉著禱告和獻祭表明自己的信心。在整個聖經時期，聆聽神的話語、禱告和獻祭一直是敬拜的核心內容。以色列人始終牢記神向亞伯拉罕所作的應許，因為這些應許是以色列成為一個民族的根基，也是他們得迦南地為業的權利。</w:t>
+      </w:r>
+    </w:p>
+    <w:p>
+      <w:pPr/>
+      <w:r>
+        <w:rPr>
+          <w:lang w:val="zh_TW" w:bidi="zh_TW"/>
+        </w:rPr>
+      </w:r>
+      <w:r>
+        <w:rPr>
+          <w:lang w:val="zh_TW" w:bidi="zh_TW"/>
+        </w:rPr>
+        <w:t>以色列各家會按時上耶路撒冷的聖殿。男嬰出生後第八天要受割禮，作為加入以色列百姓的記號。之後過了一兩個月，嬰孩的母親便前往聖殿獻祭（</w:t>
+      </w:r>
+      <w:hyperlink r:id="rId27">
+        <w:r>
+          <w:rPr>
+            <w:lang w:val="zh_TW" w:bidi="zh_TW"/>
+          </w:rPr>
+          <w:rPr>
+            <w:color w:val="0000EE"/>
+            <w:u w:val="single"/>
+          </w:rPr>
+          <w:t>利12章</w:t>
+        </w:r>
+      </w:hyperlink>
+      <w:r>
+        <w:rPr>
+          <w:lang w:val="zh_TW" w:bidi="zh_TW"/>
+        </w:rPr>
+        <w:t>；參</w:t>
+      </w:r>
+      <w:hyperlink r:id="rId28">
+        <w:r>
+          <w:rPr>
+            <w:lang w:val="zh_TW" w:bidi="zh_TW"/>
+          </w:rPr>
+          <w:rPr>
+            <w:color w:val="0000EE"/>
+            <w:u w:val="single"/>
+          </w:rPr>
+          <w:t>路2:22–24</w:t>
+        </w:r>
+      </w:hyperlink>
+      <w:r>
+        <w:rPr>
+          <w:lang w:val="zh_TW" w:bidi="zh_TW"/>
+        </w:rPr>
+        <w:t>）。</w:t>
+      </w:r>
+    </w:p>
+    <w:p>
+      <w:pPr/>
+      <w:r>
+        <w:rPr>
+          <w:lang w:val="zh_TW" w:bidi="zh_TW"/>
+        </w:rPr>
+      </w:r>
+      <w:r>
+        <w:rPr>
+          <w:lang w:val="zh_TW" w:bidi="zh_TW"/>
+        </w:rPr>
+        <w:t>在羊羔和牛犢出生的季節，人們會獻上牲畜為祭。每隻母羊或母牛所生的頭生羊羔或頭生牛犢，都要獻給神作祭物（</w:t>
+      </w:r>
+      <w:hyperlink r:id="rId29">
+        <w:r>
+          <w:rPr>
+            <w:lang w:val="zh_TW" w:bidi="zh_TW"/>
+          </w:rPr>
+          <w:rPr>
+            <w:color w:val="0000EE"/>
+            <w:u w:val="single"/>
+          </w:rPr>
+          <w:t>出22:30</w:t>
+        </w:r>
+      </w:hyperlink>
+      <w:r>
+        <w:rPr>
+          <w:lang w:val="zh_TW" w:bidi="zh_TW"/>
+        </w:rPr>
+        <w:t>）。同樣，在收割開始時，人們要獻上初熟的土產；到了收成結束時，又要把全部收成的十分之一（也就是十一奉獻），交給祭司作為他們事奉神的分（</w:t>
+      </w:r>
+      <w:hyperlink r:id="rId30">
+        <w:r>
+          <w:rPr>
+            <w:lang w:val="zh_TW" w:bidi="zh_TW"/>
+          </w:rPr>
+          <w:rPr>
+            <w:color w:val="0000EE"/>
+            <w:u w:val="single"/>
+          </w:rPr>
+          <w:t>民18:21–32</w:t>
+        </w:r>
+      </w:hyperlink>
+      <w:r>
+        <w:rPr>
+          <w:lang w:val="zh_TW" w:bidi="zh_TW"/>
+        </w:rPr>
+        <w:t>）。</w:t>
+      </w:r>
+      <w:hyperlink r:id="rId31">
+        <w:r>
+          <w:rPr>
+            <w:lang w:val="zh_TW" w:bidi="zh_TW"/>
+          </w:rPr>
+          <w:rPr>
+            <w:color w:val="0000EE"/>
+            <w:u w:val="single"/>
+          </w:rPr>
+          <w:t>申命記二十六章5至15節</w:t>
+        </w:r>
+      </w:hyperlink>
+      <w:r>
+        <w:rPr>
+          <w:lang w:val="zh_TW" w:bidi="zh_TW"/>
+        </w:rPr>
+        <w:t>記載了一篇適合在這些場合使用的禱告。</w:t>
+      </w:r>
+    </w:p>
+    <w:p>
+      <w:pPr/>
+      <w:r>
+        <w:rPr>
+          <w:lang w:val="zh_TW" w:bidi="zh_TW"/>
+        </w:rPr>
+      </w:r>
+      <w:r>
+        <w:rPr>
+          <w:lang w:val="zh_TW" w:bidi="zh_TW"/>
+        </w:rPr>
+        <w:t>有時，人也會因個人的緣故獻祭。在危難中，人可能向神許願，並藉著獻祭表明自己的誓願（</w:t>
+      </w:r>
+      <w:hyperlink r:id="rId32">
+        <w:r>
+          <w:rPr>
+            <w:lang w:val="zh_TW" w:bidi="zh_TW"/>
+          </w:rPr>
+          <w:rPr>
+            <w:color w:val="0000EE"/>
+            <w:u w:val="single"/>
+          </w:rPr>
+          <w:t>創28:18–22</w:t>
+        </w:r>
+      </w:hyperlink>
+      <w:r>
+        <w:rPr>
+          <w:lang w:val="zh_TW" w:bidi="zh_TW"/>
+        </w:rPr>
+        <w:t>；</w:t>
+      </w:r>
+      <w:hyperlink r:id="rId33">
+        <w:r>
+          <w:rPr>
+            <w:lang w:val="zh_TW" w:bidi="zh_TW"/>
+          </w:rPr>
+          <w:rPr>
+            <w:color w:val="0000EE"/>
+            <w:u w:val="single"/>
+          </w:rPr>
+          <w:t>撒上1:10–11</w:t>
+        </w:r>
+      </w:hyperlink>
+      <w:r>
+        <w:rPr>
+          <w:lang w:val="zh_TW" w:bidi="zh_TW"/>
+        </w:rPr>
+        <w:t>）。當神應允禱告後，人通常會再獻祭一次（</w:t>
+      </w:r>
+      <w:hyperlink r:id="rId34">
+        <w:r>
+          <w:rPr>
+            <w:lang w:val="zh_TW" w:bidi="zh_TW"/>
+          </w:rPr>
+          <w:rPr>
+            <w:color w:val="0000EE"/>
+            <w:u w:val="single"/>
+          </w:rPr>
+          <w:t>創35:3</w:t>
+        </w:r>
+      </w:hyperlink>
+      <w:r>
+        <w:rPr>
+          <w:lang w:val="zh_TW" w:bidi="zh_TW"/>
+        </w:rPr>
+        <w:t>、</w:t>
+      </w:r>
+      <w:hyperlink r:id="rId34">
+        <w:r>
+          <w:rPr>
+            <w:lang w:val="zh_TW" w:bidi="zh_TW"/>
+          </w:rPr>
+          <w:rPr>
+            <w:color w:val="0000EE"/>
+            <w:u w:val="single"/>
+          </w:rPr>
+          <w:t>14</w:t>
+        </w:r>
+      </w:hyperlink>
+      <w:r>
+        <w:rPr>
+          <w:lang w:val="zh_TW" w:bidi="zh_TW"/>
+        </w:rPr>
+        <w:t>；</w:t>
+      </w:r>
+      <w:hyperlink r:id="rId35">
+        <w:r>
+          <w:rPr>
+            <w:lang w:val="zh_TW" w:bidi="zh_TW"/>
+          </w:rPr>
+          <w:rPr>
+            <w:color w:val="0000EE"/>
+            <w:u w:val="single"/>
+          </w:rPr>
+          <w:t>撒上1:24–25</w:t>
+        </w:r>
+      </w:hyperlink>
+      <w:r>
+        <w:rPr>
+          <w:lang w:val="zh_TW" w:bidi="zh_TW"/>
+        </w:rPr>
+        <w:t>）。人犯了嚴重的罪，或患了嚴重的疾病，也需要獻祭（</w:t>
+      </w:r>
+      <w:hyperlink r:id="rId36">
+        <w:r>
+          <w:rPr>
+            <w:lang w:val="zh_TW" w:bidi="zh_TW"/>
+          </w:rPr>
+          <w:rPr>
+            <w:color w:val="0000EE"/>
+            <w:u w:val="single"/>
+          </w:rPr>
+          <w:t>利4–5</w:t>
+        </w:r>
+      </w:hyperlink>
+      <w:r>
+        <w:rPr>
+          <w:lang w:val="zh_TW" w:bidi="zh_TW"/>
+        </w:rPr>
+        <w:t>，</w:t>
+      </w:r>
+      <w:hyperlink r:id="rId37">
+        <w:r>
+          <w:rPr>
+            <w:lang w:val="zh_TW" w:bidi="zh_TW"/>
+          </w:rPr>
+          <w:rPr>
+            <w:color w:val="0000EE"/>
+            <w:u w:val="single"/>
+          </w:rPr>
+          <w:t>13–15章</w:t>
+        </w:r>
+      </w:hyperlink>
+      <w:r>
+        <w:rPr>
+          <w:lang w:val="zh_TW" w:bidi="zh_TW"/>
+        </w:rPr>
+        <w:t>）。</w:t>
+      </w:r>
+    </w:p>
+    <w:p>
+      <w:pPr/>
+      <w:r>
+        <w:rPr>
+          <w:lang w:val="zh_TW" w:bidi="zh_TW"/>
+        </w:rPr>
+      </w:r>
+      <w:r>
+        <w:rPr>
+          <w:lang w:val="zh_TW" w:bidi="zh_TW"/>
+        </w:rPr>
+        <w:t>敬拜的人會把祭牲牽到聖殿的院子裡，站在祭司面前，把手按在祭牲頭上，表示這祭牲代表自己，並承認自己的罪，或說明獻祭的原因。接著，敬拜的人親手宰殺祭牲，並把牠分割開來，交給祭司放在巨大的銅祭壇上焚燒。有些祭（燔祭）需要把整隻祭牲完全燒在壇上。另一些祭則會把部分肉留給祭司，其餘由獻祭的人和家人一同吃用。但無論是哪一種祭，獻祭的人都要親手宰殺自己羊群或牛群中的祭牲。這些祭禮以具體而深刻的方式顯明罪的代價，以及敬拜的人所應承擔的責任。當敬拜的人宰殺祭牲時，他會想到，若不是神准許以祭牲代替自己獻上，因罪而死的本來應該是他自己。</w:t>
+      </w:r>
+    </w:p>
+    <w:p>
+      <w:pPr/>
+      <w:r>
+        <w:rPr>
+          <w:lang w:val="zh_TW" w:bidi="zh_TW"/>
+        </w:rPr>
+      </w:r>
+      <w:r>
+        <w:rPr>
+          <w:lang w:val="zh_TW" w:bidi="zh_TW"/>
+        </w:rPr>
+        <w:t>所有成年男子每年都要上聖殿參加全國性的節期三次（</w:t>
+      </w:r>
+      <w:hyperlink r:id="rId38">
+        <w:r>
+          <w:rPr>
+            <w:lang w:val="zh_TW" w:bidi="zh_TW"/>
+          </w:rPr>
+          <w:rPr>
+            <w:color w:val="0000EE"/>
+            <w:u w:val="single"/>
+          </w:rPr>
+          <w:t>出23:17</w:t>
+        </w:r>
+      </w:hyperlink>
+      <w:r>
+        <w:rPr>
+          <w:lang w:val="zh_TW" w:bidi="zh_TW"/>
+        </w:rPr>
+        <w:t>；</w:t>
+      </w:r>
+      <w:hyperlink r:id="rId39">
+        <w:r>
+          <w:rPr>
+            <w:lang w:val="zh_TW" w:bidi="zh_TW"/>
+          </w:rPr>
+          <w:rPr>
+            <w:color w:val="0000EE"/>
+            <w:u w:val="single"/>
+          </w:rPr>
+          <w:t>申16:16</w:t>
+        </w:r>
+      </w:hyperlink>
+      <w:r>
+        <w:rPr>
+          <w:lang w:val="zh_TW" w:bidi="zh_TW"/>
+        </w:rPr>
+        <w:t>）：逾越節（四月舉行）、七七節（五月舉行）和住棚節（十月舉行）。如果情況許可，全家人都會一同前往；但如果他們住得離耶路撒冷太遠，通常只會參加其中一個節期（</w:t>
+      </w:r>
+      <w:hyperlink r:id="rId40">
+        <w:r>
+          <w:rPr>
+            <w:lang w:val="zh_TW" w:bidi="zh_TW"/>
+          </w:rPr>
+          <w:rPr>
+            <w:color w:val="0000EE"/>
+            <w:u w:val="single"/>
+          </w:rPr>
+          <w:t>撒上1:3</w:t>
+        </w:r>
+      </w:hyperlink>
+      <w:r>
+        <w:rPr>
+          <w:lang w:val="zh_TW" w:bidi="zh_TW"/>
+        </w:rPr>
+        <w:t>；</w:t>
+      </w:r>
+      <w:hyperlink r:id="rId41">
+        <w:r>
+          <w:rPr>
+            <w:lang w:val="zh_TW" w:bidi="zh_TW"/>
+          </w:rPr>
+          <w:rPr>
+            <w:color w:val="0000EE"/>
+            <w:u w:val="single"/>
+          </w:rPr>
+          <w:t>路2:41</w:t>
+        </w:r>
+      </w:hyperlink>
+      <w:r>
+        <w:rPr>
+          <w:lang w:val="zh_TW" w:bidi="zh_TW"/>
+        </w:rPr>
+        <w:t>）。</w:t>
+      </w:r>
+    </w:p>
+    <w:p>
+      <w:pPr/>
+      <w:r>
+        <w:rPr>
+          <w:lang w:val="zh_TW" w:bidi="zh_TW"/>
+        </w:rPr>
+      </w:r>
+      <w:r>
+        <w:rPr>
+          <w:lang w:val="zh_TW" w:bidi="zh_TW"/>
+        </w:rPr>
+        <w:t>這些節期都是極其盛大的聚會。成千上萬的人會從各地聚集到耶路撒冷。他們有的住在親友家中，有的在城外搭棚居住。聖殿的院子裡擠滿了前來敬拜的人。聖殿的詩班唱著適合節期的詩篇；祭司和利未人則獻上數百隻祭牲（逾越節期間更達數千隻）。有些敬拜的人情緒激昂，不禁跳舞歡慶；另一些性情較為沉穩的人，則滿足於一同唱詩，或安靜地禱告。</w:t>
+      </w:r>
+    </w:p>
+    <w:p>
+      <w:pPr/>
+      <w:r>
+        <w:rPr>
+          <w:lang w:val="zh_TW" w:bidi="zh_TW"/>
+        </w:rPr>
+      </w:r>
+      <w:r>
+        <w:rPr>
+          <w:lang w:val="zh_TW" w:bidi="zh_TW"/>
+        </w:rPr>
+        <w:t>這些主要節期都是充滿歡樂的日子，因為它們慶祝神把以色列人從埃及拯救出來。在逾越節期間，每個家庭都要吃烤羊羔和苦菜，重現祖先離開埃及前所吃的最後一餐（</w:t>
+      </w:r>
+      <w:hyperlink r:id="rId42">
+        <w:r>
+          <w:rPr>
+            <w:lang w:val="zh_TW" w:bidi="zh_TW"/>
+          </w:rPr>
+          <w:rPr>
+            <w:color w:val="0000EE"/>
+            <w:u w:val="single"/>
+          </w:rPr>
+          <w:t>出12章</w:t>
+        </w:r>
+      </w:hyperlink>
+      <w:r>
+        <w:rPr>
+          <w:lang w:val="zh_TW" w:bidi="zh_TW"/>
+        </w:rPr>
+        <w:t>）。在住棚節期間，人們要用樹枝搭建棚子，並在裡面住七天，藉此記念以色列人在曠野漂流40年間住在帳棚裡的日子（</w:t>
+      </w:r>
+      <w:hyperlink r:id="rId43">
+        <w:r>
+          <w:rPr>
+            <w:lang w:val="zh_TW" w:bidi="zh_TW"/>
+          </w:rPr>
+          <w:rPr>
+            <w:color w:val="0000EE"/>
+            <w:u w:val="single"/>
+          </w:rPr>
+          <w:t>利23:39–43</w:t>
+        </w:r>
+      </w:hyperlink>
+      <w:r>
+        <w:rPr>
+          <w:lang w:val="zh_TW" w:bidi="zh_TW"/>
+        </w:rPr>
+        <w:t>）。這些盛大的節期不斷提醒以色列人：神曾救他們脫離埃及的奴役，又照著祂對亞伯拉罕的應許，把迦南地賜給他們。</w:t>
+      </w:r>
+    </w:p>
+    <w:p>
+      <w:pPr/>
+      <w:r>
+        <w:rPr>
+          <w:lang w:val="zh_TW" w:bidi="zh_TW"/>
+        </w:rPr>
+      </w:r>
+      <w:r>
+        <w:rPr>
+          <w:lang w:val="zh_TW" w:bidi="zh_TW"/>
+        </w:rPr>
+        <w:t>這三個節期各持續一週，但一年之中有一天完全不同，那就是贖罪日。這一天，人人都要禁食，並為自己的罪憂傷。當天，大祭司會把手按在一隻山羊頭上，承認全體百姓的罪。之後，那隻山羊會被帶到曠野去，象徵罪已從百姓當中除去（</w:t>
+      </w:r>
+      <w:hyperlink r:id="rId44">
+        <w:r>
+          <w:rPr>
+            <w:lang w:val="zh_TW" w:bidi="zh_TW"/>
+          </w:rPr>
+          <w:rPr>
+            <w:color w:val="0000EE"/>
+            <w:u w:val="single"/>
+          </w:rPr>
+          <w:t>利16章</w:t>
+        </w:r>
+      </w:hyperlink>
+      <w:r>
+        <w:rPr>
+          <w:lang w:val="zh_TW" w:bidi="zh_TW"/>
+        </w:rPr>
+        <w:t>）。</w:t>
+      </w:r>
+    </w:p>
+    <w:p>
+      <w:pPr/>
+      <w:r>
+        <w:rPr>
+          <w:lang w:val="zh_TW" w:bidi="zh_TW"/>
+        </w:rPr>
+      </w:r>
+      <w:r>
+        <w:rPr>
+          <w:lang w:val="zh_TW" w:bidi="zh_TW"/>
+        </w:rPr>
+        <w:t>第一座聖殿被毀後不久，猶太會堂逐漸發展成為公開敬拜的場所。會堂中的聚會與現代教會的崇拜較為相似，內容包括禱告、誦讀聖經和講道。會堂裡不獻祭。到了公元70年，第二座聖殿被毀後，猶太會堂成了猶太人唯一可以公開敬拜的地方。從那時起，也不再有獻祭的制度。新約聖經認為這是合宜的，因為耶穌是真正的神的羔羊（</w:t>
+      </w:r>
+      <w:hyperlink r:id="rId45">
+        <w:r>
+          <w:rPr>
+            <w:lang w:val="zh_TW" w:bidi="zh_TW"/>
+          </w:rPr>
+          <w:rPr>
+            <w:color w:val="0000EE"/>
+            <w:u w:val="single"/>
+          </w:rPr>
+          <w:t>約1:29</w:t>
+        </w:r>
+      </w:hyperlink>
+      <w:r>
+        <w:rPr>
+          <w:lang w:val="zh_TW" w:bidi="zh_TW"/>
+        </w:rPr>
+        <w:t>）；祂既已受死，就不再需要獻上其它祭牲了（</w:t>
+      </w:r>
+      <w:hyperlink r:id="rId46">
+        <w:r>
+          <w:rPr>
+            <w:lang w:val="zh_TW" w:bidi="zh_TW"/>
+          </w:rPr>
+          <w:rPr>
+            <w:color w:val="0000EE"/>
+            <w:u w:val="single"/>
+          </w:rPr>
+          <w:t>來10:11–12</w:t>
+        </w:r>
+      </w:hyperlink>
+      <w:r>
+        <w:rPr>
+          <w:lang w:val="zh_TW" w:bidi="zh_TW"/>
+        </w:rPr>
+        <w:t>）。</w:t>
+      </w:r>
+    </w:p>
+    <w:p>
+      <w:pPr>
+        <w:pStyle w:val="Heading3"/>
+      </w:pPr>
+      <w:r>
+        <w:rPr>
+          <w:lang w:val="zh_TW" w:bidi="zh_TW"/>
+        </w:rPr>
+        <w:t>新約聖經中的敬拜</w:t>
+      </w:r>
+    </w:p>
+    <w:p>
+      <w:pPr/>
+      <w:r>
+        <w:rPr>
+          <w:lang w:val="zh_TW" w:bidi="zh_TW"/>
+        </w:rPr>
+      </w:r>
+      <w:r>
+        <w:rPr>
+          <w:lang w:val="zh_TW" w:bidi="zh_TW"/>
+        </w:rPr>
+        <w:t>猶太人過於依賴聖殿這個實體場所來敬拜。耶穌來到世上後宣告，祂自己就是神的殿；祂復活以後，要成為屬靈的居所，使神（聖靈）與人能在靈裡彼此交通（見</w:t>
+      </w:r>
+      <w:hyperlink r:id="rId47">
+        <w:r>
+          <w:rPr>
+            <w:lang w:val="zh_TW" w:bidi="zh_TW"/>
+          </w:rPr>
+          <w:rPr>
+            <w:color w:val="0000EE"/>
+            <w:u w:val="single"/>
+          </w:rPr>
+          <w:t>太12:6</w:t>
+        </w:r>
+      </w:hyperlink>
+      <w:r>
+        <w:rPr>
+          <w:lang w:val="zh_TW" w:bidi="zh_TW"/>
+        </w:rPr>
+        <w:t>；</w:t>
+      </w:r>
+      <w:hyperlink r:id="rId48">
+        <w:r>
+          <w:rPr>
+            <w:lang w:val="zh_TW" w:bidi="zh_TW"/>
+          </w:rPr>
+          <w:rPr>
+            <w:color w:val="0000EE"/>
+            <w:u w:val="single"/>
+          </w:rPr>
+          <w:t>約2:19–22</w:t>
+        </w:r>
+      </w:hyperlink>
+      <w:r>
+        <w:rPr>
+          <w:lang w:val="zh_TW" w:bidi="zh_TW"/>
+        </w:rPr>
+        <w:t>）。換句話說，敬拜不再是以某個地方為中心，而是以一位人物為中心——敬拜的人藉著耶穌基督和祂的靈，可以直接來到神面前（見</w:t>
+      </w:r>
+      <w:hyperlink r:id="rId49">
+        <w:r>
+          <w:rPr>
+            <w:lang w:val="zh_TW" w:bidi="zh_TW"/>
+          </w:rPr>
+          <w:rPr>
+            <w:color w:val="0000EE"/>
+            <w:u w:val="single"/>
+          </w:rPr>
+          <w:t>約14:6</w:t>
+        </w:r>
+      </w:hyperlink>
+      <w:r>
+        <w:rPr>
+          <w:lang w:val="zh_TW" w:bidi="zh_TW"/>
+        </w:rPr>
+        <w:t>；</w:t>
+      </w:r>
+      <w:hyperlink r:id="rId50">
+        <w:r>
+          <w:rPr>
+            <w:lang w:val="zh_TW" w:bidi="zh_TW"/>
+          </w:rPr>
+          <w:rPr>
+            <w:color w:val="0000EE"/>
+            <w:u w:val="single"/>
+          </w:rPr>
+          <w:t>來10:19–20</w:t>
+        </w:r>
+      </w:hyperlink>
+      <w:r>
+        <w:rPr>
+          <w:lang w:val="zh_TW" w:bidi="zh_TW"/>
+        </w:rPr>
+        <w:t>）。</w:t>
+      </w:r>
+    </w:p>
+    <w:p>
+      <w:pPr/>
+      <w:r>
+        <w:rPr>
+          <w:lang w:val="zh_TW" w:bidi="zh_TW"/>
+        </w:rPr>
+      </w:r>
+      <w:r>
+        <w:rPr>
+          <w:lang w:val="zh_TW" w:bidi="zh_TW"/>
+        </w:rPr>
+        <w:t>這種敬拜方式的轉變（從有形的轉向屬靈的）正是</w:t>
+      </w:r>
+      <w:hyperlink r:id="rId51">
+        <w:r>
+          <w:rPr>
+            <w:lang w:val="zh_TW" w:bidi="zh_TW"/>
+          </w:rPr>
+          <w:rPr>
+            <w:color w:val="0000EE"/>
+            <w:u w:val="single"/>
+          </w:rPr>
+          <w:t>約翰福音四章</w:t>
+        </w:r>
+      </w:hyperlink>
+      <w:r>
+        <w:rPr>
+          <w:lang w:val="zh_TW" w:bidi="zh_TW"/>
+        </w:rPr>
+        <w:t>的主題，這一章記載了耶穌與撒馬利亞人相遇的經過。耶穌與撒馬利亞婦人談話後，那婦人承認祂必是一位先知，隨即談到猶太人和撒馬利亞人長久以來的爭論：究竟哪裡才是正確的敬拜地點——耶路撒冷還是基利心山。撒馬利亞人根據</w:t>
+      </w:r>
+      <w:hyperlink r:id="rId52">
+        <w:r>
+          <w:rPr>
+            <w:lang w:val="zh_TW" w:bidi="zh_TW"/>
+          </w:rPr>
+          <w:rPr>
+            <w:color w:val="0000EE"/>
+            <w:u w:val="single"/>
+          </w:rPr>
+          <w:t>申命記十一章26至29節</w:t>
+        </w:r>
+      </w:hyperlink>
+      <w:r>
+        <w:rPr>
+          <w:lang w:val="zh_TW" w:bidi="zh_TW"/>
+        </w:rPr>
+        <w:t>和</w:t>
+      </w:r>
+      <w:hyperlink r:id="rId53">
+        <w:r>
+          <w:rPr>
+            <w:lang w:val="zh_TW" w:bidi="zh_TW"/>
+          </w:rPr>
+          <w:rPr>
+            <w:color w:val="0000EE"/>
+            <w:u w:val="single"/>
+          </w:rPr>
+          <w:t>二十七章1至8節</w:t>
+        </w:r>
+      </w:hyperlink>
+      <w:r>
+        <w:rPr>
+          <w:lang w:val="zh_TW" w:bidi="zh_TW"/>
+        </w:rPr>
+        <w:t>，在基利心山設立敬拜的地方；猶太人則遵循大衛和所羅門所確立的傳統，以耶路撒冷作為敬拜的中心。聖經肯定了耶路撒冷才是真正的敬拜中心（</w:t>
+      </w:r>
+      <w:hyperlink r:id="rId54">
+        <w:r>
+          <w:rPr>
+            <w:lang w:val="zh_TW" w:bidi="zh_TW"/>
+          </w:rPr>
+          <w:rPr>
+            <w:color w:val="0000EE"/>
+            <w:u w:val="single"/>
+          </w:rPr>
+          <w:t>申12:5</w:t>
+        </w:r>
+      </w:hyperlink>
+      <w:r>
+        <w:rPr>
+          <w:lang w:val="zh_TW" w:bidi="zh_TW"/>
+        </w:rPr>
+        <w:t>；</w:t>
+      </w:r>
+      <w:hyperlink r:id="rId55">
+        <w:r>
+          <w:rPr>
+            <w:lang w:val="zh_TW" w:bidi="zh_TW"/>
+          </w:rPr>
+          <w:rPr>
+            <w:color w:val="0000EE"/>
+            <w:u w:val="single"/>
+          </w:rPr>
+          <w:t>代下6:6</w:t>
+        </w:r>
+      </w:hyperlink>
+      <w:r>
+        <w:rPr>
+          <w:lang w:val="zh_TW" w:bidi="zh_TW"/>
+        </w:rPr>
+        <w:t>，</w:t>
+      </w:r>
+      <w:hyperlink r:id="rId56">
+        <w:r>
+          <w:rPr>
+            <w:lang w:val="zh_TW" w:bidi="zh_TW"/>
+          </w:rPr>
+          <w:rPr>
+            <w:color w:val="0000EE"/>
+            <w:u w:val="single"/>
+          </w:rPr>
+          <w:t>7:12</w:t>
+        </w:r>
+      </w:hyperlink>
+      <w:r>
+        <w:rPr>
+          <w:lang w:val="zh_TW" w:bidi="zh_TW"/>
+        </w:rPr>
+        <w:t>；</w:t>
+      </w:r>
+      <w:hyperlink r:id="rId57">
+        <w:r>
+          <w:rPr>
+            <w:lang w:val="zh_TW" w:bidi="zh_TW"/>
+          </w:rPr>
+          <w:rPr>
+            <w:color w:val="0000EE"/>
+            <w:u w:val="single"/>
+          </w:rPr>
+          <w:t>詩78:67–68</w:t>
+        </w:r>
+      </w:hyperlink>
+      <w:r>
+        <w:rPr>
+          <w:lang w:val="zh_TW" w:bidi="zh_TW"/>
+        </w:rPr>
+        <w:t>）。然而，耶穌告訴她，一個新的時代已經來到，人不再需要爭論哪個地方才是敬拜的地點。人不再是在耶路撒冷或基利心山敬拜父神。新的時代已經來到，真正敬拜父神的人（無論是猶太人、撒馬利亞人，還是外邦人），都必須用心靈和誠實敬拜祂。</w:t>
+      </w:r>
+    </w:p>
+    <w:p>
+      <w:pPr/>
+      <w:r>
+        <w:rPr>
+          <w:lang w:val="zh_TW" w:bidi="zh_TW"/>
+        </w:rPr>
+      </w:r>
+      <w:r>
+        <w:rPr>
+          <w:lang w:val="zh_TW" w:bidi="zh_TW"/>
+        </w:rPr>
+        <w:t>「用心靈敬拜」對應耶路撒冷；「用誠實敬拜」則對應撒馬利亞人在敬拜、對神的認識等方面的無知觀念。從前，人是在耶路撒冷敬拜神；如今，真正的耶路撒冷乃是在人的靈裡。事實上，教會被稱為「神藉著聖靈居住的所在」（</w:t>
+      </w:r>
+      <w:hyperlink r:id="rId58">
+        <w:r>
+          <w:rPr>
+            <w:lang w:val="zh_TW" w:bidi="zh_TW"/>
+          </w:rPr>
+          <w:rPr>
+            <w:color w:val="0000EE"/>
+            <w:u w:val="single"/>
+          </w:rPr>
+          <w:t>弗2:22</w:t>
+        </w:r>
+      </w:hyperlink>
+      <w:r>
+        <w:rPr>
+          <w:lang w:val="zh_TW" w:bidi="zh_TW"/>
+        </w:rPr>
+        <w:t>）。真正的敬拜不但要求人用自己的靈與神相交（因為神是靈），也要按著真理敬拜。新約時代真正的敬拜，是用心靈和誠實敬拜神。既然「神是個靈」，人就必須用心靈敬拜祂。人有靈，而人的靈與神是靈的本性相呼應。因此，人能在神所在的層面與神相交，也能敬拜神。</w:t>
+      </w:r>
+    </w:p>
+    <w:p>
+      <w:pPr/>
+      <w:r>
+        <w:rPr>
+          <w:lang w:val="zh_TW" w:bidi="zh_TW"/>
+        </w:rPr>
+      </w:r>
+      <w:r>
+        <w:rPr>
+          <w:lang w:val="zh_TW" w:bidi="zh_TW"/>
+        </w:rPr>
+        <w:t>從某種意義上來說，</w:t>
+      </w:r>
+      <w:hyperlink r:id="rId51">
+        <w:r>
+          <w:rPr>
+            <w:lang w:val="zh_TW" w:bidi="zh_TW"/>
+          </w:rPr>
+          <w:rPr>
+            <w:color w:val="0000EE"/>
+            <w:u w:val="single"/>
+          </w:rPr>
+          <w:t>約翰福音四章</w:t>
+        </w:r>
+      </w:hyperlink>
+      <w:r>
+        <w:rPr>
+          <w:lang w:val="zh_TW" w:bidi="zh_TW"/>
+        </w:rPr>
+        <w:t>預先展現了</w:t>
+      </w:r>
+      <w:hyperlink r:id="rId59">
+        <w:r>
+          <w:rPr>
+            <w:lang w:val="zh_TW" w:bidi="zh_TW"/>
+          </w:rPr>
+          <w:rPr>
+            <w:color w:val="0000EE"/>
+            <w:u w:val="single"/>
+          </w:rPr>
+          <w:t>啟示錄二十一</w:t>
+        </w:r>
+      </w:hyperlink>
+      <w:r>
+        <w:rPr>
+          <w:lang w:val="zh_TW" w:bidi="zh_TW"/>
+        </w:rPr>
+        <w:t>和</w:t>
+      </w:r>
+      <w:hyperlink r:id="rId60">
+        <w:r>
+          <w:rPr>
+            <w:lang w:val="zh_TW" w:bidi="zh_TW"/>
+          </w:rPr>
+          <w:rPr>
+            <w:color w:val="0000EE"/>
+            <w:u w:val="single"/>
+          </w:rPr>
+          <w:t>二十二章</w:t>
+        </w:r>
+      </w:hyperlink>
+      <w:r>
+        <w:rPr>
+          <w:lang w:val="zh_TW" w:bidi="zh_TW"/>
+        </w:rPr>
+        <w:t>的景象。在那裡，神把生命水的河賜給所有信徒，羔羊和神就是新耶路撒冷的殿。信徒從神領受生命，也在神裡面敬拜祂。飲於聖靈與在聖靈裡敬拜神之間有著深刻，甚至帶有奧祕色彩的聯繫（見</w:t>
+      </w:r>
+      <w:hyperlink r:id="rId61">
+        <w:r>
+          <w:rPr>
+            <w:lang w:val="zh_TW" w:bidi="zh_TW"/>
+          </w:rPr>
+          <w:rPr>
+            <w:color w:val="0000EE"/>
+            <w:u w:val="single"/>
+          </w:rPr>
+          <w:t>林前12:13</w:t>
+        </w:r>
+      </w:hyperlink>
+      <w:r>
+        <w:rPr>
+          <w:lang w:val="zh_TW" w:bidi="zh_TW"/>
+        </w:rPr>
+        <w:t>）。</w:t>
+      </w:r>
+      <w:hyperlink r:id="rId62">
+        <w:r>
+          <w:rPr>
+            <w:lang w:val="zh_TW" w:bidi="zh_TW"/>
+          </w:rPr>
+          <w:rPr>
+            <w:color w:val="0000EE"/>
+            <w:u w:val="single"/>
+          </w:rPr>
+          <w:t>以西結書四十七章</w:t>
+        </w:r>
+      </w:hyperlink>
+      <w:r>
+        <w:rPr>
+          <w:lang w:val="zh_TW" w:bidi="zh_TW"/>
+        </w:rPr>
+        <w:t>也描述了同樣的觀念。那裡描繪一條從神的殿流出的河，象徵神永不止息的供應。在</w:t>
+      </w:r>
+      <w:hyperlink r:id="rId51">
+        <w:r>
+          <w:rPr>
+            <w:lang w:val="zh_TW" w:bidi="zh_TW"/>
+          </w:rPr>
+          <w:rPr>
+            <w:color w:val="0000EE"/>
+            <w:u w:val="single"/>
+          </w:rPr>
+          <w:t>約翰福音四章</w:t>
+        </w:r>
+      </w:hyperlink>
+      <w:r>
+        <w:rPr>
+          <w:lang w:val="zh_TW" w:bidi="zh_TW"/>
+        </w:rPr>
+        <w:t>中，耶穌把活水賜給所有接受神恩賜的人，並引導人來到一座新的殿——不是有形的殿，而是屬靈的殿；人在那裡用心靈敬拜神。</w:t>
+      </w:r>
+      <w:r>
+        <w:rPr>
+          <w:lang w:val="zh_TW" w:bidi="zh_TW"/>
+        </w:rPr>
+      </w:r>
+      <w:r>
+        <w:rPr>
+          <w:lang w:val="zh_TW" w:bidi="zh_TW"/>
+        </w:rPr>
+      </w:r>
+    </w:p>
+    <w:p>
+      <w:pPr/>
+      <w:r>
+        <w:rPr>
+          <w:lang w:val="zh_TW" w:bidi="zh_TW"/>
+        </w:rPr>
+      </w:r>
+    </w:p>
+    <w:p>
+      <w:pPr>
+        <w:pStyle w:val="Heading2"/>
+      </w:pPr>
+      <w:r>
+        <w:rPr>
+          <w:lang w:val="zh_TW" w:bidi="zh_TW"/>
+        </w:rPr>
+        <w:t>敬畏神的人</w:t>
+      </w:r>
+      <w:r>
+        <w:rPr>
+          <w:lang w:val="zh_TW" w:bidi="zh_TW"/>
+        </w:rPr>
+      </w:r>
+    </w:p>
+    <w:p>
+      <w:pPr/>
+      <w:r>
+        <w:rPr>
+          <w:lang w:val="zh_TW" w:bidi="zh_TW"/>
+        </w:rPr>
+      </w:r>
+      <w:r>
+        <w:rPr>
+          <w:lang w:val="zh_TW" w:bidi="zh_TW"/>
+        </w:rPr>
+        <w:t>深深尊敬、敬重或畏懼神的人。這種畏懼可能表現為：</w:t>
+      </w:r>
+    </w:p>
+    <w:p>
+      <w:pPr>
+        <w:pStyle w:val="ListBullet"/>
+        <w:spacing w:line="240" w:lineRule="auto"/>
+        <w:ind w:left="720"/>
+      </w:pPr>
+      <w:r>
+        <w:rPr>
+          <w:lang w:val="zh_TW" w:bidi="zh_TW"/>
+        </w:rPr>
+      </w:r>
+      <w:r>
+        <w:rPr>
+          <w:lang w:val="zh_TW" w:bidi="zh_TW"/>
+        </w:rPr>
+        <w:t>表示尊敬的稱呼</w:t>
+      </w:r>
+    </w:p>
+    <w:p>
+      <w:pPr>
+        <w:pStyle w:val="ListBullet"/>
+        <w:spacing w:line="240" w:lineRule="auto"/>
+        <w:ind w:left="720"/>
+      </w:pPr>
+      <w:r>
+        <w:rPr>
+          <w:lang w:val="zh_TW" w:bidi="zh_TW"/>
+        </w:rPr>
+      </w:r>
+      <w:r>
+        <w:rPr>
+          <w:lang w:val="zh_TW" w:bidi="zh_TW"/>
+        </w:rPr>
+        <w:t>因恐懼而產生的情緒反應</w:t>
+      </w:r>
+    </w:p>
+    <w:p>
+      <w:pPr>
+        <w:pStyle w:val="ListBullet"/>
+        <w:spacing w:line="240" w:lineRule="auto"/>
+        <w:ind w:left="720"/>
+      </w:pPr>
+      <w:r>
+        <w:rPr>
+          <w:lang w:val="zh_TW" w:bidi="zh_TW"/>
+        </w:rPr>
+      </w:r>
+      <w:r>
+        <w:rPr>
+          <w:lang w:val="zh_TW" w:bidi="zh_TW"/>
+        </w:rPr>
+        <w:t>對神懲罰的畏懼</w:t>
+      </w:r>
+    </w:p>
+    <w:p>
+      <w:pPr/>
+      <w:r>
+        <w:rPr>
+          <w:lang w:val="zh_TW" w:bidi="zh_TW"/>
+        </w:rPr>
+      </w:r>
+      <w:r>
+        <w:rPr>
+          <w:lang w:val="zh_TW" w:bidi="zh_TW"/>
+        </w:rPr>
+        <w:t>在舊約聖經裡，形容敬畏神的的人的片語，常與「帶著敬畏恃立」或「充滿敬畏（held in awe）」等術語並列。「崇敬耶和華（reverence for the Lord）」的用法較少見，但經文在俄巴底為拯救先知免受耶洗別殺害，而把他們藏起來時，用了這個表達（</w:t>
+      </w:r>
+      <w:hyperlink r:id="rId63">
+        <w:r>
+          <w:rPr>
+            <w:lang w:val="zh_TW" w:bidi="zh_TW"/>
+          </w:rPr>
+          <w:rPr>
+            <w:color w:val="0000EE"/>
+            <w:u w:val="single"/>
+          </w:rPr>
+          <w:t>王上18:3–4、12</w:t>
+        </w:r>
+      </w:hyperlink>
+      <w:r>
+        <w:rPr>
+          <w:lang w:val="zh_TW" w:bidi="zh_TW"/>
+        </w:rPr>
+        <w:t>，和合本譯為敬畏耶和華）。一個敬畏神的統治者應當施行公義（</w:t>
+      </w:r>
+      <w:hyperlink r:id="rId64">
+        <w:r>
+          <w:rPr>
+            <w:lang w:val="zh_TW" w:bidi="zh_TW"/>
+          </w:rPr>
+          <w:rPr>
+            <w:color w:val="0000EE"/>
+            <w:u w:val="single"/>
+          </w:rPr>
+          <w:t>撒下23:3</w:t>
+        </w:r>
+      </w:hyperlink>
+      <w:r>
+        <w:rPr>
+          <w:lang w:val="zh_TW" w:bidi="zh_TW"/>
+        </w:rPr>
+        <w:t>；</w:t>
+      </w:r>
+      <w:hyperlink r:id="rId65">
+        <w:r>
+          <w:rPr>
+            <w:lang w:val="zh_TW" w:bidi="zh_TW"/>
+          </w:rPr>
+          <w:rPr>
+            <w:color w:val="0000EE"/>
+            <w:u w:val="single"/>
+          </w:rPr>
+          <w:t>代下19:7</w:t>
+        </w:r>
+      </w:hyperlink>
+      <w:r>
+        <w:rPr>
+          <w:lang w:val="zh_TW" w:bidi="zh_TW"/>
+        </w:rPr>
+        <w:t>）。神應許敬畏祂的人得享長壽（</w:t>
+      </w:r>
+      <w:hyperlink r:id="rId66">
+        <w:r>
+          <w:rPr>
+            <w:lang w:val="zh_TW" w:bidi="zh_TW"/>
+          </w:rPr>
+          <w:rPr>
+            <w:color w:val="0000EE"/>
+            <w:u w:val="single"/>
+          </w:rPr>
+          <w:t>箴10:27，</w:t>
+        </w:r>
+      </w:hyperlink>
+      <w:hyperlink r:id="rId67">
+        <w:r>
+          <w:rPr>
+            <w:lang w:val="zh_TW" w:bidi="zh_TW"/>
+          </w:rPr>
+          <w:rPr>
+            <w:color w:val="0000EE"/>
+            <w:u w:val="single"/>
+          </w:rPr>
+          <w:t>14:27，</w:t>
+        </w:r>
+      </w:hyperlink>
+      <w:hyperlink r:id="rId68">
+        <w:r>
+          <w:rPr>
+            <w:lang w:val="zh_TW" w:bidi="zh_TW"/>
+          </w:rPr>
+          <w:rPr>
+            <w:color w:val="0000EE"/>
+            <w:u w:val="single"/>
+          </w:rPr>
+          <w:t>19:23</w:t>
+        </w:r>
+      </w:hyperlink>
+      <w:r>
+        <w:rPr>
+          <w:lang w:val="zh_TW" w:bidi="zh_TW"/>
+        </w:rPr>
+        <w:t>）。一個敬畏神的家庭在患難時會倚靠耶和華（</w:t>
+      </w:r>
+      <w:hyperlink r:id="rId69">
+        <w:r>
+          <w:rPr>
+            <w:lang w:val="zh_TW" w:bidi="zh_TW"/>
+          </w:rPr>
+          <w:rPr>
+            <w:color w:val="0000EE"/>
+            <w:u w:val="single"/>
+          </w:rPr>
+          <w:t>王下4:1</w:t>
+        </w:r>
+      </w:hyperlink>
+      <w:r>
+        <w:rPr>
+          <w:lang w:val="zh_TW" w:bidi="zh_TW"/>
+        </w:rPr>
+        <w:t>；</w:t>
+      </w:r>
+      <w:hyperlink r:id="rId70">
+        <w:r>
+          <w:rPr>
+            <w:lang w:val="zh_TW" w:bidi="zh_TW"/>
+          </w:rPr>
+          <w:rPr>
+            <w:color w:val="0000EE"/>
+            <w:u w:val="single"/>
+          </w:rPr>
+          <w:t>箴14:26</w:t>
+        </w:r>
+      </w:hyperlink>
+      <w:r>
+        <w:rPr>
+          <w:lang w:val="zh_TW" w:bidi="zh_TW"/>
+        </w:rPr>
+        <w:t>）。敬畏耶和華的人有能力遠離罪惡，敬畏耶和華也成為他們的智慧開端（</w:t>
+      </w:r>
+      <w:hyperlink r:id="rId71">
+        <w:r>
+          <w:rPr>
+            <w:lang w:val="zh_TW" w:bidi="zh_TW"/>
+          </w:rPr>
+          <w:rPr>
+            <w:color w:val="0000EE"/>
+            <w:u w:val="single"/>
+          </w:rPr>
+          <w:t>所羅門智訓10:13</w:t>
+        </w:r>
+      </w:hyperlink>
+      <w:r>
+        <w:rPr>
+          <w:lang w:val="zh_TW" w:bidi="zh_TW"/>
+        </w:rPr>
+        <w:t>）。</w:t>
+      </w:r>
+    </w:p>
+    <w:p>
+      <w:pPr/>
+      <w:r>
+        <w:rPr>
+          <w:lang w:val="zh_TW" w:bidi="zh_TW"/>
+        </w:rPr>
+      </w:r>
+      <w:r>
+        <w:rPr>
+          <w:lang w:val="zh_TW" w:bidi="zh_TW"/>
+        </w:rPr>
+        <w:t>在新約聖經中，教導人去愛主和事奉主時，往往同時提到要「敬畏神」（</w:t>
+      </w:r>
+      <w:hyperlink r:id="rId72">
+        <w:r>
+          <w:rPr>
+            <w:lang w:val="zh_TW" w:bidi="zh_TW"/>
+          </w:rPr>
+          <w:rPr>
+            <w:color w:val="0000EE"/>
+            <w:u w:val="single"/>
+          </w:rPr>
+          <w:t>西3:22</w:t>
+        </w:r>
+      </w:hyperlink>
+      <w:r>
+        <w:rPr>
+          <w:lang w:val="zh_TW" w:bidi="zh_TW"/>
+        </w:rPr>
+        <w:t>；</w:t>
+      </w:r>
+      <w:hyperlink r:id="rId73">
+        <w:r>
+          <w:rPr>
+            <w:lang w:val="zh_TW" w:bidi="zh_TW"/>
+          </w:rPr>
+          <w:rPr>
+            <w:color w:val="0000EE"/>
+            <w:u w:val="single"/>
+          </w:rPr>
+          <w:t>彼前2:17</w:t>
+        </w:r>
+      </w:hyperlink>
+      <w:r>
+        <w:rPr>
+          <w:lang w:val="zh_TW" w:bidi="zh_TW"/>
+        </w:rPr>
+        <w:t>）。在</w:t>
+      </w:r>
+      <w:hyperlink r:id="rId74">
+        <w:r>
+          <w:rPr>
+            <w:lang w:val="zh_TW" w:bidi="zh_TW"/>
+          </w:rPr>
+          <w:rPr>
+            <w:color w:val="0000EE"/>
+            <w:u w:val="single"/>
+          </w:rPr>
+          <w:t>路加福音一章50節</w:t>
+        </w:r>
+      </w:hyperlink>
+      <w:r>
+        <w:rPr>
+          <w:lang w:val="zh_TW" w:bidi="zh_TW"/>
+        </w:rPr>
+        <w:t>中，馬利亞所說的「他憐憫敬畏他的人」是指敬重並順服神。在使徒行傳中，「敬畏神的人」這個術語用來指那些參加猶太會堂聚會的外邦人。保羅把他們另行稱呼：「以色列人和你們這些敬畏神的外邦人」（</w:t>
+      </w:r>
+      <w:hyperlink r:id="rId75">
+        <w:r>
+          <w:rPr>
+            <w:lang w:val="zh_TW" w:bidi="zh_TW"/>
+          </w:rPr>
+          <w:rPr>
+            <w:color w:val="0000EE"/>
+            <w:u w:val="single"/>
+          </w:rPr>
+          <w:t>徒13:16</w:t>
+        </w:r>
+      </w:hyperlink>
+      <w:r>
+        <w:rPr>
+          <w:lang w:val="zh_TW" w:bidi="zh_TW"/>
+        </w:rPr>
+        <w:t>，和合本譯為「以色列人和一切敬畏神的人」）。哥尼流是一個敬畏神的羅馬百夫長，即使他不是猶太人，人們也認為他在神面前行事正直（</w:t>
+      </w:r>
+      <w:hyperlink r:id="rId76">
+        <w:r>
+          <w:rPr>
+            <w:lang w:val="zh_TW" w:bidi="zh_TW"/>
+          </w:rPr>
+          <w:rPr>
+            <w:color w:val="0000EE"/>
+            <w:u w:val="single"/>
+          </w:rPr>
+          <w:t>徒10:2、35</w:t>
+        </w:r>
+      </w:hyperlink>
+      <w:r>
+        <w:rPr>
+          <w:lang w:val="zh_TW" w:bidi="zh_TW"/>
+        </w:rPr>
+        <w:t>）。</w:t>
+      </w:r>
+    </w:p>
+    <w:p>
+      <w:pPr/>
+      <w:r>
+        <w:rPr>
+          <w:lang w:val="zh_TW" w:bidi="zh_TW"/>
+        </w:rPr>
+      </w:r>
+      <w:r>
+        <w:rPr>
+          <w:lang w:val="zh_TW" w:bidi="zh_TW"/>
+        </w:rPr>
+        <w:t>舊約聖經與新約聖經（</w:t>
+      </w:r>
+      <w:hyperlink r:id="rId77">
+        <w:r>
+          <w:rPr>
+            <w:lang w:val="zh_TW" w:bidi="zh_TW"/>
+          </w:rPr>
+          <w:rPr>
+            <w:color w:val="0000EE"/>
+            <w:u w:val="single"/>
+          </w:rPr>
+          <w:t>創3:10</w:t>
+        </w:r>
+      </w:hyperlink>
+      <w:r>
+        <w:rPr>
+          <w:lang w:val="zh_TW" w:bidi="zh_TW"/>
+        </w:rPr>
+        <w:t>；</w:t>
+      </w:r>
+      <w:hyperlink r:id="rId78">
+        <w:r>
+          <w:rPr>
+            <w:lang w:val="zh_TW" w:bidi="zh_TW"/>
+          </w:rPr>
+          <w:rPr>
+            <w:color w:val="0000EE"/>
+            <w:u w:val="single"/>
+          </w:rPr>
+          <w:t>申9:19</w:t>
+        </w:r>
+      </w:hyperlink>
+      <w:r>
+        <w:rPr>
+          <w:lang w:val="zh_TW" w:bidi="zh_TW"/>
+        </w:rPr>
+        <w:t>；</w:t>
+      </w:r>
+      <w:hyperlink r:id="rId79">
+        <w:r>
+          <w:rPr>
+            <w:lang w:val="zh_TW" w:bidi="zh_TW"/>
+          </w:rPr>
+          <w:rPr>
+            <w:color w:val="0000EE"/>
+            <w:u w:val="single"/>
+          </w:rPr>
+          <w:t>伯6:4，</w:t>
+        </w:r>
+      </w:hyperlink>
+      <w:hyperlink r:id="rId80">
+        <w:r>
+          <w:rPr>
+            <w:lang w:val="zh_TW" w:bidi="zh_TW"/>
+          </w:rPr>
+          <w:rPr>
+            <w:color w:val="0000EE"/>
+            <w:u w:val="single"/>
+          </w:rPr>
+          <w:t>9:28–29</w:t>
+        </w:r>
+      </w:hyperlink>
+      <w:r>
+        <w:rPr>
+          <w:lang w:val="zh_TW" w:bidi="zh_TW"/>
+        </w:rPr>
+        <w:t>；</w:t>
+      </w:r>
+      <w:hyperlink r:id="rId81">
+        <w:r>
+          <w:rPr>
+            <w:lang w:val="zh_TW" w:bidi="zh_TW"/>
+          </w:rPr>
+          <w:rPr>
+            <w:color w:val="0000EE"/>
+            <w:u w:val="single"/>
+          </w:rPr>
+          <w:t>詩76:8</w:t>
+        </w:r>
+      </w:hyperlink>
+      <w:r>
+        <w:rPr>
+          <w:lang w:val="zh_TW" w:bidi="zh_TW"/>
+        </w:rPr>
+        <w:t>；</w:t>
+      </w:r>
+      <w:hyperlink r:id="rId82">
+        <w:r>
+          <w:rPr>
+            <w:lang w:val="zh_TW" w:bidi="zh_TW"/>
+          </w:rPr>
+          <w:rPr>
+            <w:color w:val="0000EE"/>
+            <w:u w:val="single"/>
+          </w:rPr>
+          <w:t>太17:7，</w:t>
+        </w:r>
+      </w:hyperlink>
+      <w:hyperlink r:id="rId83">
+        <w:r>
+          <w:rPr>
+            <w:lang w:val="zh_TW" w:bidi="zh_TW"/>
+          </w:rPr>
+          <w:rPr>
+            <w:color w:val="0000EE"/>
+            <w:u w:val="single"/>
+          </w:rPr>
+          <w:t>28:10</w:t>
+        </w:r>
+      </w:hyperlink>
+      <w:r>
+        <w:rPr>
+          <w:lang w:val="zh_TW" w:bidi="zh_TW"/>
+        </w:rPr>
+        <w:t>；</w:t>
+      </w:r>
+      <w:hyperlink r:id="rId84">
+        <w:r>
+          <w:rPr>
+            <w:lang w:val="zh_TW" w:bidi="zh_TW"/>
+          </w:rPr>
+          <w:rPr>
+            <w:color w:val="0000EE"/>
+            <w:u w:val="single"/>
+          </w:rPr>
+          <w:t>路5:10，</w:t>
+        </w:r>
+      </w:hyperlink>
+      <w:hyperlink r:id="rId85">
+        <w:r>
+          <w:rPr>
+            <w:lang w:val="zh_TW" w:bidi="zh_TW"/>
+          </w:rPr>
+          <w:rPr>
+            <w:color w:val="0000EE"/>
+            <w:u w:val="single"/>
+          </w:rPr>
+          <w:t>12:5</w:t>
+        </w:r>
+      </w:hyperlink>
+      <w:r>
+        <w:rPr>
+          <w:lang w:val="zh_TW" w:bidi="zh_TW"/>
+        </w:rPr>
+        <w:t>；</w:t>
+      </w:r>
+      <w:hyperlink r:id="rId86">
+        <w:r>
+          <w:rPr>
+            <w:lang w:val="zh_TW" w:bidi="zh_TW"/>
+          </w:rPr>
+          <w:rPr>
+            <w:color w:val="0000EE"/>
+            <w:u w:val="single"/>
+          </w:rPr>
+          <w:t>徒5:5、11</w:t>
+        </w:r>
+      </w:hyperlink>
+      <w:r>
+        <w:rPr>
+          <w:lang w:val="zh_TW" w:bidi="zh_TW"/>
+        </w:rPr>
+        <w:t>；</w:t>
+      </w:r>
+      <w:hyperlink r:id="rId87">
+        <w:r>
+          <w:rPr>
+            <w:lang w:val="zh_TW" w:bidi="zh_TW"/>
+          </w:rPr>
+          <w:rPr>
+            <w:color w:val="0000EE"/>
+            <w:u w:val="single"/>
+          </w:rPr>
+          <w:t>提前5:20</w:t>
+        </w:r>
+      </w:hyperlink>
+      <w:r>
+        <w:rPr>
+          <w:lang w:val="zh_TW" w:bidi="zh_TW"/>
+        </w:rPr>
+        <w:t>）都清楚顯示，「敬畏神」有時也表示人對神的大能和審判感到驚懼與害怕。</w:t>
+      </w:r>
+    </w:p>
+    <w:p>
+      <w:pPr/>
+      <w:r>
+        <w:rPr>
+          <w:lang w:val="zh_TW" w:bidi="zh_TW"/>
+        </w:rPr>
+      </w:r>
+      <w:r>
+        <w:rPr>
           <w:i/>
           <w:lang w:val="zh_TW" w:bidi="zh_TW"/>
         </w:rPr>
@@ -871,49 +2236,13 @@
         <w:rPr>
           <w:lang w:val="zh_TW" w:bidi="zh_TW"/>
         </w:rPr>
-        <w:t xml:space="preserve"> </w:t>
-      </w:r>
-      <w:r>
-        <w:rPr>
-          <w:lang w:val="zh_TW" w:bidi="zh_TW"/>
-        </w:rPr>
-        <w:t>食物和食物準備</w:t>
-      </w:r>
-      <w:r>
-        <w:rPr>
-          <w:lang w:val="zh_TW" w:bidi="zh_TW"/>
-        </w:rPr>
-        <w:t>；</w:t>
-      </w:r>
-      <w:r>
-        <w:rPr>
-          <w:lang w:val="zh_TW" w:bidi="zh_TW"/>
-        </w:rPr>
-        <w:t>以色列的節期和節日</w:t>
-      </w:r>
-      <w:r>
-        <w:rPr>
-          <w:lang w:val="zh_TW" w:bidi="zh_TW"/>
-        </w:rPr>
-        <w:t>；</w:t>
-      </w:r>
-      <w:r>
-        <w:rPr>
-          <w:lang w:val="zh_TW" w:bidi="zh_TW"/>
-        </w:rPr>
-        <w:t>主的晚餐</w:t>
-      </w:r>
-      <w:r>
-        <w:rPr>
-          <w:lang w:val="zh_TW" w:bidi="zh_TW"/>
-        </w:rPr>
-        <w:t>；</w:t>
-      </w:r>
-      <w:r>
-        <w:rPr>
-          <w:lang w:val="zh_TW" w:bidi="zh_TW"/>
-        </w:rPr>
-        <w:t>逾越節</w:t>
+        <w:t>恐懼；</w:t>
+      </w:r>
+      <w:r>
+        <w:rPr>
+          <w:lang w:val="zh_TW" w:bidi="zh_TW"/>
+        </w:rPr>
+        <w:t>改信猶太教的人</w:t>
       </w:r>
       <w:r>
         <w:rPr>

--- a/zht/docx/075.content.docx
+++ b/zht/docx/075.content.docx
@@ -149,7 +149,7 @@
         <w:rPr>
           <w:lang w:val="zh_TW" w:bidi="zh_TW"/>
         </w:rPr>
-        <w:t>jing</w:t>
+        <w:t>jin</w:t>
       </w:r>
       <w:r>
         <w:rPr>
@@ -212,7 +212,7 @@
         <w:rPr>
           <w:lang w:val="zh_TW" w:bidi="zh_TW"/>
         </w:rPr>
-        <w:t>荊棘</w:t>
+        <w:t>金錢</w:t>
       </w:r>
       <w:r>
         <w:rPr>
@@ -231,7 +231,7 @@
         <w:rPr>
           <w:lang w:val="zh_TW" w:bidi="zh_TW"/>
         </w:rPr>
-        <w:t>荊棘是生長在植物莖或枝上的銳利尖刺。荊棘可能會刺傷觸碰它們的人或動物。有些植物會長出荊棘以自我保護。</w:t>
+        <w:t>交換媒介、價值衡量單位及支付方式。</w:t>
       </w:r>
     </w:p>
     <w:p>
@@ -245,7 +245,7 @@
         <w:rPr>
           <w:lang w:val="zh_TW" w:bidi="zh_TW"/>
         </w:rPr>
-        <w:t>聖經經常提到荊棘。它們可以是土地上自然生長的植物的一部分，也可以象徵痛苦、困難或懲罰。例如，在亞當與夏娃犯罪之後，神說土地要長出荊棘和蒺藜（</w:t>
+        <w:t>金錢的發展起初是為了提供一種便利的交換媒介，以補充並逐步取代以物易物；然而這兩種制度在許多世紀中同時並行。從族長時代直到今天，財富常會以物資與貴金屬來衡量，尤其是金與銀；它們至今仍是普遍可接受的交換媒介。</w:t>
       </w:r>
       <w:hyperlink r:id="rId13">
         <w:r>
@@ -256,14 +256,26 @@
             <w:color w:val="0000EE"/>
             <w:u w:val="single"/>
           </w:rPr>
-          <w:t>創3:18</w:t>
+          <w:t>創世記十三章2節</w:t>
         </w:r>
       </w:hyperlink>
       <w:r>
         <w:rPr>
           <w:lang w:val="zh_TW" w:bidi="zh_TW"/>
         </w:rPr>
-        <w:t>）。</w:t>
+        <w:t>中就描述亞伯拉罕「</w:t>
+      </w:r>
+      <w:r>
+        <w:rPr>
+          <w:lang w:val="zh_TW" w:bidi="zh_TW"/>
+        </w:rPr>
+        <w:t>亞伯蘭的金、銀、牲畜極多。</w:t>
+      </w:r>
+      <w:r>
+        <w:rPr>
+          <w:lang w:val="zh_TW" w:bidi="zh_TW"/>
+        </w:rPr>
+        <w:t>」</w:t>
       </w:r>
     </w:p>
     <w:p>
@@ -277,7 +289,57 @@
         <w:rPr>
           <w:lang w:val="zh_TW" w:bidi="zh_TW"/>
         </w:rPr>
-        <w:t>人們曾在耶穌死前，用荊棘做成冠冕，放在耶穌的頭上嘲弄他（</w:t>
+        <w:t>在遊牧或半遊牧社會中，財富往往是以牲畜數量來衡量；因此，雖然其體積龐大，牲畜本身</w:t>
+      </w:r>
+      <w:r>
+        <w:rPr>
+          <w:lang w:val="zh_TW" w:bidi="zh_TW"/>
+        </w:rPr>
+        <w:t>成了一種容易被接受、也易於估值的交換媒介</w:t>
+      </w:r>
+      <w:r>
+        <w:rPr>
+          <w:lang w:val="zh_TW" w:bidi="zh_TW"/>
+        </w:rPr>
+        <w:t xml:space="preserve">。牲畜在價值、財富與交換標準上的重要性，甚至可從拉丁文的金錢一詞 </w:t>
+      </w:r>
+      <w:r>
+        <w:rPr>
+          <w:i/>
+          <w:lang w:val="zh_TW" w:bidi="zh_TW"/>
+        </w:rPr>
+        <w:t>pecunia</w:t>
+      </w:r>
+      <w:r>
+        <w:rPr>
+          <w:lang w:val="zh_TW" w:bidi="zh_TW"/>
+        </w:rPr>
+        <w:t xml:space="preserve"> 看出：它直接源自 </w:t>
+      </w:r>
+      <w:r>
+        <w:rPr>
+          <w:i/>
+          <w:lang w:val="zh_TW" w:bidi="zh_TW"/>
+        </w:rPr>
+        <w:t>pecus</w:t>
+      </w:r>
+      <w:r>
+        <w:rPr>
+          <w:lang w:val="zh_TW" w:bidi="zh_TW"/>
+        </w:rPr>
+        <w:t>（意為「牛」）。在宗教用途上，以牲畜繳納稅賦或奉獻尤其被看為是合宜的；這不但提高了牲畜作為交換媒介的普遍性，也使聖殿在某種意義上成為大型牲畜群（以及較小動物與農產）的集散與置放之處。若某些物品無法直接用於聖殿禮儀，便可透過交易換取所需的物資。相較於動物（如羊、驢），易腐敗的食物較不受歡迎；但木材、酒與蜂蜜仍</w:t>
+      </w:r>
+      <w:r>
+        <w:rPr>
+          <w:lang w:val="zh_TW" w:bidi="zh_TW"/>
+        </w:rPr>
+        <w:t>經常被作為一種貨幣形式使用</w:t>
+      </w:r>
+      <w:r>
+        <w:rPr>
+          <w:lang w:val="zh_TW" w:bidi="zh_TW"/>
+        </w:rPr>
+        <w:t>（</w:t>
       </w:r>
       <w:hyperlink r:id="rId14">
         <w:r>
@@ -288,14 +350,86 @@
             <w:color w:val="0000EE"/>
             <w:u w:val="single"/>
           </w:rPr>
-          <w:t>太27:29</w:t>
+          <w:t>撒上8:15</w:t>
         </w:r>
       </w:hyperlink>
       <w:r>
         <w:rPr>
           <w:lang w:val="zh_TW" w:bidi="zh_TW"/>
         </w:rPr>
-        <w:t>）。</w:t>
+        <w:t>；</w:t>
+      </w:r>
+      <w:hyperlink r:id="rId15">
+        <w:r>
+          <w:rPr>
+            <w:lang w:val="zh_TW" w:bidi="zh_TW"/>
+          </w:rPr>
+          <w:rPr>
+            <w:color w:val="0000EE"/>
+            <w:u w:val="single"/>
+          </w:rPr>
+          <w:t>王下3:4</w:t>
+        </w:r>
+      </w:hyperlink>
+      <w:r>
+        <w:rPr>
+          <w:lang w:val="zh_TW" w:bidi="zh_TW"/>
+        </w:rPr>
+        <w:t>；</w:t>
+      </w:r>
+      <w:hyperlink r:id="rId16">
+        <w:r>
+          <w:rPr>
+            <w:lang w:val="zh_TW" w:bidi="zh_TW"/>
+          </w:rPr>
+          <w:rPr>
+            <w:color w:val="0000EE"/>
+            <w:u w:val="single"/>
+          </w:rPr>
+          <w:t>結45:13–16</w:t>
+        </w:r>
+      </w:hyperlink>
+      <w:r>
+        <w:rPr>
+          <w:lang w:val="zh_TW" w:bidi="zh_TW"/>
+        </w:rPr>
+        <w:t>）。公私稅賦、進貢與各樣債務，都可用此類方式清償。所羅門為建殿之事酬謝泰爾王希蘭，就以小麥與橄欖油支付（</w:t>
+      </w:r>
+      <w:hyperlink r:id="rId17">
+        <w:r>
+          <w:rPr>
+            <w:lang w:val="zh_TW" w:bidi="zh_TW"/>
+          </w:rPr>
+          <w:rPr>
+            <w:color w:val="0000EE"/>
+            <w:u w:val="single"/>
+          </w:rPr>
+          <w:t>王上5:11</w:t>
+        </w:r>
+      </w:hyperlink>
+      <w:r>
+        <w:rPr>
+          <w:lang w:val="zh_TW" w:bidi="zh_TW"/>
+        </w:rPr>
+        <w:t>），在公元前八世紀，稅賦也常以罐裝的酒或橄欖油作為繳納形式。</w:t>
+      </w:r>
+      <w:hyperlink r:id="rId15">
+        <w:r>
+          <w:rPr>
+            <w:lang w:val="zh_TW" w:bidi="zh_TW"/>
+          </w:rPr>
+          <w:rPr>
+            <w:color w:val="0000EE"/>
+            <w:u w:val="single"/>
+          </w:rPr>
+          <w:t>列王紀下三章4節</w:t>
+        </w:r>
+      </w:hyperlink>
+      <w:r>
+        <w:rPr>
+          <w:lang w:val="zh_TW" w:bidi="zh_TW"/>
+        </w:rPr>
+        <w:t>中則記載了以羊和羊毛作為貢品的的情形。</w:t>
       </w:r>
     </w:p>
     <w:p>
@@ -307,44 +441,9 @@
       </w:r>
       <w:r>
         <w:rPr>
-          <w:i/>
-          <w:lang w:val="zh_TW" w:bidi="zh_TW"/>
-        </w:rPr>
-        <w:t>見</w:t>
-      </w:r>
-      <w:r>
-        <w:rPr>
-          <w:lang w:val="zh_TW" w:bidi="zh_TW"/>
-        </w:rPr>
-        <w:t>蒺藜</w:t>
-      </w:r>
-      <w:r>
-        <w:rPr>
-          <w:lang w:val="zh_TW" w:bidi="zh_TW"/>
-        </w:rPr>
-        <w:t>，</w:t>
-      </w:r>
-      <w:r>
-        <w:rPr>
-          <w:lang w:val="zh_TW" w:bidi="zh_TW"/>
-        </w:rPr>
-        <w:t>荊棘</w:t>
-      </w:r>
-      <w:r>
-        <w:rPr>
-          <w:lang w:val="zh_TW" w:bidi="zh_TW"/>
-        </w:rPr>
-        <w:t>。</w:t>
-      </w:r>
-      <w:r>
-        <w:rPr>
-          <w:lang w:val="zh_TW" w:bidi="zh_TW"/>
-        </w:rPr>
-      </w:r>
-      <w:r>
-        <w:rPr>
-          <w:lang w:val="zh_TW" w:bidi="zh_TW"/>
-        </w:rPr>
+          <w:lang w:val="zh_TW" w:bidi="zh_TW"/>
+        </w:rPr>
+        <w:t>上述各種交換媒介皆屬可量度或可計數之物，人們也嘗試建立它們彼此之間的標準兌換比率。</w:t>
       </w:r>
     </w:p>
     <w:p>
@@ -354,21 +453,77 @@
           <w:lang w:val="zh_TW" w:bidi="zh_TW"/>
         </w:rPr>
       </w:r>
-    </w:p>
-    <w:p>
-      <w:pPr>
-        <w:pStyle w:val="Heading2"/>
-      </w:pPr>
-      <w:r>
-        <w:rPr>
-          <w:lang w:val="zh_TW" w:bidi="zh_TW"/>
-        </w:rPr>
-        <w:t>井</w:t>
-      </w:r>
-      <w:r>
-        <w:rPr>
-          <w:lang w:val="zh_TW" w:bidi="zh_TW"/>
-        </w:rPr>
+      <w:r>
+        <w:rPr>
+          <w:lang w:val="zh_TW" w:bidi="zh_TW"/>
+        </w:rPr>
+        <w:t>在古代近東，銀是較容易取得的貴金屬，</w:t>
+      </w:r>
+      <w:r>
+        <w:rPr>
+          <w:lang w:val="zh_TW" w:bidi="zh_TW"/>
+        </w:rPr>
+        <w:t>因此在買賣中最常被提及，起初是按重量計算，後來則以鑄幣的形式使用</w:t>
+      </w:r>
+      <w:r>
+        <w:rPr>
+          <w:lang w:val="zh_TW" w:bidi="zh_TW"/>
+        </w:rPr>
+        <w:t>。聖經中最早提到以銀作為交換媒介的例子之一，是在</w:t>
+      </w:r>
+      <w:hyperlink r:id="rId18">
+        <w:r>
+          <w:rPr>
+            <w:lang w:val="zh_TW" w:bidi="zh_TW"/>
+          </w:rPr>
+          <w:rPr>
+            <w:color w:val="0000EE"/>
+            <w:u w:val="single"/>
+          </w:rPr>
+          <w:t>創世記二十章14至16節</w:t>
+        </w:r>
+      </w:hyperlink>
+      <w:r>
+        <w:rPr>
+          <w:lang w:val="zh_TW" w:bidi="zh_TW"/>
+        </w:rPr>
+        <w:t>：亞伯拉罕除了得到牲畜與奴僕，還收受了一千銀子。亞伯拉罕又用了四百舍客勒購買麥比拉田與洞穴（</w:t>
+      </w:r>
+      <w:hyperlink r:id="rId19">
+        <w:r>
+          <w:rPr>
+            <w:lang w:val="zh_TW" w:bidi="zh_TW"/>
+          </w:rPr>
+          <w:rPr>
+            <w:color w:val="0000EE"/>
+            <w:u w:val="single"/>
+          </w:rPr>
+          <w:t>創23:15–16</w:t>
+        </w:r>
+      </w:hyperlink>
+      <w:r>
+        <w:rPr>
+          <w:lang w:val="zh_TW" w:bidi="zh_TW"/>
+        </w:rPr>
+        <w:t>），按照當時的慣例，銀子須在賣主面前秤重，並由見證人核驗（參</w:t>
+      </w:r>
+      <w:hyperlink r:id="rId20">
+        <w:r>
+          <w:rPr>
+            <w:lang w:val="zh_TW" w:bidi="zh_TW"/>
+          </w:rPr>
+          <w:rPr>
+            <w:color w:val="0000EE"/>
+            <w:u w:val="single"/>
+          </w:rPr>
+          <w:t>耶32:9–10</w:t>
+        </w:r>
+      </w:hyperlink>
+      <w:r>
+        <w:rPr>
+          <w:lang w:val="zh_TW" w:bidi="zh_TW"/>
+        </w:rPr>
+        <w:t>）。</w:t>
       </w:r>
     </w:p>
     <w:p>
@@ -382,9 +537,9 @@
         <w:rPr>
           <w:lang w:val="zh_TW" w:bidi="zh_TW"/>
         </w:rPr>
-        <w:t>人工的蓄水處所，水源來自地下泉水或雨水供應。由於聖經世界大部分地區地處乾旱到半乾旱區，因此井是人、牲畜和農作物灌溉的重要水源。不幸的是，大多數井並不能提供可靠的水源，因為它們依賴於稀少的降雨或間歇性的泉水（</w:t>
-      </w:r>
-      <w:hyperlink r:id="rId15">
+        <w:t>由於這些事件約在公元前二千年，「舍客勒」一詞在此不應理解為後期所熟悉的硬幣名稱，而是指某一固定重量的銀。後來，約瑟的兄長們以二十舍客勒銀子把他賣給了旅行的商人（</w:t>
+      </w:r>
+      <w:hyperlink r:id="rId21">
         <w:r>
           <w:rPr>
             <w:lang w:val="zh_TW" w:bidi="zh_TW"/>
@@ -393,16 +548,16 @@
             <w:color w:val="0000EE"/>
             <w:u w:val="single"/>
           </w:rPr>
-          <w:t>箴25:26</w:t>
+          <w:t>創37:28</w:t>
         </w:r>
       </w:hyperlink>
       <w:r>
         <w:rPr>
           <w:lang w:val="zh_TW" w:bidi="zh_TW"/>
         </w:rPr>
-        <w:t>）。因此，發現可靠的水源是值得慶祝的原因（</w:t>
-      </w:r>
-      <w:hyperlink r:id="rId16">
+        <w:t>）。此外，</w:t>
+      </w:r>
+      <w:hyperlink r:id="rId22">
         <w:r>
           <w:rPr>
             <w:lang w:val="zh_TW" w:bidi="zh_TW"/>
@@ -411,16 +566,54 @@
             <w:color w:val="0000EE"/>
             <w:u w:val="single"/>
           </w:rPr>
-          <w:t>民21:17–18</w:t>
+          <w:t>創世記三十三章19節</w:t>
         </w:r>
       </w:hyperlink>
       <w:r>
         <w:rPr>
           <w:lang w:val="zh_TW" w:bidi="zh_TW"/>
         </w:rPr>
-        <w:t>），並且經常引發衝突（</w:t>
-      </w:r>
-      <w:hyperlink r:id="rId17">
+        <w:t>提到另一種金屬重量單位——</w:t>
+      </w:r>
+      <w:r>
+        <w:rPr>
+          <w:i/>
+          <w:lang w:val="zh_TW" w:bidi="zh_TW"/>
+        </w:rPr>
+        <w:t>克斯塔</w:t>
+      </w:r>
+      <w:r>
+        <w:rPr>
+          <w:lang w:val="zh_TW" w:bidi="zh_TW"/>
+        </w:rPr>
+        <w:t>（</w:t>
+      </w:r>
+      <w:r>
+        <w:rPr>
+          <w:i/>
+          <w:lang w:val="zh_TW" w:bidi="zh_TW"/>
+        </w:rPr>
+        <w:t>kesitah</w:t>
+      </w:r>
+      <w:r>
+        <w:rPr>
+          <w:lang w:val="zh_TW" w:bidi="zh_TW"/>
+        </w:rPr>
+        <w:t>；譯註：和合本未譯為「</w:t>
+      </w:r>
+      <w:r>
+        <w:rPr>
+          <w:lang w:val="zh_TW" w:bidi="zh_TW"/>
+        </w:rPr>
+        <w:t>一百塊銀子」</w:t>
+      </w:r>
+      <w:r>
+        <w:rPr>
+          <w:lang w:val="zh_TW" w:bidi="zh_TW"/>
+        </w:rPr>
+        <w:t>）——與雅各購買一塊田地有關；這個用語在</w:t>
+      </w:r>
+      <w:hyperlink r:id="rId23">
         <w:r>
           <w:rPr>
             <w:lang w:val="zh_TW" w:bidi="zh_TW"/>
@@ -429,16 +622,16 @@
             <w:color w:val="0000EE"/>
             <w:u w:val="single"/>
           </w:rPr>
-          <w:t>創21:25–30</w:t>
+          <w:t>約書亞記二十四章32節</w:t>
         </w:r>
       </w:hyperlink>
       <w:r>
         <w:rPr>
           <w:lang w:val="zh_TW" w:bidi="zh_TW"/>
         </w:rPr>
-        <w:t>，</w:t>
-      </w:r>
-      <w:hyperlink r:id="rId18">
+        <w:t>和</w:t>
+      </w:r>
+      <w:hyperlink r:id="rId24">
         <w:r>
           <w:rPr>
             <w:lang w:val="zh_TW" w:bidi="zh_TW"/>
@@ -447,68 +640,14 @@
             <w:color w:val="0000EE"/>
             <w:u w:val="single"/>
           </w:rPr>
-          <w:t>26:19–22</w:t>
+          <w:t>約伯記四十二章11節</w:t>
         </w:r>
       </w:hyperlink>
       <w:r>
         <w:rPr>
           <w:lang w:val="zh_TW" w:bidi="zh_TW"/>
         </w:rPr>
-        <w:t>；</w:t>
-      </w:r>
-      <w:hyperlink r:id="rId19">
-        <w:r>
-          <w:rPr>
-            <w:lang w:val="zh_TW" w:bidi="zh_TW"/>
-          </w:rPr>
-          <w:rPr>
-            <w:color w:val="0000EE"/>
-            <w:u w:val="single"/>
-          </w:rPr>
-          <w:t>王下3:19</w:t>
-        </w:r>
-      </w:hyperlink>
-      <w:r>
-        <w:rPr>
-          <w:lang w:val="zh_TW" w:bidi="zh_TW"/>
-        </w:rPr>
-        <w:t>）。成功挖出水井並保護自己的飲水權通常是確定財產權的重要因素（</w:t>
-      </w:r>
-      <w:hyperlink r:id="rId17">
-        <w:r>
-          <w:rPr>
-            <w:lang w:val="zh_TW" w:bidi="zh_TW"/>
-          </w:rPr>
-          <w:rPr>
-            <w:color w:val="0000EE"/>
-            <w:u w:val="single"/>
-          </w:rPr>
-          <w:t>創21:25–30</w:t>
-        </w:r>
-      </w:hyperlink>
-      <w:r>
-        <w:rPr>
-          <w:lang w:val="zh_TW" w:bidi="zh_TW"/>
-        </w:rPr>
-        <w:t>，</w:t>
-      </w:r>
-      <w:hyperlink r:id="rId20">
-        <w:r>
-          <w:rPr>
-            <w:lang w:val="zh_TW" w:bidi="zh_TW"/>
-          </w:rPr>
-          <w:rPr>
-            <w:color w:val="0000EE"/>
-            <w:u w:val="single"/>
-          </w:rPr>
-          <w:t>29:2–3</w:t>
-        </w:r>
-      </w:hyperlink>
-      <w:r>
-        <w:rPr>
-          <w:lang w:val="zh_TW" w:bidi="zh_TW"/>
-        </w:rPr>
-        <w:t>）。</w:t>
+        <w:t>中再次出現（譯註：和合本未譯出此單位）。這個單位可能代表相當於一隻羊的貨幣價值的數量。</w:t>
       </w:r>
     </w:p>
     <w:p>
@@ -522,115 +661,19 @@
         <w:rPr>
           <w:lang w:val="zh_TW" w:bidi="zh_TW"/>
         </w:rPr>
-        <w:t>好的水井通常被認為是神攝理的象徵（</w:t>
-      </w:r>
-      <w:hyperlink r:id="rId21">
-        <w:r>
-          <w:rPr>
-            <w:lang w:val="zh_TW" w:bidi="zh_TW"/>
-          </w:rPr>
-          <w:rPr>
-            <w:color w:val="0000EE"/>
-            <w:u w:val="single"/>
-          </w:rPr>
-          <w:t>創16:14</w:t>
-        </w:r>
-      </w:hyperlink>
-      <w:r>
-        <w:rPr>
-          <w:lang w:val="zh_TW" w:bidi="zh_TW"/>
-        </w:rPr>
-        <w:t>，</w:t>
-      </w:r>
-      <w:hyperlink r:id="rId22">
-        <w:r>
-          <w:rPr>
-            <w:lang w:val="zh_TW" w:bidi="zh_TW"/>
-          </w:rPr>
-          <w:rPr>
-            <w:color w:val="0000EE"/>
-            <w:u w:val="single"/>
-          </w:rPr>
-          <w:t>21:19</w:t>
-        </w:r>
-      </w:hyperlink>
-      <w:r>
-        <w:rPr>
-          <w:lang w:val="zh_TW" w:bidi="zh_TW"/>
-        </w:rPr>
-        <w:t>；</w:t>
-      </w:r>
-      <w:hyperlink r:id="rId23">
-        <w:r>
-          <w:rPr>
-            <w:lang w:val="zh_TW" w:bidi="zh_TW"/>
-          </w:rPr>
-          <w:rPr>
-            <w:color w:val="0000EE"/>
-            <w:u w:val="single"/>
-          </w:rPr>
-          <w:t>民21:16–18</w:t>
-        </w:r>
-      </w:hyperlink>
-      <w:r>
-        <w:rPr>
-          <w:lang w:val="zh_TW" w:bidi="zh_TW"/>
-        </w:rPr>
-        <w:t>）。因此，聖經作者將泉水井的水比喻為神為祂子民所提供的救恩（</w:t>
-      </w:r>
-      <w:hyperlink r:id="rId24">
-        <w:r>
-          <w:rPr>
-            <w:lang w:val="zh_TW" w:bidi="zh_TW"/>
-          </w:rPr>
-          <w:rPr>
-            <w:color w:val="0000EE"/>
-            <w:u w:val="single"/>
-          </w:rPr>
-          <w:t>賽12:3</w:t>
-        </w:r>
-      </w:hyperlink>
-      <w:r>
-        <w:rPr>
-          <w:lang w:val="zh_TW" w:bidi="zh_TW"/>
-        </w:rPr>
-        <w:t>；</w:t>
-      </w:r>
-      <w:hyperlink r:id="rId25">
-        <w:r>
-          <w:rPr>
-            <w:lang w:val="zh_TW" w:bidi="zh_TW"/>
-          </w:rPr>
-          <w:rPr>
-            <w:color w:val="0000EE"/>
-            <w:u w:val="single"/>
-          </w:rPr>
-          <w:t>約4:14</w:t>
-        </w:r>
-      </w:hyperlink>
-      <w:r>
-        <w:rPr>
-          <w:lang w:val="zh_TW" w:bidi="zh_TW"/>
-        </w:rPr>
-        <w:t>）。蓄水池中所收集的雨水的水質相對較差，而那些可以汲取「活」水（即流動的水）的水井水質較好，這一區別有助於澄清耶穌向撒馬利亞婦人說提供「活水」時的對話（</w:t>
-      </w:r>
-      <w:hyperlink r:id="rId26">
-        <w:r>
-          <w:rPr>
-            <w:lang w:val="zh_TW" w:bidi="zh_TW"/>
-          </w:rPr>
-          <w:rPr>
-            <w:color w:val="0000EE"/>
-            <w:u w:val="single"/>
-          </w:rPr>
-          <w:t>約4:10–15</w:t>
-        </w:r>
-      </w:hyperlink>
-      <w:r>
-        <w:rPr>
-          <w:lang w:val="zh_TW" w:bidi="zh_TW"/>
-        </w:rPr>
-        <w:t>）。</w:t>
+        <w:t>隨著時間的推移，大型牲畜與實物作為交換媒介顯得笨重不便，金屬</w:t>
+      </w:r>
+      <w:r>
+        <w:rPr>
+          <w:lang w:val="zh_TW" w:bidi="zh_TW"/>
+        </w:rPr>
+        <w:t>因此逐漸受到青睞</w:t>
+      </w:r>
+      <w:r>
+        <w:rPr>
+          <w:lang w:val="zh_TW" w:bidi="zh_TW"/>
+        </w:rPr>
+        <w:t>。然而，大量貴金屬的運輸仍是一大難題，因此人們需要設計出便於辨識、取用與存放有價金屬的方式。</w:t>
       </w:r>
     </w:p>
     <w:p>
@@ -642,44 +685,81 @@
       </w:r>
       <w:r>
         <w:rPr>
-          <w:i/>
-          <w:lang w:val="zh_TW" w:bidi="zh_TW"/>
-        </w:rPr>
-        <w:t xml:space="preserve">另見 </w:t>
-      </w:r>
-      <w:r>
-        <w:rPr>
-          <w:lang w:val="zh_TW" w:bidi="zh_TW"/>
-        </w:rPr>
-        <w:t>蓄水池</w:t>
-      </w:r>
-      <w:r>
-        <w:rPr>
-          <w:lang w:val="zh_TW" w:bidi="zh_TW"/>
-        </w:rPr>
-        <w:t>；</w:t>
-      </w:r>
-      <w:r>
-        <w:rPr>
-          <w:lang w:val="zh_TW" w:bidi="zh_TW"/>
-        </w:rPr>
-        <w:t>雅各井</w:t>
-      </w:r>
-      <w:r>
-        <w:rPr>
-          <w:lang w:val="zh_TW" w:bidi="zh_TW"/>
-        </w:rPr>
-        <w:t>。</w:t>
-      </w:r>
-      <w:r>
-        <w:rPr>
-          <w:lang w:val="zh_TW" w:bidi="zh_TW"/>
-        </w:rPr>
-      </w:r>
-      <w:r>
-        <w:rPr>
-          <w:lang w:val="zh_TW" w:bidi="zh_TW"/>
-        </w:rPr>
+          <w:lang w:val="zh_TW" w:bidi="zh_TW"/>
+        </w:rPr>
+        <w:t>多年來，交易用金屬被設計為較一致的形狀。埃及浮雕顯示出銀可堆疊或捆綁成束；雅各的兒子們從埃及買糧，也可能是以類似方式運送銀錢（</w:t>
+      </w:r>
+      <w:hyperlink r:id="rId25">
+        <w:r>
+          <w:rPr>
+            <w:lang w:val="zh_TW" w:bidi="zh_TW"/>
+          </w:rPr>
+          <w:rPr>
+            <w:color w:val="0000EE"/>
+            <w:u w:val="single"/>
+          </w:rPr>
+          <w:t>創42:35</w:t>
+        </w:r>
+      </w:hyperlink>
+      <w:r>
+        <w:rPr>
+          <w:lang w:val="zh_TW" w:bidi="zh_TW"/>
+        </w:rPr>
+        <w:t>）。大約在公元前1500年，已有鑄成錠、條、舌形或動物頭形的金屬塊流通，亦有金圓片與金線圈。最受歡迎、也最容易被接受的金屬貨幣形式，往往是那些野被設計為首飾的物件。米甸人的戰利品中包括金鍊子、手鐲、印戒與耳環（</w:t>
+      </w:r>
+      <w:hyperlink r:id="rId26">
+        <w:r>
+          <w:rPr>
+            <w:lang w:val="zh_TW" w:bidi="zh_TW"/>
+          </w:rPr>
+          <w:rPr>
+            <w:color w:val="0000EE"/>
+            <w:u w:val="single"/>
+          </w:rPr>
+          <w:t>民31:50</w:t>
+        </w:r>
+      </w:hyperlink>
+      <w:r>
+        <w:rPr>
+          <w:lang w:val="zh_TW" w:bidi="zh_TW"/>
+        </w:rPr>
+        <w:t>）。其中手鐲與戒指很可能具有相對標準化的重量，因而可直接充當貨幣使用。利百加從未婚夫所得的禮物，也以特定重量呈現：半舍客勒重的金環，以及兩個共重十舍客勒的金手鐲（</w:t>
+      </w:r>
+      <w:hyperlink r:id="rId27">
+        <w:r>
+          <w:rPr>
+            <w:lang w:val="zh_TW" w:bidi="zh_TW"/>
+          </w:rPr>
+          <w:rPr>
+            <w:color w:val="0000EE"/>
+            <w:u w:val="single"/>
+          </w:rPr>
+          <w:t>創24:22</w:t>
+        </w:r>
+      </w:hyperlink>
+      <w:r>
+        <w:rPr>
+          <w:lang w:val="zh_TW" w:bidi="zh_TW"/>
+        </w:rPr>
+        <w:t>）。約伯從親族那裡得到一個金環（</w:t>
+      </w:r>
+      <w:hyperlink r:id="rId24">
+        <w:r>
+          <w:rPr>
+            <w:lang w:val="zh_TW" w:bidi="zh_TW"/>
+          </w:rPr>
+          <w:rPr>
+            <w:color w:val="0000EE"/>
+            <w:u w:val="single"/>
+          </w:rPr>
+          <w:t>伯42:11</w:t>
+        </w:r>
+      </w:hyperlink>
+      <w:r>
+        <w:rPr>
+          <w:lang w:val="zh_TW" w:bidi="zh_TW"/>
+        </w:rPr>
+        <w:t>），若金環不代表某種固定貨幣的價值，眾人不太可能不約而同送出同類型的禮物。</w:t>
       </w:r>
     </w:p>
     <w:p>
@@ -689,21 +769,35 @@
           <w:lang w:val="zh_TW" w:bidi="zh_TW"/>
         </w:rPr>
       </w:r>
-    </w:p>
-    <w:p>
-      <w:pPr>
-        <w:pStyle w:val="Heading2"/>
-      </w:pPr>
-      <w:r>
-        <w:rPr>
-          <w:lang w:val="zh_TW" w:bidi="zh_TW"/>
-        </w:rPr>
-        <w:t>敬拜</w:t>
-      </w:r>
-      <w:r>
-        <w:rPr>
-          <w:lang w:val="zh_TW" w:bidi="zh_TW"/>
-        </w:rPr>
+      <w:hyperlink r:id="rId28">
+        <w:r>
+          <w:rPr>
+            <w:lang w:val="zh_TW" w:bidi="zh_TW"/>
+          </w:rPr>
+          <w:rPr>
+            <w:color w:val="0000EE"/>
+            <w:u w:val="single"/>
+          </w:rPr>
+          <w:t>申命記十四章25節</w:t>
+        </w:r>
+      </w:hyperlink>
+      <w:r>
+        <w:rPr>
+          <w:lang w:val="zh_TW" w:bidi="zh_TW"/>
+        </w:rPr>
+        <w:t>中提到「</w:t>
+      </w:r>
+      <w:r>
+        <w:rPr>
+          <w:lang w:val="zh_TW" w:bidi="zh_TW"/>
+        </w:rPr>
+        <w:t>將銀子包起來</w:t>
+      </w:r>
+      <w:r>
+        <w:rPr>
+          <w:lang w:val="zh_TW" w:bidi="zh_TW"/>
+        </w:rPr>
+        <w:t>」，這暗示著可以將銀條綁在一起或將銀環串起來。無論是哪種方式，運輸都會更加方便。</w:t>
       </w:r>
     </w:p>
     <w:p>
@@ -717,18 +811,67 @@
         <w:rPr>
           <w:lang w:val="zh_TW" w:bidi="zh_TW"/>
         </w:rPr>
-        <w:t>向神表達尊崇與敬愛。</w:t>
-      </w:r>
-    </w:p>
-    <w:p>
-      <w:pPr>
-        <w:pStyle w:val="Heading3"/>
-      </w:pPr>
-      <w:r>
-        <w:rPr>
-          <w:lang w:val="zh_TW" w:bidi="zh_TW"/>
-        </w:rPr>
-        <w:t>舊約聖經中的敬拜</w:t>
+        <w:t>摩西時代提到的銀重量價值可以從購買力的角度來理解。一隻公羊可以用兩舍客勒購買，而五十舍客勒是約一賀梅珥（homer）大麥的價格（</w:t>
+      </w:r>
+      <w:hyperlink r:id="rId29">
+        <w:r>
+          <w:rPr>
+            <w:lang w:val="zh_TW" w:bidi="zh_TW"/>
+          </w:rPr>
+          <w:rPr>
+            <w:color w:val="0000EE"/>
+            <w:u w:val="single"/>
+          </w:rPr>
+          <w:t>利27:16</w:t>
+        </w:r>
+      </w:hyperlink>
+      <w:r>
+        <w:rPr>
+          <w:lang w:val="zh_TW" w:bidi="zh_TW"/>
+        </w:rPr>
+        <w:t>）。在以利沙的時代的豐收年，一舍客勒可以買到一</w:t>
+      </w:r>
+      <w:r>
+        <w:rPr>
+          <w:lang w:val="zh_TW" w:bidi="zh_TW"/>
+        </w:rPr>
+        <w:t>細亞（seah）</w:t>
+      </w:r>
+      <w:r>
+        <w:rPr>
+          <w:lang w:val="zh_TW" w:bidi="zh_TW"/>
+        </w:rPr>
+        <w:t>細麵或二</w:t>
+      </w:r>
+      <w:r>
+        <w:rPr>
+          <w:lang w:val="zh_TW" w:bidi="zh_TW"/>
+        </w:rPr>
+        <w:t>細亞</w:t>
+      </w:r>
+      <w:r>
+        <w:rPr>
+          <w:lang w:val="zh_TW" w:bidi="zh_TW"/>
+        </w:rPr>
+        <w:t>的大麥（</w:t>
+      </w:r>
+      <w:hyperlink r:id="rId30">
+        <w:r>
+          <w:rPr>
+            <w:lang w:val="zh_TW" w:bidi="zh_TW"/>
+          </w:rPr>
+          <w:rPr>
+            <w:color w:val="0000EE"/>
+            <w:u w:val="single"/>
+          </w:rPr>
+          <w:t>王下7:16</w:t>
+        </w:r>
+      </w:hyperlink>
+      <w:r>
+        <w:rPr>
+          <w:lang w:val="zh_TW" w:bidi="zh_TW"/>
+        </w:rPr>
+        <w:t>）。當然，這類貨幣估值會受到供需問題等經濟因素的影響。</w:t>
       </w:r>
     </w:p>
     <w:p>
@@ -742,7 +885,7 @@
         <w:rPr>
           <w:lang w:val="zh_TW" w:bidi="zh_TW"/>
         </w:rPr>
-        <w:t>從亞伯拉罕到以斯拉的約1,500年間（約公元前1900–450年），古代以色列的敬拜形式經歷了許多重大變化。亞伯拉罕過著遊牧生活，每當神向他顯現，他就築壇獻祭。到了摩西時代，會幕成為可移動的聖所，供在曠野行進的以色列各支派使用。所羅門在耶路撒冷建造聖殿，這座聖殿屹立了三個多世紀，直到公元前586年被巴比倫人毀壞。猶太人從被擄之地歸回後，又重建了一座聖殿，後來大希律（Herod the Great）進一步修建和擴建。雖然羅馬人在公元70年毀掉了整個聖殿建築群，但其地基仍然保留下來。直到今天，猶太人仍在西牆（Western Wall，又稱哭牆〔Wailing Wall〕）禱告。</w:t>
+        <w:t>目測估算在判斷貨幣價值時並不準確，且毫無疑問，在金屬稱重和檢查中，欺詐行為相當普遍。稱重是重大交易的必要程序，但也十分耗時。為確保重量——通常是青銅、鐵或經加工的石塊——的準確度，這些石塊上常帶有某種印記。這種做法一旦普及，人們就能很自然就會進一步將印記標記在作為貨幣的金屬物件本身（如舌形塊、金屬條、手鐲等）上。下一步，便是把銀塊加以打印以證明其貨幣價值，這就是硬幣的前身。在被擄時期以前的古代近東並無硬幣的概念。因此，任何在此之前提到的金錢，無論有無印記，都指的是金條、手鐲、戒指或其它金屬物品。</w:t>
       </w:r>
     </w:p>
     <w:p>
@@ -756,7 +899,7 @@
         <w:rPr>
           <w:lang w:val="zh_TW" w:bidi="zh_TW"/>
         </w:rPr>
-        <w:t>雖然敬拜的形式隨著時代和處境而改變，但敬拜的核心始終沒有改變。神向亞伯拉罕顯現，應許把迦南地賜給他的後裔。亞伯拉罕則藉著禱告和獻祭表明自己的信心。在整個聖經時期，聆聽神的話語、禱告和獻祭一直是敬拜的核心內容。以色列人始終牢記神向亞伯拉罕所作的應許，因為這些應許是以色列成為一個民族的根基，也是他們得迦南地為業的權利。</w:t>
+        <w:t>最早的鑄幣來自小亞細亞的呂底亞王國，傳統上歸功於該地極富有的統治者哥羅塞（Croesus；公元前560至546年）。呂底亞硬幣多以銀金礦（electrum，天然金銀合金）鑄造，上面刻有獅子和公牛的圖案；與多數早期硬幣相似，其背面僅有一個打孔印記。</w:t>
       </w:r>
     </w:p>
     <w:p>
@@ -770,43 +913,7 @@
         <w:rPr>
           <w:lang w:val="zh_TW" w:bidi="zh_TW"/>
         </w:rPr>
-        <w:t>以色列各家會按時上耶路撒冷的聖殿。男嬰出生後第八天要受割禮，作為加入以色列百姓的記號。之後過了一兩個月，嬰孩的母親便前往聖殿獻祭（</w:t>
-      </w:r>
-      <w:hyperlink r:id="rId27">
-        <w:r>
-          <w:rPr>
-            <w:lang w:val="zh_TW" w:bidi="zh_TW"/>
-          </w:rPr>
-          <w:rPr>
-            <w:color w:val="0000EE"/>
-            <w:u w:val="single"/>
-          </w:rPr>
-          <w:t>利12章</w:t>
-        </w:r>
-      </w:hyperlink>
-      <w:r>
-        <w:rPr>
-          <w:lang w:val="zh_TW" w:bidi="zh_TW"/>
-        </w:rPr>
-        <w:t>；參</w:t>
-      </w:r>
-      <w:hyperlink r:id="rId28">
-        <w:r>
-          <w:rPr>
-            <w:lang w:val="zh_TW" w:bidi="zh_TW"/>
-          </w:rPr>
-          <w:rPr>
-            <w:color w:val="0000EE"/>
-            <w:u w:val="single"/>
-          </w:rPr>
-          <w:t>路2:22–24</w:t>
-        </w:r>
-      </w:hyperlink>
-      <w:r>
-        <w:rPr>
-          <w:lang w:val="zh_TW" w:bidi="zh_TW"/>
-        </w:rPr>
-        <w:t>）。</w:t>
+        <w:t>最初硬幣不僅代表價值，其重量本身也相當於其所含金銀的價值。因此，許多早期硬幣曾受到一些古代懷疑者的嚴格測試，他們希望確保硬幣是純銀，而非外部鍍銀的廉價金屬。</w:t>
       </w:r>
     </w:p>
     <w:p>
@@ -820,61 +927,7 @@
         <w:rPr>
           <w:lang w:val="zh_TW" w:bidi="zh_TW"/>
         </w:rPr>
-        <w:t>在羊羔和牛犢出生的季節，人們會獻上牲畜為祭。每隻母羊或母牛所生的頭生羊羔或頭生牛犢，都要獻給神作祭物（</w:t>
-      </w:r>
-      <w:hyperlink r:id="rId29">
-        <w:r>
-          <w:rPr>
-            <w:lang w:val="zh_TW" w:bidi="zh_TW"/>
-          </w:rPr>
-          <w:rPr>
-            <w:color w:val="0000EE"/>
-            <w:u w:val="single"/>
-          </w:rPr>
-          <w:t>出22:30</w:t>
-        </w:r>
-      </w:hyperlink>
-      <w:r>
-        <w:rPr>
-          <w:lang w:val="zh_TW" w:bidi="zh_TW"/>
-        </w:rPr>
-        <w:t>）。同樣，在收割開始時，人們要獻上初熟的土產；到了收成結束時，又要把全部收成的十分之一（也就是十一奉獻），交給祭司作為他們事奉神的分（</w:t>
-      </w:r>
-      <w:hyperlink r:id="rId30">
-        <w:r>
-          <w:rPr>
-            <w:lang w:val="zh_TW" w:bidi="zh_TW"/>
-          </w:rPr>
-          <w:rPr>
-            <w:color w:val="0000EE"/>
-            <w:u w:val="single"/>
-          </w:rPr>
-          <w:t>民18:21–32</w:t>
-        </w:r>
-      </w:hyperlink>
-      <w:r>
-        <w:rPr>
-          <w:lang w:val="zh_TW" w:bidi="zh_TW"/>
-        </w:rPr>
-        <w:t>）。</w:t>
-      </w:r>
-      <w:hyperlink r:id="rId31">
-        <w:r>
-          <w:rPr>
-            <w:lang w:val="zh_TW" w:bidi="zh_TW"/>
-          </w:rPr>
-          <w:rPr>
-            <w:color w:val="0000EE"/>
-            <w:u w:val="single"/>
-          </w:rPr>
-          <w:t>申命記二十六章5至15節</w:t>
-        </w:r>
-      </w:hyperlink>
-      <w:r>
-        <w:rPr>
-          <w:lang w:val="zh_TW" w:bidi="zh_TW"/>
-        </w:rPr>
-        <w:t>記載了一篇適合在這些場合使用的禱告。</w:t>
+        <w:t>銀或金的純度也會影響硬幣的流通與接受程度。故在希臘羅馬時期，泰爾所發行的「四德拉克馬」（tetradrachma）因金屬純度而成了最廣泛被接受的銀幣之一。</w:t>
       </w:r>
     </w:p>
     <w:p>
@@ -888,133 +941,7 @@
         <w:rPr>
           <w:lang w:val="zh_TW" w:bidi="zh_TW"/>
         </w:rPr>
-        <w:t>有時，人也會因個人的緣故獻祭。在危難中，人可能向神許願，並藉著獻祭表明自己的誓願（</w:t>
-      </w:r>
-      <w:hyperlink r:id="rId32">
-        <w:r>
-          <w:rPr>
-            <w:lang w:val="zh_TW" w:bidi="zh_TW"/>
-          </w:rPr>
-          <w:rPr>
-            <w:color w:val="0000EE"/>
-            <w:u w:val="single"/>
-          </w:rPr>
-          <w:t>創28:18–22</w:t>
-        </w:r>
-      </w:hyperlink>
-      <w:r>
-        <w:rPr>
-          <w:lang w:val="zh_TW" w:bidi="zh_TW"/>
-        </w:rPr>
-        <w:t>；</w:t>
-      </w:r>
-      <w:hyperlink r:id="rId33">
-        <w:r>
-          <w:rPr>
-            <w:lang w:val="zh_TW" w:bidi="zh_TW"/>
-          </w:rPr>
-          <w:rPr>
-            <w:color w:val="0000EE"/>
-            <w:u w:val="single"/>
-          </w:rPr>
-          <w:t>撒上1:10–11</w:t>
-        </w:r>
-      </w:hyperlink>
-      <w:r>
-        <w:rPr>
-          <w:lang w:val="zh_TW" w:bidi="zh_TW"/>
-        </w:rPr>
-        <w:t>）。當神應允禱告後，人通常會再獻祭一次（</w:t>
-      </w:r>
-      <w:hyperlink r:id="rId34">
-        <w:r>
-          <w:rPr>
-            <w:lang w:val="zh_TW" w:bidi="zh_TW"/>
-          </w:rPr>
-          <w:rPr>
-            <w:color w:val="0000EE"/>
-            <w:u w:val="single"/>
-          </w:rPr>
-          <w:t>創35:3</w:t>
-        </w:r>
-      </w:hyperlink>
-      <w:r>
-        <w:rPr>
-          <w:lang w:val="zh_TW" w:bidi="zh_TW"/>
-        </w:rPr>
-        <w:t>、</w:t>
-      </w:r>
-      <w:hyperlink r:id="rId34">
-        <w:r>
-          <w:rPr>
-            <w:lang w:val="zh_TW" w:bidi="zh_TW"/>
-          </w:rPr>
-          <w:rPr>
-            <w:color w:val="0000EE"/>
-            <w:u w:val="single"/>
-          </w:rPr>
-          <w:t>14</w:t>
-        </w:r>
-      </w:hyperlink>
-      <w:r>
-        <w:rPr>
-          <w:lang w:val="zh_TW" w:bidi="zh_TW"/>
-        </w:rPr>
-        <w:t>；</w:t>
-      </w:r>
-      <w:hyperlink r:id="rId35">
-        <w:r>
-          <w:rPr>
-            <w:lang w:val="zh_TW" w:bidi="zh_TW"/>
-          </w:rPr>
-          <w:rPr>
-            <w:color w:val="0000EE"/>
-            <w:u w:val="single"/>
-          </w:rPr>
-          <w:t>撒上1:24–25</w:t>
-        </w:r>
-      </w:hyperlink>
-      <w:r>
-        <w:rPr>
-          <w:lang w:val="zh_TW" w:bidi="zh_TW"/>
-        </w:rPr>
-        <w:t>）。人犯了嚴重的罪，或患了嚴重的疾病，也需要獻祭（</w:t>
-      </w:r>
-      <w:hyperlink r:id="rId36">
-        <w:r>
-          <w:rPr>
-            <w:lang w:val="zh_TW" w:bidi="zh_TW"/>
-          </w:rPr>
-          <w:rPr>
-            <w:color w:val="0000EE"/>
-            <w:u w:val="single"/>
-          </w:rPr>
-          <w:t>利4–5</w:t>
-        </w:r>
-      </w:hyperlink>
-      <w:r>
-        <w:rPr>
-          <w:lang w:val="zh_TW" w:bidi="zh_TW"/>
-        </w:rPr>
-        <w:t>，</w:t>
-      </w:r>
-      <w:hyperlink r:id="rId37">
-        <w:r>
-          <w:rPr>
-            <w:lang w:val="zh_TW" w:bidi="zh_TW"/>
-          </w:rPr>
-          <w:rPr>
-            <w:color w:val="0000EE"/>
-            <w:u w:val="single"/>
-          </w:rPr>
-          <w:t>13–15章</w:t>
-        </w:r>
-      </w:hyperlink>
-      <w:r>
-        <w:rPr>
-          <w:lang w:val="zh_TW" w:bidi="zh_TW"/>
-        </w:rPr>
-        <w:t>）。</w:t>
+        <w:t>硬幣的使用並未使稱重完全消失；因自硬幣在公元前六世紀硬幣出現以來，刮削、剪邊的詐騙行為極為常見，並困擾著後續所有的鑄幣。直到十八世紀末的英國，藉著在較貴重的硬幣邊緣刻溝（milling / reeding）的工藝，才有效抑制此問題。</w:t>
       </w:r>
     </w:p>
     <w:p>
@@ -1028,7 +955,25 @@
         <w:rPr>
           <w:lang w:val="zh_TW" w:bidi="zh_TW"/>
         </w:rPr>
-        <w:t>敬拜的人會把祭牲牽到聖殿的院子裡，站在祭司面前，把手按在祭牲頭上，表示這祭牲代表自己，並承認自己的罪，或說明獻祭的原因。接著，敬拜的人親手宰殺祭牲，並把牠分割開來，交給祭司放在巨大的銅祭壇上焚燒。有些祭（燔祭）需要把整隻祭牲完全燒在壇上。另一些祭則會把部分肉留給祭司，其餘由獻祭的人和家人一同吃用。但無論是哪一種祭，獻祭的人都要親手宰殺自己羊群或牛群中的祭牲。這些祭禮以具體而深刻的方式顯明罪的代價，以及敬拜的人所應承擔的責任。當敬拜的人宰殺祭牲時，他會想到，若不是神准許以祭牲代替自己獻上，因罪而死的本來應該是他自己。</w:t>
+        <w:t>在公元前六世紀，當猶太人自巴比倫被擄歸回時，硬幣以及其它形式的金銀也用於重建耶路撒冷聖殿的捐獻中。文中提到的金幣為「達利克（daric）」；此詞顯然是源於波斯大流士一世（Darius I ，公元前521–486年）之名，並廣為通行，甚至出現在較晚撰寫、卻追述更早時代的經文中（參</w:t>
+      </w:r>
+      <w:hyperlink r:id="rId31">
+        <w:r>
+          <w:rPr>
+            <w:lang w:val="zh_TW" w:bidi="zh_TW"/>
+          </w:rPr>
+          <w:rPr>
+            <w:color w:val="0000EE"/>
+            <w:u w:val="single"/>
+          </w:rPr>
+          <w:t>代上29:7</w:t>
+        </w:r>
+      </w:hyperlink>
+      <w:r>
+        <w:rPr>
+          <w:lang w:val="zh_TW" w:bidi="zh_TW"/>
+        </w:rPr>
+        <w:t>）。</w:t>
       </w:r>
     </w:p>
     <w:p>
@@ -1042,79 +987,7 @@
         <w:rPr>
           <w:lang w:val="zh_TW" w:bidi="zh_TW"/>
         </w:rPr>
-        <w:t>所有成年男子每年都要上聖殿參加全國性的節期三次（</w:t>
-      </w:r>
-      <w:hyperlink r:id="rId38">
-        <w:r>
-          <w:rPr>
-            <w:lang w:val="zh_TW" w:bidi="zh_TW"/>
-          </w:rPr>
-          <w:rPr>
-            <w:color w:val="0000EE"/>
-            <w:u w:val="single"/>
-          </w:rPr>
-          <w:t>出23:17</w:t>
-        </w:r>
-      </w:hyperlink>
-      <w:r>
-        <w:rPr>
-          <w:lang w:val="zh_TW" w:bidi="zh_TW"/>
-        </w:rPr>
-        <w:t>；</w:t>
-      </w:r>
-      <w:hyperlink r:id="rId39">
-        <w:r>
-          <w:rPr>
-            <w:lang w:val="zh_TW" w:bidi="zh_TW"/>
-          </w:rPr>
-          <w:rPr>
-            <w:color w:val="0000EE"/>
-            <w:u w:val="single"/>
-          </w:rPr>
-          <w:t>申16:16</w:t>
-        </w:r>
-      </w:hyperlink>
-      <w:r>
-        <w:rPr>
-          <w:lang w:val="zh_TW" w:bidi="zh_TW"/>
-        </w:rPr>
-        <w:t>）：逾越節（四月舉行）、七七節（五月舉行）和住棚節（十月舉行）。如果情況許可，全家人都會一同前往；但如果他們住得離耶路撒冷太遠，通常只會參加其中一個節期（</w:t>
-      </w:r>
-      <w:hyperlink r:id="rId40">
-        <w:r>
-          <w:rPr>
-            <w:lang w:val="zh_TW" w:bidi="zh_TW"/>
-          </w:rPr>
-          <w:rPr>
-            <w:color w:val="0000EE"/>
-            <w:u w:val="single"/>
-          </w:rPr>
-          <w:t>撒上1:3</w:t>
-        </w:r>
-      </w:hyperlink>
-      <w:r>
-        <w:rPr>
-          <w:lang w:val="zh_TW" w:bidi="zh_TW"/>
-        </w:rPr>
-        <w:t>；</w:t>
-      </w:r>
-      <w:hyperlink r:id="rId41">
-        <w:r>
-          <w:rPr>
-            <w:lang w:val="zh_TW" w:bidi="zh_TW"/>
-          </w:rPr>
-          <w:rPr>
-            <w:color w:val="0000EE"/>
-            <w:u w:val="single"/>
-          </w:rPr>
-          <w:t>路2:41</w:t>
-        </w:r>
-      </w:hyperlink>
-      <w:r>
-        <w:rPr>
-          <w:lang w:val="zh_TW" w:bidi="zh_TW"/>
-        </w:rPr>
-        <w:t>）。</w:t>
+        <w:t>在公元前六世紀之前，具備製造硬幣所需技能的工匠很少，因此最早的達里克金幣可能是在撒狄（Sardis）鑄造的。當波斯人佔領該地區時，接管了鑄幣廠，但生產方式仍照舊進行。</w:t>
       </w:r>
     </w:p>
     <w:p>
@@ -1128,7 +1001,7 @@
         <w:rPr>
           <w:lang w:val="zh_TW" w:bidi="zh_TW"/>
         </w:rPr>
-        <w:t>這些節期都是極其盛大的聚會。成千上萬的人會從各地聚集到耶路撒冷。他們有的住在親友家中，有的在城外搭棚居住。聖殿的院子裡擠滿了前來敬拜的人。聖殿的詩班唱著適合節期的詩篇；祭司和利未人則獻上數百隻祭牲（逾越節期間更達數千隻）。有些敬拜的人情緒激昂，不禁跳舞歡慶；另一些性情較為沉穩的人，則滿足於一同唱詩，或安靜地禱告。</w:t>
+        <w:t>波斯帝國西部地區可能較常使用銀幣而非金幣。根據一些傳統說法，鑄幣在希臘埃伊納島（Aegina）發展的時間，大約與呂底亞人首次採用硬幣概念的時期相當。目前出土可考的最早希臘銀幣之一可追溯至公元前六世紀，鑄造於希臘北部。</w:t>
       </w:r>
     </w:p>
     <w:p>
@@ -1142,43 +1015,7 @@
         <w:rPr>
           <w:lang w:val="zh_TW" w:bidi="zh_TW"/>
         </w:rPr>
-        <w:t>這些主要節期都是充滿歡樂的日子，因為它們慶祝神把以色列人從埃及拯救出來。在逾越節期間，每個家庭都要吃烤羊羔和苦菜，重現祖先離開埃及前所吃的最後一餐（</w:t>
-      </w:r>
-      <w:hyperlink r:id="rId42">
-        <w:r>
-          <w:rPr>
-            <w:lang w:val="zh_TW" w:bidi="zh_TW"/>
-          </w:rPr>
-          <w:rPr>
-            <w:color w:val="0000EE"/>
-            <w:u w:val="single"/>
-          </w:rPr>
-          <w:t>出12章</w:t>
-        </w:r>
-      </w:hyperlink>
-      <w:r>
-        <w:rPr>
-          <w:lang w:val="zh_TW" w:bidi="zh_TW"/>
-        </w:rPr>
-        <w:t>）。在住棚節期間，人們要用樹枝搭建棚子，並在裡面住七天，藉此記念以色列人在曠野漂流40年間住在帳棚裡的日子（</w:t>
-      </w:r>
-      <w:hyperlink r:id="rId43">
-        <w:r>
-          <w:rPr>
-            <w:lang w:val="zh_TW" w:bidi="zh_TW"/>
-          </w:rPr>
-          <w:rPr>
-            <w:color w:val="0000EE"/>
-            <w:u w:val="single"/>
-          </w:rPr>
-          <w:t>利23:39–43</w:t>
-        </w:r>
-      </w:hyperlink>
-      <w:r>
-        <w:rPr>
-          <w:lang w:val="zh_TW" w:bidi="zh_TW"/>
-        </w:rPr>
-        <w:t>）。這些盛大的節期不斷提醒以色列人：神曾救他們脫離埃及的奴役，又照著祂對亞伯拉罕的應許，把迦南地賜給他們。</w:t>
+        <w:t>當時流通的還有公元前五世紀雅典四德拉克馬硬幣，其正反兩面皆有模具，硬幣上描繪了雅典娜女神（Athena）頭像和雅典娜的貓頭鷹（Owl of Athena）。</w:t>
       </w:r>
     </w:p>
     <w:p>
@@ -1192,25 +1029,7 @@
         <w:rPr>
           <w:lang w:val="zh_TW" w:bidi="zh_TW"/>
         </w:rPr>
-        <w:t>這三個節期各持續一週，但一年之中有一天完全不同，那就是贖罪日。這一天，人人都要禁食，並為自己的罪憂傷。當天，大祭司會把手按在一隻山羊頭上，承認全體百姓的罪。之後，那隻山羊會被帶到曠野去，象徵罪已從百姓當中除去（</w:t>
-      </w:r>
-      <w:hyperlink r:id="rId44">
-        <w:r>
-          <w:rPr>
-            <w:lang w:val="zh_TW" w:bidi="zh_TW"/>
-          </w:rPr>
-          <w:rPr>
-            <w:color w:val="0000EE"/>
-            <w:u w:val="single"/>
-          </w:rPr>
-          <w:t>利16章</w:t>
-        </w:r>
-      </w:hyperlink>
-      <w:r>
-        <w:rPr>
-          <w:lang w:val="zh_TW" w:bidi="zh_TW"/>
-        </w:rPr>
-        <w:t>）。</w:t>
+        <w:t>雖然許多同時期硬幣的含銀量下降，雅典四德拉克馬卻長期維持高純度；在政治動盪、地方貨幣純度可疑的地區，自然提高了其接受度。由於含銀量穩定，且希臘勢力迅速擴張，雅典四德拉克馬在約二百年間幾乎是以同一方式持續鑄造並使用；許多這類硬幣在整個東地中海地區的寶藏中都有出土。</w:t>
       </w:r>
     </w:p>
     <w:p>
@@ -1224,54 +1043,7 @@
         <w:rPr>
           <w:lang w:val="zh_TW" w:bidi="zh_TW"/>
         </w:rPr>
-        <w:t>第一座聖殿被毀後不久，猶太會堂逐漸發展成為公開敬拜的場所。會堂中的聚會與現代教會的崇拜較為相似，內容包括禱告、誦讀聖經和講道。會堂裡不獻祭。到了公元70年，第二座聖殿被毀後，猶太會堂成了猶太人唯一可以公開敬拜的地方。從那時起，也不再有獻祭的制度。新約聖經認為這是合宜的，因為耶穌是真正的神的羔羊（</w:t>
-      </w:r>
-      <w:hyperlink r:id="rId45">
-        <w:r>
-          <w:rPr>
-            <w:lang w:val="zh_TW" w:bidi="zh_TW"/>
-          </w:rPr>
-          <w:rPr>
-            <w:color w:val="0000EE"/>
-            <w:u w:val="single"/>
-          </w:rPr>
-          <w:t>約1:29</w:t>
-        </w:r>
-      </w:hyperlink>
-      <w:r>
-        <w:rPr>
-          <w:lang w:val="zh_TW" w:bidi="zh_TW"/>
-        </w:rPr>
-        <w:t>）；祂既已受死，就不再需要獻上其它祭牲了（</w:t>
-      </w:r>
-      <w:hyperlink r:id="rId46">
-        <w:r>
-          <w:rPr>
-            <w:lang w:val="zh_TW" w:bidi="zh_TW"/>
-          </w:rPr>
-          <w:rPr>
-            <w:color w:val="0000EE"/>
-            <w:u w:val="single"/>
-          </w:rPr>
-          <w:t>來10:11–12</w:t>
-        </w:r>
-      </w:hyperlink>
-      <w:r>
-        <w:rPr>
-          <w:lang w:val="zh_TW" w:bidi="zh_TW"/>
-        </w:rPr>
-        <w:t>）。</w:t>
-      </w:r>
-    </w:p>
-    <w:p>
-      <w:pPr>
-        <w:pStyle w:val="Heading3"/>
-      </w:pPr>
-      <w:r>
-        <w:rPr>
-          <w:lang w:val="zh_TW" w:bidi="zh_TW"/>
-        </w:rPr>
-        <w:t>新約聖經中的敬拜</w:t>
+        <w:t>毫無疑問，到公元前四世紀時，猶太地已有當地的鑄幣廠，因考古發掘出了仿雅典四德拉克馬的銀幣，但其上刻有「伊胡得（Jehud）」字樣。</w:t>
       </w:r>
     </w:p>
     <w:p>
@@ -1285,79 +1057,7 @@
         <w:rPr>
           <w:lang w:val="zh_TW" w:bidi="zh_TW"/>
         </w:rPr>
-        <w:t>猶太人過於依賴聖殿這個實體場所來敬拜。耶穌來到世上後宣告，祂自己就是神的殿；祂復活以後，要成為屬靈的居所，使神（聖靈）與人能在靈裡彼此交通（見</w:t>
-      </w:r>
-      <w:hyperlink r:id="rId47">
-        <w:r>
-          <w:rPr>
-            <w:lang w:val="zh_TW" w:bidi="zh_TW"/>
-          </w:rPr>
-          <w:rPr>
-            <w:color w:val="0000EE"/>
-            <w:u w:val="single"/>
-          </w:rPr>
-          <w:t>太12:6</w:t>
-        </w:r>
-      </w:hyperlink>
-      <w:r>
-        <w:rPr>
-          <w:lang w:val="zh_TW" w:bidi="zh_TW"/>
-        </w:rPr>
-        <w:t>；</w:t>
-      </w:r>
-      <w:hyperlink r:id="rId48">
-        <w:r>
-          <w:rPr>
-            <w:lang w:val="zh_TW" w:bidi="zh_TW"/>
-          </w:rPr>
-          <w:rPr>
-            <w:color w:val="0000EE"/>
-            <w:u w:val="single"/>
-          </w:rPr>
-          <w:t>約2:19–22</w:t>
-        </w:r>
-      </w:hyperlink>
-      <w:r>
-        <w:rPr>
-          <w:lang w:val="zh_TW" w:bidi="zh_TW"/>
-        </w:rPr>
-        <w:t>）。換句話說，敬拜不再是以某個地方為中心，而是以一位人物為中心——敬拜的人藉著耶穌基督和祂的靈，可以直接來到神面前（見</w:t>
-      </w:r>
-      <w:hyperlink r:id="rId49">
-        <w:r>
-          <w:rPr>
-            <w:lang w:val="zh_TW" w:bidi="zh_TW"/>
-          </w:rPr>
-          <w:rPr>
-            <w:color w:val="0000EE"/>
-            <w:u w:val="single"/>
-          </w:rPr>
-          <w:t>約14:6</w:t>
-        </w:r>
-      </w:hyperlink>
-      <w:r>
-        <w:rPr>
-          <w:lang w:val="zh_TW" w:bidi="zh_TW"/>
-        </w:rPr>
-        <w:t>；</w:t>
-      </w:r>
-      <w:hyperlink r:id="rId50">
-        <w:r>
-          <w:rPr>
-            <w:lang w:val="zh_TW" w:bidi="zh_TW"/>
-          </w:rPr>
-          <w:rPr>
-            <w:color w:val="0000EE"/>
-            <w:u w:val="single"/>
-          </w:rPr>
-          <w:t>來10:19–20</w:t>
-        </w:r>
-      </w:hyperlink>
-      <w:r>
-        <w:rPr>
-          <w:lang w:val="zh_TW" w:bidi="zh_TW"/>
-        </w:rPr>
-        <w:t>）。</w:t>
+        <w:t>由於希臘和羅馬時代貿易的廣泛發展，來自大城市的硬幣在地中海沿岸地區普遍被接受。這些硬幣在內陸地區也得到青睞，尤其是商路穿越之處，或屬於較大帝國統治範圍的區域。</w:t>
       </w:r>
     </w:p>
     <w:p>
@@ -1371,133 +1071,7 @@
         <w:rPr>
           <w:lang w:val="zh_TW" w:bidi="zh_TW"/>
         </w:rPr>
-        <w:t>這種敬拜方式的轉變（從有形的轉向屬靈的）正是</w:t>
-      </w:r>
-      <w:hyperlink r:id="rId51">
-        <w:r>
-          <w:rPr>
-            <w:lang w:val="zh_TW" w:bidi="zh_TW"/>
-          </w:rPr>
-          <w:rPr>
-            <w:color w:val="0000EE"/>
-            <w:u w:val="single"/>
-          </w:rPr>
-          <w:t>約翰福音四章</w:t>
-        </w:r>
-      </w:hyperlink>
-      <w:r>
-        <w:rPr>
-          <w:lang w:val="zh_TW" w:bidi="zh_TW"/>
-        </w:rPr>
-        <w:t>的主題，這一章記載了耶穌與撒馬利亞人相遇的經過。耶穌與撒馬利亞婦人談話後，那婦人承認祂必是一位先知，隨即談到猶太人和撒馬利亞人長久以來的爭論：究竟哪裡才是正確的敬拜地點——耶路撒冷還是基利心山。撒馬利亞人根據</w:t>
-      </w:r>
-      <w:hyperlink r:id="rId52">
-        <w:r>
-          <w:rPr>
-            <w:lang w:val="zh_TW" w:bidi="zh_TW"/>
-          </w:rPr>
-          <w:rPr>
-            <w:color w:val="0000EE"/>
-            <w:u w:val="single"/>
-          </w:rPr>
-          <w:t>申命記十一章26至29節</w:t>
-        </w:r>
-      </w:hyperlink>
-      <w:r>
-        <w:rPr>
-          <w:lang w:val="zh_TW" w:bidi="zh_TW"/>
-        </w:rPr>
-        <w:t>和</w:t>
-      </w:r>
-      <w:hyperlink r:id="rId53">
-        <w:r>
-          <w:rPr>
-            <w:lang w:val="zh_TW" w:bidi="zh_TW"/>
-          </w:rPr>
-          <w:rPr>
-            <w:color w:val="0000EE"/>
-            <w:u w:val="single"/>
-          </w:rPr>
-          <w:t>二十七章1至8節</w:t>
-        </w:r>
-      </w:hyperlink>
-      <w:r>
-        <w:rPr>
-          <w:lang w:val="zh_TW" w:bidi="zh_TW"/>
-        </w:rPr>
-        <w:t>，在基利心山設立敬拜的地方；猶太人則遵循大衛和所羅門所確立的傳統，以耶路撒冷作為敬拜的中心。聖經肯定了耶路撒冷才是真正的敬拜中心（</w:t>
-      </w:r>
-      <w:hyperlink r:id="rId54">
-        <w:r>
-          <w:rPr>
-            <w:lang w:val="zh_TW" w:bidi="zh_TW"/>
-          </w:rPr>
-          <w:rPr>
-            <w:color w:val="0000EE"/>
-            <w:u w:val="single"/>
-          </w:rPr>
-          <w:t>申12:5</w:t>
-        </w:r>
-      </w:hyperlink>
-      <w:r>
-        <w:rPr>
-          <w:lang w:val="zh_TW" w:bidi="zh_TW"/>
-        </w:rPr>
-        <w:t>；</w:t>
-      </w:r>
-      <w:hyperlink r:id="rId55">
-        <w:r>
-          <w:rPr>
-            <w:lang w:val="zh_TW" w:bidi="zh_TW"/>
-          </w:rPr>
-          <w:rPr>
-            <w:color w:val="0000EE"/>
-            <w:u w:val="single"/>
-          </w:rPr>
-          <w:t>代下6:6</w:t>
-        </w:r>
-      </w:hyperlink>
-      <w:r>
-        <w:rPr>
-          <w:lang w:val="zh_TW" w:bidi="zh_TW"/>
-        </w:rPr>
-        <w:t>，</w:t>
-      </w:r>
-      <w:hyperlink r:id="rId56">
-        <w:r>
-          <w:rPr>
-            <w:lang w:val="zh_TW" w:bidi="zh_TW"/>
-          </w:rPr>
-          <w:rPr>
-            <w:color w:val="0000EE"/>
-            <w:u w:val="single"/>
-          </w:rPr>
-          <w:t>7:12</w:t>
-        </w:r>
-      </w:hyperlink>
-      <w:r>
-        <w:rPr>
-          <w:lang w:val="zh_TW" w:bidi="zh_TW"/>
-        </w:rPr>
-        <w:t>；</w:t>
-      </w:r>
-      <w:hyperlink r:id="rId57">
-        <w:r>
-          <w:rPr>
-            <w:lang w:val="zh_TW" w:bidi="zh_TW"/>
-          </w:rPr>
-          <w:rPr>
-            <w:color w:val="0000EE"/>
-            <w:u w:val="single"/>
-          </w:rPr>
-          <w:t>詩78:67–68</w:t>
-        </w:r>
-      </w:hyperlink>
-      <w:r>
-        <w:rPr>
-          <w:lang w:val="zh_TW" w:bidi="zh_TW"/>
-        </w:rPr>
-        <w:t>）。然而，耶穌告訴她，一個新的時代已經來到，人不再需要爭論哪個地方才是敬拜的地點。人不再是在耶路撒冷或基利心山敬拜父神。新的時代已經來到，真正敬拜父神的人（無論是猶太人、撒馬利亞人，還是外邦人），都必須用心靈和誠實敬拜祂。</w:t>
+        <w:t>在公元前四世紀末，迦薩、約帕和泰爾設立了鑄幣廠以生產當地貨幣。在這個時期，西頓繼續作為銀幣的重要供應地，這一地位自公元前五世紀以來一直保持不變。</w:t>
       </w:r>
     </w:p>
     <w:p>
@@ -1511,25 +1085,7 @@
         <w:rPr>
           <w:lang w:val="zh_TW" w:bidi="zh_TW"/>
         </w:rPr>
-        <w:t>「用心靈敬拜」對應耶路撒冷；「用誠實敬拜」則對應撒馬利亞人在敬拜、對神的認識等方面的無知觀念。從前，人是在耶路撒冷敬拜神；如今，真正的耶路撒冷乃是在人的靈裡。事實上，教會被稱為「神藉著聖靈居住的所在」（</w:t>
-      </w:r>
-      <w:hyperlink r:id="rId58">
-        <w:r>
-          <w:rPr>
-            <w:lang w:val="zh_TW" w:bidi="zh_TW"/>
-          </w:rPr>
-          <w:rPr>
-            <w:color w:val="0000EE"/>
-            <w:u w:val="single"/>
-          </w:rPr>
-          <w:t>弗2:22</w:t>
-        </w:r>
-      </w:hyperlink>
-      <w:r>
-        <w:rPr>
-          <w:lang w:val="zh_TW" w:bidi="zh_TW"/>
-        </w:rPr>
-        <w:t>）。真正的敬拜不但要求人用自己的靈與神相交（因為神是靈），也要按著真理敬拜。新約時代真正的敬拜，是用心靈和誠實敬拜神。既然「神是個靈」，人就必須用心靈敬拜祂。人有靈，而人的靈與神是靈的本性相呼應。因此，人能在神所在的層面與神相交，也能敬拜神。</w:t>
+        <w:t>當西流古王朝（Seleucids）在公元前198年取得猶太地控制權後，因敘利亞人試圖將猶太人希臘化，一個政治動盪時期便開始了。猶太人對希臘文化的反感與對傳統信仰干涉的抵抗日益升高，終於在馬加比家族之父瑪他提亞的領導下，於公元前167年發起了一場游擊起義。</w:t>
       </w:r>
     </w:p>
     <w:p>
@@ -1543,9 +1099,9 @@
         <w:rPr>
           <w:lang w:val="zh_TW" w:bidi="zh_TW"/>
         </w:rPr>
-        <w:t>從某種意義上來說，</w:t>
-      </w:r>
-      <w:hyperlink r:id="rId51">
+        <w:t>當戰情一度有利於馬加比人時，敘利亞王安提阿古（Antiochus ）授予西門·馬加比（Simon Maccabeus）鑄造自己錢幣的權利（</w:t>
+      </w:r>
+      <w:hyperlink r:id="rId32">
         <w:r>
           <w:rPr>
             <w:lang w:val="zh_TW" w:bidi="zh_TW"/>
@@ -1554,114 +1110,14 @@
             <w:color w:val="0000EE"/>
             <w:u w:val="single"/>
           </w:rPr>
-          <w:t>約翰福音四章</w:t>
+          <w:t>馬加比一書15:6</w:t>
         </w:r>
       </w:hyperlink>
       <w:r>
         <w:rPr>
           <w:lang w:val="zh_TW" w:bidi="zh_TW"/>
         </w:rPr>
-        <w:t>預先展現了</w:t>
-      </w:r>
-      <w:hyperlink r:id="rId59">
-        <w:r>
-          <w:rPr>
-            <w:lang w:val="zh_TW" w:bidi="zh_TW"/>
-          </w:rPr>
-          <w:rPr>
-            <w:color w:val="0000EE"/>
-            <w:u w:val="single"/>
-          </w:rPr>
-          <w:t>啟示錄二十一</w:t>
-        </w:r>
-      </w:hyperlink>
-      <w:r>
-        <w:rPr>
-          <w:lang w:val="zh_TW" w:bidi="zh_TW"/>
-        </w:rPr>
-        <w:t>和</w:t>
-      </w:r>
-      <w:hyperlink r:id="rId60">
-        <w:r>
-          <w:rPr>
-            <w:lang w:val="zh_TW" w:bidi="zh_TW"/>
-          </w:rPr>
-          <w:rPr>
-            <w:color w:val="0000EE"/>
-            <w:u w:val="single"/>
-          </w:rPr>
-          <w:t>二十二章</w:t>
-        </w:r>
-      </w:hyperlink>
-      <w:r>
-        <w:rPr>
-          <w:lang w:val="zh_TW" w:bidi="zh_TW"/>
-        </w:rPr>
-        <w:t>的景象。在那裡，神把生命水的河賜給所有信徒，羔羊和神就是新耶路撒冷的殿。信徒從神領受生命，也在神裡面敬拜祂。飲於聖靈與在聖靈裡敬拜神之間有著深刻，甚至帶有奧祕色彩的聯繫（見</w:t>
-      </w:r>
-      <w:hyperlink r:id="rId61">
-        <w:r>
-          <w:rPr>
-            <w:lang w:val="zh_TW" w:bidi="zh_TW"/>
-          </w:rPr>
-          <w:rPr>
-            <w:color w:val="0000EE"/>
-            <w:u w:val="single"/>
-          </w:rPr>
-          <w:t>林前12:13</w:t>
-        </w:r>
-      </w:hyperlink>
-      <w:r>
-        <w:rPr>
-          <w:lang w:val="zh_TW" w:bidi="zh_TW"/>
-        </w:rPr>
-        <w:t>）。</w:t>
-      </w:r>
-      <w:hyperlink r:id="rId62">
-        <w:r>
-          <w:rPr>
-            <w:lang w:val="zh_TW" w:bidi="zh_TW"/>
-          </w:rPr>
-          <w:rPr>
-            <w:color w:val="0000EE"/>
-            <w:u w:val="single"/>
-          </w:rPr>
-          <w:t>以西結書四十七章</w:t>
-        </w:r>
-      </w:hyperlink>
-      <w:r>
-        <w:rPr>
-          <w:lang w:val="zh_TW" w:bidi="zh_TW"/>
-        </w:rPr>
-        <w:t>也描述了同樣的觀念。那裡描繪一條從神的殿流出的河，象徵神永不止息的供應。在</w:t>
-      </w:r>
-      <w:hyperlink r:id="rId51">
-        <w:r>
-          <w:rPr>
-            <w:lang w:val="zh_TW" w:bidi="zh_TW"/>
-          </w:rPr>
-          <w:rPr>
-            <w:color w:val="0000EE"/>
-            <w:u w:val="single"/>
-          </w:rPr>
-          <w:t>約翰福音四章</w:t>
-        </w:r>
-      </w:hyperlink>
-      <w:r>
-        <w:rPr>
-          <w:lang w:val="zh_TW" w:bidi="zh_TW"/>
-        </w:rPr>
-        <w:t>中，耶穌把活水賜給所有接受神恩賜的人，並引導人來到一座新的殿——不是有形的殿，而是屬靈的殿；人在那裡用心靈敬拜神。</w:t>
-      </w:r>
-      <w:r>
-        <w:rPr>
-          <w:lang w:val="zh_TW" w:bidi="zh_TW"/>
-        </w:rPr>
-      </w:r>
-      <w:r>
-        <w:rPr>
-          <w:lang w:val="zh_TW" w:bidi="zh_TW"/>
-        </w:rPr>
+        <w:t>），但在他能夠利用這一象徵獨立的權利之前，權力的平衡再次改變。猶太地再次成為附庸國，鑄幣許可也迅速被撤回。</w:t>
       </w:r>
     </w:p>
     <w:p>
@@ -1671,21 +1127,11 @@
           <w:lang w:val="zh_TW" w:bidi="zh_TW"/>
         </w:rPr>
       </w:r>
-    </w:p>
-    <w:p>
-      <w:pPr>
-        <w:pStyle w:val="Heading2"/>
-      </w:pPr>
-      <w:r>
-        <w:rPr>
-          <w:lang w:val="zh_TW" w:bidi="zh_TW"/>
-        </w:rPr>
-        <w:t>敬畏神的人</w:t>
-      </w:r>
-      <w:r>
-        <w:rPr>
-          <w:lang w:val="zh_TW" w:bidi="zh_TW"/>
-        </w:rPr>
+      <w:r>
+        <w:rPr>
+          <w:lang w:val="zh_TW" w:bidi="zh_TW"/>
+        </w:rPr>
+        <w:t>西門・馬加比的兒子約翰・許爾堪（John Hyrcanus）成功擊敗衰弱的敘利亞人，並在公元前129年宣告獨立。大約在公元前110年鑄造的小型青銅幣，正面刻有花冠，並附上「約哈難（Johanan）大祭司與猶太人的會眾」的銘文；背面則展示了帶有罌粟頭的雙重豐饒之角（double cornucopia），二者皆是希臘象徵豐饒的圖案。這些錢幣被視為最早出現的猶太錢幣。</w:t>
       </w:r>
     </w:p>
     <w:p>
@@ -1699,61 +1145,7 @@
         <w:rPr>
           <w:lang w:val="zh_TW" w:bidi="zh_TW"/>
         </w:rPr>
-        <w:t>深深尊敬、敬重或畏懼神的人。這種畏懼可能表現為：</w:t>
-      </w:r>
-    </w:p>
-    <w:p>
-      <w:pPr>
-        <w:pStyle w:val="ListBullet"/>
-        <w:spacing w:line="240" w:lineRule="auto"/>
-        <w:ind w:left="720"/>
-      </w:pPr>
-      <w:r>
-        <w:rPr>
-          <w:lang w:val="zh_TW" w:bidi="zh_TW"/>
-        </w:rPr>
-      </w:r>
-      <w:r>
-        <w:rPr>
-          <w:lang w:val="zh_TW" w:bidi="zh_TW"/>
-        </w:rPr>
-        <w:t>表示尊敬的稱呼</w:t>
-      </w:r>
-    </w:p>
-    <w:p>
-      <w:pPr>
-        <w:pStyle w:val="ListBullet"/>
-        <w:spacing w:line="240" w:lineRule="auto"/>
-        <w:ind w:left="720"/>
-      </w:pPr>
-      <w:r>
-        <w:rPr>
-          <w:lang w:val="zh_TW" w:bidi="zh_TW"/>
-        </w:rPr>
-      </w:r>
-      <w:r>
-        <w:rPr>
-          <w:lang w:val="zh_TW" w:bidi="zh_TW"/>
-        </w:rPr>
-        <w:t>因恐懼而產生的情緒反應</w:t>
-      </w:r>
-    </w:p>
-    <w:p>
-      <w:pPr>
-        <w:pStyle w:val="ListBullet"/>
-        <w:spacing w:line="240" w:lineRule="auto"/>
-        <w:ind w:left="720"/>
-      </w:pPr>
-      <w:r>
-        <w:rPr>
-          <w:lang w:val="zh_TW" w:bidi="zh_TW"/>
-        </w:rPr>
-      </w:r>
-      <w:r>
-        <w:rPr>
-          <w:lang w:val="zh_TW" w:bidi="zh_TW"/>
-        </w:rPr>
-        <w:t>對神懲罰的畏懼</w:t>
+        <w:t>由於缺乏熟練的工匠和良好的鑄幣廠，這些硬幣造型簡單樸素也就不足為奇。因此，它們與當時許多硬幣複雜且精美的設計風格迥異。</w:t>
       </w:r>
     </w:p>
     <w:p>
@@ -1767,157 +1159,7 @@
         <w:rPr>
           <w:lang w:val="zh_TW" w:bidi="zh_TW"/>
         </w:rPr>
-        <w:t>在舊約聖經裡，形容敬畏神的的人的片語，常與「帶著敬畏恃立」或「充滿敬畏（held in awe）」等術語並列。「崇敬耶和華（reverence for the Lord）」的用法較少見，但經文在俄巴底為拯救先知免受耶洗別殺害，而把他們藏起來時，用了這個表達（</w:t>
-      </w:r>
-      <w:hyperlink r:id="rId63">
-        <w:r>
-          <w:rPr>
-            <w:lang w:val="zh_TW" w:bidi="zh_TW"/>
-          </w:rPr>
-          <w:rPr>
-            <w:color w:val="0000EE"/>
-            <w:u w:val="single"/>
-          </w:rPr>
-          <w:t>王上18:3–4、12</w:t>
-        </w:r>
-      </w:hyperlink>
-      <w:r>
-        <w:rPr>
-          <w:lang w:val="zh_TW" w:bidi="zh_TW"/>
-        </w:rPr>
-        <w:t>，和合本譯為敬畏耶和華）。一個敬畏神的統治者應當施行公義（</w:t>
-      </w:r>
-      <w:hyperlink r:id="rId64">
-        <w:r>
-          <w:rPr>
-            <w:lang w:val="zh_TW" w:bidi="zh_TW"/>
-          </w:rPr>
-          <w:rPr>
-            <w:color w:val="0000EE"/>
-            <w:u w:val="single"/>
-          </w:rPr>
-          <w:t>撒下23:3</w:t>
-        </w:r>
-      </w:hyperlink>
-      <w:r>
-        <w:rPr>
-          <w:lang w:val="zh_TW" w:bidi="zh_TW"/>
-        </w:rPr>
-        <w:t>；</w:t>
-      </w:r>
-      <w:hyperlink r:id="rId65">
-        <w:r>
-          <w:rPr>
-            <w:lang w:val="zh_TW" w:bidi="zh_TW"/>
-          </w:rPr>
-          <w:rPr>
-            <w:color w:val="0000EE"/>
-            <w:u w:val="single"/>
-          </w:rPr>
-          <w:t>代下19:7</w:t>
-        </w:r>
-      </w:hyperlink>
-      <w:r>
-        <w:rPr>
-          <w:lang w:val="zh_TW" w:bidi="zh_TW"/>
-        </w:rPr>
-        <w:t>）。神應許敬畏祂的人得享長壽（</w:t>
-      </w:r>
-      <w:hyperlink r:id="rId66">
-        <w:r>
-          <w:rPr>
-            <w:lang w:val="zh_TW" w:bidi="zh_TW"/>
-          </w:rPr>
-          <w:rPr>
-            <w:color w:val="0000EE"/>
-            <w:u w:val="single"/>
-          </w:rPr>
-          <w:t>箴10:27，</w:t>
-        </w:r>
-      </w:hyperlink>
-      <w:hyperlink r:id="rId67">
-        <w:r>
-          <w:rPr>
-            <w:lang w:val="zh_TW" w:bidi="zh_TW"/>
-          </w:rPr>
-          <w:rPr>
-            <w:color w:val="0000EE"/>
-            <w:u w:val="single"/>
-          </w:rPr>
-          <w:t>14:27，</w:t>
-        </w:r>
-      </w:hyperlink>
-      <w:hyperlink r:id="rId68">
-        <w:r>
-          <w:rPr>
-            <w:lang w:val="zh_TW" w:bidi="zh_TW"/>
-          </w:rPr>
-          <w:rPr>
-            <w:color w:val="0000EE"/>
-            <w:u w:val="single"/>
-          </w:rPr>
-          <w:t>19:23</w:t>
-        </w:r>
-      </w:hyperlink>
-      <w:r>
-        <w:rPr>
-          <w:lang w:val="zh_TW" w:bidi="zh_TW"/>
-        </w:rPr>
-        <w:t>）。一個敬畏神的家庭在患難時會倚靠耶和華（</w:t>
-      </w:r>
-      <w:hyperlink r:id="rId69">
-        <w:r>
-          <w:rPr>
-            <w:lang w:val="zh_TW" w:bidi="zh_TW"/>
-          </w:rPr>
-          <w:rPr>
-            <w:color w:val="0000EE"/>
-            <w:u w:val="single"/>
-          </w:rPr>
-          <w:t>王下4:1</w:t>
-        </w:r>
-      </w:hyperlink>
-      <w:r>
-        <w:rPr>
-          <w:lang w:val="zh_TW" w:bidi="zh_TW"/>
-        </w:rPr>
-        <w:t>；</w:t>
-      </w:r>
-      <w:hyperlink r:id="rId70">
-        <w:r>
-          <w:rPr>
-            <w:lang w:val="zh_TW" w:bidi="zh_TW"/>
-          </w:rPr>
-          <w:rPr>
-            <w:color w:val="0000EE"/>
-            <w:u w:val="single"/>
-          </w:rPr>
-          <w:t>箴14:26</w:t>
-        </w:r>
-      </w:hyperlink>
-      <w:r>
-        <w:rPr>
-          <w:lang w:val="zh_TW" w:bidi="zh_TW"/>
-        </w:rPr>
-        <w:t>）。敬畏耶和華的人有能力遠離罪惡，敬畏耶和華也成為他們的智慧開端（</w:t>
-      </w:r>
-      <w:hyperlink r:id="rId71">
-        <w:r>
-          <w:rPr>
-            <w:lang w:val="zh_TW" w:bidi="zh_TW"/>
-          </w:rPr>
-          <w:rPr>
-            <w:color w:val="0000EE"/>
-            <w:u w:val="single"/>
-          </w:rPr>
-          <w:t>所羅門智訓10:13</w:t>
-        </w:r>
-      </w:hyperlink>
-      <w:r>
-        <w:rPr>
-          <w:lang w:val="zh_TW" w:bidi="zh_TW"/>
-        </w:rPr>
-        <w:t>）。</w:t>
+        <w:t>同時，根據西流古的命令，泰爾和西頓的腓尼基城市繼續鑄造銀幣。直到羅馬時代，這些銀幣在巴勒斯坦的日常使用中一直是最受歡迎的，並且與羅馬貨幣長期並行流通。</w:t>
       </w:r>
     </w:p>
     <w:p>
@@ -1929,99 +1171,56 @@
       </w:r>
       <w:r>
         <w:rPr>
-          <w:lang w:val="zh_TW" w:bidi="zh_TW"/>
-        </w:rPr>
-        <w:t>在新約聖經中，教導人去愛主和事奉主時，往往同時提到要「敬畏神」（</w:t>
-      </w:r>
-      <w:hyperlink r:id="rId72">
-        <w:r>
-          <w:rPr>
-            <w:lang w:val="zh_TW" w:bidi="zh_TW"/>
-          </w:rPr>
-          <w:rPr>
-            <w:color w:val="0000EE"/>
-            <w:u w:val="single"/>
-          </w:rPr>
-          <w:t>西3:22</w:t>
-        </w:r>
-      </w:hyperlink>
+          <w:i/>
+          <w:lang w:val="zh_TW" w:bidi="zh_TW"/>
+        </w:rPr>
+        <w:t>另見</w:t>
+      </w:r>
+      <w:r>
+        <w:rPr>
+          <w:lang w:val="zh_TW" w:bidi="zh_TW"/>
+        </w:rPr>
+        <w:t>銀行業者、銀行業</w:t>
+      </w:r>
       <w:r>
         <w:rPr>
           <w:lang w:val="zh_TW" w:bidi="zh_TW"/>
         </w:rPr>
         <w:t>；</w:t>
       </w:r>
-      <w:hyperlink r:id="rId73">
-        <w:r>
-          <w:rPr>
-            <w:lang w:val="zh_TW" w:bidi="zh_TW"/>
-          </w:rPr>
-          <w:rPr>
-            <w:color w:val="0000EE"/>
-            <w:u w:val="single"/>
-          </w:rPr>
-          <w:t>彼前2:17</w:t>
-        </w:r>
-      </w:hyperlink>
-      <w:r>
-        <w:rPr>
-          <w:lang w:val="zh_TW" w:bidi="zh_TW"/>
-        </w:rPr>
-        <w:t>）。在</w:t>
-      </w:r>
-      <w:hyperlink r:id="rId74">
-        <w:r>
-          <w:rPr>
-            <w:lang w:val="zh_TW" w:bidi="zh_TW"/>
-          </w:rPr>
-          <w:rPr>
-            <w:color w:val="0000EE"/>
-            <w:u w:val="single"/>
-          </w:rPr>
-          <w:t>路加福音一章50節</w:t>
-        </w:r>
-      </w:hyperlink>
-      <w:r>
-        <w:rPr>
-          <w:lang w:val="zh_TW" w:bidi="zh_TW"/>
-        </w:rPr>
-        <w:t>中，馬利亞所說的「他憐憫敬畏他的人」是指敬重並順服神。在使徒行傳中，「敬畏神的人」這個術語用來指那些參加猶太會堂聚會的外邦人。保羅把他們另行稱呼：「以色列人和你們這些敬畏神的外邦人」（</w:t>
-      </w:r>
-      <w:hyperlink r:id="rId75">
-        <w:r>
-          <w:rPr>
-            <w:lang w:val="zh_TW" w:bidi="zh_TW"/>
-          </w:rPr>
-          <w:rPr>
-            <w:color w:val="0000EE"/>
-            <w:u w:val="single"/>
-          </w:rPr>
-          <w:t>徒13:16</w:t>
-        </w:r>
-      </w:hyperlink>
-      <w:r>
-        <w:rPr>
-          <w:lang w:val="zh_TW" w:bidi="zh_TW"/>
-        </w:rPr>
-        <w:t>，和合本譯為「以色列人和一切敬畏神的人」）。哥尼流是一個敬畏神的羅馬百夫長，即使他不是猶太人，人們也認為他在神面前行事正直（</w:t>
-      </w:r>
-      <w:hyperlink r:id="rId76">
-        <w:r>
-          <w:rPr>
-            <w:lang w:val="zh_TW" w:bidi="zh_TW"/>
-          </w:rPr>
-          <w:rPr>
-            <w:color w:val="0000EE"/>
-            <w:u w:val="single"/>
-          </w:rPr>
-          <w:t>徒10:2、35</w:t>
-        </w:r>
-      </w:hyperlink>
-      <w:r>
-        <w:rPr>
-          <w:lang w:val="zh_TW" w:bidi="zh_TW"/>
-        </w:rPr>
-        <w:t>）。</w:t>
+      <w:r>
+        <w:rPr>
+          <w:lang w:val="zh_TW" w:bidi="zh_TW"/>
+        </w:rPr>
+        <w:t>銀錢</w:t>
+      </w:r>
+      <w:r>
+        <w:rPr>
+          <w:lang w:val="zh_TW" w:bidi="zh_TW"/>
+        </w:rPr>
+        <w:t>；</w:t>
+      </w:r>
+      <w:r>
+        <w:rPr>
+          <w:lang w:val="zh_TW" w:bidi="zh_TW"/>
+        </w:rPr>
+        <w:t>錢幣兌換者</w:t>
+      </w:r>
+      <w:r>
+        <w:rPr>
+          <w:lang w:val="zh_TW" w:bidi="zh_TW"/>
+        </w:rPr>
+        <w:t>。</w:t>
+      </w:r>
+      <w:r>
+        <w:rPr>
+          <w:lang w:val="zh_TW" w:bidi="zh_TW"/>
+        </w:rPr>
+      </w:r>
+      <w:r>
+        <w:rPr>
+          <w:lang w:val="zh_TW" w:bidi="zh_TW"/>
+        </w:rPr>
       </w:r>
     </w:p>
     <w:p>
@@ -2031,191 +1230,21 @@
           <w:lang w:val="zh_TW" w:bidi="zh_TW"/>
         </w:rPr>
       </w:r>
-      <w:r>
-        <w:rPr>
-          <w:lang w:val="zh_TW" w:bidi="zh_TW"/>
-        </w:rPr>
-        <w:t>舊約聖經與新約聖經（</w:t>
-      </w:r>
-      <w:hyperlink r:id="rId77">
-        <w:r>
-          <w:rPr>
-            <w:lang w:val="zh_TW" w:bidi="zh_TW"/>
-          </w:rPr>
-          <w:rPr>
-            <w:color w:val="0000EE"/>
-            <w:u w:val="single"/>
-          </w:rPr>
-          <w:t>創3:10</w:t>
-        </w:r>
-      </w:hyperlink>
-      <w:r>
-        <w:rPr>
-          <w:lang w:val="zh_TW" w:bidi="zh_TW"/>
-        </w:rPr>
-        <w:t>；</w:t>
-      </w:r>
-      <w:hyperlink r:id="rId78">
-        <w:r>
-          <w:rPr>
-            <w:lang w:val="zh_TW" w:bidi="zh_TW"/>
-          </w:rPr>
-          <w:rPr>
-            <w:color w:val="0000EE"/>
-            <w:u w:val="single"/>
-          </w:rPr>
-          <w:t>申9:19</w:t>
-        </w:r>
-      </w:hyperlink>
-      <w:r>
-        <w:rPr>
-          <w:lang w:val="zh_TW" w:bidi="zh_TW"/>
-        </w:rPr>
-        <w:t>；</w:t>
-      </w:r>
-      <w:hyperlink r:id="rId79">
-        <w:r>
-          <w:rPr>
-            <w:lang w:val="zh_TW" w:bidi="zh_TW"/>
-          </w:rPr>
-          <w:rPr>
-            <w:color w:val="0000EE"/>
-            <w:u w:val="single"/>
-          </w:rPr>
-          <w:t>伯6:4，</w:t>
-        </w:r>
-      </w:hyperlink>
-      <w:hyperlink r:id="rId80">
-        <w:r>
-          <w:rPr>
-            <w:lang w:val="zh_TW" w:bidi="zh_TW"/>
-          </w:rPr>
-          <w:rPr>
-            <w:color w:val="0000EE"/>
-            <w:u w:val="single"/>
-          </w:rPr>
-          <w:t>9:28–29</w:t>
-        </w:r>
-      </w:hyperlink>
-      <w:r>
-        <w:rPr>
-          <w:lang w:val="zh_TW" w:bidi="zh_TW"/>
-        </w:rPr>
-        <w:t>；</w:t>
-      </w:r>
-      <w:hyperlink r:id="rId81">
-        <w:r>
-          <w:rPr>
-            <w:lang w:val="zh_TW" w:bidi="zh_TW"/>
-          </w:rPr>
-          <w:rPr>
-            <w:color w:val="0000EE"/>
-            <w:u w:val="single"/>
-          </w:rPr>
-          <w:t>詩76:8</w:t>
-        </w:r>
-      </w:hyperlink>
-      <w:r>
-        <w:rPr>
-          <w:lang w:val="zh_TW" w:bidi="zh_TW"/>
-        </w:rPr>
-        <w:t>；</w:t>
-      </w:r>
-      <w:hyperlink r:id="rId82">
-        <w:r>
-          <w:rPr>
-            <w:lang w:val="zh_TW" w:bidi="zh_TW"/>
-          </w:rPr>
-          <w:rPr>
-            <w:color w:val="0000EE"/>
-            <w:u w:val="single"/>
-          </w:rPr>
-          <w:t>太17:7，</w:t>
-        </w:r>
-      </w:hyperlink>
-      <w:hyperlink r:id="rId83">
-        <w:r>
-          <w:rPr>
-            <w:lang w:val="zh_TW" w:bidi="zh_TW"/>
-          </w:rPr>
-          <w:rPr>
-            <w:color w:val="0000EE"/>
-            <w:u w:val="single"/>
-          </w:rPr>
-          <w:t>28:10</w:t>
-        </w:r>
-      </w:hyperlink>
-      <w:r>
-        <w:rPr>
-          <w:lang w:val="zh_TW" w:bidi="zh_TW"/>
-        </w:rPr>
-        <w:t>；</w:t>
-      </w:r>
-      <w:hyperlink r:id="rId84">
-        <w:r>
-          <w:rPr>
-            <w:lang w:val="zh_TW" w:bidi="zh_TW"/>
-          </w:rPr>
-          <w:rPr>
-            <w:color w:val="0000EE"/>
-            <w:u w:val="single"/>
-          </w:rPr>
-          <w:t>路5:10，</w:t>
-        </w:r>
-      </w:hyperlink>
-      <w:hyperlink r:id="rId85">
-        <w:r>
-          <w:rPr>
-            <w:lang w:val="zh_TW" w:bidi="zh_TW"/>
-          </w:rPr>
-          <w:rPr>
-            <w:color w:val="0000EE"/>
-            <w:u w:val="single"/>
-          </w:rPr>
-          <w:t>12:5</w:t>
-        </w:r>
-      </w:hyperlink>
-      <w:r>
-        <w:rPr>
-          <w:lang w:val="zh_TW" w:bidi="zh_TW"/>
-        </w:rPr>
-        <w:t>；</w:t>
-      </w:r>
-      <w:hyperlink r:id="rId86">
-        <w:r>
-          <w:rPr>
-            <w:lang w:val="zh_TW" w:bidi="zh_TW"/>
-          </w:rPr>
-          <w:rPr>
-            <w:color w:val="0000EE"/>
-            <w:u w:val="single"/>
-          </w:rPr>
-          <w:t>徒5:5、11</w:t>
-        </w:r>
-      </w:hyperlink>
-      <w:r>
-        <w:rPr>
-          <w:lang w:val="zh_TW" w:bidi="zh_TW"/>
-        </w:rPr>
-        <w:t>；</w:t>
-      </w:r>
-      <w:hyperlink r:id="rId87">
-        <w:r>
-          <w:rPr>
-            <w:lang w:val="zh_TW" w:bidi="zh_TW"/>
-          </w:rPr>
-          <w:rPr>
-            <w:color w:val="0000EE"/>
-            <w:u w:val="single"/>
-          </w:rPr>
-          <w:t>提前5:20</w:t>
-        </w:r>
-      </w:hyperlink>
-      <w:r>
-        <w:rPr>
-          <w:lang w:val="zh_TW" w:bidi="zh_TW"/>
-        </w:rPr>
-        <w:t>）都清楚顯示，「敬畏神」有時也表示人對神的大能和審判感到驚懼與害怕。</w:t>
+    </w:p>
+    <w:p>
+      <w:pPr>
+        <w:pStyle w:val="Heading2"/>
+      </w:pPr>
+      <w:r>
+        <w:rPr>
+          <w:lang w:val="zh_TW" w:bidi="zh_TW"/>
+        </w:rPr>
+        <w:t>金屬工匠</w:t>
+      </w:r>
+      <w:r>
+        <w:rPr>
+          <w:lang w:val="zh_TW" w:bidi="zh_TW"/>
+        </w:rPr>
       </w:r>
     </w:p>
     <w:p>
@@ -2227,6 +1256,218 @@
       </w:r>
       <w:r>
         <w:rPr>
+          <w:lang w:val="zh_TW" w:bidi="zh_TW"/>
+        </w:rPr>
+        <w:t>金屬工人；即鐵匠。聖經中最早被提及的金屬工匠是土八‧該隱（</w:t>
+      </w:r>
+      <w:hyperlink r:id="rId33">
+        <w:r>
+          <w:rPr>
+            <w:lang w:val="zh_TW" w:bidi="zh_TW"/>
+          </w:rPr>
+          <w:rPr>
+            <w:color w:val="0000EE"/>
+            <w:u w:val="single"/>
+          </w:rPr>
+          <w:t>創4:22</w:t>
+        </w:r>
+      </w:hyperlink>
+      <w:r>
+        <w:rPr>
+          <w:lang w:val="zh_TW" w:bidi="zh_TW"/>
+        </w:rPr>
+        <w:t>）。這個詞涵蓋了各種類型的金屬工匠：銅、青銅、鐵、銀和金。銀匠在</w:t>
+      </w:r>
+      <w:hyperlink r:id="rId34">
+        <w:r>
+          <w:rPr>
+            <w:lang w:val="zh_TW" w:bidi="zh_TW"/>
+          </w:rPr>
+          <w:rPr>
+            <w:color w:val="0000EE"/>
+            <w:u w:val="single"/>
+          </w:rPr>
+          <w:t>士師記十七章4節</w:t>
+        </w:r>
+      </w:hyperlink>
+      <w:r>
+        <w:rPr>
+          <w:lang w:val="zh_TW" w:bidi="zh_TW"/>
+        </w:rPr>
+        <w:t>和</w:t>
+      </w:r>
+      <w:hyperlink r:id="rId35">
+        <w:r>
+          <w:rPr>
+            <w:lang w:val="zh_TW" w:bidi="zh_TW"/>
+          </w:rPr>
+          <w:rPr>
+            <w:color w:val="0000EE"/>
+            <w:u w:val="single"/>
+          </w:rPr>
+          <w:t>使徒行傳十九章24節</w:t>
+        </w:r>
+      </w:hyperlink>
+      <w:r>
+        <w:rPr>
+          <w:lang w:val="zh_TW" w:bidi="zh_TW"/>
+        </w:rPr>
+        <w:t>中提到。直至撒母耳時期，以色列境內的鐵匠稀少，甚至可能不存在，以致以色列人必須到非利士人的鐵匠那裡，打磨他們的鐵製工具（</w:t>
+      </w:r>
+      <w:hyperlink r:id="rId36">
+        <w:r>
+          <w:rPr>
+            <w:lang w:val="zh_TW" w:bidi="zh_TW"/>
+          </w:rPr>
+          <w:rPr>
+            <w:color w:val="0000EE"/>
+            <w:u w:val="single"/>
+          </w:rPr>
+          <w:t>撒上13:19</w:t>
+        </w:r>
+      </w:hyperlink>
+      <w:r>
+        <w:rPr>
+          <w:lang w:val="zh_TW" w:bidi="zh_TW"/>
+        </w:rPr>
+        <w:t>）。到了列王時代，以色列的鐵匠十分活躍，但後來被尼布甲尼撒擄走（</w:t>
+      </w:r>
+      <w:hyperlink r:id="rId37">
+        <w:r>
+          <w:rPr>
+            <w:lang w:val="zh_TW" w:bidi="zh_TW"/>
+          </w:rPr>
+          <w:rPr>
+            <w:color w:val="0000EE"/>
+            <w:u w:val="single"/>
+          </w:rPr>
+          <w:t>王下24:14–16</w:t>
+        </w:r>
+      </w:hyperlink>
+      <w:r>
+        <w:rPr>
+          <w:lang w:val="zh_TW" w:bidi="zh_TW"/>
+        </w:rPr>
+        <w:t>；</w:t>
+      </w:r>
+      <w:hyperlink r:id="rId38">
+        <w:r>
+          <w:rPr>
+            <w:lang w:val="zh_TW" w:bidi="zh_TW"/>
+          </w:rPr>
+          <w:rPr>
+            <w:color w:val="0000EE"/>
+            <w:u w:val="single"/>
+          </w:rPr>
+          <w:t>耶24:1</w:t>
+        </w:r>
+      </w:hyperlink>
+      <w:r>
+        <w:rPr>
+          <w:lang w:val="zh_TW" w:bidi="zh_TW"/>
+        </w:rPr>
+        <w:t>，</w:t>
+      </w:r>
+      <w:hyperlink r:id="rId39">
+        <w:r>
+          <w:rPr>
+            <w:lang w:val="zh_TW" w:bidi="zh_TW"/>
+          </w:rPr>
+          <w:rPr>
+            <w:color w:val="0000EE"/>
+            <w:u w:val="single"/>
+          </w:rPr>
+          <w:t>29:2</w:t>
+        </w:r>
+      </w:hyperlink>
+      <w:r>
+        <w:rPr>
+          <w:lang w:val="zh_TW" w:bidi="zh_TW"/>
+        </w:rPr>
+        <w:t>）。關於鐵匠工作的細節在多處經文中有所描述（</w:t>
+      </w:r>
+      <w:hyperlink r:id="rId40">
+        <w:r>
+          <w:rPr>
+            <w:lang w:val="zh_TW" w:bidi="zh_TW"/>
+          </w:rPr>
+          <w:rPr>
+            <w:color w:val="0000EE"/>
+            <w:u w:val="single"/>
+          </w:rPr>
+          <w:t>箴25:4</w:t>
+        </w:r>
+      </w:hyperlink>
+      <w:r>
+        <w:rPr>
+          <w:lang w:val="zh_TW" w:bidi="zh_TW"/>
+        </w:rPr>
+        <w:t>；</w:t>
+      </w:r>
+      <w:hyperlink r:id="rId41">
+        <w:r>
+          <w:rPr>
+            <w:lang w:val="zh_TW" w:bidi="zh_TW"/>
+          </w:rPr>
+          <w:rPr>
+            <w:color w:val="0000EE"/>
+            <w:u w:val="single"/>
+          </w:rPr>
+          <w:t>賽44:12</w:t>
+        </w:r>
+      </w:hyperlink>
+      <w:r>
+        <w:rPr>
+          <w:lang w:val="zh_TW" w:bidi="zh_TW"/>
+        </w:rPr>
+        <w:t>，</w:t>
+      </w:r>
+      <w:hyperlink r:id="rId42">
+        <w:r>
+          <w:rPr>
+            <w:lang w:val="zh_TW" w:bidi="zh_TW"/>
+          </w:rPr>
+          <w:rPr>
+            <w:color w:val="0000EE"/>
+            <w:u w:val="single"/>
+          </w:rPr>
+          <w:t>54:16</w:t>
+        </w:r>
+      </w:hyperlink>
+      <w:r>
+        <w:rPr>
+          <w:lang w:val="zh_TW" w:bidi="zh_TW"/>
+        </w:rPr>
+        <w:t>）。在</w:t>
+      </w:r>
+      <w:hyperlink r:id="rId43">
+        <w:r>
+          <w:rPr>
+            <w:lang w:val="zh_TW" w:bidi="zh_TW"/>
+          </w:rPr>
+          <w:rPr>
+            <w:color w:val="0000EE"/>
+            <w:u w:val="single"/>
+          </w:rPr>
+          <w:t>撒迦利亞書一章20節</w:t>
+        </w:r>
+      </w:hyperlink>
+      <w:r>
+        <w:rPr>
+          <w:lang w:val="zh_TW" w:bidi="zh_TW"/>
+        </w:rPr>
+        <w:t>中提到的匠人可能是鐵匠或鍛工。</w:t>
+      </w:r>
+    </w:p>
+    <w:p>
+      <w:pPr/>
+      <w:r>
+        <w:rPr>
+          <w:lang w:val="zh_TW" w:bidi="zh_TW"/>
+        </w:rPr>
+      </w:r>
+      <w:r>
+        <w:rPr>
           <w:i/>
           <w:lang w:val="zh_TW" w:bidi="zh_TW"/>
         </w:rPr>
@@ -2236,19 +1477,133 @@
         <w:rPr>
           <w:lang w:val="zh_TW" w:bidi="zh_TW"/>
         </w:rPr>
-        <w:t>恐懼；</w:t>
-      </w:r>
-      <w:r>
-        <w:rPr>
-          <w:lang w:val="zh_TW" w:bidi="zh_TW"/>
-        </w:rPr>
-        <w:t>改信猶太教的人</w:t>
+        <w:t>礦物和金屬</w:t>
+      </w:r>
+      <w:r>
+        <w:rPr>
+          <w:lang w:val="zh_TW" w:bidi="zh_TW"/>
+        </w:rPr>
+        <w:t>；</w:t>
+      </w:r>
+      <w:r>
+        <w:rPr>
+          <w:lang w:val="zh_TW" w:bidi="zh_TW"/>
+        </w:rPr>
+        <w:t>珍貴的寶石</w:t>
       </w:r>
       <w:r>
         <w:rPr>
           <w:lang w:val="zh_TW" w:bidi="zh_TW"/>
         </w:rPr>
         <w:t>。</w:t>
+      </w:r>
+      <w:r>
+        <w:rPr>
+          <w:lang w:val="zh_TW" w:bidi="zh_TW"/>
+        </w:rPr>
+      </w:r>
+      <w:r>
+        <w:rPr>
+          <w:lang w:val="zh_TW" w:bidi="zh_TW"/>
+        </w:rPr>
+      </w:r>
+    </w:p>
+    <w:p>
+      <w:pPr/>
+      <w:r>
+        <w:rPr>
+          <w:lang w:val="zh_TW" w:bidi="zh_TW"/>
+        </w:rPr>
+      </w:r>
+    </w:p>
+    <w:p>
+      <w:pPr>
+        <w:pStyle w:val="Heading2"/>
+      </w:pPr>
+      <w:r>
+        <w:rPr>
+          <w:lang w:val="zh_TW" w:bidi="zh_TW"/>
+        </w:rPr>
+        <w:t>金字塔型廟宇</w:t>
+      </w:r>
+      <w:r>
+        <w:rPr>
+          <w:lang w:val="zh_TW" w:bidi="zh_TW"/>
+        </w:rPr>
+      </w:r>
+    </w:p>
+    <w:p>
+      <w:pPr/>
+      <w:r>
+        <w:rPr>
+          <w:lang w:val="zh_TW" w:bidi="zh_TW"/>
+        </w:rPr>
+      </w:r>
+      <w:r>
+        <w:rPr>
+          <w:lang w:val="zh_TW" w:bidi="zh_TW"/>
+        </w:rPr>
+        <w:t>這個詞的意思是「廟塔」。金字塔型廟宇的外觀與埃及的階梯金字塔相似，主要用於崇拜。</w:t>
+      </w:r>
+    </w:p>
+    <w:p>
+      <w:pPr/>
+      <w:r>
+        <w:rPr>
+          <w:lang w:val="zh_TW" w:bidi="zh_TW"/>
+        </w:rPr>
+      </w:r>
+      <w:r>
+        <w:rPr>
+          <w:lang w:val="zh_TW" w:bidi="zh_TW"/>
+        </w:rPr>
+        <w:t>美索不達米亞的大城市中經常建有金字塔型廟宇。一般認為，巴別塔就是以這類建築為原型而建造的（</w:t>
+      </w:r>
+      <w:hyperlink r:id="rId44">
+        <w:r>
+          <w:rPr>
+            <w:lang w:val="zh_TW" w:bidi="zh_TW"/>
+          </w:rPr>
+          <w:rPr>
+            <w:color w:val="0000EE"/>
+            <w:u w:val="single"/>
+          </w:rPr>
+          <w:t>創11:1–9</w:t>
+        </w:r>
+      </w:hyperlink>
+      <w:r>
+        <w:rPr>
+          <w:lang w:val="zh_TW" w:bidi="zh_TW"/>
+        </w:rPr>
+        <w:t>）。</w:t>
+      </w:r>
+    </w:p>
+    <w:p>
+      <w:pPr/>
+      <w:r>
+        <w:rPr>
+          <w:lang w:val="zh_TW" w:bidi="zh_TW"/>
+        </w:rPr>
+      </w:r>
+      <w:r>
+        <w:rPr>
+          <w:lang w:val="zh_TW" w:bidi="zh_TW"/>
+        </w:rPr>
+        <w:t>當時的人們普遍相信神靈居住在高處，因此認為在丘陵或山上崇拜更為合適。然而，美索不達米亞地區既沒有丘陵，也缺乏合適的建築石材。於是美索不達米亞人便用泥磚建築。這些由泥磚築成的金字塔型廟宇被設計成仿山丘的形態，讓崇拜者或祭司能夠藉此更接近神靈。</w:t>
+      </w:r>
+    </w:p>
+    <w:p>
+      <w:pPr/>
+      <w:r>
+        <w:rPr>
+          <w:lang w:val="zh_TW" w:bidi="zh_TW"/>
+        </w:rPr>
+      </w:r>
+      <w:r>
+        <w:rPr>
+          <w:lang w:val="zh_TW" w:bidi="zh_TW"/>
+        </w:rPr>
+        <w:t>與埃及金字塔一樣，這些廟塔的底座是正方形的。但它們並非斜面設計，而是由一系列隨著高度增加而逐層縮小的平台所組成。每層之間設有階梯或坡道供人通行，頂層則設有供奉神像的聖所或祭壇，由祭司在那裡舉行宗教儀式。那座位於巴比倫壯觀的七層金字塔型廟宇，其底部邊長將近300英尺（91.4公尺），高度也大約相同。</w:t>
       </w:r>
       <w:r>
         <w:rPr>

--- a/zht/docx/075.content.docx
+++ b/zht/docx/075.content.docx
@@ -247,18 +247,12 @@
         </w:rPr>
         <w:t>金錢的發展起初是為了提供一種便利的交換媒介，以補充並逐步取代以物易物；然而這兩種制度在許多世紀中同時並行。從族長時代直到今天，財富常會以物資與貴金屬來衡量，尤其是金與銀；它們至今仍是普遍可接受的交換媒介。</w:t>
       </w:r>
-      <w:hyperlink r:id="rId13">
-        <w:r>
-          <w:rPr>
-            <w:lang w:val="zh_TW" w:bidi="zh_TW"/>
-          </w:rPr>
-          <w:rPr>
-            <w:color w:val="0000EE"/>
-            <w:u w:val="single"/>
-          </w:rPr>
-          <w:t>創世記十三章2節</w:t>
-        </w:r>
-      </w:hyperlink>
+      <w:r>
+        <w:rPr>
+          <w:lang w:val="zh_TW" w:bidi="zh_TW"/>
+        </w:rPr>
+        <w:t>創世記十三章2節</w:t>
+      </w:r>
       <w:r>
         <w:rPr>
           <w:lang w:val="zh_TW" w:bidi="zh_TW"/>
@@ -341,90 +335,60 @@
         </w:rPr>
         <w:t>（</w:t>
       </w:r>
-      <w:hyperlink r:id="rId14">
-        <w:r>
-          <w:rPr>
-            <w:lang w:val="zh_TW" w:bidi="zh_TW"/>
-          </w:rPr>
-          <w:rPr>
-            <w:color w:val="0000EE"/>
-            <w:u w:val="single"/>
-          </w:rPr>
-          <w:t>撒上8:15</w:t>
-        </w:r>
-      </w:hyperlink>
+      <w:r>
+        <w:rPr>
+          <w:lang w:val="zh_TW" w:bidi="zh_TW"/>
+        </w:rPr>
+        <w:t>撒上8:15</w:t>
+      </w:r>
       <w:r>
         <w:rPr>
           <w:lang w:val="zh_TW" w:bidi="zh_TW"/>
         </w:rPr>
         <w:t>；</w:t>
       </w:r>
-      <w:hyperlink r:id="rId15">
-        <w:r>
-          <w:rPr>
-            <w:lang w:val="zh_TW" w:bidi="zh_TW"/>
-          </w:rPr>
-          <w:rPr>
-            <w:color w:val="0000EE"/>
-            <w:u w:val="single"/>
-          </w:rPr>
-          <w:t>王下3:4</w:t>
-        </w:r>
-      </w:hyperlink>
+      <w:r>
+        <w:rPr>
+          <w:lang w:val="zh_TW" w:bidi="zh_TW"/>
+        </w:rPr>
+        <w:t>王下3:4</w:t>
+      </w:r>
       <w:r>
         <w:rPr>
           <w:lang w:val="zh_TW" w:bidi="zh_TW"/>
         </w:rPr>
         <w:t>；</w:t>
       </w:r>
-      <w:hyperlink r:id="rId16">
-        <w:r>
-          <w:rPr>
-            <w:lang w:val="zh_TW" w:bidi="zh_TW"/>
-          </w:rPr>
-          <w:rPr>
-            <w:color w:val="0000EE"/>
-            <w:u w:val="single"/>
-          </w:rPr>
-          <w:t>結45:13–16</w:t>
-        </w:r>
-      </w:hyperlink>
+      <w:r>
+        <w:rPr>
+          <w:lang w:val="zh_TW" w:bidi="zh_TW"/>
+        </w:rPr>
+        <w:t>結45:13–16</w:t>
+      </w:r>
       <w:r>
         <w:rPr>
           <w:lang w:val="zh_TW" w:bidi="zh_TW"/>
         </w:rPr>
         <w:t>）。公私稅賦、進貢與各樣債務，都可用此類方式清償。所羅門為建殿之事酬謝泰爾王希蘭，就以小麥與橄欖油支付（</w:t>
       </w:r>
-      <w:hyperlink r:id="rId17">
-        <w:r>
-          <w:rPr>
-            <w:lang w:val="zh_TW" w:bidi="zh_TW"/>
-          </w:rPr>
-          <w:rPr>
-            <w:color w:val="0000EE"/>
-            <w:u w:val="single"/>
-          </w:rPr>
-          <w:t>王上5:11</w:t>
-        </w:r>
-      </w:hyperlink>
+      <w:r>
+        <w:rPr>
+          <w:lang w:val="zh_TW" w:bidi="zh_TW"/>
+        </w:rPr>
+        <w:t>王上5:11</w:t>
+      </w:r>
       <w:r>
         <w:rPr>
           <w:lang w:val="zh_TW" w:bidi="zh_TW"/>
         </w:rPr>
         <w:t>），在公元前八世紀，稅賦也常以罐裝的酒或橄欖油作為繳納形式。</w:t>
       </w:r>
-      <w:hyperlink r:id="rId15">
-        <w:r>
-          <w:rPr>
-            <w:lang w:val="zh_TW" w:bidi="zh_TW"/>
-          </w:rPr>
-          <w:rPr>
-            <w:color w:val="0000EE"/>
-            <w:u w:val="single"/>
-          </w:rPr>
-          <w:t>列王紀下三章4節</w:t>
-        </w:r>
-      </w:hyperlink>
+      <w:r>
+        <w:rPr>
+          <w:lang w:val="zh_TW" w:bidi="zh_TW"/>
+        </w:rPr>
+        <w:t>列王紀下三章4節</w:t>
+      </w:r>
       <w:r>
         <w:rPr>
           <w:lang w:val="zh_TW" w:bidi="zh_TW"/>
@@ -471,54 +435,36 @@
         </w:rPr>
         <w:t>。聖經中最早提到以銀作為交換媒介的例子之一，是在</w:t>
       </w:r>
-      <w:hyperlink r:id="rId18">
-        <w:r>
-          <w:rPr>
-            <w:lang w:val="zh_TW" w:bidi="zh_TW"/>
-          </w:rPr>
-          <w:rPr>
-            <w:color w:val="0000EE"/>
-            <w:u w:val="single"/>
-          </w:rPr>
-          <w:t>創世記二十章14至16節</w:t>
-        </w:r>
-      </w:hyperlink>
+      <w:r>
+        <w:rPr>
+          <w:lang w:val="zh_TW" w:bidi="zh_TW"/>
+        </w:rPr>
+        <w:t>創世記二十章14至16節</w:t>
+      </w:r>
       <w:r>
         <w:rPr>
           <w:lang w:val="zh_TW" w:bidi="zh_TW"/>
         </w:rPr>
         <w:t>：亞伯拉罕除了得到牲畜與奴僕，還收受了一千銀子。亞伯拉罕又用了四百舍客勒購買麥比拉田與洞穴（</w:t>
       </w:r>
-      <w:hyperlink r:id="rId19">
-        <w:r>
-          <w:rPr>
-            <w:lang w:val="zh_TW" w:bidi="zh_TW"/>
-          </w:rPr>
-          <w:rPr>
-            <w:color w:val="0000EE"/>
-            <w:u w:val="single"/>
-          </w:rPr>
-          <w:t>創23:15–16</w:t>
-        </w:r>
-      </w:hyperlink>
+      <w:r>
+        <w:rPr>
+          <w:lang w:val="zh_TW" w:bidi="zh_TW"/>
+        </w:rPr>
+        <w:t>創23:15–16</w:t>
+      </w:r>
       <w:r>
         <w:rPr>
           <w:lang w:val="zh_TW" w:bidi="zh_TW"/>
         </w:rPr>
         <w:t>），按照當時的慣例，銀子須在賣主面前秤重，並由見證人核驗（參</w:t>
       </w:r>
-      <w:hyperlink r:id="rId20">
-        <w:r>
-          <w:rPr>
-            <w:lang w:val="zh_TW" w:bidi="zh_TW"/>
-          </w:rPr>
-          <w:rPr>
-            <w:color w:val="0000EE"/>
-            <w:u w:val="single"/>
-          </w:rPr>
-          <w:t>耶32:9–10</w:t>
-        </w:r>
-      </w:hyperlink>
+      <w:r>
+        <w:rPr>
+          <w:lang w:val="zh_TW" w:bidi="zh_TW"/>
+        </w:rPr>
+        <w:t>耶32:9–10</w:t>
+      </w:r>
       <w:r>
         <w:rPr>
           <w:lang w:val="zh_TW" w:bidi="zh_TW"/>
@@ -539,36 +485,24 @@
         </w:rPr>
         <w:t>由於這些事件約在公元前二千年，「舍客勒」一詞在此不應理解為後期所熟悉的硬幣名稱，而是指某一固定重量的銀。後來，約瑟的兄長們以二十舍客勒銀子把他賣給了旅行的商人（</w:t>
       </w:r>
-      <w:hyperlink r:id="rId21">
-        <w:r>
-          <w:rPr>
-            <w:lang w:val="zh_TW" w:bidi="zh_TW"/>
-          </w:rPr>
-          <w:rPr>
-            <w:color w:val="0000EE"/>
-            <w:u w:val="single"/>
-          </w:rPr>
-          <w:t>創37:28</w:t>
-        </w:r>
-      </w:hyperlink>
+      <w:r>
+        <w:rPr>
+          <w:lang w:val="zh_TW" w:bidi="zh_TW"/>
+        </w:rPr>
+        <w:t>創37:28</w:t>
+      </w:r>
       <w:r>
         <w:rPr>
           <w:lang w:val="zh_TW" w:bidi="zh_TW"/>
         </w:rPr>
         <w:t>）。此外，</w:t>
       </w:r>
-      <w:hyperlink r:id="rId22">
-        <w:r>
-          <w:rPr>
-            <w:lang w:val="zh_TW" w:bidi="zh_TW"/>
-          </w:rPr>
-          <w:rPr>
-            <w:color w:val="0000EE"/>
-            <w:u w:val="single"/>
-          </w:rPr>
-          <w:t>創世記三十三章19節</w:t>
-        </w:r>
-      </w:hyperlink>
+      <w:r>
+        <w:rPr>
+          <w:lang w:val="zh_TW" w:bidi="zh_TW"/>
+        </w:rPr>
+        <w:t>創世記三十三章19節</w:t>
+      </w:r>
       <w:r>
         <w:rPr>
           <w:lang w:val="zh_TW" w:bidi="zh_TW"/>
@@ -613,36 +547,24 @@
         </w:rPr>
         <w:t>）——與雅各購買一塊田地有關；這個用語在</w:t>
       </w:r>
-      <w:hyperlink r:id="rId23">
-        <w:r>
-          <w:rPr>
-            <w:lang w:val="zh_TW" w:bidi="zh_TW"/>
-          </w:rPr>
-          <w:rPr>
-            <w:color w:val="0000EE"/>
-            <w:u w:val="single"/>
-          </w:rPr>
-          <w:t>約書亞記二十四章32節</w:t>
-        </w:r>
-      </w:hyperlink>
+      <w:r>
+        <w:rPr>
+          <w:lang w:val="zh_TW" w:bidi="zh_TW"/>
+        </w:rPr>
+        <w:t>約書亞記二十四章32節</w:t>
+      </w:r>
       <w:r>
         <w:rPr>
           <w:lang w:val="zh_TW" w:bidi="zh_TW"/>
         </w:rPr>
         <w:t>和</w:t>
       </w:r>
-      <w:hyperlink r:id="rId24">
-        <w:r>
-          <w:rPr>
-            <w:lang w:val="zh_TW" w:bidi="zh_TW"/>
-          </w:rPr>
-          <w:rPr>
-            <w:color w:val="0000EE"/>
-            <w:u w:val="single"/>
-          </w:rPr>
-          <w:t>約伯記四十二章11節</w:t>
-        </w:r>
-      </w:hyperlink>
+      <w:r>
+        <w:rPr>
+          <w:lang w:val="zh_TW" w:bidi="zh_TW"/>
+        </w:rPr>
+        <w:t>約伯記四十二章11節</w:t>
+      </w:r>
       <w:r>
         <w:rPr>
           <w:lang w:val="zh_TW" w:bidi="zh_TW"/>
@@ -689,72 +611,48 @@
         </w:rPr>
         <w:t>多年來，交易用金屬被設計為較一致的形狀。埃及浮雕顯示出銀可堆疊或捆綁成束；雅各的兒子們從埃及買糧，也可能是以類似方式運送銀錢（</w:t>
       </w:r>
-      <w:hyperlink r:id="rId25">
-        <w:r>
-          <w:rPr>
-            <w:lang w:val="zh_TW" w:bidi="zh_TW"/>
-          </w:rPr>
-          <w:rPr>
-            <w:color w:val="0000EE"/>
-            <w:u w:val="single"/>
-          </w:rPr>
-          <w:t>創42:35</w:t>
-        </w:r>
-      </w:hyperlink>
+      <w:r>
+        <w:rPr>
+          <w:lang w:val="zh_TW" w:bidi="zh_TW"/>
+        </w:rPr>
+        <w:t>創42:35</w:t>
+      </w:r>
       <w:r>
         <w:rPr>
           <w:lang w:val="zh_TW" w:bidi="zh_TW"/>
         </w:rPr>
         <w:t>）。大約在公元前1500年，已有鑄成錠、條、舌形或動物頭形的金屬塊流通，亦有金圓片與金線圈。最受歡迎、也最容易被接受的金屬貨幣形式，往往是那些野被設計為首飾的物件。米甸人的戰利品中包括金鍊子、手鐲、印戒與耳環（</w:t>
       </w:r>
-      <w:hyperlink r:id="rId26">
-        <w:r>
-          <w:rPr>
-            <w:lang w:val="zh_TW" w:bidi="zh_TW"/>
-          </w:rPr>
-          <w:rPr>
-            <w:color w:val="0000EE"/>
-            <w:u w:val="single"/>
-          </w:rPr>
-          <w:t>民31:50</w:t>
-        </w:r>
-      </w:hyperlink>
+      <w:r>
+        <w:rPr>
+          <w:lang w:val="zh_TW" w:bidi="zh_TW"/>
+        </w:rPr>
+        <w:t>民31:50</w:t>
+      </w:r>
       <w:r>
         <w:rPr>
           <w:lang w:val="zh_TW" w:bidi="zh_TW"/>
         </w:rPr>
         <w:t>）。其中手鐲與戒指很可能具有相對標準化的重量，因而可直接充當貨幣使用。利百加從未婚夫所得的禮物，也以特定重量呈現：半舍客勒重的金環，以及兩個共重十舍客勒的金手鐲（</w:t>
       </w:r>
-      <w:hyperlink r:id="rId27">
-        <w:r>
-          <w:rPr>
-            <w:lang w:val="zh_TW" w:bidi="zh_TW"/>
-          </w:rPr>
-          <w:rPr>
-            <w:color w:val="0000EE"/>
-            <w:u w:val="single"/>
-          </w:rPr>
-          <w:t>創24:22</w:t>
-        </w:r>
-      </w:hyperlink>
+      <w:r>
+        <w:rPr>
+          <w:lang w:val="zh_TW" w:bidi="zh_TW"/>
+        </w:rPr>
+        <w:t>創24:22</w:t>
+      </w:r>
       <w:r>
         <w:rPr>
           <w:lang w:val="zh_TW" w:bidi="zh_TW"/>
         </w:rPr>
         <w:t>）。約伯從親族那裡得到一個金環（</w:t>
       </w:r>
-      <w:hyperlink r:id="rId24">
-        <w:r>
-          <w:rPr>
-            <w:lang w:val="zh_TW" w:bidi="zh_TW"/>
-          </w:rPr>
-          <w:rPr>
-            <w:color w:val="0000EE"/>
-            <w:u w:val="single"/>
-          </w:rPr>
-          <w:t>伯42:11</w:t>
-        </w:r>
-      </w:hyperlink>
+      <w:r>
+        <w:rPr>
+          <w:lang w:val="zh_TW" w:bidi="zh_TW"/>
+        </w:rPr>
+        <w:t>伯42:11</w:t>
+      </w:r>
       <w:r>
         <w:rPr>
           <w:lang w:val="zh_TW" w:bidi="zh_TW"/>
@@ -769,18 +667,12 @@
           <w:lang w:val="zh_TW" w:bidi="zh_TW"/>
         </w:rPr>
       </w:r>
-      <w:hyperlink r:id="rId28">
-        <w:r>
-          <w:rPr>
-            <w:lang w:val="zh_TW" w:bidi="zh_TW"/>
-          </w:rPr>
-          <w:rPr>
-            <w:color w:val="0000EE"/>
-            <w:u w:val="single"/>
-          </w:rPr>
-          <w:t>申命記十四章25節</w:t>
-        </w:r>
-      </w:hyperlink>
+      <w:r>
+        <w:rPr>
+          <w:lang w:val="zh_TW" w:bidi="zh_TW"/>
+        </w:rPr>
+        <w:t>申命記十四章25節</w:t>
+      </w:r>
       <w:r>
         <w:rPr>
           <w:lang w:val="zh_TW" w:bidi="zh_TW"/>
@@ -813,18 +705,12 @@
         </w:rPr>
         <w:t>摩西時代提到的銀重量價值可以從購買力的角度來理解。一隻公羊可以用兩舍客勒購買，而五十舍客勒是約一賀梅珥（homer）大麥的價格（</w:t>
       </w:r>
-      <w:hyperlink r:id="rId29">
-        <w:r>
-          <w:rPr>
-            <w:lang w:val="zh_TW" w:bidi="zh_TW"/>
-          </w:rPr>
-          <w:rPr>
-            <w:color w:val="0000EE"/>
-            <w:u w:val="single"/>
-          </w:rPr>
-          <w:t>利27:16</w:t>
-        </w:r>
-      </w:hyperlink>
+      <w:r>
+        <w:rPr>
+          <w:lang w:val="zh_TW" w:bidi="zh_TW"/>
+        </w:rPr>
+        <w:t>利27:16</w:t>
+      </w:r>
       <w:r>
         <w:rPr>
           <w:lang w:val="zh_TW" w:bidi="zh_TW"/>
@@ -855,18 +741,12 @@
         </w:rPr>
         <w:t>的大麥（</w:t>
       </w:r>
-      <w:hyperlink r:id="rId30">
-        <w:r>
-          <w:rPr>
-            <w:lang w:val="zh_TW" w:bidi="zh_TW"/>
-          </w:rPr>
-          <w:rPr>
-            <w:color w:val="0000EE"/>
-            <w:u w:val="single"/>
-          </w:rPr>
-          <w:t>王下7:16</w:t>
-        </w:r>
-      </w:hyperlink>
+      <w:r>
+        <w:rPr>
+          <w:lang w:val="zh_TW" w:bidi="zh_TW"/>
+        </w:rPr>
+        <w:t>王下7:16</w:t>
+      </w:r>
       <w:r>
         <w:rPr>
           <w:lang w:val="zh_TW" w:bidi="zh_TW"/>
@@ -957,18 +837,12 @@
         </w:rPr>
         <w:t>在公元前六世紀，當猶太人自巴比倫被擄歸回時，硬幣以及其它形式的金銀也用於重建耶路撒冷聖殿的捐獻中。文中提到的金幣為「達利克（daric）」；此詞顯然是源於波斯大流士一世（Darius I ，公元前521–486年）之名，並廣為通行，甚至出現在較晚撰寫、卻追述更早時代的經文中（參</w:t>
       </w:r>
-      <w:hyperlink r:id="rId31">
-        <w:r>
-          <w:rPr>
-            <w:lang w:val="zh_TW" w:bidi="zh_TW"/>
-          </w:rPr>
-          <w:rPr>
-            <w:color w:val="0000EE"/>
-            <w:u w:val="single"/>
-          </w:rPr>
-          <w:t>代上29:7</w:t>
-        </w:r>
-      </w:hyperlink>
+      <w:r>
+        <w:rPr>
+          <w:lang w:val="zh_TW" w:bidi="zh_TW"/>
+        </w:rPr>
+        <w:t>代上29:7</w:t>
+      </w:r>
       <w:r>
         <w:rPr>
           <w:lang w:val="zh_TW" w:bidi="zh_TW"/>
@@ -1099,25 +973,7 @@
         <w:rPr>
           <w:lang w:val="zh_TW" w:bidi="zh_TW"/>
         </w:rPr>
-        <w:t>當戰情一度有利於馬加比人時，敘利亞王安提阿古（Antiochus ）授予西門·馬加比（Simon Maccabeus）鑄造自己錢幣的權利（</w:t>
-      </w:r>
-      <w:hyperlink r:id="rId32">
-        <w:r>
-          <w:rPr>
-            <w:lang w:val="zh_TW" w:bidi="zh_TW"/>
-          </w:rPr>
-          <w:rPr>
-            <w:color w:val="0000EE"/>
-            <w:u w:val="single"/>
-          </w:rPr>
-          <w:t>馬加比一書15:6</w:t>
-        </w:r>
-      </w:hyperlink>
-      <w:r>
-        <w:rPr>
-          <w:lang w:val="zh_TW" w:bidi="zh_TW"/>
-        </w:rPr>
-        <w:t>），但在他能夠利用這一象徵獨立的權利之前，權力的平衡再次改變。猶太地再次成為附庸國，鑄幣許可也迅速被撤回。</w:t>
+        <w:t>當戰情一度有利於馬加比人時，敘利亞王安提阿古（Antiochus ）授予西門·馬加比（Simon Maccabeus）鑄造自己錢幣的權利（馬加比一書15:6），但在他能夠利用這一象徵獨立的權利之前，權力的平衡再次改變。猶太地再次成為附庸國，鑄幣許可也迅速被撤回。</w:t>
       </w:r>
     </w:p>
     <w:p>
@@ -1260,198 +1116,132 @@
         </w:rPr>
         <w:t>金屬工人；即鐵匠。聖經中最早被提及的金屬工匠是土八‧該隱（</w:t>
       </w:r>
-      <w:hyperlink r:id="rId33">
-        <w:r>
-          <w:rPr>
-            <w:lang w:val="zh_TW" w:bidi="zh_TW"/>
-          </w:rPr>
-          <w:rPr>
-            <w:color w:val="0000EE"/>
-            <w:u w:val="single"/>
-          </w:rPr>
-          <w:t>創4:22</w:t>
-        </w:r>
-      </w:hyperlink>
+      <w:r>
+        <w:rPr>
+          <w:lang w:val="zh_TW" w:bidi="zh_TW"/>
+        </w:rPr>
+        <w:t>創4:22</w:t>
+      </w:r>
       <w:r>
         <w:rPr>
           <w:lang w:val="zh_TW" w:bidi="zh_TW"/>
         </w:rPr>
         <w:t>）。這個詞涵蓋了各種類型的金屬工匠：銅、青銅、鐵、銀和金。銀匠在</w:t>
       </w:r>
-      <w:hyperlink r:id="rId34">
-        <w:r>
-          <w:rPr>
-            <w:lang w:val="zh_TW" w:bidi="zh_TW"/>
-          </w:rPr>
-          <w:rPr>
-            <w:color w:val="0000EE"/>
-            <w:u w:val="single"/>
-          </w:rPr>
-          <w:t>士師記十七章4節</w:t>
-        </w:r>
-      </w:hyperlink>
+      <w:r>
+        <w:rPr>
+          <w:lang w:val="zh_TW" w:bidi="zh_TW"/>
+        </w:rPr>
+        <w:t>士師記十七章4節</w:t>
+      </w:r>
       <w:r>
         <w:rPr>
           <w:lang w:val="zh_TW" w:bidi="zh_TW"/>
         </w:rPr>
         <w:t>和</w:t>
       </w:r>
-      <w:hyperlink r:id="rId35">
-        <w:r>
-          <w:rPr>
-            <w:lang w:val="zh_TW" w:bidi="zh_TW"/>
-          </w:rPr>
-          <w:rPr>
-            <w:color w:val="0000EE"/>
-            <w:u w:val="single"/>
-          </w:rPr>
-          <w:t>使徒行傳十九章24節</w:t>
-        </w:r>
-      </w:hyperlink>
+      <w:r>
+        <w:rPr>
+          <w:lang w:val="zh_TW" w:bidi="zh_TW"/>
+        </w:rPr>
+        <w:t>使徒行傳十九章24節</w:t>
+      </w:r>
       <w:r>
         <w:rPr>
           <w:lang w:val="zh_TW" w:bidi="zh_TW"/>
         </w:rPr>
         <w:t>中提到。直至撒母耳時期，以色列境內的鐵匠稀少，甚至可能不存在，以致以色列人必須到非利士人的鐵匠那裡，打磨他們的鐵製工具（</w:t>
       </w:r>
-      <w:hyperlink r:id="rId36">
-        <w:r>
-          <w:rPr>
-            <w:lang w:val="zh_TW" w:bidi="zh_TW"/>
-          </w:rPr>
-          <w:rPr>
-            <w:color w:val="0000EE"/>
-            <w:u w:val="single"/>
-          </w:rPr>
-          <w:t>撒上13:19</w:t>
-        </w:r>
-      </w:hyperlink>
+      <w:r>
+        <w:rPr>
+          <w:lang w:val="zh_TW" w:bidi="zh_TW"/>
+        </w:rPr>
+        <w:t>撒上13:19</w:t>
+      </w:r>
       <w:r>
         <w:rPr>
           <w:lang w:val="zh_TW" w:bidi="zh_TW"/>
         </w:rPr>
         <w:t>）。到了列王時代，以色列的鐵匠十分活躍，但後來被尼布甲尼撒擄走（</w:t>
       </w:r>
-      <w:hyperlink r:id="rId37">
-        <w:r>
-          <w:rPr>
-            <w:lang w:val="zh_TW" w:bidi="zh_TW"/>
-          </w:rPr>
-          <w:rPr>
-            <w:color w:val="0000EE"/>
-            <w:u w:val="single"/>
-          </w:rPr>
-          <w:t>王下24:14–16</w:t>
-        </w:r>
-      </w:hyperlink>
+      <w:r>
+        <w:rPr>
+          <w:lang w:val="zh_TW" w:bidi="zh_TW"/>
+        </w:rPr>
+        <w:t>王下24:14–16</w:t>
+      </w:r>
       <w:r>
         <w:rPr>
           <w:lang w:val="zh_TW" w:bidi="zh_TW"/>
         </w:rPr>
         <w:t>；</w:t>
       </w:r>
-      <w:hyperlink r:id="rId38">
-        <w:r>
-          <w:rPr>
-            <w:lang w:val="zh_TW" w:bidi="zh_TW"/>
-          </w:rPr>
-          <w:rPr>
-            <w:color w:val="0000EE"/>
-            <w:u w:val="single"/>
-          </w:rPr>
-          <w:t>耶24:1</w:t>
-        </w:r>
-      </w:hyperlink>
+      <w:r>
+        <w:rPr>
+          <w:lang w:val="zh_TW" w:bidi="zh_TW"/>
+        </w:rPr>
+        <w:t>耶24:1</w:t>
+      </w:r>
       <w:r>
         <w:rPr>
           <w:lang w:val="zh_TW" w:bidi="zh_TW"/>
         </w:rPr>
         <w:t>，</w:t>
       </w:r>
-      <w:hyperlink r:id="rId39">
-        <w:r>
-          <w:rPr>
-            <w:lang w:val="zh_TW" w:bidi="zh_TW"/>
-          </w:rPr>
-          <w:rPr>
-            <w:color w:val="0000EE"/>
-            <w:u w:val="single"/>
-          </w:rPr>
-          <w:t>29:2</w:t>
-        </w:r>
-      </w:hyperlink>
+      <w:r>
+        <w:rPr>
+          <w:lang w:val="zh_TW" w:bidi="zh_TW"/>
+        </w:rPr>
+        <w:t>29:2</w:t>
+      </w:r>
       <w:r>
         <w:rPr>
           <w:lang w:val="zh_TW" w:bidi="zh_TW"/>
         </w:rPr>
         <w:t>）。關於鐵匠工作的細節在多處經文中有所描述（</w:t>
       </w:r>
-      <w:hyperlink r:id="rId40">
-        <w:r>
-          <w:rPr>
-            <w:lang w:val="zh_TW" w:bidi="zh_TW"/>
-          </w:rPr>
-          <w:rPr>
-            <w:color w:val="0000EE"/>
-            <w:u w:val="single"/>
-          </w:rPr>
-          <w:t>箴25:4</w:t>
-        </w:r>
-      </w:hyperlink>
+      <w:r>
+        <w:rPr>
+          <w:lang w:val="zh_TW" w:bidi="zh_TW"/>
+        </w:rPr>
+        <w:t>箴25:4</w:t>
+      </w:r>
       <w:r>
         <w:rPr>
           <w:lang w:val="zh_TW" w:bidi="zh_TW"/>
         </w:rPr>
         <w:t>；</w:t>
       </w:r>
-      <w:hyperlink r:id="rId41">
-        <w:r>
-          <w:rPr>
-            <w:lang w:val="zh_TW" w:bidi="zh_TW"/>
-          </w:rPr>
-          <w:rPr>
-            <w:color w:val="0000EE"/>
-            <w:u w:val="single"/>
-          </w:rPr>
-          <w:t>賽44:12</w:t>
-        </w:r>
-      </w:hyperlink>
+      <w:r>
+        <w:rPr>
+          <w:lang w:val="zh_TW" w:bidi="zh_TW"/>
+        </w:rPr>
+        <w:t>賽44:12</w:t>
+      </w:r>
       <w:r>
         <w:rPr>
           <w:lang w:val="zh_TW" w:bidi="zh_TW"/>
         </w:rPr>
         <w:t>，</w:t>
       </w:r>
-      <w:hyperlink r:id="rId42">
-        <w:r>
-          <w:rPr>
-            <w:lang w:val="zh_TW" w:bidi="zh_TW"/>
-          </w:rPr>
-          <w:rPr>
-            <w:color w:val="0000EE"/>
-            <w:u w:val="single"/>
-          </w:rPr>
-          <w:t>54:16</w:t>
-        </w:r>
-      </w:hyperlink>
+      <w:r>
+        <w:rPr>
+          <w:lang w:val="zh_TW" w:bidi="zh_TW"/>
+        </w:rPr>
+        <w:t>54:16</w:t>
+      </w:r>
       <w:r>
         <w:rPr>
           <w:lang w:val="zh_TW" w:bidi="zh_TW"/>
         </w:rPr>
         <w:t>）。在</w:t>
       </w:r>
-      <w:hyperlink r:id="rId43">
-        <w:r>
-          <w:rPr>
-            <w:lang w:val="zh_TW" w:bidi="zh_TW"/>
-          </w:rPr>
-          <w:rPr>
-            <w:color w:val="0000EE"/>
-            <w:u w:val="single"/>
-          </w:rPr>
-          <w:t>撒迦利亞書一章20節</w:t>
-        </w:r>
-      </w:hyperlink>
+      <w:r>
+        <w:rPr>
+          <w:lang w:val="zh_TW" w:bidi="zh_TW"/>
+        </w:rPr>
+        <w:t>撒迦利亞書一章20節</w:t>
+      </w:r>
       <w:r>
         <w:rPr>
           <w:lang w:val="zh_TW" w:bidi="zh_TW"/>
@@ -1559,18 +1349,12 @@
         </w:rPr>
         <w:t>美索不達米亞的大城市中經常建有金字塔型廟宇。一般認為，巴別塔就是以這類建築為原型而建造的（</w:t>
       </w:r>
-      <w:hyperlink r:id="rId44">
-        <w:r>
-          <w:rPr>
-            <w:lang w:val="zh_TW" w:bidi="zh_TW"/>
-          </w:rPr>
-          <w:rPr>
-            <w:color w:val="0000EE"/>
-            <w:u w:val="single"/>
-          </w:rPr>
-          <w:t>創11:1–9</w:t>
-        </w:r>
-      </w:hyperlink>
+      <w:r>
+        <w:rPr>
+          <w:lang w:val="zh_TW" w:bidi="zh_TW"/>
+        </w:rPr>
+        <w:t>創11:1–9</w:t>
+      </w:r>
       <w:r>
         <w:rPr>
           <w:lang w:val="zh_TW" w:bidi="zh_TW"/>
